--- a/rediseno_2026/4.5 Itinerarios formateados y corregidos/CPA-506 Reportes y Aseguramiento de Sostenibilidad y Auditoría Ambiental.docx
+++ b/rediseno_2026/4.5 Itinerarios formateados y corregidos/CPA-506 Reportes y Aseguramiento de Sostenibilidad y Auditoría Ambiental.docx
@@ -76,12 +76,12 @@
         <w:tblW w:w="9405" w:type="dxa"/>
         <w:jc w:val="center"/>
         <w:tblBorders>
-          <w:top w:val="single" w:sz="4" w:space="0" w:color="8EAADB"/>
-          <w:left w:val="single" w:sz="4" w:space="0" w:color="8EAADB"/>
-          <w:bottom w:val="single" w:sz="4" w:space="0" w:color="8EAADB"/>
-          <w:right w:val="single" w:sz="4" w:space="0" w:color="8EAADB"/>
-          <w:insideH w:val="single" w:sz="4" w:space="0" w:color="8EAADB"/>
-          <w:insideV w:val="single" w:sz="4" w:space="0" w:color="8EAADB"/>
+          <w:top w:val="single" w:sz="6" w:space="0" w:color="1F3864"/>
+          <w:left w:val="single" w:sz="6" w:space="0" w:color="1F3864"/>
+          <w:bottom w:val="single" w:sz="6" w:space="0" w:color="1F3864"/>
+          <w:right w:val="single" w:sz="6" w:space="0" w:color="1F3864"/>
+          <w:insideH w:val="single" w:sz="6" w:space="0" w:color="1F3864"/>
+          <w:insideV w:val="single" w:sz="6" w:space="0" w:color="1F3864"/>
         </w:tblBorders>
         <w:tblLayout w:type="fixed"/>
         <w:tblCellMar>
@@ -111,13 +111,13 @@
       <w:tr>
         <w:tc>
           <w:tcPr>
-            <w:tcW w:w="2351" w:type="dxa"/>
+            <w:tcW w:w="2348" w:type="dxa"/>
             <w:gridSpan w:val="4"/>
             <w:tcBorders>
-              <w:top w:val="single" w:sz="4" w:space="0" w:color="4472C4"/>
-              <w:left w:val="single" w:sz="4" w:space="0" w:color="4472C4"/>
-              <w:bottom w:val="single" w:sz="4" w:space="0" w:color="4472C4"/>
-              <w:right w:val="single" w:sz="4" w:space="0" w:color="4472C4"/>
+              <w:top w:val="single" w:sz="6" w:space="0" w:color="1F3864"/>
+              <w:left w:val="single" w:sz="6" w:space="0" w:color="1F3864"/>
+              <w:bottom w:val="single" w:sz="6" w:space="0" w:color="1F3864"/>
+              <w:right w:val="single" w:sz="6" w:space="0" w:color="1F3864"/>
             </w:tcBorders>
             <w:shd w:val="clear" w:color="auto" w:fill="4472C4"/>
             <w:tcMar>
@@ -130,6 +130,7 @@
           </w:tcPr>
           <w:p>
             <w:pPr>
+              <w:keepNext/>
               <w:spacing w:before="20" w:after="20" w:line="240" w:lineRule="auto"/>
               <w:jc w:val="center"/>
               <w:rPr>
@@ -156,13 +157,13 @@
         </w:tc>
         <w:tc>
           <w:tcPr>
-            <w:tcW w:w="2351" w:type="dxa"/>
+            <w:tcW w:w="2348" w:type="dxa"/>
             <w:gridSpan w:val="4"/>
             <w:tcBorders>
-              <w:top w:val="single" w:sz="4" w:space="0" w:color="4472C4"/>
-              <w:left w:val="single" w:sz="4" w:space="0" w:color="4472C4"/>
-              <w:bottom w:val="single" w:sz="4" w:space="0" w:color="4472C4"/>
-              <w:right w:val="single" w:sz="4" w:space="0" w:color="4472C4"/>
+              <w:top w:val="single" w:sz="6" w:space="0" w:color="1F3864"/>
+              <w:left w:val="single" w:sz="6" w:space="0" w:color="1F3864"/>
+              <w:bottom w:val="single" w:sz="6" w:space="0" w:color="1F3864"/>
+              <w:right w:val="single" w:sz="6" w:space="0" w:color="1F3864"/>
             </w:tcBorders>
             <w:shd w:val="clear" w:color="auto" w:fill="4472C4"/>
             <w:tcMar>
@@ -175,6 +176,7 @@
           </w:tcPr>
           <w:p>
             <w:pPr>
+              <w:keepNext/>
               <w:spacing w:before="20" w:after="20" w:line="240" w:lineRule="auto"/>
               <w:jc w:val="center"/>
               <w:rPr>
@@ -201,13 +203,13 @@
         </w:tc>
         <w:tc>
           <w:tcPr>
-            <w:tcW w:w="2351" w:type="dxa"/>
+            <w:tcW w:w="2347" w:type="dxa"/>
             <w:gridSpan w:val="5"/>
             <w:tcBorders>
-              <w:top w:val="single" w:sz="4" w:space="0" w:color="4472C4"/>
-              <w:left w:val="single" w:sz="4" w:space="0" w:color="4472C4"/>
-              <w:bottom w:val="single" w:sz="4" w:space="0" w:color="4472C4"/>
-              <w:right w:val="single" w:sz="4" w:space="0" w:color="4472C4"/>
+              <w:top w:val="single" w:sz="6" w:space="0" w:color="1F3864"/>
+              <w:left w:val="single" w:sz="6" w:space="0" w:color="1F3864"/>
+              <w:bottom w:val="single" w:sz="6" w:space="0" w:color="1F3864"/>
+              <w:right w:val="single" w:sz="6" w:space="0" w:color="1F3864"/>
             </w:tcBorders>
             <w:shd w:val="clear" w:color="auto" w:fill="4472C4"/>
             <w:tcMar>
@@ -220,6 +222,7 @@
           </w:tcPr>
           <w:p>
             <w:pPr>
+              <w:keepNext/>
               <w:spacing w:before="20" w:after="20" w:line="240" w:lineRule="auto"/>
               <w:jc w:val="center"/>
               <w:rPr>
@@ -246,13 +249,13 @@
         </w:tc>
         <w:tc>
           <w:tcPr>
-            <w:tcW w:w="2351" w:type="dxa"/>
+            <w:tcW w:w="2349" w:type="dxa"/>
             <w:gridSpan w:val="3"/>
             <w:tcBorders>
-              <w:top w:val="single" w:sz="4" w:space="0" w:color="4472C4"/>
-              <w:left w:val="single" w:sz="4" w:space="0" w:color="4472C4"/>
-              <w:bottom w:val="single" w:sz="4" w:space="0" w:color="4472C4"/>
-              <w:right w:val="single" w:sz="4" w:space="0" w:color="4472C4"/>
+              <w:top w:val="single" w:sz="6" w:space="0" w:color="1F3864"/>
+              <w:left w:val="single" w:sz="6" w:space="0" w:color="1F3864"/>
+              <w:bottom w:val="single" w:sz="6" w:space="0" w:color="1F3864"/>
+              <w:right w:val="single" w:sz="6" w:space="0" w:color="1F3864"/>
             </w:tcBorders>
             <w:shd w:val="clear" w:color="auto" w:fill="4472C4"/>
             <w:tcMar>
@@ -265,6 +268,7 @@
           </w:tcPr>
           <w:p>
             <w:pPr>
+              <w:keepNext/>
               <w:spacing w:before="20" w:after="20" w:line="240" w:lineRule="auto"/>
               <w:jc w:val="center"/>
               <w:rPr>
@@ -293,13 +297,13 @@
       <w:tr>
         <w:tc>
           <w:tcPr>
-            <w:tcW w:w="2351" w:type="dxa"/>
+            <w:tcW w:w="2348" w:type="dxa"/>
             <w:gridSpan w:val="4"/>
             <w:tcBorders>
-              <w:top w:val="single" w:sz="4" w:space="0" w:color="4472C4"/>
-              <w:left w:val="single" w:sz="4" w:space="0" w:color="4472C4"/>
-              <w:bottom w:val="single" w:sz="4" w:space="0" w:color="4472C4"/>
-              <w:right w:val="single" w:sz="4" w:space="0" w:color="4472C4"/>
+              <w:top w:val="single" w:sz="6" w:space="0" w:color="1F3864"/>
+              <w:left w:val="single" w:sz="6" w:space="0" w:color="1F3864"/>
+              <w:bottom w:val="single" w:sz="6" w:space="0" w:color="1F3864"/>
+              <w:right w:val="single" w:sz="6" w:space="0" w:color="1F3864"/>
             </w:tcBorders>
             <w:shd w:val="clear" w:color="auto" w:fill="4472C4"/>
             <w:tcMar>
@@ -312,6 +316,7 @@
           </w:tcPr>
           <w:p>
             <w:pPr>
+              <w:keepNext/>
               <w:spacing w:before="20" w:after="20" w:line="240" w:lineRule="auto"/>
               <w:jc w:val="center"/>
               <w:rPr>
@@ -351,13 +356,13 @@
         </w:tc>
         <w:tc>
           <w:tcPr>
-            <w:tcW w:w="2351" w:type="dxa"/>
+            <w:tcW w:w="2348" w:type="dxa"/>
             <w:gridSpan w:val="4"/>
             <w:tcBorders>
-              <w:top w:val="single" w:sz="4" w:space="0" w:color="4472C4"/>
-              <w:left w:val="single" w:sz="4" w:space="0" w:color="4472C4"/>
-              <w:bottom w:val="single" w:sz="4" w:space="0" w:color="4472C4"/>
-              <w:right w:val="single" w:sz="4" w:space="0" w:color="4472C4"/>
+              <w:top w:val="single" w:sz="6" w:space="0" w:color="1F3864"/>
+              <w:left w:val="single" w:sz="6" w:space="0" w:color="1F3864"/>
+              <w:bottom w:val="single" w:sz="6" w:space="0" w:color="1F3864"/>
+              <w:right w:val="single" w:sz="6" w:space="0" w:color="1F3864"/>
             </w:tcBorders>
             <w:shd w:val="clear" w:color="auto" w:fill="4472C4"/>
             <w:tcMar>
@@ -370,6 +375,7 @@
           </w:tcPr>
           <w:p>
             <w:pPr>
+              <w:keepNext/>
               <w:spacing w:before="20" w:after="20" w:line="240" w:lineRule="auto"/>
               <w:jc w:val="center"/>
               <w:rPr>
@@ -396,13 +402,13 @@
         </w:tc>
         <w:tc>
           <w:tcPr>
-            <w:tcW w:w="2351" w:type="dxa"/>
+            <w:tcW w:w="2347" w:type="dxa"/>
             <w:gridSpan w:val="5"/>
             <w:tcBorders>
-              <w:top w:val="single" w:sz="4" w:space="0" w:color="4472C4"/>
-              <w:left w:val="single" w:sz="4" w:space="0" w:color="4472C4"/>
-              <w:bottom w:val="single" w:sz="4" w:space="0" w:color="4472C4"/>
-              <w:right w:val="single" w:sz="4" w:space="0" w:color="4472C4"/>
+              <w:top w:val="single" w:sz="6" w:space="0" w:color="1F3864"/>
+              <w:left w:val="single" w:sz="6" w:space="0" w:color="1F3864"/>
+              <w:bottom w:val="single" w:sz="6" w:space="0" w:color="1F3864"/>
+              <w:right w:val="single" w:sz="6" w:space="0" w:color="1F3864"/>
             </w:tcBorders>
             <w:shd w:val="clear" w:color="auto" w:fill="4472C4"/>
             <w:tcMar>
@@ -415,6 +421,7 @@
           </w:tcPr>
           <w:p>
             <w:pPr>
+              <w:keepNext/>
               <w:spacing w:before="20" w:after="20" w:line="240" w:lineRule="auto"/>
               <w:jc w:val="center"/>
               <w:rPr>
@@ -441,13 +448,13 @@
         </w:tc>
         <w:tc>
           <w:tcPr>
-            <w:tcW w:w="2351" w:type="dxa"/>
+            <w:tcW w:w="2349" w:type="dxa"/>
             <w:gridSpan w:val="3"/>
             <w:tcBorders>
-              <w:top w:val="single" w:sz="4" w:space="0" w:color="4472C4"/>
-              <w:left w:val="single" w:sz="4" w:space="0" w:color="4472C4"/>
-              <w:bottom w:val="single" w:sz="4" w:space="0" w:color="4472C4"/>
-              <w:right w:val="single" w:sz="4" w:space="0" w:color="4472C4"/>
+              <w:top w:val="single" w:sz="6" w:space="0" w:color="1F3864"/>
+              <w:left w:val="single" w:sz="6" w:space="0" w:color="1F3864"/>
+              <w:bottom w:val="single" w:sz="6" w:space="0" w:color="1F3864"/>
+              <w:right w:val="single" w:sz="6" w:space="0" w:color="1F3864"/>
             </w:tcBorders>
             <w:shd w:val="clear" w:color="auto" w:fill="4472C4"/>
             <w:tcMar>
@@ -460,6 +467,7 @@
           </w:tcPr>
           <w:p>
             <w:pPr>
+              <w:keepNext/>
               <w:spacing w:before="20" w:after="20" w:line="240" w:lineRule="auto"/>
               <w:jc w:val="center"/>
               <w:rPr>
@@ -488,13 +496,13 @@
       <w:tr>
         <w:tc>
           <w:tcPr>
-            <w:tcW w:w="7053" w:type="dxa"/>
+            <w:tcW w:w="7043" w:type="dxa"/>
             <w:gridSpan w:val="13"/>
             <w:tcBorders>
-              <w:top w:val="single" w:sz="4" w:space="0" w:color="4472C4"/>
-              <w:left w:val="single" w:sz="4" w:space="0" w:color="4472C4"/>
-              <w:bottom w:val="single" w:sz="4" w:space="0" w:color="4472C4"/>
-              <w:right w:val="single" w:sz="4" w:space="0" w:color="4472C4"/>
+              <w:top w:val="single" w:sz="6" w:space="0" w:color="1F3864"/>
+              <w:left w:val="single" w:sz="6" w:space="0" w:color="1F3864"/>
+              <w:bottom w:val="single" w:sz="6" w:space="0" w:color="1F3864"/>
+              <w:right w:val="single" w:sz="6" w:space="0" w:color="1F3864"/>
             </w:tcBorders>
             <w:shd w:val="clear" w:color="auto" w:fill="4472C4"/>
             <w:tcMar>
@@ -507,6 +515,7 @@
           </w:tcPr>
           <w:p>
             <w:pPr>
+              <w:keepNext/>
               <w:spacing w:before="20" w:after="20" w:line="240" w:lineRule="auto"/>
               <w:jc w:val="center"/>
               <w:rPr>
@@ -533,13 +542,13 @@
         </w:tc>
         <w:tc>
           <w:tcPr>
-            <w:tcW w:w="2351" w:type="dxa"/>
+            <w:tcW w:w="2349" w:type="dxa"/>
             <w:gridSpan w:val="3"/>
             <w:tcBorders>
-              <w:top w:val="single" w:sz="4" w:space="0" w:color="4472C4"/>
-              <w:left w:val="single" w:sz="4" w:space="0" w:color="4472C4"/>
-              <w:bottom w:val="single" w:sz="4" w:space="0" w:color="4472C4"/>
-              <w:right w:val="single" w:sz="4" w:space="0" w:color="4472C4"/>
+              <w:top w:val="single" w:sz="6" w:space="0" w:color="1F3864"/>
+              <w:left w:val="single" w:sz="6" w:space="0" w:color="1F3864"/>
+              <w:bottom w:val="single" w:sz="6" w:space="0" w:color="1F3864"/>
+              <w:right w:val="single" w:sz="6" w:space="0" w:color="1F3864"/>
             </w:tcBorders>
             <w:shd w:val="clear" w:color="auto" w:fill="4472C4"/>
             <w:tcMar>
@@ -552,6 +561,7 @@
           </w:tcPr>
           <w:p>
             <w:pPr>
+              <w:keepNext/>
               <w:spacing w:before="20" w:after="20" w:line="240" w:lineRule="auto"/>
               <w:jc w:val="center"/>
               <w:rPr>
@@ -582,10 +592,10 @@
           <w:tcPr>
             <w:tcW w:w="1175" w:type="dxa"/>
             <w:tcBorders>
-              <w:top w:val="single" w:sz="4" w:space="0" w:color="4472C4"/>
-              <w:left w:val="single" w:sz="4" w:space="0" w:color="4472C4"/>
-              <w:bottom w:val="single" w:sz="4" w:space="0" w:color="4472C4"/>
-              <w:right w:val="single" w:sz="4" w:space="0" w:color="4472C4"/>
+              <w:top w:val="single" w:sz="6" w:space="0" w:color="1F3864"/>
+              <w:left w:val="single" w:sz="6" w:space="0" w:color="1F3864"/>
+              <w:bottom w:val="single" w:sz="6" w:space="0" w:color="1F3864"/>
+              <w:right w:val="single" w:sz="6" w:space="0" w:color="1F3864"/>
             </w:tcBorders>
             <w:shd w:val="clear" w:color="auto" w:fill="4472C4"/>
             <w:tcMar>
@@ -624,13 +634,13 @@
         </w:tc>
         <w:tc>
           <w:tcPr>
-            <w:tcW w:w="1175" w:type="dxa"/>
+            <w:tcW w:w="1173" w:type="dxa"/>
             <w:gridSpan w:val="3"/>
             <w:tcBorders>
-              <w:top w:val="single" w:sz="4" w:space="0" w:color="4472C4"/>
-              <w:left w:val="single" w:sz="4" w:space="0" w:color="4472C4"/>
-              <w:bottom w:val="single" w:sz="4" w:space="0" w:color="4472C4"/>
-              <w:right w:val="single" w:sz="4" w:space="0" w:color="4472C4"/>
+              <w:top w:val="single" w:sz="6" w:space="0" w:color="1F3864"/>
+              <w:left w:val="single" w:sz="6" w:space="0" w:color="1F3864"/>
+              <w:bottom w:val="single" w:sz="6" w:space="0" w:color="1F3864"/>
+              <w:right w:val="single" w:sz="6" w:space="0" w:color="1F3864"/>
             </w:tcBorders>
             <w:shd w:val="clear" w:color="auto" w:fill="4472C4"/>
             <w:tcMar>
@@ -669,13 +679,13 @@
         </w:tc>
         <w:tc>
           <w:tcPr>
-            <w:tcW w:w="1175" w:type="dxa"/>
+            <w:tcW w:w="1174" w:type="dxa"/>
             <w:gridSpan w:val="2"/>
             <w:tcBorders>
-              <w:top w:val="single" w:sz="4" w:space="0" w:color="4472C4"/>
-              <w:left w:val="single" w:sz="4" w:space="0" w:color="4472C4"/>
-              <w:bottom w:val="single" w:sz="4" w:space="0" w:color="4472C4"/>
-              <w:right w:val="single" w:sz="4" w:space="0" w:color="4472C4"/>
+              <w:top w:val="single" w:sz="6" w:space="0" w:color="1F3864"/>
+              <w:left w:val="single" w:sz="6" w:space="0" w:color="1F3864"/>
+              <w:bottom w:val="single" w:sz="6" w:space="0" w:color="1F3864"/>
+              <w:right w:val="single" w:sz="6" w:space="0" w:color="1F3864"/>
             </w:tcBorders>
             <w:shd w:val="clear" w:color="auto" w:fill="4472C4"/>
             <w:tcMar>
@@ -714,13 +724,13 @@
         </w:tc>
         <w:tc>
           <w:tcPr>
-            <w:tcW w:w="1175" w:type="dxa"/>
+            <w:tcW w:w="1174" w:type="dxa"/>
             <w:gridSpan w:val="2"/>
             <w:tcBorders>
-              <w:top w:val="single" w:sz="4" w:space="0" w:color="4472C4"/>
-              <w:left w:val="single" w:sz="4" w:space="0" w:color="4472C4"/>
-              <w:bottom w:val="single" w:sz="4" w:space="0" w:color="4472C4"/>
-              <w:right w:val="single" w:sz="4" w:space="0" w:color="4472C4"/>
+              <w:top w:val="single" w:sz="6" w:space="0" w:color="1F3864"/>
+              <w:left w:val="single" w:sz="6" w:space="0" w:color="1F3864"/>
+              <w:bottom w:val="single" w:sz="6" w:space="0" w:color="1F3864"/>
+              <w:right w:val="single" w:sz="6" w:space="0" w:color="1F3864"/>
             </w:tcBorders>
             <w:shd w:val="clear" w:color="auto" w:fill="4472C4"/>
             <w:tcMar>
@@ -759,13 +769,13 @@
         </w:tc>
         <w:tc>
           <w:tcPr>
-            <w:tcW w:w="1175" w:type="dxa"/>
+            <w:tcW w:w="1174" w:type="dxa"/>
             <w:gridSpan w:val="2"/>
             <w:tcBorders>
-              <w:top w:val="single" w:sz="4" w:space="0" w:color="4472C4"/>
-              <w:left w:val="single" w:sz="4" w:space="0" w:color="4472C4"/>
-              <w:bottom w:val="single" w:sz="4" w:space="0" w:color="4472C4"/>
-              <w:right w:val="single" w:sz="4" w:space="0" w:color="4472C4"/>
+              <w:top w:val="single" w:sz="6" w:space="0" w:color="1F3864"/>
+              <w:left w:val="single" w:sz="6" w:space="0" w:color="1F3864"/>
+              <w:bottom w:val="single" w:sz="6" w:space="0" w:color="1F3864"/>
+              <w:right w:val="single" w:sz="6" w:space="0" w:color="1F3864"/>
             </w:tcBorders>
             <w:shd w:val="clear" w:color="auto" w:fill="4472C4"/>
             <w:tcMar>
@@ -804,13 +814,13 @@
         </w:tc>
         <w:tc>
           <w:tcPr>
-            <w:tcW w:w="1175" w:type="dxa"/>
+            <w:tcW w:w="1173" w:type="dxa"/>
             <w:gridSpan w:val="3"/>
             <w:tcBorders>
-              <w:top w:val="single" w:sz="4" w:space="0" w:color="4472C4"/>
-              <w:left w:val="single" w:sz="4" w:space="0" w:color="4472C4"/>
-              <w:bottom w:val="single" w:sz="4" w:space="0" w:color="4472C4"/>
-              <w:right w:val="single" w:sz="4" w:space="0" w:color="4472C4"/>
+              <w:top w:val="single" w:sz="6" w:space="0" w:color="1F3864"/>
+              <w:left w:val="single" w:sz="6" w:space="0" w:color="1F3864"/>
+              <w:bottom w:val="single" w:sz="6" w:space="0" w:color="1F3864"/>
+              <w:right w:val="single" w:sz="6" w:space="0" w:color="1F3864"/>
             </w:tcBorders>
             <w:shd w:val="clear" w:color="auto" w:fill="4472C4"/>
             <w:tcMar>
@@ -849,14 +859,14 @@
         </w:tc>
         <w:tc>
           <w:tcPr>
-            <w:tcW w:w="2351" w:type="dxa"/>
+            <w:tcW w:w="2349" w:type="dxa"/>
             <w:gridSpan w:val="3"/>
             <w:vMerge w:val="restart"/>
             <w:tcBorders>
-              <w:top w:val="single" w:sz="4" w:space="0" w:color="8EAADB"/>
-              <w:left w:val="single" w:sz="4" w:space="0" w:color="8EAADB"/>
-              <w:bottom w:val="single" w:sz="4" w:space="0" w:color="8EAADB"/>
-              <w:right w:val="single" w:sz="4" w:space="0" w:color="8EAADB"/>
+              <w:top w:val="single" w:sz="6" w:space="0" w:color="1F3864"/>
+              <w:left w:val="single" w:sz="6" w:space="0" w:color="1F3864"/>
+              <w:bottom w:val="single" w:sz="6" w:space="0" w:color="1F3864"/>
+              <w:right w:val="single" w:sz="6" w:space="0" w:color="1F3864"/>
             </w:tcBorders>
             <w:shd w:val="clear" w:color="auto" w:fill="D9E2F3"/>
             <w:tcMar>
@@ -893,10 +903,10 @@
           <w:tcPr>
             <w:tcW w:w="1175" w:type="dxa"/>
             <w:tcBorders>
-              <w:top w:val="single" w:sz="4" w:space="0" w:color="8EAADB"/>
-              <w:left w:val="single" w:sz="4" w:space="0" w:color="8EAADB"/>
-              <w:bottom w:val="single" w:sz="4" w:space="0" w:color="8EAADB"/>
-              <w:right w:val="single" w:sz="4" w:space="0" w:color="8EAADB"/>
+              <w:top w:val="single" w:sz="6" w:space="0" w:color="1F3864"/>
+              <w:left w:val="single" w:sz="6" w:space="0" w:color="1F3864"/>
+              <w:bottom w:val="single" w:sz="6" w:space="0" w:color="1F3864"/>
+              <w:right w:val="single" w:sz="6" w:space="0" w:color="1F3864"/>
             </w:tcBorders>
             <w:shd w:val="clear" w:color="auto" w:fill="D9E2F3"/>
             <w:tcMar>
@@ -929,13 +939,13 @@
         </w:tc>
         <w:tc>
           <w:tcPr>
-            <w:tcW w:w="1175" w:type="dxa"/>
+            <w:tcW w:w="1173" w:type="dxa"/>
             <w:gridSpan w:val="3"/>
             <w:tcBorders>
-              <w:top w:val="single" w:sz="4" w:space="0" w:color="8EAADB"/>
-              <w:left w:val="single" w:sz="4" w:space="0" w:color="8EAADB"/>
-              <w:bottom w:val="single" w:sz="4" w:space="0" w:color="8EAADB"/>
-              <w:right w:val="single" w:sz="4" w:space="0" w:color="8EAADB"/>
+              <w:top w:val="single" w:sz="6" w:space="0" w:color="1F3864"/>
+              <w:left w:val="single" w:sz="6" w:space="0" w:color="1F3864"/>
+              <w:bottom w:val="single" w:sz="6" w:space="0" w:color="1F3864"/>
+              <w:right w:val="single" w:sz="6" w:space="0" w:color="1F3864"/>
             </w:tcBorders>
             <w:shd w:val="clear" w:color="auto" w:fill="D9E2F3"/>
             <w:tcMar>
@@ -968,13 +978,13 @@
         </w:tc>
         <w:tc>
           <w:tcPr>
-            <w:tcW w:w="1175" w:type="dxa"/>
+            <w:tcW w:w="1174" w:type="dxa"/>
             <w:gridSpan w:val="2"/>
             <w:tcBorders>
-              <w:top w:val="single" w:sz="4" w:space="0" w:color="8EAADB"/>
-              <w:left w:val="single" w:sz="4" w:space="0" w:color="8EAADB"/>
-              <w:bottom w:val="single" w:sz="4" w:space="0" w:color="8EAADB"/>
-              <w:right w:val="single" w:sz="4" w:space="0" w:color="8EAADB"/>
+              <w:top w:val="single" w:sz="6" w:space="0" w:color="1F3864"/>
+              <w:left w:val="single" w:sz="6" w:space="0" w:color="1F3864"/>
+              <w:bottom w:val="single" w:sz="6" w:space="0" w:color="1F3864"/>
+              <w:right w:val="single" w:sz="6" w:space="0" w:color="1F3864"/>
             </w:tcBorders>
             <w:shd w:val="clear" w:color="auto" w:fill="D9E2F3"/>
             <w:tcMar>
@@ -1007,13 +1017,13 @@
         </w:tc>
         <w:tc>
           <w:tcPr>
-            <w:tcW w:w="1175" w:type="dxa"/>
+            <w:tcW w:w="1174" w:type="dxa"/>
             <w:gridSpan w:val="2"/>
             <w:tcBorders>
-              <w:top w:val="single" w:sz="4" w:space="0" w:color="8EAADB"/>
-              <w:left w:val="single" w:sz="4" w:space="0" w:color="8EAADB"/>
-              <w:bottom w:val="single" w:sz="4" w:space="0" w:color="8EAADB"/>
-              <w:right w:val="single" w:sz="4" w:space="0" w:color="8EAADB"/>
+              <w:top w:val="single" w:sz="6" w:space="0" w:color="1F3864"/>
+              <w:left w:val="single" w:sz="6" w:space="0" w:color="1F3864"/>
+              <w:bottom w:val="single" w:sz="6" w:space="0" w:color="1F3864"/>
+              <w:right w:val="single" w:sz="6" w:space="0" w:color="1F3864"/>
             </w:tcBorders>
             <w:shd w:val="clear" w:color="auto" w:fill="D9E2F3"/>
             <w:tcMar>
@@ -1046,13 +1056,13 @@
         </w:tc>
         <w:tc>
           <w:tcPr>
-            <w:tcW w:w="1175" w:type="dxa"/>
+            <w:tcW w:w="1174" w:type="dxa"/>
             <w:gridSpan w:val="2"/>
             <w:tcBorders>
-              <w:top w:val="single" w:sz="4" w:space="0" w:color="8EAADB"/>
-              <w:left w:val="single" w:sz="4" w:space="0" w:color="8EAADB"/>
-              <w:bottom w:val="single" w:sz="4" w:space="0" w:color="8EAADB"/>
-              <w:right w:val="single" w:sz="4" w:space="0" w:color="8EAADB"/>
+              <w:top w:val="single" w:sz="6" w:space="0" w:color="1F3864"/>
+              <w:left w:val="single" w:sz="6" w:space="0" w:color="1F3864"/>
+              <w:bottom w:val="single" w:sz="6" w:space="0" w:color="1F3864"/>
+              <w:right w:val="single" w:sz="6" w:space="0" w:color="1F3864"/>
             </w:tcBorders>
             <w:shd w:val="clear" w:color="auto" w:fill="D9E2F3"/>
             <w:tcMar>
@@ -1085,13 +1095,13 @@
         </w:tc>
         <w:tc>
           <w:tcPr>
-            <w:tcW w:w="1175" w:type="dxa"/>
+            <w:tcW w:w="1173" w:type="dxa"/>
             <w:gridSpan w:val="3"/>
             <w:tcBorders>
-              <w:top w:val="single" w:sz="4" w:space="0" w:color="8EAADB"/>
-              <w:left w:val="single" w:sz="4" w:space="0" w:color="8EAADB"/>
-              <w:bottom w:val="single" w:sz="4" w:space="0" w:color="8EAADB"/>
-              <w:right w:val="single" w:sz="4" w:space="0" w:color="8EAADB"/>
+              <w:top w:val="single" w:sz="6" w:space="0" w:color="1F3864"/>
+              <w:left w:val="single" w:sz="6" w:space="0" w:color="1F3864"/>
+              <w:bottom w:val="single" w:sz="6" w:space="0" w:color="1F3864"/>
+              <w:right w:val="single" w:sz="6" w:space="0" w:color="1F3864"/>
             </w:tcBorders>
             <w:shd w:val="clear" w:color="auto" w:fill="D9E2F3"/>
             <w:tcMar>
@@ -1124,14 +1134,14 @@
         </w:tc>
         <w:tc>
           <w:tcPr>
-            <w:tcW w:w="2351" w:type="dxa"/>
+            <w:tcW w:w="2349" w:type="dxa"/>
             <w:gridSpan w:val="3"/>
             <w:vMerge/>
             <w:tcBorders>
-              <w:top w:val="single" w:sz="4" w:space="0" w:color="8EAADB"/>
-              <w:left w:val="single" w:sz="4" w:space="0" w:color="8EAADB"/>
-              <w:bottom w:val="single" w:sz="4" w:space="0" w:color="8EAADB"/>
-              <w:right w:val="single" w:sz="4" w:space="0" w:color="8EAADB"/>
+              <w:top w:val="single" w:sz="6" w:space="0" w:color="1F3864"/>
+              <w:left w:val="single" w:sz="6" w:space="0" w:color="1F3864"/>
+              <w:bottom w:val="single" w:sz="6" w:space="0" w:color="1F3864"/>
+              <w:right w:val="single" w:sz="6" w:space="0" w:color="1F3864"/>
             </w:tcBorders>
             <w:shd w:val="clear" w:color="auto" w:fill="D9E2F3"/>
           </w:tcPr>
@@ -1150,13 +1160,13 @@
       <w:tr>
         <w:tc>
           <w:tcPr>
-            <w:tcW w:w="9405" w:type="dxa"/>
+            <w:tcW w:w="9392" w:type="dxa"/>
             <w:gridSpan w:val="16"/>
             <w:tcBorders>
-              <w:top w:val="single" w:sz="4" w:space="0" w:color="4472C4"/>
-              <w:left w:val="single" w:sz="4" w:space="0" w:color="4472C4"/>
-              <w:bottom w:val="single" w:sz="4" w:space="0" w:color="4472C4"/>
-              <w:right w:val="single" w:sz="4" w:space="0" w:color="4472C4"/>
+              <w:top w:val="single" w:sz="6" w:space="0" w:color="1F3864"/>
+              <w:left w:val="single" w:sz="6" w:space="0" w:color="1F3864"/>
+              <w:bottom w:val="single" w:sz="6" w:space="0" w:color="1F3864"/>
+              <w:right w:val="single" w:sz="6" w:space="0" w:color="1F3864"/>
             </w:tcBorders>
             <w:shd w:val="clear" w:color="auto" w:fill="4472C4"/>
             <w:tcMar>
@@ -1169,6 +1179,7 @@
           </w:tcPr>
           <w:p>
             <w:pPr>
+              <w:keepNext/>
               <w:spacing w:before="20" w:after="20" w:line="240" w:lineRule="auto"/>
               <w:jc w:val="center"/>
               <w:rPr>
@@ -1197,13 +1208,13 @@
       <w:tr>
         <w:tc>
           <w:tcPr>
-            <w:tcW w:w="9405" w:type="dxa"/>
+            <w:tcW w:w="9392" w:type="dxa"/>
             <w:gridSpan w:val="16"/>
             <w:tcBorders>
-              <w:top w:val="single" w:sz="4" w:space="0" w:color="8EAADB"/>
-              <w:left w:val="single" w:sz="4" w:space="0" w:color="8EAADB"/>
-              <w:bottom w:val="single" w:sz="4" w:space="0" w:color="8EAADB"/>
-              <w:right w:val="single" w:sz="4" w:space="0" w:color="8EAADB"/>
+              <w:top w:val="single" w:sz="6" w:space="0" w:color="1F3864"/>
+              <w:left w:val="single" w:sz="6" w:space="0" w:color="1F3864"/>
+              <w:bottom w:val="single" w:sz="6" w:space="0" w:color="1F3864"/>
+              <w:right w:val="single" w:sz="6" w:space="0" w:color="1F3864"/>
             </w:tcBorders>
             <w:shd w:val="clear" w:color="auto" w:fill="D9E2F3"/>
             <w:tcMar>
@@ -1244,18 +1255,16 @@
         </w:tc>
       </w:tr>
       <w:tr>
-        <w:trPr>
-          <w:cantSplit/>
-        </w:trPr>
-        <w:tc>
-          <w:tcPr>
-            <w:tcW w:w="9405" w:type="dxa"/>
+        <w:trPr/>
+        <w:tc>
+          <w:tcPr>
+            <w:tcW w:w="9392" w:type="dxa"/>
             <w:gridSpan w:val="16"/>
             <w:tcBorders>
-              <w:top w:val="single" w:sz="4" w:space="0" w:color="8EAADB"/>
-              <w:left w:val="single" w:sz="4" w:space="0" w:color="8EAADB"/>
-              <w:bottom w:val="single" w:sz="4" w:space="0" w:color="8EAADB"/>
-              <w:right w:val="single" w:sz="4" w:space="0" w:color="8EAADB"/>
+              <w:top w:val="single" w:sz="6" w:space="0" w:color="1F3864"/>
+              <w:left w:val="single" w:sz="6" w:space="0" w:color="1F3864"/>
+              <w:bottom w:val="single" w:sz="6" w:space="0" w:color="1F3864"/>
+              <w:right w:val="single" w:sz="6" w:space="0" w:color="1F3864"/>
             </w:tcBorders>
             <w:shd w:val="clear" w:color="auto" w:fill="D9E2F3"/>
             <w:tcMar>
@@ -1302,13 +1311,13 @@
       <w:tr>
         <w:tc>
           <w:tcPr>
-            <w:tcW w:w="3135" w:type="dxa"/>
+            <w:tcW w:w="3131" w:type="dxa"/>
             <w:gridSpan w:val="5"/>
             <w:tcBorders>
-              <w:top w:val="single" w:sz="4" w:space="0" w:color="4472C4"/>
-              <w:left w:val="single" w:sz="4" w:space="0" w:color="4472C4"/>
-              <w:bottom w:val="single" w:sz="4" w:space="0" w:color="4472C4"/>
-              <w:right w:val="single" w:sz="4" w:space="0" w:color="4472C4"/>
+              <w:top w:val="single" w:sz="6" w:space="0" w:color="1F3864"/>
+              <w:left w:val="single" w:sz="6" w:space="0" w:color="1F3864"/>
+              <w:bottom w:val="single" w:sz="6" w:space="0" w:color="1F3864"/>
+              <w:right w:val="single" w:sz="6" w:space="0" w:color="1F3864"/>
             </w:tcBorders>
             <w:shd w:val="clear" w:color="auto" w:fill="4472C4"/>
             <w:tcMar>
@@ -1321,6 +1330,7 @@
           </w:tcPr>
           <w:p>
             <w:pPr>
+              <w:keepNext/>
               <w:spacing w:before="20" w:after="20" w:line="240" w:lineRule="auto"/>
               <w:jc w:val="center"/>
               <w:rPr>
@@ -1347,13 +1357,13 @@
         </w:tc>
         <w:tc>
           <w:tcPr>
-            <w:tcW w:w="3135" w:type="dxa"/>
+            <w:tcW w:w="3130" w:type="dxa"/>
             <w:gridSpan w:val="6"/>
             <w:tcBorders>
-              <w:top w:val="single" w:sz="4" w:space="0" w:color="4472C4"/>
-              <w:left w:val="single" w:sz="4" w:space="0" w:color="4472C4"/>
-              <w:bottom w:val="single" w:sz="4" w:space="0" w:color="4472C4"/>
-              <w:right w:val="single" w:sz="4" w:space="0" w:color="4472C4"/>
+              <w:top w:val="single" w:sz="6" w:space="0" w:color="1F3864"/>
+              <w:left w:val="single" w:sz="6" w:space="0" w:color="1F3864"/>
+              <w:bottom w:val="single" w:sz="6" w:space="0" w:color="1F3864"/>
+              <w:right w:val="single" w:sz="6" w:space="0" w:color="1F3864"/>
             </w:tcBorders>
             <w:shd w:val="clear" w:color="auto" w:fill="4472C4"/>
             <w:tcMar>
@@ -1366,6 +1376,7 @@
           </w:tcPr>
           <w:p>
             <w:pPr>
+              <w:keepNext/>
               <w:spacing w:before="20" w:after="20" w:line="240" w:lineRule="auto"/>
               <w:jc w:val="center"/>
               <w:rPr>
@@ -1392,13 +1403,13 @@
         </w:tc>
         <w:tc>
           <w:tcPr>
-            <w:tcW w:w="3135" w:type="dxa"/>
+            <w:tcW w:w="3131" w:type="dxa"/>
             <w:gridSpan w:val="5"/>
             <w:tcBorders>
-              <w:top w:val="single" w:sz="4" w:space="0" w:color="4472C4"/>
-              <w:left w:val="single" w:sz="4" w:space="0" w:color="4472C4"/>
-              <w:bottom w:val="single" w:sz="4" w:space="0" w:color="4472C4"/>
-              <w:right w:val="single" w:sz="4" w:space="0" w:color="4472C4"/>
+              <w:top w:val="single" w:sz="6" w:space="0" w:color="1F3864"/>
+              <w:left w:val="single" w:sz="6" w:space="0" w:color="1F3864"/>
+              <w:bottom w:val="single" w:sz="6" w:space="0" w:color="1F3864"/>
+              <w:right w:val="single" w:sz="6" w:space="0" w:color="1F3864"/>
             </w:tcBorders>
             <w:shd w:val="clear" w:color="auto" w:fill="4472C4"/>
             <w:tcMar>
@@ -1411,6 +1422,7 @@
           </w:tcPr>
           <w:p>
             <w:pPr>
+              <w:keepNext/>
               <w:spacing w:before="20" w:after="20" w:line="240" w:lineRule="auto"/>
               <w:jc w:val="center"/>
               <w:rPr>
@@ -1437,19 +1449,17 @@
         </w:tc>
       </w:tr>
       <w:tr>
-        <w:trPr>
-          <w:cantSplit/>
-        </w:trPr>
-        <w:tc>
-          <w:tcPr>
-            <w:tcW w:w="3135" w:type="dxa"/>
+        <w:trPr/>
+        <w:tc>
+          <w:tcPr>
+            <w:tcW w:w="3131" w:type="dxa"/>
             <w:gridSpan w:val="5"/>
             <w:vMerge w:val="restart"/>
             <w:tcBorders>
-              <w:top w:val="single" w:sz="4" w:space="0" w:color="8EAADB"/>
-              <w:left w:val="single" w:sz="4" w:space="0" w:color="8EAADB"/>
-              <w:bottom w:val="single" w:sz="4" w:space="0" w:color="8EAADB"/>
-              <w:right w:val="single" w:sz="4" w:space="0" w:color="8EAADB"/>
+              <w:top w:val="single" w:sz="6" w:space="0" w:color="1F3864"/>
+              <w:left w:val="single" w:sz="6" w:space="0" w:color="1F3864"/>
+              <w:bottom w:val="single" w:sz="6" w:space="0" w:color="1F3864"/>
+              <w:right w:val="single" w:sz="6" w:space="0" w:color="1F3864"/>
             </w:tcBorders>
             <w:shd w:val="clear" w:color="auto" w:fill="D9E2F3"/>
             <w:tcMar>
@@ -1481,13 +1491,13 @@
         </w:tc>
         <w:tc>
           <w:tcPr>
-            <w:tcW w:w="3135" w:type="dxa"/>
+            <w:tcW w:w="3130" w:type="dxa"/>
             <w:gridSpan w:val="6"/>
             <w:tcBorders>
-              <w:top w:val="single" w:sz="4" w:space="0" w:color="8EAADB"/>
-              <w:left w:val="single" w:sz="4" w:space="0" w:color="8EAADB"/>
-              <w:bottom w:val="single" w:sz="4" w:space="0" w:color="8EAADB"/>
-              <w:right w:val="single" w:sz="4" w:space="0" w:color="8EAADB"/>
+              <w:top w:val="single" w:sz="6" w:space="0" w:color="1F3864"/>
+              <w:left w:val="single" w:sz="6" w:space="0" w:color="1F3864"/>
+              <w:bottom w:val="single" w:sz="6" w:space="0" w:color="1F3864"/>
+              <w:right w:val="single" w:sz="6" w:space="0" w:color="1F3864"/>
             </w:tcBorders>
             <w:shd w:val="clear" w:color="auto" w:fill="D9E2F3"/>
             <w:tcMar>
@@ -1543,13 +1553,13 @@
         </w:tc>
         <w:tc>
           <w:tcPr>
-            <w:tcW w:w="3135" w:type="dxa"/>
+            <w:tcW w:w="3131" w:type="dxa"/>
             <w:gridSpan w:val="5"/>
             <w:tcBorders>
-              <w:top w:val="single" w:sz="4" w:space="0" w:color="8EAADB"/>
-              <w:left w:val="single" w:sz="4" w:space="0" w:color="8EAADB"/>
-              <w:bottom w:val="single" w:sz="4" w:space="0" w:color="8EAADB"/>
-              <w:right w:val="single" w:sz="4" w:space="0" w:color="8EAADB"/>
+              <w:top w:val="single" w:sz="6" w:space="0" w:color="1F3864"/>
+              <w:left w:val="single" w:sz="6" w:space="0" w:color="1F3864"/>
+              <w:bottom w:val="single" w:sz="6" w:space="0" w:color="1F3864"/>
+              <w:right w:val="single" w:sz="6" w:space="0" w:color="1F3864"/>
             </w:tcBorders>
             <w:shd w:val="clear" w:color="auto" w:fill="D9E2F3"/>
             <w:tcMar>
@@ -1607,19 +1617,17 @@
         </w:tc>
       </w:tr>
       <w:tr>
-        <w:trPr>
-          <w:cantSplit/>
-        </w:trPr>
-        <w:tc>
-          <w:tcPr>
-            <w:tcW w:w="3135" w:type="dxa"/>
+        <w:trPr/>
+        <w:tc>
+          <w:tcPr>
+            <w:tcW w:w="3131" w:type="dxa"/>
             <w:gridSpan w:val="5"/>
             <w:vMerge/>
             <w:tcBorders>
-              <w:top w:val="single" w:sz="4" w:space="0" w:color="8EAADB"/>
-              <w:left w:val="single" w:sz="4" w:space="0" w:color="8EAADB"/>
-              <w:bottom w:val="single" w:sz="4" w:space="0" w:color="8EAADB"/>
-              <w:right w:val="single" w:sz="4" w:space="0" w:color="8EAADB"/>
+              <w:top w:val="single" w:sz="6" w:space="0" w:color="1F3864"/>
+              <w:left w:val="single" w:sz="6" w:space="0" w:color="1F3864"/>
+              <w:bottom w:val="single" w:sz="6" w:space="0" w:color="1F3864"/>
+              <w:right w:val="single" w:sz="6" w:space="0" w:color="1F3864"/>
             </w:tcBorders>
             <w:shd w:val="clear" w:color="auto" w:fill="D9E2F3"/>
           </w:tcPr>
@@ -1636,13 +1644,13 @@
         </w:tc>
         <w:tc>
           <w:tcPr>
-            <w:tcW w:w="3135" w:type="dxa"/>
+            <w:tcW w:w="3130" w:type="dxa"/>
             <w:gridSpan w:val="6"/>
             <w:tcBorders>
-              <w:top w:val="single" w:sz="4" w:space="0" w:color="8EAADB"/>
-              <w:left w:val="single" w:sz="4" w:space="0" w:color="8EAADB"/>
-              <w:bottom w:val="single" w:sz="4" w:space="0" w:color="8EAADB"/>
-              <w:right w:val="single" w:sz="4" w:space="0" w:color="8EAADB"/>
+              <w:top w:val="single" w:sz="6" w:space="0" w:color="1F3864"/>
+              <w:left w:val="single" w:sz="6" w:space="0" w:color="1F3864"/>
+              <w:bottom w:val="single" w:sz="6" w:space="0" w:color="1F3864"/>
+              <w:right w:val="single" w:sz="6" w:space="0" w:color="1F3864"/>
             </w:tcBorders>
             <w:shd w:val="clear" w:color="auto" w:fill="D9E2F3"/>
             <w:tcMar>
@@ -1682,13 +1690,13 @@
         </w:tc>
         <w:tc>
           <w:tcPr>
-            <w:tcW w:w="3135" w:type="dxa"/>
+            <w:tcW w:w="3131" w:type="dxa"/>
             <w:gridSpan w:val="5"/>
             <w:tcBorders>
-              <w:top w:val="single" w:sz="4" w:space="0" w:color="8EAADB"/>
-              <w:left w:val="single" w:sz="4" w:space="0" w:color="8EAADB"/>
-              <w:bottom w:val="single" w:sz="4" w:space="0" w:color="8EAADB"/>
-              <w:right w:val="single" w:sz="4" w:space="0" w:color="8EAADB"/>
+              <w:top w:val="single" w:sz="6" w:space="0" w:color="1F3864"/>
+              <w:left w:val="single" w:sz="6" w:space="0" w:color="1F3864"/>
+              <w:bottom w:val="single" w:sz="6" w:space="0" w:color="1F3864"/>
+              <w:right w:val="single" w:sz="6" w:space="0" w:color="1F3864"/>
             </w:tcBorders>
             <w:shd w:val="clear" w:color="auto" w:fill="D9E2F3"/>
             <w:tcMar>
@@ -1730,19 +1738,17 @@
         </w:tc>
       </w:tr>
       <w:tr>
-        <w:trPr>
-          <w:cantSplit/>
-        </w:trPr>
-        <w:tc>
-          <w:tcPr>
-            <w:tcW w:w="3135" w:type="dxa"/>
+        <w:trPr/>
+        <w:tc>
+          <w:tcPr>
+            <w:tcW w:w="3131" w:type="dxa"/>
             <w:gridSpan w:val="5"/>
             <w:vMerge w:val="restart"/>
             <w:tcBorders>
-              <w:top w:val="single" w:sz="4" w:space="0" w:color="8EAADB"/>
-              <w:left w:val="single" w:sz="4" w:space="0" w:color="8EAADB"/>
-              <w:bottom w:val="single" w:sz="4" w:space="0" w:color="8EAADB"/>
-              <w:right w:val="single" w:sz="4" w:space="0" w:color="8EAADB"/>
+              <w:top w:val="single" w:sz="6" w:space="0" w:color="1F3864"/>
+              <w:left w:val="single" w:sz="6" w:space="0" w:color="1F3864"/>
+              <w:bottom w:val="single" w:sz="6" w:space="0" w:color="1F3864"/>
+              <w:right w:val="single" w:sz="6" w:space="0" w:color="1F3864"/>
             </w:tcBorders>
             <w:shd w:val="clear" w:color="auto" w:fill="D9E2F3"/>
             <w:tcMar>
@@ -1806,13 +1812,13 @@
         </w:tc>
         <w:tc>
           <w:tcPr>
-            <w:tcW w:w="3135" w:type="dxa"/>
+            <w:tcW w:w="3130" w:type="dxa"/>
             <w:gridSpan w:val="6"/>
             <w:tcBorders>
-              <w:top w:val="single" w:sz="4" w:space="0" w:color="8EAADB"/>
-              <w:left w:val="single" w:sz="4" w:space="0" w:color="8EAADB"/>
-              <w:bottom w:val="single" w:sz="4" w:space="0" w:color="8EAADB"/>
-              <w:right w:val="single" w:sz="4" w:space="0" w:color="8EAADB"/>
+              <w:top w:val="single" w:sz="6" w:space="0" w:color="1F3864"/>
+              <w:left w:val="single" w:sz="6" w:space="0" w:color="1F3864"/>
+              <w:bottom w:val="single" w:sz="6" w:space="0" w:color="1F3864"/>
+              <w:right w:val="single" w:sz="6" w:space="0" w:color="1F3864"/>
             </w:tcBorders>
             <w:shd w:val="clear" w:color="auto" w:fill="D9E2F3"/>
             <w:tcMar>
@@ -1876,13 +1882,13 @@
         </w:tc>
         <w:tc>
           <w:tcPr>
-            <w:tcW w:w="3135" w:type="dxa"/>
+            <w:tcW w:w="3131" w:type="dxa"/>
             <w:gridSpan w:val="5"/>
             <w:tcBorders>
-              <w:top w:val="single" w:sz="4" w:space="0" w:color="8EAADB"/>
-              <w:left w:val="single" w:sz="4" w:space="0" w:color="8EAADB"/>
-              <w:bottom w:val="single" w:sz="4" w:space="0" w:color="8EAADB"/>
-              <w:right w:val="single" w:sz="4" w:space="0" w:color="8EAADB"/>
+              <w:top w:val="single" w:sz="6" w:space="0" w:color="1F3864"/>
+              <w:left w:val="single" w:sz="6" w:space="0" w:color="1F3864"/>
+              <w:bottom w:val="single" w:sz="6" w:space="0" w:color="1F3864"/>
+              <w:right w:val="single" w:sz="6" w:space="0" w:color="1F3864"/>
             </w:tcBorders>
             <w:shd w:val="clear" w:color="auto" w:fill="D9E2F3"/>
             <w:tcMar>
@@ -1940,19 +1946,17 @@
         </w:tc>
       </w:tr>
       <w:tr>
-        <w:trPr>
-          <w:cantSplit/>
-        </w:trPr>
-        <w:tc>
-          <w:tcPr>
-            <w:tcW w:w="3135" w:type="dxa"/>
+        <w:trPr/>
+        <w:tc>
+          <w:tcPr>
+            <w:tcW w:w="3131" w:type="dxa"/>
             <w:gridSpan w:val="5"/>
             <w:vMerge/>
             <w:tcBorders>
-              <w:top w:val="single" w:sz="4" w:space="0" w:color="8EAADB"/>
-              <w:left w:val="single" w:sz="4" w:space="0" w:color="8EAADB"/>
-              <w:bottom w:val="single" w:sz="4" w:space="0" w:color="8EAADB"/>
-              <w:right w:val="single" w:sz="4" w:space="0" w:color="8EAADB"/>
+              <w:top w:val="single" w:sz="6" w:space="0" w:color="1F3864"/>
+              <w:left w:val="single" w:sz="6" w:space="0" w:color="1F3864"/>
+              <w:bottom w:val="single" w:sz="6" w:space="0" w:color="1F3864"/>
+              <w:right w:val="single" w:sz="6" w:space="0" w:color="1F3864"/>
             </w:tcBorders>
             <w:shd w:val="clear" w:color="auto" w:fill="D9E2F3"/>
           </w:tcPr>
@@ -1969,13 +1973,13 @@
         </w:tc>
         <w:tc>
           <w:tcPr>
-            <w:tcW w:w="3135" w:type="dxa"/>
+            <w:tcW w:w="3130" w:type="dxa"/>
             <w:gridSpan w:val="6"/>
             <w:tcBorders>
-              <w:top w:val="single" w:sz="4" w:space="0" w:color="8EAADB"/>
-              <w:left w:val="single" w:sz="4" w:space="0" w:color="8EAADB"/>
-              <w:bottom w:val="single" w:sz="4" w:space="0" w:color="8EAADB"/>
-              <w:right w:val="single" w:sz="4" w:space="0" w:color="8EAADB"/>
+              <w:top w:val="single" w:sz="6" w:space="0" w:color="1F3864"/>
+              <w:left w:val="single" w:sz="6" w:space="0" w:color="1F3864"/>
+              <w:bottom w:val="single" w:sz="6" w:space="0" w:color="1F3864"/>
+              <w:right w:val="single" w:sz="6" w:space="0" w:color="1F3864"/>
             </w:tcBorders>
             <w:shd w:val="clear" w:color="auto" w:fill="D9E2F3"/>
             <w:tcMar>
@@ -2015,13 +2019,13 @@
         </w:tc>
         <w:tc>
           <w:tcPr>
-            <w:tcW w:w="3135" w:type="dxa"/>
+            <w:tcW w:w="3131" w:type="dxa"/>
             <w:gridSpan w:val="5"/>
             <w:tcBorders>
-              <w:top w:val="single" w:sz="4" w:space="0" w:color="8EAADB"/>
-              <w:left w:val="single" w:sz="4" w:space="0" w:color="8EAADB"/>
-              <w:bottom w:val="single" w:sz="4" w:space="0" w:color="8EAADB"/>
-              <w:right w:val="single" w:sz="4" w:space="0" w:color="8EAADB"/>
+              <w:top w:val="single" w:sz="6" w:space="0" w:color="1F3864"/>
+              <w:left w:val="single" w:sz="6" w:space="0" w:color="1F3864"/>
+              <w:bottom w:val="single" w:sz="6" w:space="0" w:color="1F3864"/>
+              <w:right w:val="single" w:sz="6" w:space="0" w:color="1F3864"/>
             </w:tcBorders>
             <w:shd w:val="clear" w:color="auto" w:fill="D9E2F3"/>
             <w:tcMar>
@@ -2065,13 +2069,13 @@
       <w:tr>
         <w:tc>
           <w:tcPr>
-            <w:tcW w:w="9405" w:type="dxa"/>
+            <w:tcW w:w="9392" w:type="dxa"/>
             <w:gridSpan w:val="16"/>
             <w:tcBorders>
-              <w:top w:val="single" w:sz="4" w:space="0" w:color="4472C4"/>
-              <w:left w:val="single" w:sz="4" w:space="0" w:color="4472C4"/>
-              <w:bottom w:val="single" w:sz="4" w:space="0" w:color="4472C4"/>
-              <w:right w:val="single" w:sz="4" w:space="0" w:color="4472C4"/>
+              <w:top w:val="single" w:sz="6" w:space="0" w:color="1F3864"/>
+              <w:left w:val="single" w:sz="6" w:space="0" w:color="1F3864"/>
+              <w:bottom w:val="single" w:sz="6" w:space="0" w:color="1F3864"/>
+              <w:right w:val="single" w:sz="6" w:space="0" w:color="1F3864"/>
             </w:tcBorders>
             <w:shd w:val="clear" w:color="auto" w:fill="4472C4"/>
             <w:tcMar>
@@ -2084,6 +2088,7 @@
           </w:tcPr>
           <w:p>
             <w:pPr>
+              <w:keepNext/>
               <w:spacing w:before="20" w:after="20" w:line="240" w:lineRule="auto"/>
               <w:jc w:val="center"/>
               <w:rPr>
@@ -2112,13 +2117,13 @@
       <w:tr>
         <w:tc>
           <w:tcPr>
-            <w:tcW w:w="2351" w:type="dxa"/>
+            <w:tcW w:w="2348" w:type="dxa"/>
             <w:gridSpan w:val="4"/>
             <w:tcBorders>
-              <w:top w:val="single" w:sz="4" w:space="0" w:color="4472C4"/>
-              <w:left w:val="single" w:sz="4" w:space="0" w:color="4472C4"/>
-              <w:bottom w:val="single" w:sz="4" w:space="0" w:color="4472C4"/>
-              <w:right w:val="single" w:sz="4" w:space="0" w:color="4472C4"/>
+              <w:top w:val="single" w:sz="6" w:space="0" w:color="1F3864"/>
+              <w:left w:val="single" w:sz="6" w:space="0" w:color="1F3864"/>
+              <w:bottom w:val="single" w:sz="6" w:space="0" w:color="1F3864"/>
+              <w:right w:val="single" w:sz="6" w:space="0" w:color="1F3864"/>
             </w:tcBorders>
             <w:shd w:val="clear" w:color="auto" w:fill="4472C4"/>
             <w:tcMar>
@@ -2157,13 +2162,13 @@
         </w:tc>
         <w:tc>
           <w:tcPr>
-            <w:tcW w:w="4310" w:type="dxa"/>
+            <w:tcW w:w="4304" w:type="dxa"/>
             <w:gridSpan w:val="8"/>
             <w:tcBorders>
-              <w:top w:val="single" w:sz="4" w:space="0" w:color="8EAADB"/>
-              <w:left w:val="single" w:sz="4" w:space="0" w:color="8EAADB"/>
-              <w:bottom w:val="single" w:sz="4" w:space="0" w:color="8EAADB"/>
-              <w:right w:val="single" w:sz="4" w:space="0" w:color="8EAADB"/>
+              <w:top w:val="single" w:sz="6" w:space="0" w:color="1F3864"/>
+              <w:left w:val="single" w:sz="6" w:space="0" w:color="1F3864"/>
+              <w:bottom w:val="single" w:sz="6" w:space="0" w:color="1F3864"/>
+              <w:right w:val="single" w:sz="6" w:space="0" w:color="1F3864"/>
             </w:tcBorders>
             <w:shd w:val="clear" w:color="auto" w:fill="D9E2F3"/>
             <w:tcMar>
@@ -2221,13 +2226,13 @@
         </w:tc>
         <w:tc>
           <w:tcPr>
-            <w:tcW w:w="2743" w:type="dxa"/>
+            <w:tcW w:w="2740" w:type="dxa"/>
             <w:gridSpan w:val="4"/>
             <w:tcBorders>
-              <w:top w:val="single" w:sz="4" w:space="0" w:color="4472C4"/>
-              <w:left w:val="single" w:sz="4" w:space="0" w:color="4472C4"/>
-              <w:bottom w:val="single" w:sz="4" w:space="0" w:color="4472C4"/>
-              <w:right w:val="single" w:sz="4" w:space="0" w:color="4472C4"/>
+              <w:top w:val="single" w:sz="6" w:space="0" w:color="1F3864"/>
+              <w:left w:val="single" w:sz="6" w:space="0" w:color="1F3864"/>
+              <w:bottom w:val="single" w:sz="6" w:space="0" w:color="1F3864"/>
+              <w:right w:val="single" w:sz="6" w:space="0" w:color="1F3864"/>
             </w:tcBorders>
             <w:shd w:val="clear" w:color="auto" w:fill="4472C4"/>
             <w:tcMar>
@@ -2268,13 +2273,13 @@
       <w:tr>
         <w:tc>
           <w:tcPr>
-            <w:tcW w:w="2351" w:type="dxa"/>
+            <w:tcW w:w="2348" w:type="dxa"/>
             <w:gridSpan w:val="4"/>
             <w:tcBorders>
-              <w:top w:val="single" w:sz="4" w:space="0" w:color="8EAADB"/>
-              <w:left w:val="single" w:sz="4" w:space="0" w:color="8EAADB"/>
-              <w:bottom w:val="single" w:sz="4" w:space="0" w:color="8EAADB"/>
-              <w:right w:val="single" w:sz="4" w:space="0" w:color="8EAADB"/>
+              <w:top w:val="single" w:sz="6" w:space="0" w:color="1F3864"/>
+              <w:left w:val="single" w:sz="6" w:space="0" w:color="1F3864"/>
+              <w:bottom w:val="single" w:sz="6" w:space="0" w:color="1F3864"/>
+              <w:right w:val="single" w:sz="6" w:space="0" w:color="1F3864"/>
             </w:tcBorders>
             <w:shd w:val="clear" w:color="auto" w:fill="D9E2F3"/>
             <w:tcMar>
@@ -2397,13 +2402,13 @@
         </w:tc>
         <w:tc>
           <w:tcPr>
-            <w:tcW w:w="4310" w:type="dxa"/>
+            <w:tcW w:w="4304" w:type="dxa"/>
             <w:gridSpan w:val="8"/>
             <w:tcBorders>
-              <w:top w:val="single" w:sz="4" w:space="0" w:color="8EAADB"/>
-              <w:left w:val="single" w:sz="4" w:space="0" w:color="8EAADB"/>
-              <w:bottom w:val="single" w:sz="4" w:space="0" w:color="8EAADB"/>
-              <w:right w:val="single" w:sz="4" w:space="0" w:color="8EAADB"/>
+              <w:top w:val="single" w:sz="6" w:space="0" w:color="1F3864"/>
+              <w:left w:val="single" w:sz="6" w:space="0" w:color="1F3864"/>
+              <w:bottom w:val="single" w:sz="6" w:space="0" w:color="1F3864"/>
+              <w:right w:val="single" w:sz="6" w:space="0" w:color="1F3864"/>
             </w:tcBorders>
             <w:shd w:val="clear" w:color="auto" w:fill="D9E2F3"/>
             <w:tcMar>
@@ -3277,33 +3282,23 @@
         </w:tc>
         <w:tc>
           <w:tcPr>
-            <w:tcW w:w="2743" w:type="dxa"/>
+            <w:tcW w:w="2740" w:type="dxa"/>
             <w:gridSpan w:val="4"/>
             <w:tcBorders>
-              <w:top w:val="single" w:sz="4" w:space="0" w:color="8EAADB"/>
-              <w:left w:val="single" w:sz="4" w:space="0" w:color="8EAADB"/>
-              <w:bottom w:val="single" w:sz="4" w:space="0" w:color="8EAADB"/>
-              <w:right w:val="single" w:sz="4" w:space="0" w:color="8EAADB"/>
-            </w:tcBorders>
-            <w:shd w:val="clear" w:color="auto" w:fill="D9E2F3"/>
-            <w:tcMar>
-              <w:top w:w="50" w:type="dxa"/>
-              <w:left w:w="90" w:type="dxa"/>
-              <w:bottom w:w="50" w:type="dxa"/>
-              <w:right w:w="90" w:type="dxa"/>
-            </w:tcMar>
-            <w:vAlign w:val="center"/>
-          </w:tcPr>
-          <w:p>
-            <w:pPr>
-              <w:spacing w:before="10" w:after="10" w:line="240" w:lineRule="auto"/>
-              <w:rPr>
-                <w:rFonts w:ascii="Century Gothic" w:hAnsi="Century Gothic" w:cs="Century Gothic" w:eastAsia="Century Gothic"/>
-                <w:sz w:val="18"/>
-                <w:szCs w:val="18"/>
-              </w:rPr>
-            </w:pPr>
-          </w:p>
+              <w:top w:val="single" w:sz="6" w:space="0" w:color="1F3864"/>
+              <w:left w:val="single" w:sz="6" w:space="0" w:color="1F3864"/>
+              <w:bottom w:val="single" w:sz="6" w:space="0" w:color="1F3864"/>
+              <w:right w:val="single" w:sz="6" w:space="0" w:color="1F3864"/>
+            </w:tcBorders>
+            <w:shd w:val="clear" w:color="auto" w:fill="D9E2F3"/>
+            <w:tcMar>
+              <w:top w:w="50" w:type="dxa"/>
+              <w:left w:w="90" w:type="dxa"/>
+              <w:bottom w:w="50" w:type="dxa"/>
+              <w:right w:w="90" w:type="dxa"/>
+            </w:tcMar>
+            <w:vAlign w:val="center"/>
+          </w:tcPr>
           <w:p>
             <w:pPr>
               <w:pStyle w:val="Prrafodelista"/>
@@ -3399,18 +3394,16 @@
         </w:tc>
       </w:tr>
       <w:tr>
-        <w:trPr>
-          <w:cantSplit/>
-        </w:trPr>
-        <w:tc>
-          <w:tcPr>
-            <w:tcW w:w="9405" w:type="dxa"/>
+        <w:trPr/>
+        <w:tc>
+          <w:tcPr>
+            <w:tcW w:w="9392" w:type="dxa"/>
             <w:gridSpan w:val="16"/>
             <w:tcBorders>
-              <w:top w:val="single" w:sz="4" w:space="0" w:color="8EAADB"/>
-              <w:left w:val="single" w:sz="4" w:space="0" w:color="8EAADB"/>
-              <w:bottom w:val="single" w:sz="4" w:space="0" w:color="8EAADB"/>
-              <w:right w:val="single" w:sz="4" w:space="0" w:color="8EAADB"/>
+              <w:top w:val="single" w:sz="6" w:space="0" w:color="1F3864"/>
+              <w:left w:val="single" w:sz="6" w:space="0" w:color="1F3864"/>
+              <w:bottom w:val="single" w:sz="6" w:space="0" w:color="1F3864"/>
+              <w:right w:val="single" w:sz="6" w:space="0" w:color="1F3864"/>
             </w:tcBorders>
             <w:shd w:val="clear" w:color="auto" w:fill="D9E2F3"/>
             <w:tcMar>
@@ -3525,13 +3518,13 @@
       <w:tr>
         <w:tc>
           <w:tcPr>
-            <w:tcW w:w="3135" w:type="dxa"/>
+            <w:tcW w:w="3131" w:type="dxa"/>
             <w:gridSpan w:val="5"/>
             <w:tcBorders>
-              <w:top w:val="single" w:sz="4" w:space="0" w:color="4472C4"/>
-              <w:left w:val="single" w:sz="4" w:space="0" w:color="4472C4"/>
-              <w:bottom w:val="single" w:sz="4" w:space="0" w:color="4472C4"/>
-              <w:right w:val="single" w:sz="4" w:space="0" w:color="4472C4"/>
+              <w:top w:val="single" w:sz="6" w:space="0" w:color="1F3864"/>
+              <w:left w:val="single" w:sz="6" w:space="0" w:color="1F3864"/>
+              <w:bottom w:val="single" w:sz="6" w:space="0" w:color="1F3864"/>
+              <w:right w:val="single" w:sz="6" w:space="0" w:color="1F3864"/>
             </w:tcBorders>
             <w:shd w:val="clear" w:color="auto" w:fill="4472C4"/>
             <w:tcMar>
@@ -3544,6 +3537,7 @@
           </w:tcPr>
           <w:p>
             <w:pPr>
+              <w:keepNext/>
               <w:spacing w:before="20" w:after="20" w:line="240" w:lineRule="auto"/>
               <w:jc w:val="center"/>
               <w:rPr>
@@ -3570,13 +3564,13 @@
         </w:tc>
         <w:tc>
           <w:tcPr>
-            <w:tcW w:w="3135" w:type="dxa"/>
+            <w:tcW w:w="3130" w:type="dxa"/>
             <w:gridSpan w:val="6"/>
             <w:tcBorders>
-              <w:top w:val="single" w:sz="4" w:space="0" w:color="4472C4"/>
-              <w:left w:val="single" w:sz="4" w:space="0" w:color="4472C4"/>
-              <w:bottom w:val="single" w:sz="4" w:space="0" w:color="4472C4"/>
-              <w:right w:val="single" w:sz="4" w:space="0" w:color="4472C4"/>
+              <w:top w:val="single" w:sz="6" w:space="0" w:color="1F3864"/>
+              <w:left w:val="single" w:sz="6" w:space="0" w:color="1F3864"/>
+              <w:bottom w:val="single" w:sz="6" w:space="0" w:color="1F3864"/>
+              <w:right w:val="single" w:sz="6" w:space="0" w:color="1F3864"/>
             </w:tcBorders>
             <w:shd w:val="clear" w:color="auto" w:fill="4472C4"/>
             <w:tcMar>
@@ -3589,6 +3583,7 @@
           </w:tcPr>
           <w:p>
             <w:pPr>
+              <w:keepNext/>
               <w:spacing w:before="20" w:after="20" w:line="240" w:lineRule="auto"/>
               <w:jc w:val="center"/>
               <w:rPr>
@@ -3615,13 +3610,13 @@
         </w:tc>
         <w:tc>
           <w:tcPr>
-            <w:tcW w:w="3135" w:type="dxa"/>
+            <w:tcW w:w="3131" w:type="dxa"/>
             <w:gridSpan w:val="5"/>
             <w:tcBorders>
-              <w:top w:val="single" w:sz="4" w:space="0" w:color="4472C4"/>
-              <w:left w:val="single" w:sz="4" w:space="0" w:color="4472C4"/>
-              <w:bottom w:val="single" w:sz="4" w:space="0" w:color="4472C4"/>
-              <w:right w:val="single" w:sz="4" w:space="0" w:color="4472C4"/>
+              <w:top w:val="single" w:sz="6" w:space="0" w:color="1F3864"/>
+              <w:left w:val="single" w:sz="6" w:space="0" w:color="1F3864"/>
+              <w:bottom w:val="single" w:sz="6" w:space="0" w:color="1F3864"/>
+              <w:right w:val="single" w:sz="6" w:space="0" w:color="1F3864"/>
             </w:tcBorders>
             <w:shd w:val="clear" w:color="auto" w:fill="4472C4"/>
             <w:tcMar>
@@ -3634,6 +3629,7 @@
           </w:tcPr>
           <w:p>
             <w:pPr>
+              <w:keepNext/>
               <w:spacing w:before="20" w:after="20" w:line="240" w:lineRule="auto"/>
               <w:jc w:val="center"/>
               <w:rPr>
@@ -3660,19 +3656,17 @@
         </w:tc>
       </w:tr>
       <w:tr>
-        <w:trPr>
-          <w:cantSplit/>
-        </w:trPr>
-        <w:tc>
-          <w:tcPr>
-            <w:tcW w:w="3135" w:type="dxa"/>
+        <w:trPr/>
+        <w:tc>
+          <w:tcPr>
+            <w:tcW w:w="3131" w:type="dxa"/>
             <w:gridSpan w:val="5"/>
             <w:vMerge w:val="restart"/>
             <w:tcBorders>
-              <w:top w:val="single" w:sz="4" w:space="0" w:color="8EAADB"/>
-              <w:left w:val="single" w:sz="4" w:space="0" w:color="8EAADB"/>
-              <w:bottom w:val="single" w:sz="4" w:space="0" w:color="8EAADB"/>
-              <w:right w:val="single" w:sz="4" w:space="0" w:color="8EAADB"/>
+              <w:top w:val="single" w:sz="6" w:space="0" w:color="1F3864"/>
+              <w:left w:val="single" w:sz="6" w:space="0" w:color="1F3864"/>
+              <w:bottom w:val="single" w:sz="6" w:space="0" w:color="1F3864"/>
+              <w:right w:val="single" w:sz="6" w:space="0" w:color="1F3864"/>
             </w:tcBorders>
             <w:shd w:val="clear" w:color="auto" w:fill="D9E2F3"/>
             <w:tcMar>
@@ -3744,13 +3738,13 @@
         </w:tc>
         <w:tc>
           <w:tcPr>
-            <w:tcW w:w="3135" w:type="dxa"/>
+            <w:tcW w:w="3130" w:type="dxa"/>
             <w:gridSpan w:val="6"/>
             <w:tcBorders>
-              <w:top w:val="single" w:sz="4" w:space="0" w:color="8EAADB"/>
-              <w:left w:val="single" w:sz="4" w:space="0" w:color="8EAADB"/>
-              <w:bottom w:val="single" w:sz="4" w:space="0" w:color="8EAADB"/>
-              <w:right w:val="single" w:sz="4" w:space="0" w:color="8EAADB"/>
+              <w:top w:val="single" w:sz="6" w:space="0" w:color="1F3864"/>
+              <w:left w:val="single" w:sz="6" w:space="0" w:color="1F3864"/>
+              <w:bottom w:val="single" w:sz="6" w:space="0" w:color="1F3864"/>
+              <w:right w:val="single" w:sz="6" w:space="0" w:color="1F3864"/>
             </w:tcBorders>
             <w:shd w:val="clear" w:color="auto" w:fill="D9E2F3"/>
             <w:tcMar>
@@ -3782,13 +3776,13 @@
         </w:tc>
         <w:tc>
           <w:tcPr>
-            <w:tcW w:w="3135" w:type="dxa"/>
+            <w:tcW w:w="3131" w:type="dxa"/>
             <w:gridSpan w:val="5"/>
             <w:tcBorders>
-              <w:top w:val="single" w:sz="4" w:space="0" w:color="8EAADB"/>
-              <w:left w:val="single" w:sz="4" w:space="0" w:color="8EAADB"/>
-              <w:bottom w:val="single" w:sz="4" w:space="0" w:color="8EAADB"/>
-              <w:right w:val="single" w:sz="4" w:space="0" w:color="8EAADB"/>
+              <w:top w:val="single" w:sz="6" w:space="0" w:color="1F3864"/>
+              <w:left w:val="single" w:sz="6" w:space="0" w:color="1F3864"/>
+              <w:bottom w:val="single" w:sz="6" w:space="0" w:color="1F3864"/>
+              <w:right w:val="single" w:sz="6" w:space="0" w:color="1F3864"/>
             </w:tcBorders>
             <w:shd w:val="clear" w:color="auto" w:fill="D9E2F3"/>
             <w:tcMar>
@@ -3840,19 +3834,17 @@
         </w:tc>
       </w:tr>
       <w:tr>
-        <w:trPr>
-          <w:cantSplit/>
-        </w:trPr>
-        <w:tc>
-          <w:tcPr>
-            <w:tcW w:w="3135" w:type="dxa"/>
+        <w:trPr/>
+        <w:tc>
+          <w:tcPr>
+            <w:tcW w:w="3131" w:type="dxa"/>
             <w:gridSpan w:val="5"/>
             <w:vMerge/>
             <w:tcBorders>
-              <w:top w:val="single" w:sz="4" w:space="0" w:color="8EAADB"/>
-              <w:left w:val="single" w:sz="4" w:space="0" w:color="8EAADB"/>
-              <w:bottom w:val="single" w:sz="4" w:space="0" w:color="8EAADB"/>
-              <w:right w:val="single" w:sz="4" w:space="0" w:color="8EAADB"/>
+              <w:top w:val="single" w:sz="6" w:space="0" w:color="1F3864"/>
+              <w:left w:val="single" w:sz="6" w:space="0" w:color="1F3864"/>
+              <w:bottom w:val="single" w:sz="6" w:space="0" w:color="1F3864"/>
+              <w:right w:val="single" w:sz="6" w:space="0" w:color="1F3864"/>
             </w:tcBorders>
             <w:shd w:val="clear" w:color="auto" w:fill="D9E2F3"/>
           </w:tcPr>
@@ -3869,13 +3861,13 @@
         </w:tc>
         <w:tc>
           <w:tcPr>
-            <w:tcW w:w="3135" w:type="dxa"/>
+            <w:tcW w:w="3130" w:type="dxa"/>
             <w:gridSpan w:val="6"/>
             <w:tcBorders>
-              <w:top w:val="single" w:sz="4" w:space="0" w:color="8EAADB"/>
-              <w:left w:val="single" w:sz="4" w:space="0" w:color="8EAADB"/>
-              <w:bottom w:val="single" w:sz="4" w:space="0" w:color="8EAADB"/>
-              <w:right w:val="single" w:sz="4" w:space="0" w:color="8EAADB"/>
+              <w:top w:val="single" w:sz="6" w:space="0" w:color="1F3864"/>
+              <w:left w:val="single" w:sz="6" w:space="0" w:color="1F3864"/>
+              <w:bottom w:val="single" w:sz="6" w:space="0" w:color="1F3864"/>
+              <w:right w:val="single" w:sz="6" w:space="0" w:color="1F3864"/>
             </w:tcBorders>
             <w:shd w:val="clear" w:color="auto" w:fill="D9E2F3"/>
             <w:tcMar>
@@ -3907,13 +3899,13 @@
         </w:tc>
         <w:tc>
           <w:tcPr>
-            <w:tcW w:w="3135" w:type="dxa"/>
+            <w:tcW w:w="3131" w:type="dxa"/>
             <w:gridSpan w:val="5"/>
             <w:tcBorders>
-              <w:top w:val="single" w:sz="4" w:space="0" w:color="8EAADB"/>
-              <w:left w:val="single" w:sz="4" w:space="0" w:color="8EAADB"/>
-              <w:bottom w:val="single" w:sz="4" w:space="0" w:color="8EAADB"/>
-              <w:right w:val="single" w:sz="4" w:space="0" w:color="8EAADB"/>
+              <w:top w:val="single" w:sz="6" w:space="0" w:color="1F3864"/>
+              <w:left w:val="single" w:sz="6" w:space="0" w:color="1F3864"/>
+              <w:bottom w:val="single" w:sz="6" w:space="0" w:color="1F3864"/>
+              <w:right w:val="single" w:sz="6" w:space="0" w:color="1F3864"/>
             </w:tcBorders>
             <w:shd w:val="clear" w:color="auto" w:fill="D9E2F3"/>
             <w:tcMar>
@@ -3981,19 +3973,17 @@
         </w:tc>
       </w:tr>
       <w:tr>
-        <w:trPr>
-          <w:cantSplit/>
-        </w:trPr>
-        <w:tc>
-          <w:tcPr>
-            <w:tcW w:w="3135" w:type="dxa"/>
+        <w:trPr/>
+        <w:tc>
+          <w:tcPr>
+            <w:tcW w:w="3131" w:type="dxa"/>
             <w:gridSpan w:val="5"/>
             <w:vMerge w:val="restart"/>
             <w:tcBorders>
-              <w:top w:val="single" w:sz="4" w:space="0" w:color="8EAADB"/>
-              <w:left w:val="single" w:sz="4" w:space="0" w:color="8EAADB"/>
-              <w:bottom w:val="single" w:sz="4" w:space="0" w:color="8EAADB"/>
-              <w:right w:val="single" w:sz="4" w:space="0" w:color="8EAADB"/>
+              <w:top w:val="single" w:sz="6" w:space="0" w:color="1F3864"/>
+              <w:left w:val="single" w:sz="6" w:space="0" w:color="1F3864"/>
+              <w:bottom w:val="single" w:sz="6" w:space="0" w:color="1F3864"/>
+              <w:right w:val="single" w:sz="6" w:space="0" w:color="1F3864"/>
             </w:tcBorders>
             <w:shd w:val="clear" w:color="auto" w:fill="D9E2F3"/>
             <w:tcMar>
@@ -4025,13 +4015,13 @@
         </w:tc>
         <w:tc>
           <w:tcPr>
-            <w:tcW w:w="3135" w:type="dxa"/>
+            <w:tcW w:w="3130" w:type="dxa"/>
             <w:gridSpan w:val="6"/>
             <w:tcBorders>
-              <w:top w:val="single" w:sz="4" w:space="0" w:color="8EAADB"/>
-              <w:left w:val="single" w:sz="4" w:space="0" w:color="8EAADB"/>
-              <w:bottom w:val="single" w:sz="4" w:space="0" w:color="8EAADB"/>
-              <w:right w:val="single" w:sz="4" w:space="0" w:color="8EAADB"/>
+              <w:top w:val="single" w:sz="6" w:space="0" w:color="1F3864"/>
+              <w:left w:val="single" w:sz="6" w:space="0" w:color="1F3864"/>
+              <w:bottom w:val="single" w:sz="6" w:space="0" w:color="1F3864"/>
+              <w:right w:val="single" w:sz="6" w:space="0" w:color="1F3864"/>
             </w:tcBorders>
             <w:shd w:val="clear" w:color="auto" w:fill="D9E2F3"/>
             <w:tcMar>
@@ -4071,13 +4061,13 @@
         </w:tc>
         <w:tc>
           <w:tcPr>
-            <w:tcW w:w="3135" w:type="dxa"/>
+            <w:tcW w:w="3131" w:type="dxa"/>
             <w:gridSpan w:val="5"/>
             <w:tcBorders>
-              <w:top w:val="single" w:sz="4" w:space="0" w:color="8EAADB"/>
-              <w:left w:val="single" w:sz="4" w:space="0" w:color="8EAADB"/>
-              <w:bottom w:val="single" w:sz="4" w:space="0" w:color="8EAADB"/>
-              <w:right w:val="single" w:sz="4" w:space="0" w:color="8EAADB"/>
+              <w:top w:val="single" w:sz="6" w:space="0" w:color="1F3864"/>
+              <w:left w:val="single" w:sz="6" w:space="0" w:color="1F3864"/>
+              <w:bottom w:val="single" w:sz="6" w:space="0" w:color="1F3864"/>
+              <w:right w:val="single" w:sz="6" w:space="0" w:color="1F3864"/>
             </w:tcBorders>
             <w:shd w:val="clear" w:color="auto" w:fill="D9E2F3"/>
             <w:tcMar>
@@ -4148,19 +4138,17 @@
         </w:tc>
       </w:tr>
       <w:tr>
-        <w:trPr>
-          <w:cantSplit/>
-        </w:trPr>
-        <w:tc>
-          <w:tcPr>
-            <w:tcW w:w="3135" w:type="dxa"/>
+        <w:trPr/>
+        <w:tc>
+          <w:tcPr>
+            <w:tcW w:w="3131" w:type="dxa"/>
             <w:gridSpan w:val="5"/>
             <w:vMerge/>
             <w:tcBorders>
-              <w:top w:val="single" w:sz="4" w:space="0" w:color="8EAADB"/>
-              <w:left w:val="single" w:sz="4" w:space="0" w:color="8EAADB"/>
-              <w:bottom w:val="single" w:sz="4" w:space="0" w:color="8EAADB"/>
-              <w:right w:val="single" w:sz="4" w:space="0" w:color="8EAADB"/>
+              <w:top w:val="single" w:sz="6" w:space="0" w:color="1F3864"/>
+              <w:left w:val="single" w:sz="6" w:space="0" w:color="1F3864"/>
+              <w:bottom w:val="single" w:sz="6" w:space="0" w:color="1F3864"/>
+              <w:right w:val="single" w:sz="6" w:space="0" w:color="1F3864"/>
             </w:tcBorders>
             <w:shd w:val="clear" w:color="auto" w:fill="D9E2F3"/>
           </w:tcPr>
@@ -4177,13 +4165,13 @@
         </w:tc>
         <w:tc>
           <w:tcPr>
-            <w:tcW w:w="3135" w:type="dxa"/>
+            <w:tcW w:w="3130" w:type="dxa"/>
             <w:gridSpan w:val="6"/>
             <w:tcBorders>
-              <w:top w:val="single" w:sz="4" w:space="0" w:color="8EAADB"/>
-              <w:left w:val="single" w:sz="4" w:space="0" w:color="8EAADB"/>
-              <w:bottom w:val="single" w:sz="4" w:space="0" w:color="8EAADB"/>
-              <w:right w:val="single" w:sz="4" w:space="0" w:color="8EAADB"/>
+              <w:top w:val="single" w:sz="6" w:space="0" w:color="1F3864"/>
+              <w:left w:val="single" w:sz="6" w:space="0" w:color="1F3864"/>
+              <w:bottom w:val="single" w:sz="6" w:space="0" w:color="1F3864"/>
+              <w:right w:val="single" w:sz="6" w:space="0" w:color="1F3864"/>
             </w:tcBorders>
             <w:shd w:val="clear" w:color="auto" w:fill="D9E2F3"/>
             <w:tcMar>
@@ -4239,13 +4227,13 @@
         </w:tc>
         <w:tc>
           <w:tcPr>
-            <w:tcW w:w="3135" w:type="dxa"/>
+            <w:tcW w:w="3131" w:type="dxa"/>
             <w:gridSpan w:val="5"/>
             <w:tcBorders>
-              <w:top w:val="single" w:sz="4" w:space="0" w:color="8EAADB"/>
-              <w:left w:val="single" w:sz="4" w:space="0" w:color="8EAADB"/>
-              <w:bottom w:val="single" w:sz="4" w:space="0" w:color="8EAADB"/>
-              <w:right w:val="single" w:sz="4" w:space="0" w:color="8EAADB"/>
+              <w:top w:val="single" w:sz="6" w:space="0" w:color="1F3864"/>
+              <w:left w:val="single" w:sz="6" w:space="0" w:color="1F3864"/>
+              <w:bottom w:val="single" w:sz="6" w:space="0" w:color="1F3864"/>
+              <w:right w:val="single" w:sz="6" w:space="0" w:color="1F3864"/>
             </w:tcBorders>
             <w:shd w:val="clear" w:color="auto" w:fill="D9E2F3"/>
             <w:tcMar>
@@ -4307,13 +4295,13 @@
       <w:tr>
         <w:tc>
           <w:tcPr>
-            <w:tcW w:w="9405" w:type="dxa"/>
+            <w:tcW w:w="9392" w:type="dxa"/>
             <w:gridSpan w:val="16"/>
             <w:tcBorders>
-              <w:top w:val="single" w:sz="4" w:space="0" w:color="4472C4"/>
-              <w:left w:val="single" w:sz="4" w:space="0" w:color="4472C4"/>
-              <w:bottom w:val="single" w:sz="4" w:space="0" w:color="4472C4"/>
-              <w:right w:val="single" w:sz="4" w:space="0" w:color="4472C4"/>
+              <w:top w:val="single" w:sz="6" w:space="0" w:color="1F3864"/>
+              <w:left w:val="single" w:sz="6" w:space="0" w:color="1F3864"/>
+              <w:bottom w:val="single" w:sz="6" w:space="0" w:color="1F3864"/>
+              <w:right w:val="single" w:sz="6" w:space="0" w:color="1F3864"/>
             </w:tcBorders>
             <w:shd w:val="clear" w:color="auto" w:fill="4472C4"/>
             <w:tcMar>
@@ -4326,6 +4314,7 @@
           </w:tcPr>
           <w:p>
             <w:pPr>
+              <w:keepNext/>
               <w:spacing w:before="20" w:after="20" w:line="240" w:lineRule="auto"/>
               <w:jc w:val="center"/>
               <w:rPr>
@@ -4354,13 +4343,13 @@
       <w:tr>
         <w:tc>
           <w:tcPr>
-            <w:tcW w:w="2351" w:type="dxa"/>
+            <w:tcW w:w="2348" w:type="dxa"/>
             <w:gridSpan w:val="4"/>
             <w:tcBorders>
-              <w:top w:val="single" w:sz="4" w:space="0" w:color="4472C4"/>
-              <w:left w:val="single" w:sz="4" w:space="0" w:color="4472C4"/>
-              <w:bottom w:val="single" w:sz="4" w:space="0" w:color="4472C4"/>
-              <w:right w:val="single" w:sz="4" w:space="0" w:color="4472C4"/>
+              <w:top w:val="single" w:sz="6" w:space="0" w:color="1F3864"/>
+              <w:left w:val="single" w:sz="6" w:space="0" w:color="1F3864"/>
+              <w:bottom w:val="single" w:sz="6" w:space="0" w:color="1F3864"/>
+              <w:right w:val="single" w:sz="6" w:space="0" w:color="1F3864"/>
             </w:tcBorders>
             <w:shd w:val="clear" w:color="auto" w:fill="4472C4"/>
             <w:tcMar>
@@ -4399,13 +4388,13 @@
         </w:tc>
         <w:tc>
           <w:tcPr>
-            <w:tcW w:w="4310" w:type="dxa"/>
+            <w:tcW w:w="4304" w:type="dxa"/>
             <w:gridSpan w:val="8"/>
             <w:tcBorders>
-              <w:top w:val="single" w:sz="4" w:space="0" w:color="8EAADB"/>
-              <w:left w:val="single" w:sz="4" w:space="0" w:color="8EAADB"/>
-              <w:bottom w:val="single" w:sz="4" w:space="0" w:color="8EAADB"/>
-              <w:right w:val="single" w:sz="4" w:space="0" w:color="8EAADB"/>
+              <w:top w:val="single" w:sz="6" w:space="0" w:color="1F3864"/>
+              <w:left w:val="single" w:sz="6" w:space="0" w:color="1F3864"/>
+              <w:bottom w:val="single" w:sz="6" w:space="0" w:color="1F3864"/>
+              <w:right w:val="single" w:sz="6" w:space="0" w:color="1F3864"/>
             </w:tcBorders>
             <w:shd w:val="clear" w:color="auto" w:fill="D9E2F3"/>
             <w:tcMar>
@@ -4463,13 +4452,13 @@
         </w:tc>
         <w:tc>
           <w:tcPr>
-            <w:tcW w:w="2743" w:type="dxa"/>
+            <w:tcW w:w="2740" w:type="dxa"/>
             <w:gridSpan w:val="4"/>
             <w:tcBorders>
-              <w:top w:val="single" w:sz="4" w:space="0" w:color="4472C4"/>
-              <w:left w:val="single" w:sz="4" w:space="0" w:color="4472C4"/>
-              <w:bottom w:val="single" w:sz="4" w:space="0" w:color="4472C4"/>
-              <w:right w:val="single" w:sz="4" w:space="0" w:color="4472C4"/>
+              <w:top w:val="single" w:sz="6" w:space="0" w:color="1F3864"/>
+              <w:left w:val="single" w:sz="6" w:space="0" w:color="1F3864"/>
+              <w:bottom w:val="single" w:sz="6" w:space="0" w:color="1F3864"/>
+              <w:right w:val="single" w:sz="6" w:space="0" w:color="1F3864"/>
             </w:tcBorders>
             <w:shd w:val="clear" w:color="auto" w:fill="4472C4"/>
             <w:tcMar>
@@ -4510,13 +4499,13 @@
       <w:tr>
         <w:tc>
           <w:tcPr>
-            <w:tcW w:w="2351" w:type="dxa"/>
+            <w:tcW w:w="2348" w:type="dxa"/>
             <w:gridSpan w:val="4"/>
             <w:tcBorders>
-              <w:top w:val="single" w:sz="4" w:space="0" w:color="8EAADB"/>
-              <w:left w:val="single" w:sz="4" w:space="0" w:color="8EAADB"/>
-              <w:bottom w:val="single" w:sz="4" w:space="0" w:color="8EAADB"/>
-              <w:right w:val="single" w:sz="4" w:space="0" w:color="8EAADB"/>
+              <w:top w:val="single" w:sz="6" w:space="0" w:color="1F3864"/>
+              <w:left w:val="single" w:sz="6" w:space="0" w:color="1F3864"/>
+              <w:bottom w:val="single" w:sz="6" w:space="0" w:color="1F3864"/>
+              <w:right w:val="single" w:sz="6" w:space="0" w:color="1F3864"/>
             </w:tcBorders>
             <w:shd w:val="clear" w:color="auto" w:fill="D9E2F3"/>
             <w:tcMar>
@@ -4642,13 +4631,13 @@
         </w:tc>
         <w:tc>
           <w:tcPr>
-            <w:tcW w:w="4310" w:type="dxa"/>
+            <w:tcW w:w="4304" w:type="dxa"/>
             <w:gridSpan w:val="8"/>
             <w:tcBorders>
-              <w:top w:val="single" w:sz="4" w:space="0" w:color="8EAADB"/>
-              <w:left w:val="single" w:sz="4" w:space="0" w:color="8EAADB"/>
-              <w:bottom w:val="single" w:sz="4" w:space="0" w:color="8EAADB"/>
-              <w:right w:val="single" w:sz="4" w:space="0" w:color="8EAADB"/>
+              <w:top w:val="single" w:sz="6" w:space="0" w:color="1F3864"/>
+              <w:left w:val="single" w:sz="6" w:space="0" w:color="1F3864"/>
+              <w:bottom w:val="single" w:sz="6" w:space="0" w:color="1F3864"/>
+              <w:right w:val="single" w:sz="6" w:space="0" w:color="1F3864"/>
             </w:tcBorders>
             <w:shd w:val="clear" w:color="auto" w:fill="D9E2F3"/>
             <w:tcMar>
@@ -5293,13 +5282,13 @@
         </w:tc>
         <w:tc>
           <w:tcPr>
-            <w:tcW w:w="2743" w:type="dxa"/>
+            <w:tcW w:w="2740" w:type="dxa"/>
             <w:gridSpan w:val="4"/>
             <w:tcBorders>
-              <w:top w:val="single" w:sz="4" w:space="0" w:color="8EAADB"/>
-              <w:left w:val="single" w:sz="4" w:space="0" w:color="8EAADB"/>
-              <w:bottom w:val="single" w:sz="4" w:space="0" w:color="8EAADB"/>
-              <w:right w:val="single" w:sz="4" w:space="0" w:color="8EAADB"/>
+              <w:top w:val="single" w:sz="6" w:space="0" w:color="1F3864"/>
+              <w:left w:val="single" w:sz="6" w:space="0" w:color="1F3864"/>
+              <w:bottom w:val="single" w:sz="6" w:space="0" w:color="1F3864"/>
+              <w:right w:val="single" w:sz="6" w:space="0" w:color="1F3864"/>
             </w:tcBorders>
             <w:shd w:val="clear" w:color="auto" w:fill="D9E2F3"/>
             <w:tcMar>
@@ -5428,18 +5417,16 @@
         </w:tc>
       </w:tr>
       <w:tr>
-        <w:trPr>
-          <w:cantSplit/>
-        </w:trPr>
-        <w:tc>
-          <w:tcPr>
-            <w:tcW w:w="9405" w:type="dxa"/>
+        <w:trPr/>
+        <w:tc>
+          <w:tcPr>
+            <w:tcW w:w="9392" w:type="dxa"/>
             <w:gridSpan w:val="16"/>
             <w:tcBorders>
-              <w:top w:val="single" w:sz="4" w:space="0" w:color="8EAADB"/>
-              <w:left w:val="single" w:sz="4" w:space="0" w:color="8EAADB"/>
-              <w:bottom w:val="single" w:sz="4" w:space="0" w:color="8EAADB"/>
-              <w:right w:val="single" w:sz="4" w:space="0" w:color="8EAADB"/>
+              <w:top w:val="single" w:sz="6" w:space="0" w:color="1F3864"/>
+              <w:left w:val="single" w:sz="6" w:space="0" w:color="1F3864"/>
+              <w:bottom w:val="single" w:sz="6" w:space="0" w:color="1F3864"/>
+              <w:right w:val="single" w:sz="6" w:space="0" w:color="1F3864"/>
             </w:tcBorders>
             <w:shd w:val="clear" w:color="auto" w:fill="D9E2F3"/>
             <w:tcMar>
@@ -5498,13 +5485,13 @@
       <w:tr>
         <w:tc>
           <w:tcPr>
-            <w:tcW w:w="3135" w:type="dxa"/>
+            <w:tcW w:w="3131" w:type="dxa"/>
             <w:gridSpan w:val="5"/>
             <w:tcBorders>
-              <w:top w:val="single" w:sz="4" w:space="0" w:color="4472C4"/>
-              <w:left w:val="single" w:sz="4" w:space="0" w:color="4472C4"/>
-              <w:bottom w:val="single" w:sz="4" w:space="0" w:color="4472C4"/>
-              <w:right w:val="single" w:sz="4" w:space="0" w:color="4472C4"/>
+              <w:top w:val="single" w:sz="6" w:space="0" w:color="1F3864"/>
+              <w:left w:val="single" w:sz="6" w:space="0" w:color="1F3864"/>
+              <w:bottom w:val="single" w:sz="6" w:space="0" w:color="1F3864"/>
+              <w:right w:val="single" w:sz="6" w:space="0" w:color="1F3864"/>
             </w:tcBorders>
             <w:shd w:val="clear" w:color="auto" w:fill="4472C4"/>
             <w:tcMar>
@@ -5517,6 +5504,7 @@
           </w:tcPr>
           <w:p>
             <w:pPr>
+              <w:keepNext/>
               <w:spacing w:before="20" w:after="20" w:line="240" w:lineRule="auto"/>
               <w:jc w:val="center"/>
               <w:rPr>
@@ -5543,13 +5531,13 @@
         </w:tc>
         <w:tc>
           <w:tcPr>
-            <w:tcW w:w="3135" w:type="dxa"/>
+            <w:tcW w:w="3130" w:type="dxa"/>
             <w:gridSpan w:val="6"/>
             <w:tcBorders>
-              <w:top w:val="single" w:sz="4" w:space="0" w:color="4472C4"/>
-              <w:left w:val="single" w:sz="4" w:space="0" w:color="4472C4"/>
-              <w:bottom w:val="single" w:sz="4" w:space="0" w:color="4472C4"/>
-              <w:right w:val="single" w:sz="4" w:space="0" w:color="4472C4"/>
+              <w:top w:val="single" w:sz="6" w:space="0" w:color="1F3864"/>
+              <w:left w:val="single" w:sz="6" w:space="0" w:color="1F3864"/>
+              <w:bottom w:val="single" w:sz="6" w:space="0" w:color="1F3864"/>
+              <w:right w:val="single" w:sz="6" w:space="0" w:color="1F3864"/>
             </w:tcBorders>
             <w:shd w:val="clear" w:color="auto" w:fill="4472C4"/>
             <w:tcMar>
@@ -5562,6 +5550,7 @@
           </w:tcPr>
           <w:p>
             <w:pPr>
+              <w:keepNext/>
               <w:spacing w:before="20" w:after="20" w:line="240" w:lineRule="auto"/>
               <w:jc w:val="center"/>
               <w:rPr>
@@ -5588,13 +5577,13 @@
         </w:tc>
         <w:tc>
           <w:tcPr>
-            <w:tcW w:w="3135" w:type="dxa"/>
+            <w:tcW w:w="3131" w:type="dxa"/>
             <w:gridSpan w:val="5"/>
             <w:tcBorders>
-              <w:top w:val="single" w:sz="4" w:space="0" w:color="4472C4"/>
-              <w:left w:val="single" w:sz="4" w:space="0" w:color="4472C4"/>
-              <w:bottom w:val="single" w:sz="4" w:space="0" w:color="4472C4"/>
-              <w:right w:val="single" w:sz="4" w:space="0" w:color="4472C4"/>
+              <w:top w:val="single" w:sz="6" w:space="0" w:color="1F3864"/>
+              <w:left w:val="single" w:sz="6" w:space="0" w:color="1F3864"/>
+              <w:bottom w:val="single" w:sz="6" w:space="0" w:color="1F3864"/>
+              <w:right w:val="single" w:sz="6" w:space="0" w:color="1F3864"/>
             </w:tcBorders>
             <w:shd w:val="clear" w:color="auto" w:fill="4472C4"/>
             <w:tcMar>
@@ -5607,6 +5596,7 @@
           </w:tcPr>
           <w:p>
             <w:pPr>
+              <w:keepNext/>
               <w:spacing w:before="20" w:after="20" w:line="240" w:lineRule="auto"/>
               <w:jc w:val="center"/>
               <w:rPr>
@@ -5633,19 +5623,17 @@
         </w:tc>
       </w:tr>
       <w:tr>
-        <w:trPr>
-          <w:cantSplit/>
-        </w:trPr>
-        <w:tc>
-          <w:tcPr>
-            <w:tcW w:w="3135" w:type="dxa"/>
+        <w:trPr/>
+        <w:tc>
+          <w:tcPr>
+            <w:tcW w:w="3131" w:type="dxa"/>
             <w:gridSpan w:val="5"/>
             <w:vMerge w:val="restart"/>
             <w:tcBorders>
-              <w:top w:val="single" w:sz="4" w:space="0" w:color="8EAADB"/>
-              <w:left w:val="single" w:sz="4" w:space="0" w:color="8EAADB"/>
-              <w:bottom w:val="single" w:sz="4" w:space="0" w:color="8EAADB"/>
-              <w:right w:val="single" w:sz="4" w:space="0" w:color="8EAADB"/>
+              <w:top w:val="single" w:sz="6" w:space="0" w:color="1F3864"/>
+              <w:left w:val="single" w:sz="6" w:space="0" w:color="1F3864"/>
+              <w:bottom w:val="single" w:sz="6" w:space="0" w:color="1F3864"/>
+              <w:right w:val="single" w:sz="6" w:space="0" w:color="1F3864"/>
             </w:tcBorders>
             <w:shd w:val="clear" w:color="auto" w:fill="D9E2F3"/>
             <w:tcMar>
@@ -5733,13 +5721,13 @@
         </w:tc>
         <w:tc>
           <w:tcPr>
-            <w:tcW w:w="3135" w:type="dxa"/>
+            <w:tcW w:w="3130" w:type="dxa"/>
             <w:gridSpan w:val="6"/>
             <w:tcBorders>
-              <w:top w:val="single" w:sz="4" w:space="0" w:color="8EAADB"/>
-              <w:left w:val="single" w:sz="4" w:space="0" w:color="8EAADB"/>
-              <w:bottom w:val="single" w:sz="4" w:space="0" w:color="8EAADB"/>
-              <w:right w:val="single" w:sz="4" w:space="0" w:color="8EAADB"/>
+              <w:top w:val="single" w:sz="6" w:space="0" w:color="1F3864"/>
+              <w:left w:val="single" w:sz="6" w:space="0" w:color="1F3864"/>
+              <w:bottom w:val="single" w:sz="6" w:space="0" w:color="1F3864"/>
+              <w:right w:val="single" w:sz="6" w:space="0" w:color="1F3864"/>
             </w:tcBorders>
             <w:shd w:val="clear" w:color="auto" w:fill="D9E2F3"/>
             <w:tcMar>
@@ -5819,13 +5807,13 @@
         </w:tc>
         <w:tc>
           <w:tcPr>
-            <w:tcW w:w="3135" w:type="dxa"/>
+            <w:tcW w:w="3131" w:type="dxa"/>
             <w:gridSpan w:val="5"/>
             <w:tcBorders>
-              <w:top w:val="single" w:sz="4" w:space="0" w:color="8EAADB"/>
-              <w:left w:val="single" w:sz="4" w:space="0" w:color="8EAADB"/>
-              <w:bottom w:val="single" w:sz="4" w:space="0" w:color="8EAADB"/>
-              <w:right w:val="single" w:sz="4" w:space="0" w:color="8EAADB"/>
+              <w:top w:val="single" w:sz="6" w:space="0" w:color="1F3864"/>
+              <w:left w:val="single" w:sz="6" w:space="0" w:color="1F3864"/>
+              <w:bottom w:val="single" w:sz="6" w:space="0" w:color="1F3864"/>
+              <w:right w:val="single" w:sz="6" w:space="0" w:color="1F3864"/>
             </w:tcBorders>
             <w:shd w:val="clear" w:color="auto" w:fill="D9E2F3"/>
             <w:tcMar>
@@ -5887,19 +5875,17 @@
         </w:tc>
       </w:tr>
       <w:tr>
-        <w:trPr>
-          <w:cantSplit/>
-        </w:trPr>
-        <w:tc>
-          <w:tcPr>
-            <w:tcW w:w="3135" w:type="dxa"/>
+        <w:trPr/>
+        <w:tc>
+          <w:tcPr>
+            <w:tcW w:w="3131" w:type="dxa"/>
             <w:gridSpan w:val="5"/>
             <w:vMerge/>
             <w:tcBorders>
-              <w:top w:val="single" w:sz="4" w:space="0" w:color="8EAADB"/>
-              <w:left w:val="single" w:sz="4" w:space="0" w:color="8EAADB"/>
-              <w:bottom w:val="single" w:sz="4" w:space="0" w:color="8EAADB"/>
-              <w:right w:val="single" w:sz="4" w:space="0" w:color="8EAADB"/>
+              <w:top w:val="single" w:sz="6" w:space="0" w:color="1F3864"/>
+              <w:left w:val="single" w:sz="6" w:space="0" w:color="1F3864"/>
+              <w:bottom w:val="single" w:sz="6" w:space="0" w:color="1F3864"/>
+              <w:right w:val="single" w:sz="6" w:space="0" w:color="1F3864"/>
             </w:tcBorders>
             <w:shd w:val="clear" w:color="auto" w:fill="D9E2F3"/>
           </w:tcPr>
@@ -5916,13 +5902,13 @@
         </w:tc>
         <w:tc>
           <w:tcPr>
-            <w:tcW w:w="3135" w:type="dxa"/>
+            <w:tcW w:w="3130" w:type="dxa"/>
             <w:gridSpan w:val="6"/>
             <w:tcBorders>
-              <w:top w:val="single" w:sz="4" w:space="0" w:color="8EAADB"/>
-              <w:left w:val="single" w:sz="4" w:space="0" w:color="8EAADB"/>
-              <w:bottom w:val="single" w:sz="4" w:space="0" w:color="8EAADB"/>
-              <w:right w:val="single" w:sz="4" w:space="0" w:color="8EAADB"/>
+              <w:top w:val="single" w:sz="6" w:space="0" w:color="1F3864"/>
+              <w:left w:val="single" w:sz="6" w:space="0" w:color="1F3864"/>
+              <w:bottom w:val="single" w:sz="6" w:space="0" w:color="1F3864"/>
+              <w:right w:val="single" w:sz="6" w:space="0" w:color="1F3864"/>
             </w:tcBorders>
             <w:shd w:val="clear" w:color="auto" w:fill="D9E2F3"/>
             <w:tcMar>
@@ -5970,13 +5956,13 @@
         </w:tc>
         <w:tc>
           <w:tcPr>
-            <w:tcW w:w="3135" w:type="dxa"/>
+            <w:tcW w:w="3131" w:type="dxa"/>
             <w:gridSpan w:val="5"/>
             <w:tcBorders>
-              <w:top w:val="single" w:sz="4" w:space="0" w:color="8EAADB"/>
-              <w:left w:val="single" w:sz="4" w:space="0" w:color="8EAADB"/>
-              <w:bottom w:val="single" w:sz="4" w:space="0" w:color="8EAADB"/>
-              <w:right w:val="single" w:sz="4" w:space="0" w:color="8EAADB"/>
+              <w:top w:val="single" w:sz="6" w:space="0" w:color="1F3864"/>
+              <w:left w:val="single" w:sz="6" w:space="0" w:color="1F3864"/>
+              <w:bottom w:val="single" w:sz="6" w:space="0" w:color="1F3864"/>
+              <w:right w:val="single" w:sz="6" w:space="0" w:color="1F3864"/>
             </w:tcBorders>
             <w:shd w:val="clear" w:color="auto" w:fill="D9E2F3"/>
             <w:tcMar>
@@ -6044,19 +6030,17 @@
         </w:tc>
       </w:tr>
       <w:tr>
-        <w:trPr>
-          <w:cantSplit/>
-        </w:trPr>
-        <w:tc>
-          <w:tcPr>
-            <w:tcW w:w="3135" w:type="dxa"/>
+        <w:trPr/>
+        <w:tc>
+          <w:tcPr>
+            <w:tcW w:w="3131" w:type="dxa"/>
             <w:gridSpan w:val="5"/>
             <w:vMerge w:val="restart"/>
             <w:tcBorders>
-              <w:top w:val="single" w:sz="4" w:space="0" w:color="8EAADB"/>
-              <w:left w:val="single" w:sz="4" w:space="0" w:color="8EAADB"/>
-              <w:bottom w:val="single" w:sz="4" w:space="0" w:color="8EAADB"/>
-              <w:right w:val="single" w:sz="4" w:space="0" w:color="8EAADB"/>
+              <w:top w:val="single" w:sz="6" w:space="0" w:color="1F3864"/>
+              <w:left w:val="single" w:sz="6" w:space="0" w:color="1F3864"/>
+              <w:bottom w:val="single" w:sz="6" w:space="0" w:color="1F3864"/>
+              <w:right w:val="single" w:sz="6" w:space="0" w:color="1F3864"/>
             </w:tcBorders>
             <w:shd w:val="clear" w:color="auto" w:fill="D9E2F3"/>
             <w:tcMar>
@@ -6104,13 +6088,13 @@
         </w:tc>
         <w:tc>
           <w:tcPr>
-            <w:tcW w:w="3135" w:type="dxa"/>
+            <w:tcW w:w="3130" w:type="dxa"/>
             <w:gridSpan w:val="6"/>
             <w:tcBorders>
-              <w:top w:val="single" w:sz="4" w:space="0" w:color="8EAADB"/>
-              <w:left w:val="single" w:sz="4" w:space="0" w:color="8EAADB"/>
-              <w:bottom w:val="single" w:sz="4" w:space="0" w:color="8EAADB"/>
-              <w:right w:val="single" w:sz="4" w:space="0" w:color="8EAADB"/>
+              <w:top w:val="single" w:sz="6" w:space="0" w:color="1F3864"/>
+              <w:left w:val="single" w:sz="6" w:space="0" w:color="1F3864"/>
+              <w:bottom w:val="single" w:sz="6" w:space="0" w:color="1F3864"/>
+              <w:right w:val="single" w:sz="6" w:space="0" w:color="1F3864"/>
             </w:tcBorders>
             <w:shd w:val="clear" w:color="auto" w:fill="D9E2F3"/>
             <w:tcMar>
@@ -6150,13 +6134,13 @@
         </w:tc>
         <w:tc>
           <w:tcPr>
-            <w:tcW w:w="3135" w:type="dxa"/>
+            <w:tcW w:w="3131" w:type="dxa"/>
             <w:gridSpan w:val="5"/>
             <w:tcBorders>
-              <w:top w:val="single" w:sz="4" w:space="0" w:color="8EAADB"/>
-              <w:left w:val="single" w:sz="4" w:space="0" w:color="8EAADB"/>
-              <w:bottom w:val="single" w:sz="4" w:space="0" w:color="8EAADB"/>
-              <w:right w:val="single" w:sz="4" w:space="0" w:color="8EAADB"/>
+              <w:top w:val="single" w:sz="6" w:space="0" w:color="1F3864"/>
+              <w:left w:val="single" w:sz="6" w:space="0" w:color="1F3864"/>
+              <w:bottom w:val="single" w:sz="6" w:space="0" w:color="1F3864"/>
+              <w:right w:val="single" w:sz="6" w:space="0" w:color="1F3864"/>
             </w:tcBorders>
             <w:shd w:val="clear" w:color="auto" w:fill="D9E2F3"/>
             <w:tcMar>
@@ -6212,19 +6196,17 @@
         </w:tc>
       </w:tr>
       <w:tr>
-        <w:trPr>
-          <w:cantSplit/>
-        </w:trPr>
-        <w:tc>
-          <w:tcPr>
-            <w:tcW w:w="3135" w:type="dxa"/>
+        <w:trPr/>
+        <w:tc>
+          <w:tcPr>
+            <w:tcW w:w="3131" w:type="dxa"/>
             <w:gridSpan w:val="5"/>
             <w:vMerge/>
             <w:tcBorders>
-              <w:top w:val="single" w:sz="4" w:space="0" w:color="8EAADB"/>
-              <w:left w:val="single" w:sz="4" w:space="0" w:color="8EAADB"/>
-              <w:bottom w:val="single" w:sz="4" w:space="0" w:color="8EAADB"/>
-              <w:right w:val="single" w:sz="4" w:space="0" w:color="8EAADB"/>
+              <w:top w:val="single" w:sz="6" w:space="0" w:color="1F3864"/>
+              <w:left w:val="single" w:sz="6" w:space="0" w:color="1F3864"/>
+              <w:bottom w:val="single" w:sz="6" w:space="0" w:color="1F3864"/>
+              <w:right w:val="single" w:sz="6" w:space="0" w:color="1F3864"/>
             </w:tcBorders>
             <w:shd w:val="clear" w:color="auto" w:fill="D9E2F3"/>
           </w:tcPr>
@@ -6241,13 +6223,13 @@
         </w:tc>
         <w:tc>
           <w:tcPr>
-            <w:tcW w:w="3135" w:type="dxa"/>
+            <w:tcW w:w="3130" w:type="dxa"/>
             <w:gridSpan w:val="6"/>
             <w:tcBorders>
-              <w:top w:val="single" w:sz="4" w:space="0" w:color="8EAADB"/>
-              <w:left w:val="single" w:sz="4" w:space="0" w:color="8EAADB"/>
-              <w:bottom w:val="single" w:sz="4" w:space="0" w:color="8EAADB"/>
-              <w:right w:val="single" w:sz="4" w:space="0" w:color="8EAADB"/>
+              <w:top w:val="single" w:sz="6" w:space="0" w:color="1F3864"/>
+              <w:left w:val="single" w:sz="6" w:space="0" w:color="1F3864"/>
+              <w:bottom w:val="single" w:sz="6" w:space="0" w:color="1F3864"/>
+              <w:right w:val="single" w:sz="6" w:space="0" w:color="1F3864"/>
             </w:tcBorders>
             <w:shd w:val="clear" w:color="auto" w:fill="D9E2F3"/>
             <w:tcMar>
@@ -6295,13 +6277,13 @@
         </w:tc>
         <w:tc>
           <w:tcPr>
-            <w:tcW w:w="3135" w:type="dxa"/>
+            <w:tcW w:w="3131" w:type="dxa"/>
             <w:gridSpan w:val="5"/>
             <w:tcBorders>
-              <w:top w:val="single" w:sz="4" w:space="0" w:color="8EAADB"/>
-              <w:left w:val="single" w:sz="4" w:space="0" w:color="8EAADB"/>
-              <w:bottom w:val="single" w:sz="4" w:space="0" w:color="8EAADB"/>
-              <w:right w:val="single" w:sz="4" w:space="0" w:color="8EAADB"/>
+              <w:top w:val="single" w:sz="6" w:space="0" w:color="1F3864"/>
+              <w:left w:val="single" w:sz="6" w:space="0" w:color="1F3864"/>
+              <w:bottom w:val="single" w:sz="6" w:space="0" w:color="1F3864"/>
+              <w:right w:val="single" w:sz="6" w:space="0" w:color="1F3864"/>
             </w:tcBorders>
             <w:shd w:val="clear" w:color="auto" w:fill="D9E2F3"/>
             <w:tcMar>
@@ -6375,13 +6357,13 @@
       <w:tr>
         <w:tc>
           <w:tcPr>
-            <w:tcW w:w="9405" w:type="dxa"/>
+            <w:tcW w:w="9392" w:type="dxa"/>
             <w:gridSpan w:val="16"/>
             <w:tcBorders>
-              <w:top w:val="single" w:sz="4" w:space="0" w:color="4472C4"/>
-              <w:left w:val="single" w:sz="4" w:space="0" w:color="4472C4"/>
-              <w:bottom w:val="single" w:sz="4" w:space="0" w:color="4472C4"/>
-              <w:right w:val="single" w:sz="4" w:space="0" w:color="4472C4"/>
+              <w:top w:val="single" w:sz="6" w:space="0" w:color="1F3864"/>
+              <w:left w:val="single" w:sz="6" w:space="0" w:color="1F3864"/>
+              <w:bottom w:val="single" w:sz="6" w:space="0" w:color="1F3864"/>
+              <w:right w:val="single" w:sz="6" w:space="0" w:color="1F3864"/>
             </w:tcBorders>
             <w:shd w:val="clear" w:color="auto" w:fill="4472C4"/>
             <w:tcMar>
@@ -6394,6 +6376,7 @@
           </w:tcPr>
           <w:p>
             <w:pPr>
+              <w:keepNext/>
               <w:spacing w:before="20" w:after="20" w:line="240" w:lineRule="auto"/>
               <w:jc w:val="center"/>
               <w:rPr>
@@ -6422,13 +6405,13 @@
       <w:tr>
         <w:tc>
           <w:tcPr>
-            <w:tcW w:w="2351" w:type="dxa"/>
+            <w:tcW w:w="2348" w:type="dxa"/>
             <w:gridSpan w:val="4"/>
             <w:tcBorders>
-              <w:top w:val="single" w:sz="4" w:space="0" w:color="4472C4"/>
-              <w:left w:val="single" w:sz="4" w:space="0" w:color="4472C4"/>
-              <w:bottom w:val="single" w:sz="4" w:space="0" w:color="4472C4"/>
-              <w:right w:val="single" w:sz="4" w:space="0" w:color="4472C4"/>
+              <w:top w:val="single" w:sz="6" w:space="0" w:color="1F3864"/>
+              <w:left w:val="single" w:sz="6" w:space="0" w:color="1F3864"/>
+              <w:bottom w:val="single" w:sz="6" w:space="0" w:color="1F3864"/>
+              <w:right w:val="single" w:sz="6" w:space="0" w:color="1F3864"/>
             </w:tcBorders>
             <w:shd w:val="clear" w:color="auto" w:fill="4472C4"/>
             <w:tcMar>
@@ -6467,13 +6450,13 @@
         </w:tc>
         <w:tc>
           <w:tcPr>
-            <w:tcW w:w="4310" w:type="dxa"/>
+            <w:tcW w:w="4304" w:type="dxa"/>
             <w:gridSpan w:val="8"/>
             <w:tcBorders>
-              <w:top w:val="single" w:sz="4" w:space="0" w:color="8EAADB"/>
-              <w:left w:val="single" w:sz="4" w:space="0" w:color="8EAADB"/>
-              <w:bottom w:val="single" w:sz="4" w:space="0" w:color="8EAADB"/>
-              <w:right w:val="single" w:sz="4" w:space="0" w:color="8EAADB"/>
+              <w:top w:val="single" w:sz="6" w:space="0" w:color="1F3864"/>
+              <w:left w:val="single" w:sz="6" w:space="0" w:color="1F3864"/>
+              <w:bottom w:val="single" w:sz="6" w:space="0" w:color="1F3864"/>
+              <w:right w:val="single" w:sz="6" w:space="0" w:color="1F3864"/>
             </w:tcBorders>
             <w:shd w:val="clear" w:color="auto" w:fill="D9E2F3"/>
             <w:tcMar>
@@ -6531,13 +6514,13 @@
         </w:tc>
         <w:tc>
           <w:tcPr>
-            <w:tcW w:w="2743" w:type="dxa"/>
+            <w:tcW w:w="2740" w:type="dxa"/>
             <w:gridSpan w:val="4"/>
             <w:tcBorders>
-              <w:top w:val="single" w:sz="4" w:space="0" w:color="4472C4"/>
-              <w:left w:val="single" w:sz="4" w:space="0" w:color="4472C4"/>
-              <w:bottom w:val="single" w:sz="4" w:space="0" w:color="4472C4"/>
-              <w:right w:val="single" w:sz="4" w:space="0" w:color="4472C4"/>
+              <w:top w:val="single" w:sz="6" w:space="0" w:color="1F3864"/>
+              <w:left w:val="single" w:sz="6" w:space="0" w:color="1F3864"/>
+              <w:bottom w:val="single" w:sz="6" w:space="0" w:color="1F3864"/>
+              <w:right w:val="single" w:sz="6" w:space="0" w:color="1F3864"/>
             </w:tcBorders>
             <w:shd w:val="clear" w:color="auto" w:fill="4472C4"/>
             <w:tcMar>
@@ -6578,13 +6561,13 @@
       <w:tr>
         <w:tc>
           <w:tcPr>
-            <w:tcW w:w="2351" w:type="dxa"/>
+            <w:tcW w:w="2348" w:type="dxa"/>
             <w:gridSpan w:val="4"/>
             <w:tcBorders>
-              <w:top w:val="single" w:sz="4" w:space="0" w:color="8EAADB"/>
-              <w:left w:val="single" w:sz="4" w:space="0" w:color="8EAADB"/>
-              <w:bottom w:val="single" w:sz="4" w:space="0" w:color="8EAADB"/>
-              <w:right w:val="single" w:sz="4" w:space="0" w:color="8EAADB"/>
+              <w:top w:val="single" w:sz="6" w:space="0" w:color="1F3864"/>
+              <w:left w:val="single" w:sz="6" w:space="0" w:color="1F3864"/>
+              <w:bottom w:val="single" w:sz="6" w:space="0" w:color="1F3864"/>
+              <w:right w:val="single" w:sz="6" w:space="0" w:color="1F3864"/>
             </w:tcBorders>
             <w:shd w:val="clear" w:color="auto" w:fill="D9E2F3"/>
             <w:tcMar>
@@ -6676,13 +6659,13 @@
         </w:tc>
         <w:tc>
           <w:tcPr>
-            <w:tcW w:w="4310" w:type="dxa"/>
+            <w:tcW w:w="4304" w:type="dxa"/>
             <w:gridSpan w:val="8"/>
             <w:tcBorders>
-              <w:top w:val="single" w:sz="4" w:space="0" w:color="8EAADB"/>
-              <w:left w:val="single" w:sz="4" w:space="0" w:color="8EAADB"/>
-              <w:bottom w:val="single" w:sz="4" w:space="0" w:color="8EAADB"/>
-              <w:right w:val="single" w:sz="4" w:space="0" w:color="8EAADB"/>
+              <w:top w:val="single" w:sz="6" w:space="0" w:color="1F3864"/>
+              <w:left w:val="single" w:sz="6" w:space="0" w:color="1F3864"/>
+              <w:bottom w:val="single" w:sz="6" w:space="0" w:color="1F3864"/>
+              <w:right w:val="single" w:sz="6" w:space="0" w:color="1F3864"/>
             </w:tcBorders>
             <w:shd w:val="clear" w:color="auto" w:fill="D9E2F3"/>
             <w:tcMar>
@@ -7227,13 +7210,13 @@
         </w:tc>
         <w:tc>
           <w:tcPr>
-            <w:tcW w:w="2743" w:type="dxa"/>
+            <w:tcW w:w="2740" w:type="dxa"/>
             <w:gridSpan w:val="4"/>
             <w:tcBorders>
-              <w:top w:val="single" w:sz="4" w:space="0" w:color="8EAADB"/>
-              <w:left w:val="single" w:sz="4" w:space="0" w:color="8EAADB"/>
-              <w:bottom w:val="single" w:sz="4" w:space="0" w:color="8EAADB"/>
-              <w:right w:val="single" w:sz="4" w:space="0" w:color="8EAADB"/>
+              <w:top w:val="single" w:sz="6" w:space="0" w:color="1F3864"/>
+              <w:left w:val="single" w:sz="6" w:space="0" w:color="1F3864"/>
+              <w:bottom w:val="single" w:sz="6" w:space="0" w:color="1F3864"/>
+              <w:right w:val="single" w:sz="6" w:space="0" w:color="1F3864"/>
             </w:tcBorders>
             <w:shd w:val="clear" w:color="auto" w:fill="D9E2F3"/>
             <w:tcMar>
@@ -7341,13 +7324,13 @@
       <w:tr>
         <w:tc>
           <w:tcPr>
-            <w:tcW w:w="1959" w:type="dxa"/>
+            <w:tcW w:w="1957" w:type="dxa"/>
             <w:gridSpan w:val="3"/>
             <w:tcBorders>
-              <w:top w:val="single" w:sz="4" w:space="0" w:color="4472C4"/>
-              <w:left w:val="single" w:sz="4" w:space="0" w:color="4472C4"/>
-              <w:bottom w:val="single" w:sz="4" w:space="0" w:color="4472C4"/>
-              <w:right w:val="single" w:sz="4" w:space="0" w:color="4472C4"/>
+              <w:top w:val="single" w:sz="6" w:space="0" w:color="1F3864"/>
+              <w:left w:val="single" w:sz="6" w:space="0" w:color="1F3864"/>
+              <w:bottom w:val="single" w:sz="6" w:space="0" w:color="1F3864"/>
+              <w:right w:val="single" w:sz="6" w:space="0" w:color="1F3864"/>
             </w:tcBorders>
             <w:shd w:val="clear" w:color="auto" w:fill="4472C4"/>
             <w:tcMar>
@@ -7360,6 +7343,7 @@
           </w:tcPr>
           <w:p>
             <w:pPr>
+              <w:keepNext/>
               <w:spacing w:before="20" w:after="20" w:line="240" w:lineRule="auto"/>
               <w:jc w:val="center"/>
               <w:rPr>
@@ -7386,13 +7370,13 @@
         </w:tc>
         <w:tc>
           <w:tcPr>
-            <w:tcW w:w="1959" w:type="dxa"/>
+            <w:tcW w:w="1956" w:type="dxa"/>
             <w:gridSpan w:val="4"/>
             <w:tcBorders>
-              <w:top w:val="single" w:sz="4" w:space="0" w:color="4472C4"/>
-              <w:left w:val="single" w:sz="4" w:space="0" w:color="4472C4"/>
-              <w:bottom w:val="single" w:sz="4" w:space="0" w:color="4472C4"/>
-              <w:right w:val="single" w:sz="4" w:space="0" w:color="4472C4"/>
+              <w:top w:val="single" w:sz="6" w:space="0" w:color="1F3864"/>
+              <w:left w:val="single" w:sz="6" w:space="0" w:color="1F3864"/>
+              <w:bottom w:val="single" w:sz="6" w:space="0" w:color="1F3864"/>
+              <w:right w:val="single" w:sz="6" w:space="0" w:color="1F3864"/>
             </w:tcBorders>
             <w:shd w:val="clear" w:color="auto" w:fill="4472C4"/>
             <w:tcMar>
@@ -7405,6 +7389,7 @@
           </w:tcPr>
           <w:p>
             <w:pPr>
+              <w:keepNext/>
               <w:spacing w:before="20" w:after="20" w:line="240" w:lineRule="auto"/>
               <w:jc w:val="center"/>
               <w:rPr>
@@ -7431,13 +7416,13 @@
         </w:tc>
         <w:tc>
           <w:tcPr>
-            <w:tcW w:w="1567" w:type="dxa"/>
+            <w:tcW w:w="1566" w:type="dxa"/>
             <w:gridSpan w:val="2"/>
             <w:tcBorders>
-              <w:top w:val="single" w:sz="4" w:space="0" w:color="4472C4"/>
-              <w:left w:val="single" w:sz="4" w:space="0" w:color="4472C4"/>
-              <w:bottom w:val="single" w:sz="4" w:space="0" w:color="4472C4"/>
-              <w:right w:val="single" w:sz="4" w:space="0" w:color="4472C4"/>
+              <w:top w:val="single" w:sz="6" w:space="0" w:color="1F3864"/>
+              <w:left w:val="single" w:sz="6" w:space="0" w:color="1F3864"/>
+              <w:bottom w:val="single" w:sz="6" w:space="0" w:color="1F3864"/>
+              <w:right w:val="single" w:sz="6" w:space="0" w:color="1F3864"/>
             </w:tcBorders>
             <w:shd w:val="clear" w:color="auto" w:fill="4472C4"/>
             <w:tcMar>
@@ -7450,6 +7435,7 @@
           </w:tcPr>
           <w:p>
             <w:pPr>
+              <w:keepNext/>
               <w:spacing w:before="20" w:after="20" w:line="240" w:lineRule="auto"/>
               <w:jc w:val="center"/>
               <w:rPr>
@@ -7476,13 +7462,13 @@
         </w:tc>
         <w:tc>
           <w:tcPr>
-            <w:tcW w:w="1959" w:type="dxa"/>
+            <w:tcW w:w="1955" w:type="dxa"/>
             <w:gridSpan w:val="5"/>
             <w:tcBorders>
-              <w:top w:val="single" w:sz="4" w:space="0" w:color="4472C4"/>
-              <w:left w:val="single" w:sz="4" w:space="0" w:color="4472C4"/>
-              <w:bottom w:val="single" w:sz="4" w:space="0" w:color="4472C4"/>
-              <w:right w:val="single" w:sz="4" w:space="0" w:color="4472C4"/>
+              <w:top w:val="single" w:sz="6" w:space="0" w:color="1F3864"/>
+              <w:left w:val="single" w:sz="6" w:space="0" w:color="1F3864"/>
+              <w:bottom w:val="single" w:sz="6" w:space="0" w:color="1F3864"/>
+              <w:right w:val="single" w:sz="6" w:space="0" w:color="1F3864"/>
             </w:tcBorders>
             <w:shd w:val="clear" w:color="auto" w:fill="4472C4"/>
             <w:tcMar>
@@ -7495,6 +7481,7 @@
           </w:tcPr>
           <w:p>
             <w:pPr>
+              <w:keepNext/>
               <w:spacing w:before="20" w:after="20" w:line="240" w:lineRule="auto"/>
               <w:jc w:val="center"/>
               <w:rPr>
@@ -7521,13 +7508,13 @@
         </w:tc>
         <w:tc>
           <w:tcPr>
-            <w:tcW w:w="1959" w:type="dxa"/>
+            <w:tcW w:w="1958" w:type="dxa"/>
             <w:gridSpan w:val="2"/>
             <w:tcBorders>
-              <w:top w:val="single" w:sz="4" w:space="0" w:color="4472C4"/>
-              <w:left w:val="single" w:sz="4" w:space="0" w:color="4472C4"/>
-              <w:bottom w:val="single" w:sz="4" w:space="0" w:color="4472C4"/>
-              <w:right w:val="single" w:sz="4" w:space="0" w:color="4472C4"/>
+              <w:top w:val="single" w:sz="6" w:space="0" w:color="1F3864"/>
+              <w:left w:val="single" w:sz="6" w:space="0" w:color="1F3864"/>
+              <w:bottom w:val="single" w:sz="6" w:space="0" w:color="1F3864"/>
+              <w:right w:val="single" w:sz="6" w:space="0" w:color="1F3864"/>
             </w:tcBorders>
             <w:shd w:val="clear" w:color="auto" w:fill="4472C4"/>
             <w:tcMar>
@@ -7540,6 +7527,7 @@
           </w:tcPr>
           <w:p>
             <w:pPr>
+              <w:keepNext/>
               <w:spacing w:before="20" w:after="20" w:line="240" w:lineRule="auto"/>
               <w:jc w:val="center"/>
               <w:rPr>
@@ -7568,13 +7556,13 @@
       <w:tr>
         <w:tc>
           <w:tcPr>
-            <w:tcW w:w="1959" w:type="dxa"/>
+            <w:tcW w:w="1957" w:type="dxa"/>
             <w:gridSpan w:val="3"/>
             <w:tcBorders>
-              <w:top w:val="single" w:sz="4" w:space="0" w:color="8EAADB"/>
-              <w:left w:val="single" w:sz="4" w:space="0" w:color="8EAADB"/>
-              <w:bottom w:val="single" w:sz="4" w:space="0" w:color="8EAADB"/>
-              <w:right w:val="single" w:sz="4" w:space="0" w:color="8EAADB"/>
+              <w:top w:val="single" w:sz="6" w:space="0" w:color="1F3864"/>
+              <w:left w:val="single" w:sz="6" w:space="0" w:color="1F3864"/>
+              <w:bottom w:val="single" w:sz="6" w:space="0" w:color="1F3864"/>
+              <w:right w:val="single" w:sz="6" w:space="0" w:color="1F3864"/>
             </w:tcBorders>
             <w:shd w:val="clear" w:color="auto" w:fill="D9E2F3"/>
             <w:tcMar>
@@ -7712,13 +7700,13 @@
         </w:tc>
         <w:tc>
           <w:tcPr>
-            <w:tcW w:w="1959" w:type="dxa"/>
+            <w:tcW w:w="1956" w:type="dxa"/>
             <w:gridSpan w:val="4"/>
             <w:tcBorders>
-              <w:top w:val="single" w:sz="4" w:space="0" w:color="8EAADB"/>
-              <w:left w:val="single" w:sz="4" w:space="0" w:color="8EAADB"/>
-              <w:bottom w:val="single" w:sz="4" w:space="0" w:color="8EAADB"/>
-              <w:right w:val="single" w:sz="4" w:space="0" w:color="8EAADB"/>
+              <w:top w:val="single" w:sz="6" w:space="0" w:color="1F3864"/>
+              <w:left w:val="single" w:sz="6" w:space="0" w:color="1F3864"/>
+              <w:bottom w:val="single" w:sz="6" w:space="0" w:color="1F3864"/>
+              <w:right w:val="single" w:sz="6" w:space="0" w:color="1F3864"/>
             </w:tcBorders>
             <w:shd w:val="clear" w:color="auto" w:fill="D9E2F3"/>
             <w:tcMar>
@@ -7827,6 +7815,26 @@
               <w:t>Normas técnicas ISO-IBNORCA, normas de auditoría ambiental gubernamental, y normas INTOSAI para Ejecutar Auditorías Ambientales de las EFS.</w:t>
             </w:r>
           </w:p>
+        </w:tc>
+        <w:tc>
+          <w:tcPr>
+            <w:tcW w:w="1566" w:type="dxa"/>
+            <w:gridSpan w:val="2"/>
+            <w:tcBorders>
+              <w:top w:val="single" w:sz="6" w:space="0" w:color="1F3864"/>
+              <w:left w:val="single" w:sz="6" w:space="0" w:color="1F3864"/>
+              <w:bottom w:val="single" w:sz="6" w:space="0" w:color="1F3864"/>
+              <w:right w:val="single" w:sz="6" w:space="0" w:color="1F3864"/>
+            </w:tcBorders>
+            <w:shd w:val="clear" w:color="auto" w:fill="D9E2F3"/>
+            <w:tcMar>
+              <w:top w:w="50" w:type="dxa"/>
+              <w:left w:w="90" w:type="dxa"/>
+              <w:bottom w:w="50" w:type="dxa"/>
+              <w:right w:w="90" w:type="dxa"/>
+            </w:tcMar>
+            <w:vAlign w:val="center"/>
+          </w:tcPr>
           <w:p>
             <w:pPr>
               <w:spacing w:before="20" w:after="20" w:line="240" w:lineRule="auto"/>
@@ -7837,6 +7845,14 @@
                 <w:szCs w:val="18"/>
               </w:rPr>
             </w:pPr>
+            <w:r>
+              <w:rPr>
+                <w:rFonts w:ascii="Century Gothic" w:hAnsi="Century Gothic" w:cs="Century Gothic" w:eastAsia="Century Gothic"/>
+                <w:sz w:val="18"/>
+                <w:szCs w:val="18"/>
+              </w:rPr>
+              <w:t>Cuestionarios de comprensión en la plataforma Moodle UMSA.</w:t>
+            </w:r>
           </w:p>
           <w:p>
             <w:pPr>
@@ -7848,228 +7864,178 @@
                 <w:szCs w:val="18"/>
               </w:rPr>
             </w:pPr>
-          </w:p>
-        </w:tc>
-        <w:tc>
-          <w:tcPr>
-            <w:tcW w:w="1567" w:type="dxa"/>
+            <w:r>
+              <w:rPr>
+                <w:rFonts w:ascii="Century Gothic" w:hAnsi="Century Gothic" w:cs="Century Gothic" w:eastAsia="Century Gothic"/>
+                <w:sz w:val="18"/>
+                <w:szCs w:val="18"/>
+              </w:rPr>
+              <w:t>Foros de consulta sobre los informes ESG y los marcos de sostenibilidad.</w:t>
+            </w:r>
+          </w:p>
+          <w:p>
+            <w:pPr>
+              <w:spacing w:before="20" w:after="20" w:line="240" w:lineRule="auto"/>
+              <w:jc w:val="center"/>
+              <w:rPr>
+                <w:rFonts w:ascii="Century Gothic" w:hAnsi="Century Gothic" w:cs="Century Gothic" w:eastAsia="Century Gothic"/>
+                <w:sz w:val="18"/>
+                <w:szCs w:val="18"/>
+              </w:rPr>
+            </w:pPr>
+            <w:r>
+              <w:rPr>
+                <w:rFonts w:ascii="Century Gothic" w:hAnsi="Century Gothic" w:cs="Century Gothic" w:eastAsia="Century Gothic"/>
+                <w:sz w:val="18"/>
+                <w:szCs w:val="18"/>
+              </w:rPr>
+              <w:t>Material audiovisual sobre auditoría ambiental y divulgaciones relacionadas con sostenibilidad.</w:t>
+            </w:r>
+          </w:p>
+          <w:p>
+            <w:pPr>
+              <w:spacing w:before="20" w:after="20" w:line="240" w:lineRule="auto"/>
+              <w:jc w:val="center"/>
+              <w:rPr>
+                <w:rFonts w:ascii="Century Gothic" w:hAnsi="Century Gothic" w:cs="Century Gothic" w:eastAsia="Century Gothic"/>
+                <w:sz w:val="18"/>
+                <w:szCs w:val="18"/>
+              </w:rPr>
+            </w:pPr>
+            <w:r>
+              <w:rPr>
+                <w:rFonts w:ascii="Century Gothic" w:hAnsi="Century Gothic" w:cs="Century Gothic" w:eastAsia="Century Gothic"/>
+                <w:sz w:val="18"/>
+                <w:szCs w:val="18"/>
+              </w:rPr>
+              <w:t xml:space="preserve">Prácticas guiadas de entendimiento de la organización, riesgos, oportunidades, métricas, control interno, fraude ambiental, social y gobernanza. </w:t>
+            </w:r>
+          </w:p>
+          <w:p>
+            <w:pPr>
+              <w:spacing w:before="20" w:after="20" w:line="240" w:lineRule="auto"/>
+              <w:jc w:val="center"/>
+              <w:rPr>
+                <w:rFonts w:ascii="Century Gothic" w:hAnsi="Century Gothic" w:cs="Century Gothic" w:eastAsia="Century Gothic"/>
+                <w:sz w:val="18"/>
+                <w:szCs w:val="18"/>
+              </w:rPr>
+            </w:pPr>
+            <w:r>
+              <w:rPr>
+                <w:rFonts w:ascii="Century Gothic" w:hAnsi="Century Gothic" w:cs="Century Gothic" w:eastAsia="Century Gothic"/>
+                <w:sz w:val="18"/>
+                <w:szCs w:val="18"/>
+              </w:rPr>
+              <w:t>Cálculo de un inventario de emisiones de gases de efecto invernadero.</w:t>
+            </w:r>
+          </w:p>
+        </w:tc>
+        <w:tc>
+          <w:tcPr>
+            <w:tcW w:w="1955" w:type="dxa"/>
+            <w:gridSpan w:val="5"/>
+            <w:tcBorders>
+              <w:top w:val="single" w:sz="6" w:space="0" w:color="1F3864"/>
+              <w:left w:val="single" w:sz="6" w:space="0" w:color="1F3864"/>
+              <w:bottom w:val="single" w:sz="6" w:space="0" w:color="1F3864"/>
+              <w:right w:val="single" w:sz="6" w:space="0" w:color="1F3864"/>
+            </w:tcBorders>
+            <w:shd w:val="clear" w:color="auto" w:fill="D9E2F3"/>
+            <w:tcMar>
+              <w:top w:w="50" w:type="dxa"/>
+              <w:left w:w="90" w:type="dxa"/>
+              <w:bottom w:w="50" w:type="dxa"/>
+              <w:right w:w="90" w:type="dxa"/>
+            </w:tcMar>
+            <w:vAlign w:val="center"/>
+          </w:tcPr>
+          <w:p>
+            <w:pPr>
+              <w:spacing w:before="20" w:after="20" w:line="240" w:lineRule="auto"/>
+              <w:jc w:val="center"/>
+              <w:rPr>
+                <w:rFonts w:ascii="Century Gothic" w:hAnsi="Century Gothic" w:cs="Century Gothic" w:eastAsia="Century Gothic"/>
+                <w:sz w:val="18"/>
+                <w:szCs w:val="18"/>
+              </w:rPr>
+            </w:pPr>
+            <w:r>
+              <w:rPr>
+                <w:rFonts w:ascii="Century Gothic" w:hAnsi="Century Gothic" w:cs="Century Gothic" w:eastAsia="Century Gothic"/>
+                <w:sz w:val="18"/>
+                <w:szCs w:val="18"/>
+              </w:rPr>
+              <w:t>Elaboración guiada del informe ESG o Informe de Sostenibilidad de una entidad boliviana.</w:t>
+            </w:r>
+          </w:p>
+          <w:p>
+            <w:pPr>
+              <w:spacing w:before="20" w:after="20" w:line="240" w:lineRule="auto"/>
+              <w:jc w:val="center"/>
+              <w:rPr>
+                <w:rFonts w:ascii="Century Gothic" w:hAnsi="Century Gothic" w:cs="Century Gothic" w:eastAsia="Century Gothic"/>
+                <w:sz w:val="18"/>
+                <w:szCs w:val="18"/>
+              </w:rPr>
+            </w:pPr>
+            <w:r>
+              <w:rPr>
+                <w:rFonts w:ascii="Century Gothic" w:hAnsi="Century Gothic" w:cs="Century Gothic" w:eastAsia="Century Gothic"/>
+                <w:sz w:val="18"/>
+                <w:szCs w:val="18"/>
+              </w:rPr>
+              <w:t>Análisis colaborativo de casos de auditoría ambiental gubernamental.</w:t>
+            </w:r>
+          </w:p>
+          <w:p>
+            <w:pPr>
+              <w:spacing w:before="20" w:after="20" w:line="240" w:lineRule="auto"/>
+              <w:jc w:val="center"/>
+              <w:rPr>
+                <w:rFonts w:ascii="Century Gothic" w:hAnsi="Century Gothic" w:cs="Century Gothic" w:eastAsia="Century Gothic"/>
+                <w:sz w:val="18"/>
+                <w:szCs w:val="18"/>
+              </w:rPr>
+            </w:pPr>
+            <w:r>
+              <w:rPr>
+                <w:rFonts w:ascii="Century Gothic" w:hAnsi="Century Gothic" w:cs="Century Gothic" w:eastAsia="Century Gothic"/>
+                <w:sz w:val="18"/>
+                <w:szCs w:val="18"/>
+              </w:rPr>
+              <w:t>Revisión cruzada de los informes de aseguramiento entre equipos.</w:t>
+            </w:r>
+          </w:p>
+          <w:p>
+            <w:pPr>
+              <w:spacing w:before="20" w:after="20" w:line="240" w:lineRule="auto"/>
+              <w:jc w:val="center"/>
+              <w:rPr>
+                <w:rFonts w:ascii="Century Gothic" w:hAnsi="Century Gothic" w:cs="Century Gothic" w:eastAsia="Century Gothic"/>
+                <w:sz w:val="18"/>
+                <w:szCs w:val="18"/>
+              </w:rPr>
+            </w:pPr>
+            <w:r>
+              <w:rPr>
+                <w:rFonts w:ascii="Century Gothic" w:hAnsi="Century Gothic" w:cs="Century Gothic" w:eastAsia="Century Gothic"/>
+                <w:sz w:val="18"/>
+                <w:szCs w:val="18"/>
+              </w:rPr>
+              <w:t>Determinación conjunta de los asuntos de sostenibilidad materiales de la entidad analizada.</w:t>
+            </w:r>
+          </w:p>
+        </w:tc>
+        <w:tc>
+          <w:tcPr>
+            <w:tcW w:w="1958" w:type="dxa"/>
             <w:gridSpan w:val="2"/>
             <w:tcBorders>
-              <w:top w:val="single" w:sz="4" w:space="0" w:color="8EAADB"/>
-              <w:left w:val="single" w:sz="4" w:space="0" w:color="8EAADB"/>
-              <w:bottom w:val="single" w:sz="4" w:space="0" w:color="8EAADB"/>
-              <w:right w:val="single" w:sz="4" w:space="0" w:color="8EAADB"/>
-            </w:tcBorders>
-            <w:shd w:val="clear" w:color="auto" w:fill="D9E2F3"/>
-            <w:tcMar>
-              <w:top w:w="50" w:type="dxa"/>
-              <w:left w:w="90" w:type="dxa"/>
-              <w:bottom w:w="50" w:type="dxa"/>
-              <w:right w:w="90" w:type="dxa"/>
-            </w:tcMar>
-            <w:vAlign w:val="center"/>
-          </w:tcPr>
-          <w:p>
-            <w:pPr>
-              <w:spacing w:before="20" w:after="20" w:line="240" w:lineRule="auto"/>
-              <w:jc w:val="center"/>
-              <w:rPr>
-                <w:rFonts w:ascii="Century Gothic" w:hAnsi="Century Gothic" w:cs="Century Gothic" w:eastAsia="Century Gothic"/>
-                <w:sz w:val="18"/>
-                <w:szCs w:val="18"/>
-              </w:rPr>
-            </w:pPr>
-            <w:r>
-              <w:rPr>
-                <w:rFonts w:ascii="Century Gothic" w:hAnsi="Century Gothic" w:cs="Century Gothic" w:eastAsia="Century Gothic"/>
-                <w:sz w:val="18"/>
-                <w:szCs w:val="18"/>
-              </w:rPr>
-              <w:t>Cuestionarios de comprensión en la plataforma Moodle UMSA.</w:t>
-            </w:r>
-          </w:p>
-          <w:p>
-            <w:pPr>
-              <w:spacing w:before="20" w:after="20" w:line="240" w:lineRule="auto"/>
-              <w:jc w:val="center"/>
-              <w:rPr>
-                <w:rFonts w:ascii="Century Gothic" w:hAnsi="Century Gothic" w:cs="Century Gothic" w:eastAsia="Century Gothic"/>
-                <w:sz w:val="18"/>
-                <w:szCs w:val="18"/>
-              </w:rPr>
-            </w:pPr>
-            <w:r>
-              <w:rPr>
-                <w:rFonts w:ascii="Century Gothic" w:hAnsi="Century Gothic" w:cs="Century Gothic" w:eastAsia="Century Gothic"/>
-                <w:sz w:val="18"/>
-                <w:szCs w:val="18"/>
-              </w:rPr>
-              <w:t>Foros de consulta sobre los informes ESG y los marcos de sostenibilidad.</w:t>
-            </w:r>
-          </w:p>
-          <w:p>
-            <w:pPr>
-              <w:spacing w:before="20" w:after="20" w:line="240" w:lineRule="auto"/>
-              <w:jc w:val="center"/>
-              <w:rPr>
-                <w:rFonts w:ascii="Century Gothic" w:hAnsi="Century Gothic" w:cs="Century Gothic" w:eastAsia="Century Gothic"/>
-                <w:sz w:val="18"/>
-                <w:szCs w:val="18"/>
-              </w:rPr>
-            </w:pPr>
-            <w:r>
-              <w:rPr>
-                <w:rFonts w:ascii="Century Gothic" w:hAnsi="Century Gothic" w:cs="Century Gothic" w:eastAsia="Century Gothic"/>
-                <w:sz w:val="18"/>
-                <w:szCs w:val="18"/>
-              </w:rPr>
-              <w:t>Material audiovisual sobre auditoría ambiental y divulgaciones relacionadas con sostenibilidad.</w:t>
-            </w:r>
-          </w:p>
-          <w:p>
-            <w:pPr>
-              <w:spacing w:before="20" w:after="20" w:line="240" w:lineRule="auto"/>
-              <w:jc w:val="center"/>
-              <w:rPr>
-                <w:rFonts w:ascii="Century Gothic" w:hAnsi="Century Gothic" w:cs="Century Gothic" w:eastAsia="Century Gothic"/>
-                <w:sz w:val="18"/>
-                <w:szCs w:val="18"/>
-              </w:rPr>
-            </w:pPr>
-            <w:r>
-              <w:rPr>
-                <w:rFonts w:ascii="Century Gothic" w:hAnsi="Century Gothic" w:cs="Century Gothic" w:eastAsia="Century Gothic"/>
-                <w:sz w:val="18"/>
-                <w:szCs w:val="18"/>
-              </w:rPr>
-              <w:t xml:space="preserve">Prácticas guiadas de entendimiento de la organización, riesgos, oportunidades, métricas, control interno, fraude ambiental, social y gobernanza. </w:t>
-            </w:r>
-          </w:p>
-          <w:p>
-            <w:pPr>
-              <w:spacing w:before="20" w:after="20" w:line="240" w:lineRule="auto"/>
-              <w:jc w:val="center"/>
-              <w:rPr>
-                <w:rFonts w:ascii="Century Gothic" w:hAnsi="Century Gothic" w:cs="Century Gothic" w:eastAsia="Century Gothic"/>
-                <w:sz w:val="18"/>
-                <w:szCs w:val="18"/>
-              </w:rPr>
-            </w:pPr>
-            <w:r>
-              <w:rPr>
-                <w:rFonts w:ascii="Century Gothic" w:hAnsi="Century Gothic" w:cs="Century Gothic" w:eastAsia="Century Gothic"/>
-                <w:sz w:val="18"/>
-                <w:szCs w:val="18"/>
-              </w:rPr>
-              <w:t>Cálculo de un inventario de emisiones de gases de efecto invernadero.</w:t>
-            </w:r>
-          </w:p>
-        </w:tc>
-        <w:tc>
-          <w:tcPr>
-            <w:tcW w:w="1959" w:type="dxa"/>
-            <w:gridSpan w:val="5"/>
-            <w:tcBorders>
-              <w:top w:val="single" w:sz="4" w:space="0" w:color="8EAADB"/>
-              <w:left w:val="single" w:sz="4" w:space="0" w:color="8EAADB"/>
-              <w:bottom w:val="single" w:sz="4" w:space="0" w:color="8EAADB"/>
-              <w:right w:val="single" w:sz="4" w:space="0" w:color="8EAADB"/>
-            </w:tcBorders>
-            <w:shd w:val="clear" w:color="auto" w:fill="D9E2F3"/>
-            <w:tcMar>
-              <w:top w:w="50" w:type="dxa"/>
-              <w:left w:w="90" w:type="dxa"/>
-              <w:bottom w:w="50" w:type="dxa"/>
-              <w:right w:w="90" w:type="dxa"/>
-            </w:tcMar>
-            <w:vAlign w:val="center"/>
-          </w:tcPr>
-          <w:p>
-            <w:pPr>
-              <w:spacing w:before="20" w:after="20" w:line="240" w:lineRule="auto"/>
-              <w:jc w:val="center"/>
-              <w:rPr>
-                <w:rFonts w:ascii="Century Gothic" w:hAnsi="Century Gothic" w:cs="Century Gothic" w:eastAsia="Century Gothic"/>
-                <w:sz w:val="18"/>
-                <w:szCs w:val="18"/>
-              </w:rPr>
-            </w:pPr>
-            <w:r>
-              <w:rPr>
-                <w:rFonts w:ascii="Century Gothic" w:hAnsi="Century Gothic" w:cs="Century Gothic" w:eastAsia="Century Gothic"/>
-                <w:sz w:val="18"/>
-                <w:szCs w:val="18"/>
-              </w:rPr>
-              <w:t>Elaboración guiada del informe ESG o Informe de Sostenibilidad de una entidad boliviana.</w:t>
-            </w:r>
-          </w:p>
-          <w:p>
-            <w:pPr>
-              <w:spacing w:before="20" w:after="20" w:line="240" w:lineRule="auto"/>
-              <w:jc w:val="center"/>
-              <w:rPr>
-                <w:rFonts w:ascii="Century Gothic" w:hAnsi="Century Gothic" w:cs="Century Gothic" w:eastAsia="Century Gothic"/>
-                <w:sz w:val="18"/>
-                <w:szCs w:val="18"/>
-              </w:rPr>
-            </w:pPr>
-            <w:r>
-              <w:rPr>
-                <w:rFonts w:ascii="Century Gothic" w:hAnsi="Century Gothic" w:cs="Century Gothic" w:eastAsia="Century Gothic"/>
-                <w:sz w:val="18"/>
-                <w:szCs w:val="18"/>
-              </w:rPr>
-              <w:t>Análisis colaborativo de casos de auditoría ambiental gubernamental.</w:t>
-            </w:r>
-          </w:p>
-          <w:p>
-            <w:pPr>
-              <w:spacing w:before="20" w:after="20" w:line="240" w:lineRule="auto"/>
-              <w:jc w:val="center"/>
-              <w:rPr>
-                <w:rFonts w:ascii="Century Gothic" w:hAnsi="Century Gothic" w:cs="Century Gothic" w:eastAsia="Century Gothic"/>
-                <w:sz w:val="18"/>
-                <w:szCs w:val="18"/>
-              </w:rPr>
-            </w:pPr>
-            <w:r>
-              <w:rPr>
-                <w:rFonts w:ascii="Century Gothic" w:hAnsi="Century Gothic" w:cs="Century Gothic" w:eastAsia="Century Gothic"/>
-                <w:sz w:val="18"/>
-                <w:szCs w:val="18"/>
-              </w:rPr>
-              <w:t>Revisión cruzada de los informes de aseguramiento entre equipos.</w:t>
-            </w:r>
-          </w:p>
-          <w:p>
-            <w:pPr>
-              <w:spacing w:before="20" w:after="20" w:line="240" w:lineRule="auto"/>
-              <w:jc w:val="center"/>
-              <w:rPr>
-                <w:rFonts w:ascii="Century Gothic" w:hAnsi="Century Gothic" w:cs="Century Gothic" w:eastAsia="Century Gothic"/>
-                <w:sz w:val="18"/>
-                <w:szCs w:val="18"/>
-              </w:rPr>
-            </w:pPr>
-            <w:r>
-              <w:rPr>
-                <w:rFonts w:ascii="Century Gothic" w:hAnsi="Century Gothic" w:cs="Century Gothic" w:eastAsia="Century Gothic"/>
-                <w:sz w:val="18"/>
-                <w:szCs w:val="18"/>
-              </w:rPr>
-              <w:t>Determinación conjunta de los asuntos de sostenibilidad materiales de la entidad analizada.</w:t>
-            </w:r>
-          </w:p>
-        </w:tc>
-        <w:tc>
-          <w:tcPr>
-            <w:tcW w:w="1959" w:type="dxa"/>
-            <w:gridSpan w:val="2"/>
-            <w:tcBorders>
-              <w:top w:val="single" w:sz="4" w:space="0" w:color="8EAADB"/>
-              <w:left w:val="single" w:sz="4" w:space="0" w:color="8EAADB"/>
-              <w:bottom w:val="single" w:sz="4" w:space="0" w:color="8EAADB"/>
-              <w:right w:val="single" w:sz="4" w:space="0" w:color="8EAADB"/>
+              <w:top w:val="single" w:sz="6" w:space="0" w:color="1F3864"/>
+              <w:left w:val="single" w:sz="6" w:space="0" w:color="1F3864"/>
+              <w:bottom w:val="single" w:sz="6" w:space="0" w:color="1F3864"/>
+              <w:right w:val="single" w:sz="6" w:space="0" w:color="1F3864"/>
             </w:tcBorders>
             <w:shd w:val="clear" w:color="auto" w:fill="D9E2F3"/>
             <w:tcMar>
@@ -8161,13 +8127,13 @@
       <w:tr>
         <w:tc>
           <w:tcPr>
-            <w:tcW w:w="2351" w:type="dxa"/>
+            <w:tcW w:w="2348" w:type="dxa"/>
             <w:gridSpan w:val="4"/>
             <w:tcBorders>
-              <w:top w:val="single" w:sz="4" w:space="0" w:color="4472C4"/>
-              <w:left w:val="single" w:sz="4" w:space="0" w:color="4472C4"/>
-              <w:bottom w:val="single" w:sz="4" w:space="0" w:color="4472C4"/>
-              <w:right w:val="single" w:sz="4" w:space="0" w:color="4472C4"/>
+              <w:top w:val="single" w:sz="6" w:space="0" w:color="1F3864"/>
+              <w:left w:val="single" w:sz="6" w:space="0" w:color="1F3864"/>
+              <w:bottom w:val="single" w:sz="6" w:space="0" w:color="1F3864"/>
+              <w:right w:val="single" w:sz="6" w:space="0" w:color="1F3864"/>
             </w:tcBorders>
             <w:shd w:val="clear" w:color="auto" w:fill="4472C4"/>
             <w:tcMar>
@@ -8206,13 +8172,13 @@
         </w:tc>
         <w:tc>
           <w:tcPr>
-            <w:tcW w:w="7053" w:type="dxa"/>
+            <w:tcW w:w="7044" w:type="dxa"/>
             <w:gridSpan w:val="12"/>
             <w:tcBorders>
-              <w:top w:val="single" w:sz="4" w:space="0" w:color="8EAADB"/>
-              <w:left w:val="single" w:sz="4" w:space="0" w:color="8EAADB"/>
-              <w:bottom w:val="single" w:sz="4" w:space="0" w:color="8EAADB"/>
-              <w:right w:val="single" w:sz="4" w:space="0" w:color="8EAADB"/>
+              <w:top w:val="single" w:sz="6" w:space="0" w:color="1F3864"/>
+              <w:left w:val="single" w:sz="6" w:space="0" w:color="1F3864"/>
+              <w:bottom w:val="single" w:sz="6" w:space="0" w:color="1F3864"/>
+              <w:right w:val="single" w:sz="6" w:space="0" w:color="1F3864"/>
             </w:tcBorders>
             <w:shd w:val="clear" w:color="auto" w:fill="D9E2F3"/>
             <w:tcMar>
@@ -8389,13 +8355,13 @@
       <w:tr>
         <w:tc>
           <w:tcPr>
-            <w:tcW w:w="2351" w:type="dxa"/>
+            <w:tcW w:w="2348" w:type="dxa"/>
             <w:gridSpan w:val="4"/>
             <w:tcBorders>
-              <w:top w:val="single" w:sz="4" w:space="0" w:color="4472C4"/>
-              <w:left w:val="single" w:sz="4" w:space="0" w:color="4472C4"/>
-              <w:bottom w:val="single" w:sz="4" w:space="0" w:color="4472C4"/>
-              <w:right w:val="single" w:sz="4" w:space="0" w:color="4472C4"/>
+              <w:top w:val="single" w:sz="6" w:space="0" w:color="1F3864"/>
+              <w:left w:val="single" w:sz="6" w:space="0" w:color="1F3864"/>
+              <w:bottom w:val="single" w:sz="6" w:space="0" w:color="1F3864"/>
+              <w:right w:val="single" w:sz="6" w:space="0" w:color="1F3864"/>
             </w:tcBorders>
             <w:shd w:val="clear" w:color="auto" w:fill="4472C4"/>
             <w:tcMar>
@@ -8434,13 +8400,13 @@
         </w:tc>
         <w:tc>
           <w:tcPr>
-            <w:tcW w:w="7053" w:type="dxa"/>
+            <w:tcW w:w="7044" w:type="dxa"/>
             <w:gridSpan w:val="12"/>
             <w:tcBorders>
-              <w:top w:val="single" w:sz="4" w:space="0" w:color="8EAADB"/>
-              <w:left w:val="single" w:sz="4" w:space="0" w:color="8EAADB"/>
-              <w:bottom w:val="single" w:sz="4" w:space="0" w:color="8EAADB"/>
-              <w:right w:val="single" w:sz="4" w:space="0" w:color="8EAADB"/>
+              <w:top w:val="single" w:sz="6" w:space="0" w:color="1F3864"/>
+              <w:left w:val="single" w:sz="6" w:space="0" w:color="1F3864"/>
+              <w:bottom w:val="single" w:sz="6" w:space="0" w:color="1F3864"/>
+              <w:right w:val="single" w:sz="6" w:space="0" w:color="1F3864"/>
             </w:tcBorders>
             <w:shd w:val="clear" w:color="auto" w:fill="D9E2F3"/>
             <w:tcMar>
@@ -8640,13 +8606,13 @@
       <w:tr>
         <w:tc>
           <w:tcPr>
-            <w:tcW w:w="2351" w:type="dxa"/>
+            <w:tcW w:w="2348" w:type="dxa"/>
             <w:gridSpan w:val="4"/>
             <w:tcBorders>
-              <w:top w:val="single" w:sz="4" w:space="0" w:color="4472C4"/>
-              <w:left w:val="single" w:sz="4" w:space="0" w:color="4472C4"/>
-              <w:bottom w:val="single" w:sz="4" w:space="0" w:color="4472C4"/>
-              <w:right w:val="single" w:sz="4" w:space="0" w:color="4472C4"/>
+              <w:top w:val="single" w:sz="6" w:space="0" w:color="1F3864"/>
+              <w:left w:val="single" w:sz="6" w:space="0" w:color="1F3864"/>
+              <w:bottom w:val="single" w:sz="6" w:space="0" w:color="1F3864"/>
+              <w:right w:val="single" w:sz="6" w:space="0" w:color="1F3864"/>
             </w:tcBorders>
             <w:shd w:val="clear" w:color="auto" w:fill="4472C4"/>
             <w:tcMar>
@@ -8685,13 +8651,13 @@
         </w:tc>
         <w:tc>
           <w:tcPr>
-            <w:tcW w:w="7053" w:type="dxa"/>
+            <w:tcW w:w="7044" w:type="dxa"/>
             <w:gridSpan w:val="12"/>
             <w:tcBorders>
-              <w:top w:val="single" w:sz="4" w:space="0" w:color="8EAADB"/>
-              <w:left w:val="single" w:sz="4" w:space="0" w:color="8EAADB"/>
-              <w:bottom w:val="single" w:sz="4" w:space="0" w:color="8EAADB"/>
-              <w:right w:val="single" w:sz="4" w:space="0" w:color="8EAADB"/>
+              <w:top w:val="single" w:sz="6" w:space="0" w:color="1F3864"/>
+              <w:left w:val="single" w:sz="6" w:space="0" w:color="1F3864"/>
+              <w:bottom w:val="single" w:sz="6" w:space="0" w:color="1F3864"/>
+              <w:right w:val="single" w:sz="6" w:space="0" w:color="1F3864"/>
             </w:tcBorders>
             <w:shd w:val="clear" w:color="auto" w:fill="D9E2F3"/>
             <w:tcMar>
@@ -8776,13 +8742,13 @@
       <w:tr>
         <w:tc>
           <w:tcPr>
-            <w:tcW w:w="2351" w:type="dxa"/>
+            <w:tcW w:w="2348" w:type="dxa"/>
             <w:gridSpan w:val="4"/>
             <w:tcBorders>
-              <w:top w:val="single" w:sz="4" w:space="0" w:color="4472C4"/>
-              <w:left w:val="single" w:sz="4" w:space="0" w:color="4472C4"/>
-              <w:bottom w:val="single" w:sz="4" w:space="0" w:color="4472C4"/>
-              <w:right w:val="single" w:sz="4" w:space="0" w:color="4472C4"/>
+              <w:top w:val="single" w:sz="6" w:space="0" w:color="1F3864"/>
+              <w:left w:val="single" w:sz="6" w:space="0" w:color="1F3864"/>
+              <w:bottom w:val="single" w:sz="6" w:space="0" w:color="1F3864"/>
+              <w:right w:val="single" w:sz="6" w:space="0" w:color="1F3864"/>
             </w:tcBorders>
             <w:shd w:val="clear" w:color="auto" w:fill="4472C4"/>
             <w:tcMar>
@@ -8821,13 +8787,13 @@
         </w:tc>
         <w:tc>
           <w:tcPr>
-            <w:tcW w:w="7053" w:type="dxa"/>
+            <w:tcW w:w="7044" w:type="dxa"/>
             <w:gridSpan w:val="12"/>
             <w:tcBorders>
-              <w:top w:val="single" w:sz="4" w:space="0" w:color="8EAADB"/>
-              <w:left w:val="single" w:sz="4" w:space="0" w:color="8EAADB"/>
-              <w:bottom w:val="single" w:sz="4" w:space="0" w:color="8EAADB"/>
-              <w:right w:val="single" w:sz="4" w:space="0" w:color="8EAADB"/>
+              <w:top w:val="single" w:sz="6" w:space="0" w:color="1F3864"/>
+              <w:left w:val="single" w:sz="6" w:space="0" w:color="1F3864"/>
+              <w:bottom w:val="single" w:sz="6" w:space="0" w:color="1F3864"/>
+              <w:right w:val="single" w:sz="6" w:space="0" w:color="1F3864"/>
             </w:tcBorders>
             <w:shd w:val="clear" w:color="auto" w:fill="D9E2F3"/>
             <w:tcMar>
@@ -8933,19 +8899,17 @@
         </w:tc>
       </w:tr>
       <w:tr>
-        <w:trPr>
-          <w:cantSplit/>
-        </w:trPr>
-        <w:tc>
-          <w:tcPr>
-            <w:tcW w:w="1567" w:type="dxa"/>
+        <w:trPr/>
+        <w:tc>
+          <w:tcPr>
+            <w:tcW w:w="1566" w:type="dxa"/>
             <w:gridSpan w:val="2"/>
             <w:vMerge w:val="restart"/>
             <w:tcBorders>
-              <w:top w:val="single" w:sz="4" w:space="0" w:color="4472C4"/>
-              <w:left w:val="single" w:sz="4" w:space="0" w:color="4472C4"/>
-              <w:bottom w:val="single" w:sz="4" w:space="0" w:color="4472C4"/>
-              <w:right w:val="single" w:sz="4" w:space="0" w:color="4472C4"/>
+              <w:top w:val="single" w:sz="6" w:space="0" w:color="1F3864"/>
+              <w:left w:val="single" w:sz="6" w:space="0" w:color="1F3864"/>
+              <w:bottom w:val="single" w:sz="6" w:space="0" w:color="1F3864"/>
+              <w:right w:val="single" w:sz="6" w:space="0" w:color="1F3864"/>
             </w:tcBorders>
             <w:shd w:val="clear" w:color="auto" w:fill="4472C4"/>
             <w:tcMar>
@@ -8958,6 +8922,7 @@
           </w:tcPr>
           <w:p>
             <w:pPr>
+              <w:keepNext/>
               <w:spacing w:before="20" w:after="20" w:line="240" w:lineRule="auto"/>
               <w:jc w:val="center"/>
               <w:rPr>
@@ -8984,13 +8949,13 @@
         </w:tc>
         <w:tc>
           <w:tcPr>
-            <w:tcW w:w="6270" w:type="dxa"/>
+            <w:tcW w:w="6259" w:type="dxa"/>
             <w:gridSpan w:val="13"/>
             <w:tcBorders>
-              <w:top w:val="single" w:sz="4" w:space="0" w:color="4472C4"/>
-              <w:left w:val="single" w:sz="4" w:space="0" w:color="4472C4"/>
-              <w:bottom w:val="single" w:sz="4" w:space="0" w:color="4472C4"/>
-              <w:right w:val="single" w:sz="4" w:space="0" w:color="4472C4"/>
+              <w:top w:val="single" w:sz="6" w:space="0" w:color="1F3864"/>
+              <w:left w:val="single" w:sz="6" w:space="0" w:color="1F3864"/>
+              <w:bottom w:val="single" w:sz="6" w:space="0" w:color="1F3864"/>
+              <w:right w:val="single" w:sz="6" w:space="0" w:color="1F3864"/>
             </w:tcBorders>
             <w:shd w:val="clear" w:color="auto" w:fill="4472C4"/>
             <w:tcMar>
@@ -9003,6 +8968,7 @@
           </w:tcPr>
           <w:p>
             <w:pPr>
+              <w:keepNext/>
               <w:spacing w:before="20" w:after="20" w:line="240" w:lineRule="auto"/>
               <w:jc w:val="center"/>
               <w:rPr>
@@ -9044,10 +9010,10 @@
           <w:tcPr>
             <w:tcW w:w="1567" w:type="dxa"/>
             <w:tcBorders>
-              <w:top w:val="single" w:sz="4" w:space="0" w:color="4472C4"/>
-              <w:left w:val="single" w:sz="4" w:space="0" w:color="4472C4"/>
-              <w:bottom w:val="single" w:sz="4" w:space="0" w:color="4472C4"/>
-              <w:right w:val="single" w:sz="4" w:space="0" w:color="4472C4"/>
+              <w:top w:val="single" w:sz="6" w:space="0" w:color="1F3864"/>
+              <w:left w:val="single" w:sz="6" w:space="0" w:color="1F3864"/>
+              <w:bottom w:val="single" w:sz="6" w:space="0" w:color="1F3864"/>
+              <w:right w:val="single" w:sz="6" w:space="0" w:color="1F3864"/>
             </w:tcBorders>
             <w:shd w:val="clear" w:color="auto" w:fill="4472C4"/>
             <w:tcMar>
@@ -9060,6 +9026,7 @@
           </w:tcPr>
           <w:p>
             <w:pPr>
+              <w:keepNext/>
               <w:spacing w:before="20" w:after="20" w:line="240" w:lineRule="auto"/>
               <w:jc w:val="center"/>
               <w:rPr>
@@ -9086,19 +9053,17 @@
         </w:tc>
       </w:tr>
       <w:tr>
-        <w:trPr>
-          <w:cantSplit/>
-        </w:trPr>
-        <w:tc>
-          <w:tcPr>
-            <w:tcW w:w="1567" w:type="dxa"/>
+        <w:trPr/>
+        <w:tc>
+          <w:tcPr>
+            <w:tcW w:w="1566" w:type="dxa"/>
             <w:gridSpan w:val="2"/>
             <w:vMerge/>
             <w:tcBorders>
-              <w:top w:val="single" w:sz="4" w:space="0" w:color="8EAADB"/>
-              <w:left w:val="single" w:sz="4" w:space="0" w:color="8EAADB"/>
-              <w:bottom w:val="single" w:sz="4" w:space="0" w:color="8EAADB"/>
-              <w:right w:val="single" w:sz="4" w:space="0" w:color="8EAADB"/>
+              <w:top w:val="single" w:sz="6" w:space="0" w:color="1F3864"/>
+              <w:left w:val="single" w:sz="6" w:space="0" w:color="1F3864"/>
+              <w:bottom w:val="single" w:sz="6" w:space="0" w:color="1F3864"/>
+              <w:right w:val="single" w:sz="6" w:space="0" w:color="1F3864"/>
             </w:tcBorders>
             <w:shd w:val="clear" w:color="auto" w:fill="D9E2F3"/>
           </w:tcPr>
@@ -9115,13 +9080,13 @@
         </w:tc>
         <w:tc>
           <w:tcPr>
-            <w:tcW w:w="1959" w:type="dxa"/>
+            <w:tcW w:w="1956" w:type="dxa"/>
             <w:gridSpan w:val="4"/>
             <w:tcBorders>
-              <w:top w:val="single" w:sz="4" w:space="0" w:color="4472C4"/>
-              <w:left w:val="single" w:sz="4" w:space="0" w:color="4472C4"/>
-              <w:bottom w:val="single" w:sz="4" w:space="0" w:color="4472C4"/>
-              <w:right w:val="single" w:sz="4" w:space="0" w:color="4472C4"/>
+              <w:top w:val="single" w:sz="6" w:space="0" w:color="1F3864"/>
+              <w:left w:val="single" w:sz="6" w:space="0" w:color="1F3864"/>
+              <w:bottom w:val="single" w:sz="6" w:space="0" w:color="1F3864"/>
+              <w:right w:val="single" w:sz="6" w:space="0" w:color="1F3864"/>
             </w:tcBorders>
             <w:shd w:val="clear" w:color="auto" w:fill="4472C4"/>
             <w:tcMar>
@@ -9160,13 +9125,13 @@
         </w:tc>
         <w:tc>
           <w:tcPr>
-            <w:tcW w:w="1959" w:type="dxa"/>
+            <w:tcW w:w="1957" w:type="dxa"/>
             <w:gridSpan w:val="3"/>
             <w:tcBorders>
-              <w:top w:val="single" w:sz="4" w:space="0" w:color="4472C4"/>
-              <w:left w:val="single" w:sz="4" w:space="0" w:color="4472C4"/>
-              <w:bottom w:val="single" w:sz="4" w:space="0" w:color="4472C4"/>
-              <w:right w:val="single" w:sz="4" w:space="0" w:color="4472C4"/>
+              <w:top w:val="single" w:sz="6" w:space="0" w:color="1F3864"/>
+              <w:left w:val="single" w:sz="6" w:space="0" w:color="1F3864"/>
+              <w:bottom w:val="single" w:sz="6" w:space="0" w:color="1F3864"/>
+              <w:right w:val="single" w:sz="6" w:space="0" w:color="1F3864"/>
             </w:tcBorders>
             <w:shd w:val="clear" w:color="auto" w:fill="4472C4"/>
             <w:tcMar>
@@ -9205,13 +9170,13 @@
         </w:tc>
         <w:tc>
           <w:tcPr>
-            <w:tcW w:w="1959" w:type="dxa"/>
+            <w:tcW w:w="1955" w:type="dxa"/>
             <w:gridSpan w:val="5"/>
             <w:tcBorders>
-              <w:top w:val="single" w:sz="4" w:space="0" w:color="4472C4"/>
-              <w:left w:val="single" w:sz="4" w:space="0" w:color="4472C4"/>
-              <w:bottom w:val="single" w:sz="4" w:space="0" w:color="4472C4"/>
-              <w:right w:val="single" w:sz="4" w:space="0" w:color="4472C4"/>
+              <w:top w:val="single" w:sz="6" w:space="0" w:color="1F3864"/>
+              <w:left w:val="single" w:sz="6" w:space="0" w:color="1F3864"/>
+              <w:bottom w:val="single" w:sz="6" w:space="0" w:color="1F3864"/>
+              <w:right w:val="single" w:sz="6" w:space="0" w:color="1F3864"/>
             </w:tcBorders>
             <w:shd w:val="clear" w:color="auto" w:fill="4472C4"/>
             <w:tcMar>
@@ -9250,13 +9215,13 @@
         </w:tc>
         <w:tc>
           <w:tcPr>
-            <w:tcW w:w="1959" w:type="dxa"/>
+            <w:tcW w:w="1958" w:type="dxa"/>
             <w:gridSpan w:val="2"/>
             <w:tcBorders>
-              <w:top w:val="single" w:sz="4" w:space="0" w:color="4472C4"/>
-              <w:left w:val="single" w:sz="4" w:space="0" w:color="4472C4"/>
-              <w:bottom w:val="single" w:sz="4" w:space="0" w:color="4472C4"/>
-              <w:right w:val="single" w:sz="4" w:space="0" w:color="4472C4"/>
+              <w:top w:val="single" w:sz="6" w:space="0" w:color="1F3864"/>
+              <w:left w:val="single" w:sz="6" w:space="0" w:color="1F3864"/>
+              <w:bottom w:val="single" w:sz="6" w:space="0" w:color="1F3864"/>
+              <w:right w:val="single" w:sz="6" w:space="0" w:color="1F3864"/>
             </w:tcBorders>
             <w:shd w:val="clear" w:color="auto" w:fill="4472C4"/>
             <w:tcMar>
@@ -9295,19 +9260,17 @@
         </w:tc>
       </w:tr>
       <w:tr>
-        <w:trPr>
-          <w:cantSplit/>
-        </w:trPr>
-        <w:tc>
-          <w:tcPr>
-            <w:tcW w:w="1567" w:type="dxa"/>
+        <w:trPr/>
+        <w:tc>
+          <w:tcPr>
+            <w:tcW w:w="1566" w:type="dxa"/>
             <w:gridSpan w:val="2"/>
             <w:vMerge/>
             <w:tcBorders>
-              <w:top w:val="single" w:sz="4" w:space="0" w:color="8EAADB"/>
-              <w:left w:val="single" w:sz="4" w:space="0" w:color="8EAADB"/>
-              <w:bottom w:val="single" w:sz="4" w:space="0" w:color="8EAADB"/>
-              <w:right w:val="single" w:sz="4" w:space="0" w:color="8EAADB"/>
+              <w:top w:val="single" w:sz="6" w:space="0" w:color="1F3864"/>
+              <w:left w:val="single" w:sz="6" w:space="0" w:color="1F3864"/>
+              <w:bottom w:val="single" w:sz="6" w:space="0" w:color="1F3864"/>
+              <w:right w:val="single" w:sz="6" w:space="0" w:color="1F3864"/>
             </w:tcBorders>
             <w:shd w:val="clear" w:color="auto" w:fill="D9E2F3"/>
           </w:tcPr>
@@ -9324,13 +9287,13 @@
         </w:tc>
         <w:tc>
           <w:tcPr>
-            <w:tcW w:w="1959" w:type="dxa"/>
+            <w:tcW w:w="1956" w:type="dxa"/>
             <w:gridSpan w:val="4"/>
             <w:tcBorders>
-              <w:top w:val="single" w:sz="4" w:space="0" w:color="8EAADB"/>
-              <w:left w:val="single" w:sz="4" w:space="0" w:color="8EAADB"/>
-              <w:bottom w:val="single" w:sz="4" w:space="0" w:color="8EAADB"/>
-              <w:right w:val="single" w:sz="4" w:space="0" w:color="8EAADB"/>
+              <w:top w:val="single" w:sz="6" w:space="0" w:color="1F3864"/>
+              <w:left w:val="single" w:sz="6" w:space="0" w:color="1F3864"/>
+              <w:bottom w:val="single" w:sz="6" w:space="0" w:color="1F3864"/>
+              <w:right w:val="single" w:sz="6" w:space="0" w:color="1F3864"/>
             </w:tcBorders>
             <w:shd w:val="clear" w:color="auto" w:fill="D9E2F3"/>
             <w:tcMar>
@@ -9362,13 +9325,13 @@
         </w:tc>
         <w:tc>
           <w:tcPr>
-            <w:tcW w:w="1959" w:type="dxa"/>
+            <w:tcW w:w="1957" w:type="dxa"/>
             <w:gridSpan w:val="3"/>
             <w:tcBorders>
-              <w:top w:val="single" w:sz="4" w:space="0" w:color="8EAADB"/>
-              <w:left w:val="single" w:sz="4" w:space="0" w:color="8EAADB"/>
-              <w:bottom w:val="single" w:sz="4" w:space="0" w:color="8EAADB"/>
-              <w:right w:val="single" w:sz="4" w:space="0" w:color="8EAADB"/>
+              <w:top w:val="single" w:sz="6" w:space="0" w:color="1F3864"/>
+              <w:left w:val="single" w:sz="6" w:space="0" w:color="1F3864"/>
+              <w:bottom w:val="single" w:sz="6" w:space="0" w:color="1F3864"/>
+              <w:right w:val="single" w:sz="6" w:space="0" w:color="1F3864"/>
             </w:tcBorders>
             <w:shd w:val="clear" w:color="auto" w:fill="D9E2F3"/>
             <w:tcMar>
@@ -9400,13 +9363,13 @@
         </w:tc>
         <w:tc>
           <w:tcPr>
-            <w:tcW w:w="1959" w:type="dxa"/>
+            <w:tcW w:w="1955" w:type="dxa"/>
             <w:gridSpan w:val="5"/>
             <w:tcBorders>
-              <w:top w:val="single" w:sz="4" w:space="0" w:color="8EAADB"/>
-              <w:left w:val="single" w:sz="4" w:space="0" w:color="8EAADB"/>
-              <w:bottom w:val="single" w:sz="4" w:space="0" w:color="8EAADB"/>
-              <w:right w:val="single" w:sz="4" w:space="0" w:color="8EAADB"/>
+              <w:top w:val="single" w:sz="6" w:space="0" w:color="1F3864"/>
+              <w:left w:val="single" w:sz="6" w:space="0" w:color="1F3864"/>
+              <w:bottom w:val="single" w:sz="6" w:space="0" w:color="1F3864"/>
+              <w:right w:val="single" w:sz="6" w:space="0" w:color="1F3864"/>
             </w:tcBorders>
             <w:shd w:val="clear" w:color="auto" w:fill="D9E2F3"/>
             <w:tcMar>
@@ -9454,13 +9417,13 @@
         </w:tc>
         <w:tc>
           <w:tcPr>
-            <w:tcW w:w="1959" w:type="dxa"/>
+            <w:tcW w:w="1958" w:type="dxa"/>
             <w:gridSpan w:val="2"/>
             <w:tcBorders>
-              <w:top w:val="single" w:sz="4" w:space="0" w:color="8EAADB"/>
-              <w:left w:val="single" w:sz="4" w:space="0" w:color="8EAADB"/>
-              <w:bottom w:val="single" w:sz="4" w:space="0" w:color="8EAADB"/>
-              <w:right w:val="single" w:sz="4" w:space="0" w:color="8EAADB"/>
+              <w:top w:val="single" w:sz="6" w:space="0" w:color="1F3864"/>
+              <w:left w:val="single" w:sz="6" w:space="0" w:color="1F3864"/>
+              <w:bottom w:val="single" w:sz="6" w:space="0" w:color="1F3864"/>
+              <w:right w:val="single" w:sz="6" w:space="0" w:color="1F3864"/>
             </w:tcBorders>
             <w:shd w:val="clear" w:color="auto" w:fill="D9E2F3"/>
             <w:tcMar>
@@ -9492,19 +9455,17 @@
         </w:tc>
       </w:tr>
       <w:tr>
-        <w:trPr>
-          <w:cantSplit/>
-        </w:trPr>
-        <w:tc>
-          <w:tcPr>
-            <w:tcW w:w="1567" w:type="dxa"/>
+        <w:trPr/>
+        <w:tc>
+          <w:tcPr>
+            <w:tcW w:w="1566" w:type="dxa"/>
             <w:gridSpan w:val="2"/>
             <w:vMerge/>
             <w:tcBorders>
-              <w:top w:val="single" w:sz="4" w:space="0" w:color="8EAADB"/>
-              <w:left w:val="single" w:sz="4" w:space="0" w:color="8EAADB"/>
-              <w:bottom w:val="single" w:sz="4" w:space="0" w:color="8EAADB"/>
-              <w:right w:val="single" w:sz="4" w:space="0" w:color="8EAADB"/>
+              <w:top w:val="single" w:sz="6" w:space="0" w:color="1F3864"/>
+              <w:left w:val="single" w:sz="6" w:space="0" w:color="1F3864"/>
+              <w:bottom w:val="single" w:sz="6" w:space="0" w:color="1F3864"/>
+              <w:right w:val="single" w:sz="6" w:space="0" w:color="1F3864"/>
             </w:tcBorders>
             <w:shd w:val="clear" w:color="auto" w:fill="D9E2F3"/>
           </w:tcPr>
@@ -9521,13 +9482,13 @@
         </w:tc>
         <w:tc>
           <w:tcPr>
-            <w:tcW w:w="1959" w:type="dxa"/>
+            <w:tcW w:w="1956" w:type="dxa"/>
             <w:gridSpan w:val="4"/>
             <w:tcBorders>
-              <w:top w:val="single" w:sz="4" w:space="0" w:color="8EAADB"/>
-              <w:left w:val="single" w:sz="4" w:space="0" w:color="8EAADB"/>
-              <w:bottom w:val="single" w:sz="4" w:space="0" w:color="8EAADB"/>
-              <w:right w:val="single" w:sz="4" w:space="0" w:color="8EAADB"/>
+              <w:top w:val="single" w:sz="6" w:space="0" w:color="1F3864"/>
+              <w:left w:val="single" w:sz="6" w:space="0" w:color="1F3864"/>
+              <w:bottom w:val="single" w:sz="6" w:space="0" w:color="1F3864"/>
+              <w:right w:val="single" w:sz="6" w:space="0" w:color="1F3864"/>
             </w:tcBorders>
             <w:shd w:val="clear" w:color="auto" w:fill="D9E2F3"/>
             <w:tcMar>
@@ -9567,13 +9528,13 @@
         </w:tc>
         <w:tc>
           <w:tcPr>
-            <w:tcW w:w="1959" w:type="dxa"/>
+            <w:tcW w:w="1957" w:type="dxa"/>
             <w:gridSpan w:val="3"/>
             <w:tcBorders>
-              <w:top w:val="single" w:sz="4" w:space="0" w:color="8EAADB"/>
-              <w:left w:val="single" w:sz="4" w:space="0" w:color="8EAADB"/>
-              <w:bottom w:val="single" w:sz="4" w:space="0" w:color="8EAADB"/>
-              <w:right w:val="single" w:sz="4" w:space="0" w:color="8EAADB"/>
+              <w:top w:val="single" w:sz="6" w:space="0" w:color="1F3864"/>
+              <w:left w:val="single" w:sz="6" w:space="0" w:color="1F3864"/>
+              <w:bottom w:val="single" w:sz="6" w:space="0" w:color="1F3864"/>
+              <w:right w:val="single" w:sz="6" w:space="0" w:color="1F3864"/>
             </w:tcBorders>
             <w:shd w:val="clear" w:color="auto" w:fill="D9E2F3"/>
             <w:tcMar>
@@ -9605,13 +9566,13 @@
         </w:tc>
         <w:tc>
           <w:tcPr>
-            <w:tcW w:w="1959" w:type="dxa"/>
+            <w:tcW w:w="1955" w:type="dxa"/>
             <w:gridSpan w:val="5"/>
             <w:tcBorders>
-              <w:top w:val="single" w:sz="4" w:space="0" w:color="8EAADB"/>
-              <w:left w:val="single" w:sz="4" w:space="0" w:color="8EAADB"/>
-              <w:bottom w:val="single" w:sz="4" w:space="0" w:color="8EAADB"/>
-              <w:right w:val="single" w:sz="4" w:space="0" w:color="8EAADB"/>
+              <w:top w:val="single" w:sz="6" w:space="0" w:color="1F3864"/>
+              <w:left w:val="single" w:sz="6" w:space="0" w:color="1F3864"/>
+              <w:bottom w:val="single" w:sz="6" w:space="0" w:color="1F3864"/>
+              <w:right w:val="single" w:sz="6" w:space="0" w:color="1F3864"/>
             </w:tcBorders>
             <w:shd w:val="clear" w:color="auto" w:fill="D9E2F3"/>
             <w:tcMar>
@@ -9643,13 +9604,13 @@
         </w:tc>
         <w:tc>
           <w:tcPr>
-            <w:tcW w:w="1959" w:type="dxa"/>
+            <w:tcW w:w="1958" w:type="dxa"/>
             <w:gridSpan w:val="2"/>
             <w:tcBorders>
-              <w:top w:val="single" w:sz="4" w:space="0" w:color="8EAADB"/>
-              <w:left w:val="single" w:sz="4" w:space="0" w:color="8EAADB"/>
-              <w:bottom w:val="single" w:sz="4" w:space="0" w:color="8EAADB"/>
-              <w:right w:val="single" w:sz="4" w:space="0" w:color="8EAADB"/>
+              <w:top w:val="single" w:sz="6" w:space="0" w:color="1F3864"/>
+              <w:left w:val="single" w:sz="6" w:space="0" w:color="1F3864"/>
+              <w:bottom w:val="single" w:sz="6" w:space="0" w:color="1F3864"/>
+              <w:right w:val="single" w:sz="6" w:space="0" w:color="1F3864"/>
             </w:tcBorders>
             <w:shd w:val="clear" w:color="auto" w:fill="D9E2F3"/>
             <w:tcMar>
@@ -9681,19 +9642,17 @@
         </w:tc>
       </w:tr>
       <w:tr>
-        <w:trPr>
-          <w:cantSplit/>
-        </w:trPr>
-        <w:tc>
-          <w:tcPr>
-            <w:tcW w:w="1567" w:type="dxa"/>
+        <w:trPr/>
+        <w:tc>
+          <w:tcPr>
+            <w:tcW w:w="1566" w:type="dxa"/>
             <w:gridSpan w:val="2"/>
             <w:vMerge/>
             <w:tcBorders>
-              <w:top w:val="single" w:sz="4" w:space="0" w:color="8EAADB"/>
-              <w:left w:val="single" w:sz="4" w:space="0" w:color="8EAADB"/>
-              <w:bottom w:val="single" w:sz="4" w:space="0" w:color="8EAADB"/>
-              <w:right w:val="single" w:sz="4" w:space="0" w:color="8EAADB"/>
+              <w:top w:val="single" w:sz="6" w:space="0" w:color="1F3864"/>
+              <w:left w:val="single" w:sz="6" w:space="0" w:color="1F3864"/>
+              <w:bottom w:val="single" w:sz="6" w:space="0" w:color="1F3864"/>
+              <w:right w:val="single" w:sz="6" w:space="0" w:color="1F3864"/>
             </w:tcBorders>
             <w:shd w:val="clear" w:color="auto" w:fill="D9E2F3"/>
           </w:tcPr>
@@ -9710,13 +9669,13 @@
         </w:tc>
         <w:tc>
           <w:tcPr>
-            <w:tcW w:w="1959" w:type="dxa"/>
+            <w:tcW w:w="1956" w:type="dxa"/>
             <w:gridSpan w:val="4"/>
             <w:tcBorders>
-              <w:top w:val="single" w:sz="4" w:space="0" w:color="8EAADB"/>
-              <w:left w:val="single" w:sz="4" w:space="0" w:color="8EAADB"/>
-              <w:bottom w:val="single" w:sz="4" w:space="0" w:color="8EAADB"/>
-              <w:right w:val="single" w:sz="4" w:space="0" w:color="8EAADB"/>
+              <w:top w:val="single" w:sz="6" w:space="0" w:color="1F3864"/>
+              <w:left w:val="single" w:sz="6" w:space="0" w:color="1F3864"/>
+              <w:bottom w:val="single" w:sz="6" w:space="0" w:color="1F3864"/>
+              <w:right w:val="single" w:sz="6" w:space="0" w:color="1F3864"/>
             </w:tcBorders>
             <w:shd w:val="clear" w:color="auto" w:fill="D9E2F3"/>
             <w:tcMar>
@@ -9756,13 +9715,13 @@
         </w:tc>
         <w:tc>
           <w:tcPr>
-            <w:tcW w:w="1959" w:type="dxa"/>
+            <w:tcW w:w="1957" w:type="dxa"/>
             <w:gridSpan w:val="3"/>
             <w:tcBorders>
-              <w:top w:val="single" w:sz="4" w:space="0" w:color="8EAADB"/>
-              <w:left w:val="single" w:sz="4" w:space="0" w:color="8EAADB"/>
-              <w:bottom w:val="single" w:sz="4" w:space="0" w:color="8EAADB"/>
-              <w:right w:val="single" w:sz="4" w:space="0" w:color="8EAADB"/>
+              <w:top w:val="single" w:sz="6" w:space="0" w:color="1F3864"/>
+              <w:left w:val="single" w:sz="6" w:space="0" w:color="1F3864"/>
+              <w:bottom w:val="single" w:sz="6" w:space="0" w:color="1F3864"/>
+              <w:right w:val="single" w:sz="6" w:space="0" w:color="1F3864"/>
             </w:tcBorders>
             <w:shd w:val="clear" w:color="auto" w:fill="D9E2F3"/>
             <w:tcMar>
@@ -9794,13 +9753,13 @@
         </w:tc>
         <w:tc>
           <w:tcPr>
-            <w:tcW w:w="1959" w:type="dxa"/>
+            <w:tcW w:w="1955" w:type="dxa"/>
             <w:gridSpan w:val="5"/>
             <w:tcBorders>
-              <w:top w:val="single" w:sz="4" w:space="0" w:color="8EAADB"/>
-              <w:left w:val="single" w:sz="4" w:space="0" w:color="8EAADB"/>
-              <w:bottom w:val="single" w:sz="4" w:space="0" w:color="8EAADB"/>
-              <w:right w:val="single" w:sz="4" w:space="0" w:color="8EAADB"/>
+              <w:top w:val="single" w:sz="6" w:space="0" w:color="1F3864"/>
+              <w:left w:val="single" w:sz="6" w:space="0" w:color="1F3864"/>
+              <w:bottom w:val="single" w:sz="6" w:space="0" w:color="1F3864"/>
+              <w:right w:val="single" w:sz="6" w:space="0" w:color="1F3864"/>
             </w:tcBorders>
             <w:shd w:val="clear" w:color="auto" w:fill="D9E2F3"/>
             <w:tcMar>
@@ -9832,13 +9791,13 @@
         </w:tc>
         <w:tc>
           <w:tcPr>
-            <w:tcW w:w="1959" w:type="dxa"/>
+            <w:tcW w:w="1958" w:type="dxa"/>
             <w:gridSpan w:val="2"/>
             <w:tcBorders>
-              <w:top w:val="single" w:sz="4" w:space="0" w:color="8EAADB"/>
-              <w:left w:val="single" w:sz="4" w:space="0" w:color="8EAADB"/>
-              <w:bottom w:val="single" w:sz="4" w:space="0" w:color="8EAADB"/>
-              <w:right w:val="single" w:sz="4" w:space="0" w:color="8EAADB"/>
+              <w:top w:val="single" w:sz="6" w:space="0" w:color="1F3864"/>
+              <w:left w:val="single" w:sz="6" w:space="0" w:color="1F3864"/>
+              <w:bottom w:val="single" w:sz="6" w:space="0" w:color="1F3864"/>
+              <w:right w:val="single" w:sz="6" w:space="0" w:color="1F3864"/>
             </w:tcBorders>
             <w:shd w:val="clear" w:color="auto" w:fill="D9E2F3"/>
             <w:tcMar>
@@ -9870,19 +9829,17 @@
         </w:tc>
       </w:tr>
       <w:tr>
-        <w:trPr>
-          <w:cantSplit/>
-        </w:trPr>
-        <w:tc>
-          <w:tcPr>
-            <w:tcW w:w="1567" w:type="dxa"/>
+        <w:trPr/>
+        <w:tc>
+          <w:tcPr>
+            <w:tcW w:w="1566" w:type="dxa"/>
             <w:gridSpan w:val="2"/>
             <w:vMerge/>
             <w:tcBorders>
-              <w:top w:val="single" w:sz="4" w:space="0" w:color="8EAADB"/>
-              <w:left w:val="single" w:sz="4" w:space="0" w:color="8EAADB"/>
-              <w:bottom w:val="single" w:sz="4" w:space="0" w:color="8EAADB"/>
-              <w:right w:val="single" w:sz="4" w:space="0" w:color="8EAADB"/>
+              <w:top w:val="single" w:sz="6" w:space="0" w:color="1F3864"/>
+              <w:left w:val="single" w:sz="6" w:space="0" w:color="1F3864"/>
+              <w:bottom w:val="single" w:sz="6" w:space="0" w:color="1F3864"/>
+              <w:right w:val="single" w:sz="6" w:space="0" w:color="1F3864"/>
             </w:tcBorders>
             <w:shd w:val="clear" w:color="auto" w:fill="D9E2F3"/>
           </w:tcPr>
@@ -9899,13 +9856,13 @@
         </w:tc>
         <w:tc>
           <w:tcPr>
-            <w:tcW w:w="6270" w:type="dxa"/>
+            <w:tcW w:w="6259" w:type="dxa"/>
             <w:gridSpan w:val="13"/>
             <w:tcBorders>
-              <w:top w:val="single" w:sz="4" w:space="0" w:color="4472C4"/>
-              <w:left w:val="single" w:sz="4" w:space="0" w:color="4472C4"/>
-              <w:bottom w:val="single" w:sz="4" w:space="0" w:color="4472C4"/>
-              <w:right w:val="single" w:sz="4" w:space="0" w:color="4472C4"/>
+              <w:top w:val="single" w:sz="6" w:space="0" w:color="1F3864"/>
+              <w:left w:val="single" w:sz="6" w:space="0" w:color="1F3864"/>
+              <w:bottom w:val="single" w:sz="6" w:space="0" w:color="1F3864"/>
+              <w:right w:val="single" w:sz="6" w:space="0" w:color="1F3864"/>
             </w:tcBorders>
             <w:shd w:val="clear" w:color="auto" w:fill="4472C4"/>
             <w:tcMar>
@@ -9946,10 +9903,10 @@
           <w:tcPr>
             <w:tcW w:w="1567" w:type="dxa"/>
             <w:tcBorders>
-              <w:top w:val="single" w:sz="4" w:space="0" w:color="4472C4"/>
-              <w:left w:val="single" w:sz="4" w:space="0" w:color="4472C4"/>
-              <w:bottom w:val="single" w:sz="4" w:space="0" w:color="4472C4"/>
-              <w:right w:val="single" w:sz="4" w:space="0" w:color="4472C4"/>
+              <w:top w:val="single" w:sz="6" w:space="0" w:color="1F3864"/>
+              <w:left w:val="single" w:sz="6" w:space="0" w:color="1F3864"/>
+              <w:bottom w:val="single" w:sz="6" w:space="0" w:color="1F3864"/>
+              <w:right w:val="single" w:sz="6" w:space="0" w:color="1F3864"/>
             </w:tcBorders>
             <w:shd w:val="clear" w:color="auto" w:fill="4472C4"/>
             <w:tcMar>
@@ -9988,19 +9945,17 @@
         </w:tc>
       </w:tr>
       <w:tr>
-        <w:trPr>
-          <w:cantSplit/>
-        </w:trPr>
-        <w:tc>
-          <w:tcPr>
-            <w:tcW w:w="1567" w:type="dxa"/>
+        <w:trPr/>
+        <w:tc>
+          <w:tcPr>
+            <w:tcW w:w="1566" w:type="dxa"/>
             <w:gridSpan w:val="2"/>
             <w:vMerge/>
             <w:tcBorders>
-              <w:top w:val="single" w:sz="4" w:space="0" w:color="8EAADB"/>
-              <w:left w:val="single" w:sz="4" w:space="0" w:color="8EAADB"/>
-              <w:bottom w:val="single" w:sz="4" w:space="0" w:color="8EAADB"/>
-              <w:right w:val="single" w:sz="4" w:space="0" w:color="8EAADB"/>
+              <w:top w:val="single" w:sz="6" w:space="0" w:color="1F3864"/>
+              <w:left w:val="single" w:sz="6" w:space="0" w:color="1F3864"/>
+              <w:bottom w:val="single" w:sz="6" w:space="0" w:color="1F3864"/>
+              <w:right w:val="single" w:sz="6" w:space="0" w:color="1F3864"/>
             </w:tcBorders>
             <w:shd w:val="clear" w:color="auto" w:fill="D9E2F3"/>
           </w:tcPr>
@@ -10017,13 +9972,13 @@
         </w:tc>
         <w:tc>
           <w:tcPr>
-            <w:tcW w:w="1959" w:type="dxa"/>
+            <w:tcW w:w="1956" w:type="dxa"/>
             <w:gridSpan w:val="4"/>
             <w:tcBorders>
-              <w:top w:val="single" w:sz="4" w:space="0" w:color="4472C4"/>
-              <w:left w:val="single" w:sz="4" w:space="0" w:color="4472C4"/>
-              <w:bottom w:val="single" w:sz="4" w:space="0" w:color="4472C4"/>
-              <w:right w:val="single" w:sz="4" w:space="0" w:color="4472C4"/>
+              <w:top w:val="single" w:sz="6" w:space="0" w:color="1F3864"/>
+              <w:left w:val="single" w:sz="6" w:space="0" w:color="1F3864"/>
+              <w:bottom w:val="single" w:sz="6" w:space="0" w:color="1F3864"/>
+              <w:right w:val="single" w:sz="6" w:space="0" w:color="1F3864"/>
             </w:tcBorders>
             <w:shd w:val="clear" w:color="auto" w:fill="4472C4"/>
             <w:tcMar>
@@ -10062,13 +10017,13 @@
         </w:tc>
         <w:tc>
           <w:tcPr>
-            <w:tcW w:w="1959" w:type="dxa"/>
+            <w:tcW w:w="1957" w:type="dxa"/>
             <w:gridSpan w:val="3"/>
             <w:tcBorders>
-              <w:top w:val="single" w:sz="4" w:space="0" w:color="4472C4"/>
-              <w:left w:val="single" w:sz="4" w:space="0" w:color="4472C4"/>
-              <w:bottom w:val="single" w:sz="4" w:space="0" w:color="4472C4"/>
-              <w:right w:val="single" w:sz="4" w:space="0" w:color="4472C4"/>
+              <w:top w:val="single" w:sz="6" w:space="0" w:color="1F3864"/>
+              <w:left w:val="single" w:sz="6" w:space="0" w:color="1F3864"/>
+              <w:bottom w:val="single" w:sz="6" w:space="0" w:color="1F3864"/>
+              <w:right w:val="single" w:sz="6" w:space="0" w:color="1F3864"/>
             </w:tcBorders>
             <w:shd w:val="clear" w:color="auto" w:fill="4472C4"/>
             <w:tcMar>
@@ -10107,13 +10062,13 @@
         </w:tc>
         <w:tc>
           <w:tcPr>
-            <w:tcW w:w="1959" w:type="dxa"/>
+            <w:tcW w:w="1955" w:type="dxa"/>
             <w:gridSpan w:val="5"/>
             <w:tcBorders>
-              <w:top w:val="single" w:sz="4" w:space="0" w:color="4472C4"/>
-              <w:left w:val="single" w:sz="4" w:space="0" w:color="4472C4"/>
-              <w:bottom w:val="single" w:sz="4" w:space="0" w:color="4472C4"/>
-              <w:right w:val="single" w:sz="4" w:space="0" w:color="4472C4"/>
+              <w:top w:val="single" w:sz="6" w:space="0" w:color="1F3864"/>
+              <w:left w:val="single" w:sz="6" w:space="0" w:color="1F3864"/>
+              <w:bottom w:val="single" w:sz="6" w:space="0" w:color="1F3864"/>
+              <w:right w:val="single" w:sz="6" w:space="0" w:color="1F3864"/>
             </w:tcBorders>
             <w:shd w:val="clear" w:color="auto" w:fill="4472C4"/>
             <w:tcMar>
@@ -10152,13 +10107,13 @@
         </w:tc>
         <w:tc>
           <w:tcPr>
-            <w:tcW w:w="1959" w:type="dxa"/>
+            <w:tcW w:w="1958" w:type="dxa"/>
             <w:gridSpan w:val="2"/>
             <w:tcBorders>
-              <w:top w:val="single" w:sz="4" w:space="0" w:color="4472C4"/>
-              <w:left w:val="single" w:sz="4" w:space="0" w:color="4472C4"/>
-              <w:bottom w:val="single" w:sz="4" w:space="0" w:color="4472C4"/>
-              <w:right w:val="single" w:sz="4" w:space="0" w:color="4472C4"/>
+              <w:top w:val="single" w:sz="6" w:space="0" w:color="1F3864"/>
+              <w:left w:val="single" w:sz="6" w:space="0" w:color="1F3864"/>
+              <w:bottom w:val="single" w:sz="6" w:space="0" w:color="1F3864"/>
+              <w:right w:val="single" w:sz="6" w:space="0" w:color="1F3864"/>
             </w:tcBorders>
             <w:shd w:val="clear" w:color="auto" w:fill="4472C4"/>
             <w:tcMar>
@@ -10197,19 +10152,17 @@
         </w:tc>
       </w:tr>
       <w:tr>
-        <w:trPr>
-          <w:cantSplit/>
-        </w:trPr>
-        <w:tc>
-          <w:tcPr>
-            <w:tcW w:w="1567" w:type="dxa"/>
+        <w:trPr/>
+        <w:tc>
+          <w:tcPr>
+            <w:tcW w:w="1566" w:type="dxa"/>
             <w:gridSpan w:val="2"/>
             <w:vMerge/>
             <w:tcBorders>
-              <w:top w:val="single" w:sz="4" w:space="0" w:color="8EAADB"/>
-              <w:left w:val="single" w:sz="4" w:space="0" w:color="8EAADB"/>
-              <w:bottom w:val="single" w:sz="4" w:space="0" w:color="8EAADB"/>
-              <w:right w:val="single" w:sz="4" w:space="0" w:color="8EAADB"/>
+              <w:top w:val="single" w:sz="6" w:space="0" w:color="1F3864"/>
+              <w:left w:val="single" w:sz="6" w:space="0" w:color="1F3864"/>
+              <w:bottom w:val="single" w:sz="6" w:space="0" w:color="1F3864"/>
+              <w:right w:val="single" w:sz="6" w:space="0" w:color="1F3864"/>
             </w:tcBorders>
             <w:shd w:val="clear" w:color="auto" w:fill="D9E2F3"/>
           </w:tcPr>
@@ -10226,13 +10179,13 @@
         </w:tc>
         <w:tc>
           <w:tcPr>
-            <w:tcW w:w="1959" w:type="dxa"/>
+            <w:tcW w:w="1956" w:type="dxa"/>
             <w:gridSpan w:val="4"/>
             <w:tcBorders>
-              <w:top w:val="single" w:sz="4" w:space="0" w:color="8EAADB"/>
-              <w:left w:val="single" w:sz="4" w:space="0" w:color="8EAADB"/>
-              <w:bottom w:val="single" w:sz="4" w:space="0" w:color="8EAADB"/>
-              <w:right w:val="single" w:sz="4" w:space="0" w:color="8EAADB"/>
+              <w:top w:val="single" w:sz="6" w:space="0" w:color="1F3864"/>
+              <w:left w:val="single" w:sz="6" w:space="0" w:color="1F3864"/>
+              <w:bottom w:val="single" w:sz="6" w:space="0" w:color="1F3864"/>
+              <w:right w:val="single" w:sz="6" w:space="0" w:color="1F3864"/>
             </w:tcBorders>
             <w:shd w:val="clear" w:color="auto" w:fill="D9E2F3"/>
             <w:tcMar>
@@ -10264,13 +10217,13 @@
         </w:tc>
         <w:tc>
           <w:tcPr>
-            <w:tcW w:w="1959" w:type="dxa"/>
+            <w:tcW w:w="1957" w:type="dxa"/>
             <w:gridSpan w:val="3"/>
             <w:tcBorders>
-              <w:top w:val="single" w:sz="4" w:space="0" w:color="8EAADB"/>
-              <w:left w:val="single" w:sz="4" w:space="0" w:color="8EAADB"/>
-              <w:bottom w:val="single" w:sz="4" w:space="0" w:color="8EAADB"/>
-              <w:right w:val="single" w:sz="4" w:space="0" w:color="8EAADB"/>
+              <w:top w:val="single" w:sz="6" w:space="0" w:color="1F3864"/>
+              <w:left w:val="single" w:sz="6" w:space="0" w:color="1F3864"/>
+              <w:bottom w:val="single" w:sz="6" w:space="0" w:color="1F3864"/>
+              <w:right w:val="single" w:sz="6" w:space="0" w:color="1F3864"/>
             </w:tcBorders>
             <w:shd w:val="clear" w:color="auto" w:fill="D9E2F3"/>
             <w:tcMar>
@@ -10302,13 +10255,13 @@
         </w:tc>
         <w:tc>
           <w:tcPr>
-            <w:tcW w:w="1959" w:type="dxa"/>
+            <w:tcW w:w="1955" w:type="dxa"/>
             <w:gridSpan w:val="5"/>
             <w:tcBorders>
-              <w:top w:val="single" w:sz="4" w:space="0" w:color="8EAADB"/>
-              <w:left w:val="single" w:sz="4" w:space="0" w:color="8EAADB"/>
-              <w:bottom w:val="single" w:sz="4" w:space="0" w:color="8EAADB"/>
-              <w:right w:val="single" w:sz="4" w:space="0" w:color="8EAADB"/>
+              <w:top w:val="single" w:sz="6" w:space="0" w:color="1F3864"/>
+              <w:left w:val="single" w:sz="6" w:space="0" w:color="1F3864"/>
+              <w:bottom w:val="single" w:sz="6" w:space="0" w:color="1F3864"/>
+              <w:right w:val="single" w:sz="6" w:space="0" w:color="1F3864"/>
             </w:tcBorders>
             <w:shd w:val="clear" w:color="auto" w:fill="D9E2F3"/>
             <w:tcMar>
@@ -10340,13 +10293,13 @@
         </w:tc>
         <w:tc>
           <w:tcPr>
-            <w:tcW w:w="1959" w:type="dxa"/>
+            <w:tcW w:w="1958" w:type="dxa"/>
             <w:gridSpan w:val="2"/>
             <w:tcBorders>
-              <w:top w:val="single" w:sz="4" w:space="0" w:color="8EAADB"/>
-              <w:left w:val="single" w:sz="4" w:space="0" w:color="8EAADB"/>
-              <w:bottom w:val="single" w:sz="4" w:space="0" w:color="8EAADB"/>
-              <w:right w:val="single" w:sz="4" w:space="0" w:color="8EAADB"/>
+              <w:top w:val="single" w:sz="6" w:space="0" w:color="1F3864"/>
+              <w:left w:val="single" w:sz="6" w:space="0" w:color="1F3864"/>
+              <w:bottom w:val="single" w:sz="6" w:space="0" w:color="1F3864"/>
+              <w:right w:val="single" w:sz="6" w:space="0" w:color="1F3864"/>
             </w:tcBorders>
             <w:shd w:val="clear" w:color="auto" w:fill="D9E2F3"/>
             <w:tcMar>
@@ -10394,19 +10347,17 @@
         </w:tc>
       </w:tr>
       <w:tr>
-        <w:trPr>
-          <w:cantSplit/>
-        </w:trPr>
-        <w:tc>
-          <w:tcPr>
-            <w:tcW w:w="1567" w:type="dxa"/>
+        <w:trPr/>
+        <w:tc>
+          <w:tcPr>
+            <w:tcW w:w="1566" w:type="dxa"/>
             <w:gridSpan w:val="2"/>
             <w:vMerge/>
             <w:tcBorders>
-              <w:top w:val="single" w:sz="4" w:space="0" w:color="8EAADB"/>
-              <w:left w:val="single" w:sz="4" w:space="0" w:color="8EAADB"/>
-              <w:bottom w:val="single" w:sz="4" w:space="0" w:color="8EAADB"/>
-              <w:right w:val="single" w:sz="4" w:space="0" w:color="8EAADB"/>
+              <w:top w:val="single" w:sz="6" w:space="0" w:color="1F3864"/>
+              <w:left w:val="single" w:sz="6" w:space="0" w:color="1F3864"/>
+              <w:bottom w:val="single" w:sz="6" w:space="0" w:color="1F3864"/>
+              <w:right w:val="single" w:sz="6" w:space="0" w:color="1F3864"/>
             </w:tcBorders>
             <w:shd w:val="clear" w:color="auto" w:fill="D9E2F3"/>
           </w:tcPr>
@@ -10423,13 +10374,13 @@
         </w:tc>
         <w:tc>
           <w:tcPr>
-            <w:tcW w:w="1959" w:type="dxa"/>
+            <w:tcW w:w="1956" w:type="dxa"/>
             <w:gridSpan w:val="4"/>
             <w:tcBorders>
-              <w:top w:val="single" w:sz="4" w:space="0" w:color="8EAADB"/>
-              <w:left w:val="single" w:sz="4" w:space="0" w:color="8EAADB"/>
-              <w:bottom w:val="single" w:sz="4" w:space="0" w:color="8EAADB"/>
-              <w:right w:val="single" w:sz="4" w:space="0" w:color="8EAADB"/>
+              <w:top w:val="single" w:sz="6" w:space="0" w:color="1F3864"/>
+              <w:left w:val="single" w:sz="6" w:space="0" w:color="1F3864"/>
+              <w:bottom w:val="single" w:sz="6" w:space="0" w:color="1F3864"/>
+              <w:right w:val="single" w:sz="6" w:space="0" w:color="1F3864"/>
             </w:tcBorders>
             <w:shd w:val="clear" w:color="auto" w:fill="D9E2F3"/>
             <w:tcMar>
@@ -10461,13 +10412,13 @@
         </w:tc>
         <w:tc>
           <w:tcPr>
-            <w:tcW w:w="1959" w:type="dxa"/>
+            <w:tcW w:w="1957" w:type="dxa"/>
             <w:gridSpan w:val="3"/>
             <w:tcBorders>
-              <w:top w:val="single" w:sz="4" w:space="0" w:color="8EAADB"/>
-              <w:left w:val="single" w:sz="4" w:space="0" w:color="8EAADB"/>
-              <w:bottom w:val="single" w:sz="4" w:space="0" w:color="8EAADB"/>
-              <w:right w:val="single" w:sz="4" w:space="0" w:color="8EAADB"/>
+              <w:top w:val="single" w:sz="6" w:space="0" w:color="1F3864"/>
+              <w:left w:val="single" w:sz="6" w:space="0" w:color="1F3864"/>
+              <w:bottom w:val="single" w:sz="6" w:space="0" w:color="1F3864"/>
+              <w:right w:val="single" w:sz="6" w:space="0" w:color="1F3864"/>
             </w:tcBorders>
             <w:shd w:val="clear" w:color="auto" w:fill="D9E2F3"/>
             <w:tcMar>
@@ -10499,13 +10450,13 @@
         </w:tc>
         <w:tc>
           <w:tcPr>
-            <w:tcW w:w="1959" w:type="dxa"/>
+            <w:tcW w:w="1955" w:type="dxa"/>
             <w:gridSpan w:val="5"/>
             <w:tcBorders>
-              <w:top w:val="single" w:sz="4" w:space="0" w:color="8EAADB"/>
-              <w:left w:val="single" w:sz="4" w:space="0" w:color="8EAADB"/>
-              <w:bottom w:val="single" w:sz="4" w:space="0" w:color="8EAADB"/>
-              <w:right w:val="single" w:sz="4" w:space="0" w:color="8EAADB"/>
+              <w:top w:val="single" w:sz="6" w:space="0" w:color="1F3864"/>
+              <w:left w:val="single" w:sz="6" w:space="0" w:color="1F3864"/>
+              <w:bottom w:val="single" w:sz="6" w:space="0" w:color="1F3864"/>
+              <w:right w:val="single" w:sz="6" w:space="0" w:color="1F3864"/>
             </w:tcBorders>
             <w:shd w:val="clear" w:color="auto" w:fill="D9E2F3"/>
             <w:tcMar>
@@ -10537,13 +10488,13 @@
         </w:tc>
         <w:tc>
           <w:tcPr>
-            <w:tcW w:w="1959" w:type="dxa"/>
+            <w:tcW w:w="1958" w:type="dxa"/>
             <w:gridSpan w:val="2"/>
             <w:tcBorders>
-              <w:top w:val="single" w:sz="4" w:space="0" w:color="8EAADB"/>
-              <w:left w:val="single" w:sz="4" w:space="0" w:color="8EAADB"/>
-              <w:bottom w:val="single" w:sz="4" w:space="0" w:color="8EAADB"/>
-              <w:right w:val="single" w:sz="4" w:space="0" w:color="8EAADB"/>
+              <w:top w:val="single" w:sz="6" w:space="0" w:color="1F3864"/>
+              <w:left w:val="single" w:sz="6" w:space="0" w:color="1F3864"/>
+              <w:bottom w:val="single" w:sz="6" w:space="0" w:color="1F3864"/>
+              <w:right w:val="single" w:sz="6" w:space="0" w:color="1F3864"/>
             </w:tcBorders>
             <w:shd w:val="clear" w:color="auto" w:fill="D9E2F3"/>
             <w:tcMar>
@@ -10575,19 +10526,17 @@
         </w:tc>
       </w:tr>
       <w:tr>
-        <w:trPr>
-          <w:cantSplit/>
-        </w:trPr>
-        <w:tc>
-          <w:tcPr>
-            <w:tcW w:w="1567" w:type="dxa"/>
+        <w:trPr/>
+        <w:tc>
+          <w:tcPr>
+            <w:tcW w:w="1566" w:type="dxa"/>
             <w:gridSpan w:val="2"/>
             <w:vMerge/>
             <w:tcBorders>
-              <w:top w:val="single" w:sz="4" w:space="0" w:color="8EAADB"/>
-              <w:left w:val="single" w:sz="4" w:space="0" w:color="8EAADB"/>
-              <w:bottom w:val="single" w:sz="4" w:space="0" w:color="8EAADB"/>
-              <w:right w:val="single" w:sz="4" w:space="0" w:color="8EAADB"/>
+              <w:top w:val="single" w:sz="6" w:space="0" w:color="1F3864"/>
+              <w:left w:val="single" w:sz="6" w:space="0" w:color="1F3864"/>
+              <w:bottom w:val="single" w:sz="6" w:space="0" w:color="1F3864"/>
+              <w:right w:val="single" w:sz="6" w:space="0" w:color="1F3864"/>
             </w:tcBorders>
             <w:shd w:val="clear" w:color="auto" w:fill="D9E2F3"/>
           </w:tcPr>
@@ -10604,13 +10553,13 @@
         </w:tc>
         <w:tc>
           <w:tcPr>
-            <w:tcW w:w="1959" w:type="dxa"/>
+            <w:tcW w:w="1956" w:type="dxa"/>
             <w:gridSpan w:val="4"/>
             <w:tcBorders>
-              <w:top w:val="single" w:sz="4" w:space="0" w:color="8EAADB"/>
-              <w:left w:val="single" w:sz="4" w:space="0" w:color="8EAADB"/>
-              <w:bottom w:val="single" w:sz="4" w:space="0" w:color="8EAADB"/>
-              <w:right w:val="single" w:sz="4" w:space="0" w:color="8EAADB"/>
+              <w:top w:val="single" w:sz="6" w:space="0" w:color="1F3864"/>
+              <w:left w:val="single" w:sz="6" w:space="0" w:color="1F3864"/>
+              <w:bottom w:val="single" w:sz="6" w:space="0" w:color="1F3864"/>
+              <w:right w:val="single" w:sz="6" w:space="0" w:color="1F3864"/>
             </w:tcBorders>
             <w:shd w:val="clear" w:color="auto" w:fill="D9E2F3"/>
             <w:tcMar>
@@ -10642,13 +10591,13 @@
         </w:tc>
         <w:tc>
           <w:tcPr>
-            <w:tcW w:w="1959" w:type="dxa"/>
+            <w:tcW w:w="1957" w:type="dxa"/>
             <w:gridSpan w:val="3"/>
             <w:tcBorders>
-              <w:top w:val="single" w:sz="4" w:space="0" w:color="8EAADB"/>
-              <w:left w:val="single" w:sz="4" w:space="0" w:color="8EAADB"/>
-              <w:bottom w:val="single" w:sz="4" w:space="0" w:color="8EAADB"/>
-              <w:right w:val="single" w:sz="4" w:space="0" w:color="8EAADB"/>
+              <w:top w:val="single" w:sz="6" w:space="0" w:color="1F3864"/>
+              <w:left w:val="single" w:sz="6" w:space="0" w:color="1F3864"/>
+              <w:bottom w:val="single" w:sz="6" w:space="0" w:color="1F3864"/>
+              <w:right w:val="single" w:sz="6" w:space="0" w:color="1F3864"/>
             </w:tcBorders>
             <w:shd w:val="clear" w:color="auto" w:fill="D9E2F3"/>
             <w:tcMar>
@@ -10680,13 +10629,13 @@
         </w:tc>
         <w:tc>
           <w:tcPr>
-            <w:tcW w:w="1959" w:type="dxa"/>
+            <w:tcW w:w="1955" w:type="dxa"/>
             <w:gridSpan w:val="5"/>
             <w:tcBorders>
-              <w:top w:val="single" w:sz="4" w:space="0" w:color="8EAADB"/>
-              <w:left w:val="single" w:sz="4" w:space="0" w:color="8EAADB"/>
-              <w:bottom w:val="single" w:sz="4" w:space="0" w:color="8EAADB"/>
-              <w:right w:val="single" w:sz="4" w:space="0" w:color="8EAADB"/>
+              <w:top w:val="single" w:sz="6" w:space="0" w:color="1F3864"/>
+              <w:left w:val="single" w:sz="6" w:space="0" w:color="1F3864"/>
+              <w:bottom w:val="single" w:sz="6" w:space="0" w:color="1F3864"/>
+              <w:right w:val="single" w:sz="6" w:space="0" w:color="1F3864"/>
             </w:tcBorders>
             <w:shd w:val="clear" w:color="auto" w:fill="D9E2F3"/>
             <w:tcMar>
@@ -10718,13 +10667,13 @@
         </w:tc>
         <w:tc>
           <w:tcPr>
-            <w:tcW w:w="1959" w:type="dxa"/>
+            <w:tcW w:w="1958" w:type="dxa"/>
             <w:gridSpan w:val="2"/>
             <w:tcBorders>
-              <w:top w:val="single" w:sz="4" w:space="0" w:color="8EAADB"/>
-              <w:left w:val="single" w:sz="4" w:space="0" w:color="8EAADB"/>
-              <w:bottom w:val="single" w:sz="4" w:space="0" w:color="8EAADB"/>
-              <w:right w:val="single" w:sz="4" w:space="0" w:color="8EAADB"/>
+              <w:top w:val="single" w:sz="6" w:space="0" w:color="1F3864"/>
+              <w:left w:val="single" w:sz="6" w:space="0" w:color="1F3864"/>
+              <w:bottom w:val="single" w:sz="6" w:space="0" w:color="1F3864"/>
+              <w:right w:val="single" w:sz="6" w:space="0" w:color="1F3864"/>
             </w:tcBorders>
             <w:shd w:val="clear" w:color="auto" w:fill="D9E2F3"/>
             <w:tcMar>
@@ -10756,19 +10705,17 @@
         </w:tc>
       </w:tr>
       <w:tr>
-        <w:trPr>
-          <w:cantSplit/>
-        </w:trPr>
-        <w:tc>
-          <w:tcPr>
-            <w:tcW w:w="1567" w:type="dxa"/>
+        <w:trPr/>
+        <w:tc>
+          <w:tcPr>
+            <w:tcW w:w="1566" w:type="dxa"/>
             <w:gridSpan w:val="2"/>
             <w:vMerge/>
             <w:tcBorders>
-              <w:top w:val="single" w:sz="4" w:space="0" w:color="8EAADB"/>
-              <w:left w:val="single" w:sz="4" w:space="0" w:color="8EAADB"/>
-              <w:bottom w:val="single" w:sz="4" w:space="0" w:color="8EAADB"/>
-              <w:right w:val="single" w:sz="4" w:space="0" w:color="8EAADB"/>
+              <w:top w:val="single" w:sz="6" w:space="0" w:color="1F3864"/>
+              <w:left w:val="single" w:sz="6" w:space="0" w:color="1F3864"/>
+              <w:bottom w:val="single" w:sz="6" w:space="0" w:color="1F3864"/>
+              <w:right w:val="single" w:sz="6" w:space="0" w:color="1F3864"/>
             </w:tcBorders>
             <w:shd w:val="clear" w:color="auto" w:fill="D9E2F3"/>
           </w:tcPr>
@@ -10785,13 +10732,13 @@
         </w:tc>
         <w:tc>
           <w:tcPr>
-            <w:tcW w:w="6270" w:type="dxa"/>
+            <w:tcW w:w="6259" w:type="dxa"/>
             <w:gridSpan w:val="13"/>
             <w:tcBorders>
-              <w:top w:val="single" w:sz="4" w:space="0" w:color="4472C4"/>
-              <w:left w:val="single" w:sz="4" w:space="0" w:color="4472C4"/>
-              <w:bottom w:val="single" w:sz="4" w:space="0" w:color="4472C4"/>
-              <w:right w:val="single" w:sz="4" w:space="0" w:color="4472C4"/>
+              <w:top w:val="single" w:sz="6" w:space="0" w:color="1F3864"/>
+              <w:left w:val="single" w:sz="6" w:space="0" w:color="1F3864"/>
+              <w:bottom w:val="single" w:sz="6" w:space="0" w:color="1F3864"/>
+              <w:right w:val="single" w:sz="6" w:space="0" w:color="1F3864"/>
             </w:tcBorders>
             <w:shd w:val="clear" w:color="auto" w:fill="4472C4"/>
             <w:tcMar>
@@ -10832,10 +10779,10 @@
           <w:tcPr>
             <w:tcW w:w="1567" w:type="dxa"/>
             <w:tcBorders>
-              <w:top w:val="single" w:sz="4" w:space="0" w:color="4472C4"/>
-              <w:left w:val="single" w:sz="4" w:space="0" w:color="4472C4"/>
-              <w:bottom w:val="single" w:sz="4" w:space="0" w:color="4472C4"/>
-              <w:right w:val="single" w:sz="4" w:space="0" w:color="4472C4"/>
+              <w:top w:val="single" w:sz="6" w:space="0" w:color="1F3864"/>
+              <w:left w:val="single" w:sz="6" w:space="0" w:color="1F3864"/>
+              <w:bottom w:val="single" w:sz="6" w:space="0" w:color="1F3864"/>
+              <w:right w:val="single" w:sz="6" w:space="0" w:color="1F3864"/>
             </w:tcBorders>
             <w:shd w:val="clear" w:color="auto" w:fill="4472C4"/>
             <w:tcMar>
@@ -10874,19 +10821,17 @@
         </w:tc>
       </w:tr>
       <w:tr>
-        <w:trPr>
-          <w:cantSplit/>
-        </w:trPr>
-        <w:tc>
-          <w:tcPr>
-            <w:tcW w:w="1567" w:type="dxa"/>
+        <w:trPr/>
+        <w:tc>
+          <w:tcPr>
+            <w:tcW w:w="1566" w:type="dxa"/>
             <w:gridSpan w:val="2"/>
             <w:vMerge/>
             <w:tcBorders>
-              <w:top w:val="single" w:sz="4" w:space="0" w:color="8EAADB"/>
-              <w:left w:val="single" w:sz="4" w:space="0" w:color="8EAADB"/>
-              <w:bottom w:val="single" w:sz="4" w:space="0" w:color="8EAADB"/>
-              <w:right w:val="single" w:sz="4" w:space="0" w:color="8EAADB"/>
+              <w:top w:val="single" w:sz="6" w:space="0" w:color="1F3864"/>
+              <w:left w:val="single" w:sz="6" w:space="0" w:color="1F3864"/>
+              <w:bottom w:val="single" w:sz="6" w:space="0" w:color="1F3864"/>
+              <w:right w:val="single" w:sz="6" w:space="0" w:color="1F3864"/>
             </w:tcBorders>
             <w:shd w:val="clear" w:color="auto" w:fill="D9E2F3"/>
           </w:tcPr>
@@ -10903,13 +10848,13 @@
         </w:tc>
         <w:tc>
           <w:tcPr>
-            <w:tcW w:w="1959" w:type="dxa"/>
+            <w:tcW w:w="1956" w:type="dxa"/>
             <w:gridSpan w:val="4"/>
             <w:tcBorders>
-              <w:top w:val="single" w:sz="4" w:space="0" w:color="4472C4"/>
-              <w:left w:val="single" w:sz="4" w:space="0" w:color="4472C4"/>
-              <w:bottom w:val="single" w:sz="4" w:space="0" w:color="4472C4"/>
-              <w:right w:val="single" w:sz="4" w:space="0" w:color="4472C4"/>
+              <w:top w:val="single" w:sz="6" w:space="0" w:color="1F3864"/>
+              <w:left w:val="single" w:sz="6" w:space="0" w:color="1F3864"/>
+              <w:bottom w:val="single" w:sz="6" w:space="0" w:color="1F3864"/>
+              <w:right w:val="single" w:sz="6" w:space="0" w:color="1F3864"/>
             </w:tcBorders>
             <w:shd w:val="clear" w:color="auto" w:fill="4472C4"/>
             <w:tcMar>
@@ -10948,13 +10893,13 @@
         </w:tc>
         <w:tc>
           <w:tcPr>
-            <w:tcW w:w="1959" w:type="dxa"/>
+            <w:tcW w:w="1957" w:type="dxa"/>
             <w:gridSpan w:val="3"/>
             <w:tcBorders>
-              <w:top w:val="single" w:sz="4" w:space="0" w:color="4472C4"/>
-              <w:left w:val="single" w:sz="4" w:space="0" w:color="4472C4"/>
-              <w:bottom w:val="single" w:sz="4" w:space="0" w:color="4472C4"/>
-              <w:right w:val="single" w:sz="4" w:space="0" w:color="4472C4"/>
+              <w:top w:val="single" w:sz="6" w:space="0" w:color="1F3864"/>
+              <w:left w:val="single" w:sz="6" w:space="0" w:color="1F3864"/>
+              <w:bottom w:val="single" w:sz="6" w:space="0" w:color="1F3864"/>
+              <w:right w:val="single" w:sz="6" w:space="0" w:color="1F3864"/>
             </w:tcBorders>
             <w:shd w:val="clear" w:color="auto" w:fill="4472C4"/>
             <w:tcMar>
@@ -10993,13 +10938,13 @@
         </w:tc>
         <w:tc>
           <w:tcPr>
-            <w:tcW w:w="1959" w:type="dxa"/>
+            <w:tcW w:w="1955" w:type="dxa"/>
             <w:gridSpan w:val="5"/>
             <w:tcBorders>
-              <w:top w:val="single" w:sz="4" w:space="0" w:color="4472C4"/>
-              <w:left w:val="single" w:sz="4" w:space="0" w:color="4472C4"/>
-              <w:bottom w:val="single" w:sz="4" w:space="0" w:color="4472C4"/>
-              <w:right w:val="single" w:sz="4" w:space="0" w:color="4472C4"/>
+              <w:top w:val="single" w:sz="6" w:space="0" w:color="1F3864"/>
+              <w:left w:val="single" w:sz="6" w:space="0" w:color="1F3864"/>
+              <w:bottom w:val="single" w:sz="6" w:space="0" w:color="1F3864"/>
+              <w:right w:val="single" w:sz="6" w:space="0" w:color="1F3864"/>
             </w:tcBorders>
             <w:shd w:val="clear" w:color="auto" w:fill="4472C4"/>
             <w:tcMar>
@@ -11038,13 +10983,13 @@
         </w:tc>
         <w:tc>
           <w:tcPr>
-            <w:tcW w:w="1959" w:type="dxa"/>
+            <w:tcW w:w="1958" w:type="dxa"/>
             <w:gridSpan w:val="2"/>
             <w:tcBorders>
-              <w:top w:val="single" w:sz="4" w:space="0" w:color="4472C4"/>
-              <w:left w:val="single" w:sz="4" w:space="0" w:color="4472C4"/>
-              <w:bottom w:val="single" w:sz="4" w:space="0" w:color="4472C4"/>
-              <w:right w:val="single" w:sz="4" w:space="0" w:color="4472C4"/>
+              <w:top w:val="single" w:sz="6" w:space="0" w:color="1F3864"/>
+              <w:left w:val="single" w:sz="6" w:space="0" w:color="1F3864"/>
+              <w:bottom w:val="single" w:sz="6" w:space="0" w:color="1F3864"/>
+              <w:right w:val="single" w:sz="6" w:space="0" w:color="1F3864"/>
             </w:tcBorders>
             <w:shd w:val="clear" w:color="auto" w:fill="4472C4"/>
             <w:tcMar>
@@ -11083,19 +11028,17 @@
         </w:tc>
       </w:tr>
       <w:tr>
-        <w:trPr>
-          <w:cantSplit/>
-        </w:trPr>
-        <w:tc>
-          <w:tcPr>
-            <w:tcW w:w="1567" w:type="dxa"/>
+        <w:trPr/>
+        <w:tc>
+          <w:tcPr>
+            <w:tcW w:w="1566" w:type="dxa"/>
             <w:gridSpan w:val="2"/>
             <w:vMerge/>
             <w:tcBorders>
-              <w:top w:val="single" w:sz="4" w:space="0" w:color="8EAADB"/>
-              <w:left w:val="single" w:sz="4" w:space="0" w:color="8EAADB"/>
-              <w:bottom w:val="single" w:sz="4" w:space="0" w:color="8EAADB"/>
-              <w:right w:val="single" w:sz="4" w:space="0" w:color="8EAADB"/>
+              <w:top w:val="single" w:sz="6" w:space="0" w:color="1F3864"/>
+              <w:left w:val="single" w:sz="6" w:space="0" w:color="1F3864"/>
+              <w:bottom w:val="single" w:sz="6" w:space="0" w:color="1F3864"/>
+              <w:right w:val="single" w:sz="6" w:space="0" w:color="1F3864"/>
             </w:tcBorders>
             <w:shd w:val="clear" w:color="auto" w:fill="D9E2F3"/>
           </w:tcPr>
@@ -11112,13 +11055,13 @@
         </w:tc>
         <w:tc>
           <w:tcPr>
-            <w:tcW w:w="1959" w:type="dxa"/>
+            <w:tcW w:w="1956" w:type="dxa"/>
             <w:gridSpan w:val="4"/>
             <w:tcBorders>
-              <w:top w:val="single" w:sz="4" w:space="0" w:color="8EAADB"/>
-              <w:left w:val="single" w:sz="4" w:space="0" w:color="8EAADB"/>
-              <w:bottom w:val="single" w:sz="4" w:space="0" w:color="8EAADB"/>
-              <w:right w:val="single" w:sz="4" w:space="0" w:color="8EAADB"/>
+              <w:top w:val="single" w:sz="6" w:space="0" w:color="1F3864"/>
+              <w:left w:val="single" w:sz="6" w:space="0" w:color="1F3864"/>
+              <w:bottom w:val="single" w:sz="6" w:space="0" w:color="1F3864"/>
+              <w:right w:val="single" w:sz="6" w:space="0" w:color="1F3864"/>
             </w:tcBorders>
             <w:shd w:val="clear" w:color="auto" w:fill="D9E2F3"/>
             <w:tcMar>
@@ -11150,13 +11093,13 @@
         </w:tc>
         <w:tc>
           <w:tcPr>
-            <w:tcW w:w="1959" w:type="dxa"/>
+            <w:tcW w:w="1957" w:type="dxa"/>
             <w:gridSpan w:val="3"/>
             <w:tcBorders>
-              <w:top w:val="single" w:sz="4" w:space="0" w:color="8EAADB"/>
-              <w:left w:val="single" w:sz="4" w:space="0" w:color="8EAADB"/>
-              <w:bottom w:val="single" w:sz="4" w:space="0" w:color="8EAADB"/>
-              <w:right w:val="single" w:sz="4" w:space="0" w:color="8EAADB"/>
+              <w:top w:val="single" w:sz="6" w:space="0" w:color="1F3864"/>
+              <w:left w:val="single" w:sz="6" w:space="0" w:color="1F3864"/>
+              <w:bottom w:val="single" w:sz="6" w:space="0" w:color="1F3864"/>
+              <w:right w:val="single" w:sz="6" w:space="0" w:color="1F3864"/>
             </w:tcBorders>
             <w:shd w:val="clear" w:color="auto" w:fill="D9E2F3"/>
             <w:tcMar>
@@ -11188,13 +11131,13 @@
         </w:tc>
         <w:tc>
           <w:tcPr>
-            <w:tcW w:w="1959" w:type="dxa"/>
+            <w:tcW w:w="1955" w:type="dxa"/>
             <w:gridSpan w:val="5"/>
             <w:tcBorders>
-              <w:top w:val="single" w:sz="4" w:space="0" w:color="8EAADB"/>
-              <w:left w:val="single" w:sz="4" w:space="0" w:color="8EAADB"/>
-              <w:bottom w:val="single" w:sz="4" w:space="0" w:color="8EAADB"/>
-              <w:right w:val="single" w:sz="4" w:space="0" w:color="8EAADB"/>
+              <w:top w:val="single" w:sz="6" w:space="0" w:color="1F3864"/>
+              <w:left w:val="single" w:sz="6" w:space="0" w:color="1F3864"/>
+              <w:bottom w:val="single" w:sz="6" w:space="0" w:color="1F3864"/>
+              <w:right w:val="single" w:sz="6" w:space="0" w:color="1F3864"/>
             </w:tcBorders>
             <w:shd w:val="clear" w:color="auto" w:fill="D9E2F3"/>
             <w:tcMar>
@@ -11226,13 +11169,13 @@
         </w:tc>
         <w:tc>
           <w:tcPr>
-            <w:tcW w:w="1959" w:type="dxa"/>
+            <w:tcW w:w="1958" w:type="dxa"/>
             <w:gridSpan w:val="2"/>
             <w:tcBorders>
-              <w:top w:val="single" w:sz="4" w:space="0" w:color="8EAADB"/>
-              <w:left w:val="single" w:sz="4" w:space="0" w:color="8EAADB"/>
-              <w:bottom w:val="single" w:sz="4" w:space="0" w:color="8EAADB"/>
-              <w:right w:val="single" w:sz="4" w:space="0" w:color="8EAADB"/>
+              <w:top w:val="single" w:sz="6" w:space="0" w:color="1F3864"/>
+              <w:left w:val="single" w:sz="6" w:space="0" w:color="1F3864"/>
+              <w:bottom w:val="single" w:sz="6" w:space="0" w:color="1F3864"/>
+              <w:right w:val="single" w:sz="6" w:space="0" w:color="1F3864"/>
             </w:tcBorders>
             <w:shd w:val="clear" w:color="auto" w:fill="D9E2F3"/>
             <w:tcMar>
@@ -11264,19 +11207,17 @@
         </w:tc>
       </w:tr>
       <w:tr>
-        <w:trPr>
-          <w:cantSplit/>
-        </w:trPr>
-        <w:tc>
-          <w:tcPr>
-            <w:tcW w:w="1567" w:type="dxa"/>
+        <w:trPr/>
+        <w:tc>
+          <w:tcPr>
+            <w:tcW w:w="1566" w:type="dxa"/>
             <w:gridSpan w:val="2"/>
             <w:vMerge/>
             <w:tcBorders>
-              <w:top w:val="single" w:sz="4" w:space="0" w:color="8EAADB"/>
-              <w:left w:val="single" w:sz="4" w:space="0" w:color="8EAADB"/>
-              <w:bottom w:val="single" w:sz="4" w:space="0" w:color="8EAADB"/>
-              <w:right w:val="single" w:sz="4" w:space="0" w:color="8EAADB"/>
+              <w:top w:val="single" w:sz="6" w:space="0" w:color="1F3864"/>
+              <w:left w:val="single" w:sz="6" w:space="0" w:color="1F3864"/>
+              <w:bottom w:val="single" w:sz="6" w:space="0" w:color="1F3864"/>
+              <w:right w:val="single" w:sz="6" w:space="0" w:color="1F3864"/>
             </w:tcBorders>
             <w:shd w:val="clear" w:color="auto" w:fill="D9E2F3"/>
           </w:tcPr>
@@ -11293,13 +11234,13 @@
         </w:tc>
         <w:tc>
           <w:tcPr>
-            <w:tcW w:w="1959" w:type="dxa"/>
+            <w:tcW w:w="1956" w:type="dxa"/>
             <w:gridSpan w:val="4"/>
             <w:tcBorders>
-              <w:top w:val="single" w:sz="4" w:space="0" w:color="8EAADB"/>
-              <w:left w:val="single" w:sz="4" w:space="0" w:color="8EAADB"/>
-              <w:bottom w:val="single" w:sz="4" w:space="0" w:color="8EAADB"/>
-              <w:right w:val="single" w:sz="4" w:space="0" w:color="8EAADB"/>
+              <w:top w:val="single" w:sz="6" w:space="0" w:color="1F3864"/>
+              <w:left w:val="single" w:sz="6" w:space="0" w:color="1F3864"/>
+              <w:bottom w:val="single" w:sz="6" w:space="0" w:color="1F3864"/>
+              <w:right w:val="single" w:sz="6" w:space="0" w:color="1F3864"/>
             </w:tcBorders>
             <w:shd w:val="clear" w:color="auto" w:fill="D9E2F3"/>
             <w:tcMar>
@@ -11331,13 +11272,13 @@
         </w:tc>
         <w:tc>
           <w:tcPr>
-            <w:tcW w:w="1959" w:type="dxa"/>
+            <w:tcW w:w="1957" w:type="dxa"/>
             <w:gridSpan w:val="3"/>
             <w:tcBorders>
-              <w:top w:val="single" w:sz="4" w:space="0" w:color="8EAADB"/>
-              <w:left w:val="single" w:sz="4" w:space="0" w:color="8EAADB"/>
-              <w:bottom w:val="single" w:sz="4" w:space="0" w:color="8EAADB"/>
-              <w:right w:val="single" w:sz="4" w:space="0" w:color="8EAADB"/>
+              <w:top w:val="single" w:sz="6" w:space="0" w:color="1F3864"/>
+              <w:left w:val="single" w:sz="6" w:space="0" w:color="1F3864"/>
+              <w:bottom w:val="single" w:sz="6" w:space="0" w:color="1F3864"/>
+              <w:right w:val="single" w:sz="6" w:space="0" w:color="1F3864"/>
             </w:tcBorders>
             <w:shd w:val="clear" w:color="auto" w:fill="D9E2F3"/>
             <w:tcMar>
@@ -11369,13 +11310,13 @@
         </w:tc>
         <w:tc>
           <w:tcPr>
-            <w:tcW w:w="1959" w:type="dxa"/>
+            <w:tcW w:w="1955" w:type="dxa"/>
             <w:gridSpan w:val="5"/>
             <w:tcBorders>
-              <w:top w:val="single" w:sz="4" w:space="0" w:color="8EAADB"/>
-              <w:left w:val="single" w:sz="4" w:space="0" w:color="8EAADB"/>
-              <w:bottom w:val="single" w:sz="4" w:space="0" w:color="8EAADB"/>
-              <w:right w:val="single" w:sz="4" w:space="0" w:color="8EAADB"/>
+              <w:top w:val="single" w:sz="6" w:space="0" w:color="1F3864"/>
+              <w:left w:val="single" w:sz="6" w:space="0" w:color="1F3864"/>
+              <w:bottom w:val="single" w:sz="6" w:space="0" w:color="1F3864"/>
+              <w:right w:val="single" w:sz="6" w:space="0" w:color="1F3864"/>
             </w:tcBorders>
             <w:shd w:val="clear" w:color="auto" w:fill="D9E2F3"/>
             <w:tcMar>
@@ -11407,13 +11348,13 @@
         </w:tc>
         <w:tc>
           <w:tcPr>
-            <w:tcW w:w="1959" w:type="dxa"/>
+            <w:tcW w:w="1958" w:type="dxa"/>
             <w:gridSpan w:val="2"/>
             <w:tcBorders>
-              <w:top w:val="single" w:sz="4" w:space="0" w:color="8EAADB"/>
-              <w:left w:val="single" w:sz="4" w:space="0" w:color="8EAADB"/>
-              <w:bottom w:val="single" w:sz="4" w:space="0" w:color="8EAADB"/>
-              <w:right w:val="single" w:sz="4" w:space="0" w:color="8EAADB"/>
+              <w:top w:val="single" w:sz="6" w:space="0" w:color="1F3864"/>
+              <w:left w:val="single" w:sz="6" w:space="0" w:color="1F3864"/>
+              <w:bottom w:val="single" w:sz="6" w:space="0" w:color="1F3864"/>
+              <w:right w:val="single" w:sz="6" w:space="0" w:color="1F3864"/>
             </w:tcBorders>
             <w:shd w:val="clear" w:color="auto" w:fill="D9E2F3"/>
             <w:tcMar>
@@ -11445,19 +11386,17 @@
         </w:tc>
       </w:tr>
       <w:tr>
-        <w:trPr>
-          <w:cantSplit/>
-        </w:trPr>
-        <w:tc>
-          <w:tcPr>
-            <w:tcW w:w="1567" w:type="dxa"/>
+        <w:trPr/>
+        <w:tc>
+          <w:tcPr>
+            <w:tcW w:w="1566" w:type="dxa"/>
             <w:gridSpan w:val="2"/>
             <w:vMerge/>
             <w:tcBorders>
-              <w:top w:val="single" w:sz="4" w:space="0" w:color="8EAADB"/>
-              <w:left w:val="single" w:sz="4" w:space="0" w:color="8EAADB"/>
-              <w:bottom w:val="single" w:sz="4" w:space="0" w:color="8EAADB"/>
-              <w:right w:val="single" w:sz="4" w:space="0" w:color="8EAADB"/>
+              <w:top w:val="single" w:sz="6" w:space="0" w:color="1F3864"/>
+              <w:left w:val="single" w:sz="6" w:space="0" w:color="1F3864"/>
+              <w:bottom w:val="single" w:sz="6" w:space="0" w:color="1F3864"/>
+              <w:right w:val="single" w:sz="6" w:space="0" w:color="1F3864"/>
             </w:tcBorders>
             <w:shd w:val="clear" w:color="auto" w:fill="D9E2F3"/>
           </w:tcPr>
@@ -11474,13 +11413,13 @@
         </w:tc>
         <w:tc>
           <w:tcPr>
-            <w:tcW w:w="1959" w:type="dxa"/>
+            <w:tcW w:w="1956" w:type="dxa"/>
             <w:gridSpan w:val="4"/>
             <w:tcBorders>
-              <w:top w:val="single" w:sz="4" w:space="0" w:color="8EAADB"/>
-              <w:left w:val="single" w:sz="4" w:space="0" w:color="8EAADB"/>
-              <w:bottom w:val="single" w:sz="4" w:space="0" w:color="8EAADB"/>
-              <w:right w:val="single" w:sz="4" w:space="0" w:color="8EAADB"/>
+              <w:top w:val="single" w:sz="6" w:space="0" w:color="1F3864"/>
+              <w:left w:val="single" w:sz="6" w:space="0" w:color="1F3864"/>
+              <w:bottom w:val="single" w:sz="6" w:space="0" w:color="1F3864"/>
+              <w:right w:val="single" w:sz="6" w:space="0" w:color="1F3864"/>
             </w:tcBorders>
             <w:shd w:val="clear" w:color="auto" w:fill="D9E2F3"/>
             <w:tcMar>
@@ -11512,13 +11451,13 @@
         </w:tc>
         <w:tc>
           <w:tcPr>
-            <w:tcW w:w="1959" w:type="dxa"/>
+            <w:tcW w:w="1957" w:type="dxa"/>
             <w:gridSpan w:val="3"/>
             <w:tcBorders>
-              <w:top w:val="single" w:sz="4" w:space="0" w:color="8EAADB"/>
-              <w:left w:val="single" w:sz="4" w:space="0" w:color="8EAADB"/>
-              <w:bottom w:val="single" w:sz="4" w:space="0" w:color="8EAADB"/>
-              <w:right w:val="single" w:sz="4" w:space="0" w:color="8EAADB"/>
+              <w:top w:val="single" w:sz="6" w:space="0" w:color="1F3864"/>
+              <w:left w:val="single" w:sz="6" w:space="0" w:color="1F3864"/>
+              <w:bottom w:val="single" w:sz="6" w:space="0" w:color="1F3864"/>
+              <w:right w:val="single" w:sz="6" w:space="0" w:color="1F3864"/>
             </w:tcBorders>
             <w:shd w:val="clear" w:color="auto" w:fill="D9E2F3"/>
             <w:tcMar>
@@ -11550,13 +11489,13 @@
         </w:tc>
         <w:tc>
           <w:tcPr>
-            <w:tcW w:w="1959" w:type="dxa"/>
+            <w:tcW w:w="1955" w:type="dxa"/>
             <w:gridSpan w:val="5"/>
             <w:tcBorders>
-              <w:top w:val="single" w:sz="4" w:space="0" w:color="8EAADB"/>
-              <w:left w:val="single" w:sz="4" w:space="0" w:color="8EAADB"/>
-              <w:bottom w:val="single" w:sz="4" w:space="0" w:color="8EAADB"/>
-              <w:right w:val="single" w:sz="4" w:space="0" w:color="8EAADB"/>
+              <w:top w:val="single" w:sz="6" w:space="0" w:color="1F3864"/>
+              <w:left w:val="single" w:sz="6" w:space="0" w:color="1F3864"/>
+              <w:bottom w:val="single" w:sz="6" w:space="0" w:color="1F3864"/>
+              <w:right w:val="single" w:sz="6" w:space="0" w:color="1F3864"/>
             </w:tcBorders>
             <w:shd w:val="clear" w:color="auto" w:fill="D9E2F3"/>
             <w:tcMar>
@@ -11588,13 +11527,13 @@
         </w:tc>
         <w:tc>
           <w:tcPr>
-            <w:tcW w:w="1959" w:type="dxa"/>
+            <w:tcW w:w="1958" w:type="dxa"/>
             <w:gridSpan w:val="2"/>
             <w:tcBorders>
-              <w:top w:val="single" w:sz="4" w:space="0" w:color="8EAADB"/>
-              <w:left w:val="single" w:sz="4" w:space="0" w:color="8EAADB"/>
-              <w:bottom w:val="single" w:sz="4" w:space="0" w:color="8EAADB"/>
-              <w:right w:val="single" w:sz="4" w:space="0" w:color="8EAADB"/>
+              <w:top w:val="single" w:sz="6" w:space="0" w:color="1F3864"/>
+              <w:left w:val="single" w:sz="6" w:space="0" w:color="1F3864"/>
+              <w:bottom w:val="single" w:sz="6" w:space="0" w:color="1F3864"/>
+              <w:right w:val="single" w:sz="6" w:space="0" w:color="1F3864"/>
             </w:tcBorders>
             <w:shd w:val="clear" w:color="auto" w:fill="D9E2F3"/>
             <w:tcMar>
@@ -11626,19 +11565,17 @@
         </w:tc>
       </w:tr>
       <w:tr>
-        <w:trPr>
-          <w:cantSplit/>
-        </w:trPr>
-        <w:tc>
-          <w:tcPr>
-            <w:tcW w:w="1567" w:type="dxa"/>
+        <w:trPr/>
+        <w:tc>
+          <w:tcPr>
+            <w:tcW w:w="1566" w:type="dxa"/>
             <w:gridSpan w:val="2"/>
             <w:vMerge/>
             <w:tcBorders>
-              <w:top w:val="single" w:sz="4" w:space="0" w:color="8EAADB"/>
-              <w:left w:val="single" w:sz="4" w:space="0" w:color="8EAADB"/>
-              <w:bottom w:val="single" w:sz="4" w:space="0" w:color="8EAADB"/>
-              <w:right w:val="single" w:sz="4" w:space="0" w:color="8EAADB"/>
+              <w:top w:val="single" w:sz="6" w:space="0" w:color="1F3864"/>
+              <w:left w:val="single" w:sz="6" w:space="0" w:color="1F3864"/>
+              <w:bottom w:val="single" w:sz="6" w:space="0" w:color="1F3864"/>
+              <w:right w:val="single" w:sz="6" w:space="0" w:color="1F3864"/>
             </w:tcBorders>
             <w:shd w:val="clear" w:color="auto" w:fill="D9E2F3"/>
           </w:tcPr>
@@ -11655,13 +11592,13 @@
         </w:tc>
         <w:tc>
           <w:tcPr>
-            <w:tcW w:w="6270" w:type="dxa"/>
+            <w:tcW w:w="6259" w:type="dxa"/>
             <w:gridSpan w:val="13"/>
             <w:tcBorders>
-              <w:top w:val="single" w:sz="4" w:space="0" w:color="4472C4"/>
-              <w:left w:val="single" w:sz="4" w:space="0" w:color="4472C4"/>
-              <w:bottom w:val="single" w:sz="4" w:space="0" w:color="4472C4"/>
-              <w:right w:val="single" w:sz="4" w:space="0" w:color="4472C4"/>
+              <w:top w:val="single" w:sz="6" w:space="0" w:color="1F3864"/>
+              <w:left w:val="single" w:sz="6" w:space="0" w:color="1F3864"/>
+              <w:bottom w:val="single" w:sz="6" w:space="0" w:color="1F3864"/>
+              <w:right w:val="single" w:sz="6" w:space="0" w:color="1F3864"/>
             </w:tcBorders>
             <w:shd w:val="clear" w:color="auto" w:fill="4472C4"/>
             <w:tcMar>
@@ -11702,10 +11639,10 @@
           <w:tcPr>
             <w:tcW w:w="1567" w:type="dxa"/>
             <w:tcBorders>
-              <w:top w:val="single" w:sz="4" w:space="0" w:color="4472C4"/>
-              <w:left w:val="single" w:sz="4" w:space="0" w:color="4472C4"/>
-              <w:bottom w:val="single" w:sz="4" w:space="0" w:color="4472C4"/>
-              <w:right w:val="single" w:sz="4" w:space="0" w:color="4472C4"/>
+              <w:top w:val="single" w:sz="6" w:space="0" w:color="1F3864"/>
+              <w:left w:val="single" w:sz="6" w:space="0" w:color="1F3864"/>
+              <w:bottom w:val="single" w:sz="6" w:space="0" w:color="1F3864"/>
+              <w:right w:val="single" w:sz="6" w:space="0" w:color="1F3864"/>
             </w:tcBorders>
             <w:shd w:val="clear" w:color="auto" w:fill="4472C4"/>
             <w:tcMar>
@@ -11744,19 +11681,17 @@
         </w:tc>
       </w:tr>
       <w:tr>
-        <w:trPr>
-          <w:cantSplit/>
-        </w:trPr>
-        <w:tc>
-          <w:tcPr>
-            <w:tcW w:w="1567" w:type="dxa"/>
+        <w:trPr/>
+        <w:tc>
+          <w:tcPr>
+            <w:tcW w:w="1566" w:type="dxa"/>
             <w:gridSpan w:val="2"/>
             <w:vMerge/>
             <w:tcBorders>
-              <w:top w:val="single" w:sz="4" w:space="0" w:color="8EAADB"/>
-              <w:left w:val="single" w:sz="4" w:space="0" w:color="8EAADB"/>
-              <w:bottom w:val="single" w:sz="4" w:space="0" w:color="8EAADB"/>
-              <w:right w:val="single" w:sz="4" w:space="0" w:color="8EAADB"/>
+              <w:top w:val="single" w:sz="6" w:space="0" w:color="1F3864"/>
+              <w:left w:val="single" w:sz="6" w:space="0" w:color="1F3864"/>
+              <w:bottom w:val="single" w:sz="6" w:space="0" w:color="1F3864"/>
+              <w:right w:val="single" w:sz="6" w:space="0" w:color="1F3864"/>
             </w:tcBorders>
             <w:shd w:val="clear" w:color="auto" w:fill="D9E2F3"/>
           </w:tcPr>
@@ -11773,13 +11708,13 @@
         </w:tc>
         <w:tc>
           <w:tcPr>
-            <w:tcW w:w="1959" w:type="dxa"/>
+            <w:tcW w:w="1956" w:type="dxa"/>
             <w:gridSpan w:val="4"/>
             <w:tcBorders>
-              <w:top w:val="single" w:sz="4" w:space="0" w:color="4472C4"/>
-              <w:left w:val="single" w:sz="4" w:space="0" w:color="4472C4"/>
-              <w:bottom w:val="single" w:sz="4" w:space="0" w:color="4472C4"/>
-              <w:right w:val="single" w:sz="4" w:space="0" w:color="4472C4"/>
+              <w:top w:val="single" w:sz="6" w:space="0" w:color="1F3864"/>
+              <w:left w:val="single" w:sz="6" w:space="0" w:color="1F3864"/>
+              <w:bottom w:val="single" w:sz="6" w:space="0" w:color="1F3864"/>
+              <w:right w:val="single" w:sz="6" w:space="0" w:color="1F3864"/>
             </w:tcBorders>
             <w:shd w:val="clear" w:color="auto" w:fill="4472C4"/>
             <w:tcMar>
@@ -11818,13 +11753,13 @@
         </w:tc>
         <w:tc>
           <w:tcPr>
-            <w:tcW w:w="1959" w:type="dxa"/>
+            <w:tcW w:w="1957" w:type="dxa"/>
             <w:gridSpan w:val="3"/>
             <w:tcBorders>
-              <w:top w:val="single" w:sz="4" w:space="0" w:color="4472C4"/>
-              <w:left w:val="single" w:sz="4" w:space="0" w:color="4472C4"/>
-              <w:bottom w:val="single" w:sz="4" w:space="0" w:color="4472C4"/>
-              <w:right w:val="single" w:sz="4" w:space="0" w:color="4472C4"/>
+              <w:top w:val="single" w:sz="6" w:space="0" w:color="1F3864"/>
+              <w:left w:val="single" w:sz="6" w:space="0" w:color="1F3864"/>
+              <w:bottom w:val="single" w:sz="6" w:space="0" w:color="1F3864"/>
+              <w:right w:val="single" w:sz="6" w:space="0" w:color="1F3864"/>
             </w:tcBorders>
             <w:shd w:val="clear" w:color="auto" w:fill="4472C4"/>
             <w:tcMar>
@@ -11863,13 +11798,13 @@
         </w:tc>
         <w:tc>
           <w:tcPr>
-            <w:tcW w:w="1959" w:type="dxa"/>
+            <w:tcW w:w="1955" w:type="dxa"/>
             <w:gridSpan w:val="5"/>
             <w:tcBorders>
-              <w:top w:val="single" w:sz="4" w:space="0" w:color="4472C4"/>
-              <w:left w:val="single" w:sz="4" w:space="0" w:color="4472C4"/>
-              <w:bottom w:val="single" w:sz="4" w:space="0" w:color="4472C4"/>
-              <w:right w:val="single" w:sz="4" w:space="0" w:color="4472C4"/>
+              <w:top w:val="single" w:sz="6" w:space="0" w:color="1F3864"/>
+              <w:left w:val="single" w:sz="6" w:space="0" w:color="1F3864"/>
+              <w:bottom w:val="single" w:sz="6" w:space="0" w:color="1F3864"/>
+              <w:right w:val="single" w:sz="6" w:space="0" w:color="1F3864"/>
             </w:tcBorders>
             <w:shd w:val="clear" w:color="auto" w:fill="4472C4"/>
             <w:tcMar>
@@ -11908,13 +11843,13 @@
         </w:tc>
         <w:tc>
           <w:tcPr>
-            <w:tcW w:w="1959" w:type="dxa"/>
+            <w:tcW w:w="1958" w:type="dxa"/>
             <w:gridSpan w:val="2"/>
             <w:tcBorders>
-              <w:top w:val="single" w:sz="4" w:space="0" w:color="4472C4"/>
-              <w:left w:val="single" w:sz="4" w:space="0" w:color="4472C4"/>
-              <w:bottom w:val="single" w:sz="4" w:space="0" w:color="4472C4"/>
-              <w:right w:val="single" w:sz="4" w:space="0" w:color="4472C4"/>
+              <w:top w:val="single" w:sz="6" w:space="0" w:color="1F3864"/>
+              <w:left w:val="single" w:sz="6" w:space="0" w:color="1F3864"/>
+              <w:bottom w:val="single" w:sz="6" w:space="0" w:color="1F3864"/>
+              <w:right w:val="single" w:sz="6" w:space="0" w:color="1F3864"/>
             </w:tcBorders>
             <w:shd w:val="clear" w:color="auto" w:fill="4472C4"/>
             <w:tcMar>
@@ -11953,19 +11888,17 @@
         </w:tc>
       </w:tr>
       <w:tr>
-        <w:trPr>
-          <w:cantSplit/>
-        </w:trPr>
-        <w:tc>
-          <w:tcPr>
-            <w:tcW w:w="1567" w:type="dxa"/>
+        <w:trPr/>
+        <w:tc>
+          <w:tcPr>
+            <w:tcW w:w="1566" w:type="dxa"/>
             <w:gridSpan w:val="2"/>
             <w:vMerge/>
             <w:tcBorders>
-              <w:top w:val="single" w:sz="4" w:space="0" w:color="8EAADB"/>
-              <w:left w:val="single" w:sz="4" w:space="0" w:color="8EAADB"/>
-              <w:bottom w:val="single" w:sz="4" w:space="0" w:color="8EAADB"/>
-              <w:right w:val="single" w:sz="4" w:space="0" w:color="8EAADB"/>
+              <w:top w:val="single" w:sz="6" w:space="0" w:color="1F3864"/>
+              <w:left w:val="single" w:sz="6" w:space="0" w:color="1F3864"/>
+              <w:bottom w:val="single" w:sz="6" w:space="0" w:color="1F3864"/>
+              <w:right w:val="single" w:sz="6" w:space="0" w:color="1F3864"/>
             </w:tcBorders>
             <w:shd w:val="clear" w:color="auto" w:fill="D9E2F3"/>
           </w:tcPr>
@@ -11982,13 +11915,13 @@
         </w:tc>
         <w:tc>
           <w:tcPr>
-            <w:tcW w:w="1959" w:type="dxa"/>
+            <w:tcW w:w="1956" w:type="dxa"/>
             <w:gridSpan w:val="4"/>
             <w:tcBorders>
-              <w:top w:val="single" w:sz="4" w:space="0" w:color="8EAADB"/>
-              <w:left w:val="single" w:sz="4" w:space="0" w:color="8EAADB"/>
-              <w:bottom w:val="single" w:sz="4" w:space="0" w:color="8EAADB"/>
-              <w:right w:val="single" w:sz="4" w:space="0" w:color="8EAADB"/>
+              <w:top w:val="single" w:sz="6" w:space="0" w:color="1F3864"/>
+              <w:left w:val="single" w:sz="6" w:space="0" w:color="1F3864"/>
+              <w:bottom w:val="single" w:sz="6" w:space="0" w:color="1F3864"/>
+              <w:right w:val="single" w:sz="6" w:space="0" w:color="1F3864"/>
             </w:tcBorders>
             <w:shd w:val="clear" w:color="auto" w:fill="D9E2F3"/>
             <w:tcMar>
@@ -12020,13 +11953,13 @@
         </w:tc>
         <w:tc>
           <w:tcPr>
-            <w:tcW w:w="1959" w:type="dxa"/>
+            <w:tcW w:w="1957" w:type="dxa"/>
             <w:gridSpan w:val="3"/>
             <w:tcBorders>
-              <w:top w:val="single" w:sz="4" w:space="0" w:color="8EAADB"/>
-              <w:left w:val="single" w:sz="4" w:space="0" w:color="8EAADB"/>
-              <w:bottom w:val="single" w:sz="4" w:space="0" w:color="8EAADB"/>
-              <w:right w:val="single" w:sz="4" w:space="0" w:color="8EAADB"/>
+              <w:top w:val="single" w:sz="6" w:space="0" w:color="1F3864"/>
+              <w:left w:val="single" w:sz="6" w:space="0" w:color="1F3864"/>
+              <w:bottom w:val="single" w:sz="6" w:space="0" w:color="1F3864"/>
+              <w:right w:val="single" w:sz="6" w:space="0" w:color="1F3864"/>
             </w:tcBorders>
             <w:shd w:val="clear" w:color="auto" w:fill="D9E2F3"/>
             <w:tcMar>
@@ -12058,13 +11991,13 @@
         </w:tc>
         <w:tc>
           <w:tcPr>
-            <w:tcW w:w="1959" w:type="dxa"/>
+            <w:tcW w:w="1955" w:type="dxa"/>
             <w:gridSpan w:val="5"/>
             <w:tcBorders>
-              <w:top w:val="single" w:sz="4" w:space="0" w:color="8EAADB"/>
-              <w:left w:val="single" w:sz="4" w:space="0" w:color="8EAADB"/>
-              <w:bottom w:val="single" w:sz="4" w:space="0" w:color="8EAADB"/>
-              <w:right w:val="single" w:sz="4" w:space="0" w:color="8EAADB"/>
+              <w:top w:val="single" w:sz="6" w:space="0" w:color="1F3864"/>
+              <w:left w:val="single" w:sz="6" w:space="0" w:color="1F3864"/>
+              <w:bottom w:val="single" w:sz="6" w:space="0" w:color="1F3864"/>
+              <w:right w:val="single" w:sz="6" w:space="0" w:color="1F3864"/>
             </w:tcBorders>
             <w:shd w:val="clear" w:color="auto" w:fill="D9E2F3"/>
             <w:tcMar>
@@ -12096,13 +12029,13 @@
         </w:tc>
         <w:tc>
           <w:tcPr>
-            <w:tcW w:w="1959" w:type="dxa"/>
+            <w:tcW w:w="1958" w:type="dxa"/>
             <w:gridSpan w:val="2"/>
             <w:tcBorders>
-              <w:top w:val="single" w:sz="4" w:space="0" w:color="8EAADB"/>
-              <w:left w:val="single" w:sz="4" w:space="0" w:color="8EAADB"/>
-              <w:bottom w:val="single" w:sz="4" w:space="0" w:color="8EAADB"/>
-              <w:right w:val="single" w:sz="4" w:space="0" w:color="8EAADB"/>
+              <w:top w:val="single" w:sz="6" w:space="0" w:color="1F3864"/>
+              <w:left w:val="single" w:sz="6" w:space="0" w:color="1F3864"/>
+              <w:bottom w:val="single" w:sz="6" w:space="0" w:color="1F3864"/>
+              <w:right w:val="single" w:sz="6" w:space="0" w:color="1F3864"/>
             </w:tcBorders>
             <w:shd w:val="clear" w:color="auto" w:fill="D9E2F3"/>
             <w:tcMar>
@@ -12134,19 +12067,17 @@
         </w:tc>
       </w:tr>
       <w:tr>
-        <w:trPr>
-          <w:cantSplit/>
-        </w:trPr>
-        <w:tc>
-          <w:tcPr>
-            <w:tcW w:w="1567" w:type="dxa"/>
+        <w:trPr/>
+        <w:tc>
+          <w:tcPr>
+            <w:tcW w:w="1566" w:type="dxa"/>
             <w:gridSpan w:val="2"/>
             <w:vMerge/>
             <w:tcBorders>
-              <w:top w:val="single" w:sz="4" w:space="0" w:color="8EAADB"/>
-              <w:left w:val="single" w:sz="4" w:space="0" w:color="8EAADB"/>
-              <w:bottom w:val="single" w:sz="4" w:space="0" w:color="8EAADB"/>
-              <w:right w:val="single" w:sz="4" w:space="0" w:color="8EAADB"/>
+              <w:top w:val="single" w:sz="6" w:space="0" w:color="1F3864"/>
+              <w:left w:val="single" w:sz="6" w:space="0" w:color="1F3864"/>
+              <w:bottom w:val="single" w:sz="6" w:space="0" w:color="1F3864"/>
+              <w:right w:val="single" w:sz="6" w:space="0" w:color="1F3864"/>
             </w:tcBorders>
             <w:shd w:val="clear" w:color="auto" w:fill="D9E2F3"/>
           </w:tcPr>
@@ -12163,13 +12094,13 @@
         </w:tc>
         <w:tc>
           <w:tcPr>
-            <w:tcW w:w="1959" w:type="dxa"/>
+            <w:tcW w:w="1956" w:type="dxa"/>
             <w:gridSpan w:val="4"/>
             <w:tcBorders>
-              <w:top w:val="single" w:sz="4" w:space="0" w:color="8EAADB"/>
-              <w:left w:val="single" w:sz="4" w:space="0" w:color="8EAADB"/>
-              <w:bottom w:val="single" w:sz="4" w:space="0" w:color="8EAADB"/>
-              <w:right w:val="single" w:sz="4" w:space="0" w:color="8EAADB"/>
+              <w:top w:val="single" w:sz="6" w:space="0" w:color="1F3864"/>
+              <w:left w:val="single" w:sz="6" w:space="0" w:color="1F3864"/>
+              <w:bottom w:val="single" w:sz="6" w:space="0" w:color="1F3864"/>
+              <w:right w:val="single" w:sz="6" w:space="0" w:color="1F3864"/>
             </w:tcBorders>
             <w:shd w:val="clear" w:color="auto" w:fill="D9E2F3"/>
             <w:tcMar>
@@ -12201,13 +12132,13 @@
         </w:tc>
         <w:tc>
           <w:tcPr>
-            <w:tcW w:w="1959" w:type="dxa"/>
+            <w:tcW w:w="1957" w:type="dxa"/>
             <w:gridSpan w:val="3"/>
             <w:tcBorders>
-              <w:top w:val="single" w:sz="4" w:space="0" w:color="8EAADB"/>
-              <w:left w:val="single" w:sz="4" w:space="0" w:color="8EAADB"/>
-              <w:bottom w:val="single" w:sz="4" w:space="0" w:color="8EAADB"/>
-              <w:right w:val="single" w:sz="4" w:space="0" w:color="8EAADB"/>
+              <w:top w:val="single" w:sz="6" w:space="0" w:color="1F3864"/>
+              <w:left w:val="single" w:sz="6" w:space="0" w:color="1F3864"/>
+              <w:bottom w:val="single" w:sz="6" w:space="0" w:color="1F3864"/>
+              <w:right w:val="single" w:sz="6" w:space="0" w:color="1F3864"/>
             </w:tcBorders>
             <w:shd w:val="clear" w:color="auto" w:fill="D9E2F3"/>
             <w:tcMar>
@@ -12239,13 +12170,13 @@
         </w:tc>
         <w:tc>
           <w:tcPr>
-            <w:tcW w:w="1959" w:type="dxa"/>
+            <w:tcW w:w="1955" w:type="dxa"/>
             <w:gridSpan w:val="5"/>
             <w:tcBorders>
-              <w:top w:val="single" w:sz="4" w:space="0" w:color="8EAADB"/>
-              <w:left w:val="single" w:sz="4" w:space="0" w:color="8EAADB"/>
-              <w:bottom w:val="single" w:sz="4" w:space="0" w:color="8EAADB"/>
-              <w:right w:val="single" w:sz="4" w:space="0" w:color="8EAADB"/>
+              <w:top w:val="single" w:sz="6" w:space="0" w:color="1F3864"/>
+              <w:left w:val="single" w:sz="6" w:space="0" w:color="1F3864"/>
+              <w:bottom w:val="single" w:sz="6" w:space="0" w:color="1F3864"/>
+              <w:right w:val="single" w:sz="6" w:space="0" w:color="1F3864"/>
             </w:tcBorders>
             <w:shd w:val="clear" w:color="auto" w:fill="D9E2F3"/>
             <w:tcMar>
@@ -12277,13 +12208,13 @@
         </w:tc>
         <w:tc>
           <w:tcPr>
-            <w:tcW w:w="1959" w:type="dxa"/>
+            <w:tcW w:w="1958" w:type="dxa"/>
             <w:gridSpan w:val="2"/>
             <w:tcBorders>
-              <w:top w:val="single" w:sz="4" w:space="0" w:color="8EAADB"/>
-              <w:left w:val="single" w:sz="4" w:space="0" w:color="8EAADB"/>
-              <w:bottom w:val="single" w:sz="4" w:space="0" w:color="8EAADB"/>
-              <w:right w:val="single" w:sz="4" w:space="0" w:color="8EAADB"/>
+              <w:top w:val="single" w:sz="6" w:space="0" w:color="1F3864"/>
+              <w:left w:val="single" w:sz="6" w:space="0" w:color="1F3864"/>
+              <w:bottom w:val="single" w:sz="6" w:space="0" w:color="1F3864"/>
+              <w:right w:val="single" w:sz="6" w:space="0" w:color="1F3864"/>
             </w:tcBorders>
             <w:shd w:val="clear" w:color="auto" w:fill="D9E2F3"/>
             <w:tcMar>
@@ -12315,19 +12246,17 @@
         </w:tc>
       </w:tr>
       <w:tr>
-        <w:trPr>
-          <w:cantSplit/>
-        </w:trPr>
-        <w:tc>
-          <w:tcPr>
-            <w:tcW w:w="1567" w:type="dxa"/>
+        <w:trPr/>
+        <w:tc>
+          <w:tcPr>
+            <w:tcW w:w="1566" w:type="dxa"/>
             <w:gridSpan w:val="2"/>
             <w:vMerge/>
             <w:tcBorders>
-              <w:top w:val="single" w:sz="4" w:space="0" w:color="8EAADB"/>
-              <w:left w:val="single" w:sz="4" w:space="0" w:color="8EAADB"/>
-              <w:bottom w:val="single" w:sz="4" w:space="0" w:color="8EAADB"/>
-              <w:right w:val="single" w:sz="4" w:space="0" w:color="8EAADB"/>
+              <w:top w:val="single" w:sz="6" w:space="0" w:color="1F3864"/>
+              <w:left w:val="single" w:sz="6" w:space="0" w:color="1F3864"/>
+              <w:bottom w:val="single" w:sz="6" w:space="0" w:color="1F3864"/>
+              <w:right w:val="single" w:sz="6" w:space="0" w:color="1F3864"/>
             </w:tcBorders>
             <w:shd w:val="clear" w:color="auto" w:fill="D9E2F3"/>
           </w:tcPr>
@@ -12344,13 +12273,13 @@
         </w:tc>
         <w:tc>
           <w:tcPr>
-            <w:tcW w:w="1959" w:type="dxa"/>
+            <w:tcW w:w="1956" w:type="dxa"/>
             <w:gridSpan w:val="4"/>
             <w:tcBorders>
-              <w:top w:val="single" w:sz="4" w:space="0" w:color="8EAADB"/>
-              <w:left w:val="single" w:sz="4" w:space="0" w:color="8EAADB"/>
-              <w:bottom w:val="single" w:sz="4" w:space="0" w:color="8EAADB"/>
-              <w:right w:val="single" w:sz="4" w:space="0" w:color="8EAADB"/>
+              <w:top w:val="single" w:sz="6" w:space="0" w:color="1F3864"/>
+              <w:left w:val="single" w:sz="6" w:space="0" w:color="1F3864"/>
+              <w:bottom w:val="single" w:sz="6" w:space="0" w:color="1F3864"/>
+              <w:right w:val="single" w:sz="6" w:space="0" w:color="1F3864"/>
             </w:tcBorders>
             <w:shd w:val="clear" w:color="auto" w:fill="D9E2F3"/>
             <w:tcMar>
@@ -12382,13 +12311,13 @@
         </w:tc>
         <w:tc>
           <w:tcPr>
-            <w:tcW w:w="1959" w:type="dxa"/>
+            <w:tcW w:w="1957" w:type="dxa"/>
             <w:gridSpan w:val="3"/>
             <w:tcBorders>
-              <w:top w:val="single" w:sz="4" w:space="0" w:color="8EAADB"/>
-              <w:left w:val="single" w:sz="4" w:space="0" w:color="8EAADB"/>
-              <w:bottom w:val="single" w:sz="4" w:space="0" w:color="8EAADB"/>
-              <w:right w:val="single" w:sz="4" w:space="0" w:color="8EAADB"/>
+              <w:top w:val="single" w:sz="6" w:space="0" w:color="1F3864"/>
+              <w:left w:val="single" w:sz="6" w:space="0" w:color="1F3864"/>
+              <w:bottom w:val="single" w:sz="6" w:space="0" w:color="1F3864"/>
+              <w:right w:val="single" w:sz="6" w:space="0" w:color="1F3864"/>
             </w:tcBorders>
             <w:shd w:val="clear" w:color="auto" w:fill="D9E2F3"/>
             <w:tcMar>
@@ -12420,13 +12349,13 @@
         </w:tc>
         <w:tc>
           <w:tcPr>
-            <w:tcW w:w="1959" w:type="dxa"/>
+            <w:tcW w:w="1955" w:type="dxa"/>
             <w:gridSpan w:val="5"/>
             <w:tcBorders>
-              <w:top w:val="single" w:sz="4" w:space="0" w:color="8EAADB"/>
-              <w:left w:val="single" w:sz="4" w:space="0" w:color="8EAADB"/>
-              <w:bottom w:val="single" w:sz="4" w:space="0" w:color="8EAADB"/>
-              <w:right w:val="single" w:sz="4" w:space="0" w:color="8EAADB"/>
+              <w:top w:val="single" w:sz="6" w:space="0" w:color="1F3864"/>
+              <w:left w:val="single" w:sz="6" w:space="0" w:color="1F3864"/>
+              <w:bottom w:val="single" w:sz="6" w:space="0" w:color="1F3864"/>
+              <w:right w:val="single" w:sz="6" w:space="0" w:color="1F3864"/>
             </w:tcBorders>
             <w:shd w:val="clear" w:color="auto" w:fill="D9E2F3"/>
             <w:tcMar>
@@ -12458,13 +12387,13 @@
         </w:tc>
         <w:tc>
           <w:tcPr>
-            <w:tcW w:w="1959" w:type="dxa"/>
+            <w:tcW w:w="1958" w:type="dxa"/>
             <w:gridSpan w:val="2"/>
             <w:tcBorders>
-              <w:top w:val="single" w:sz="4" w:space="0" w:color="8EAADB"/>
-              <w:left w:val="single" w:sz="4" w:space="0" w:color="8EAADB"/>
-              <w:bottom w:val="single" w:sz="4" w:space="0" w:color="8EAADB"/>
-              <w:right w:val="single" w:sz="4" w:space="0" w:color="8EAADB"/>
+              <w:top w:val="single" w:sz="6" w:space="0" w:color="1F3864"/>
+              <w:left w:val="single" w:sz="6" w:space="0" w:color="1F3864"/>
+              <w:bottom w:val="single" w:sz="6" w:space="0" w:color="1F3864"/>
+              <w:right w:val="single" w:sz="6" w:space="0" w:color="1F3864"/>
             </w:tcBorders>
             <w:shd w:val="clear" w:color="auto" w:fill="D9E2F3"/>
             <w:tcMar>
@@ -12496,19 +12425,17 @@
         </w:tc>
       </w:tr>
       <w:tr>
-        <w:trPr>
-          <w:cantSplit/>
-        </w:trPr>
-        <w:tc>
-          <w:tcPr>
-            <w:tcW w:w="1567" w:type="dxa"/>
+        <w:trPr/>
+        <w:tc>
+          <w:tcPr>
+            <w:tcW w:w="1566" w:type="dxa"/>
             <w:gridSpan w:val="2"/>
             <w:vMerge/>
             <w:tcBorders>
-              <w:top w:val="single" w:sz="4" w:space="0" w:color="8EAADB"/>
-              <w:left w:val="single" w:sz="4" w:space="0" w:color="8EAADB"/>
-              <w:bottom w:val="single" w:sz="4" w:space="0" w:color="8EAADB"/>
-              <w:right w:val="single" w:sz="4" w:space="0" w:color="8EAADB"/>
+              <w:top w:val="single" w:sz="6" w:space="0" w:color="1F3864"/>
+              <w:left w:val="single" w:sz="6" w:space="0" w:color="1F3864"/>
+              <w:bottom w:val="single" w:sz="6" w:space="0" w:color="1F3864"/>
+              <w:right w:val="single" w:sz="6" w:space="0" w:color="1F3864"/>
             </w:tcBorders>
             <w:shd w:val="clear" w:color="auto" w:fill="D9E2F3"/>
           </w:tcPr>
@@ -12525,13 +12452,13 @@
         </w:tc>
         <w:tc>
           <w:tcPr>
-            <w:tcW w:w="6270" w:type="dxa"/>
+            <w:tcW w:w="6259" w:type="dxa"/>
             <w:gridSpan w:val="13"/>
             <w:tcBorders>
-              <w:top w:val="single" w:sz="4" w:space="0" w:color="4472C4"/>
-              <w:left w:val="single" w:sz="4" w:space="0" w:color="4472C4"/>
-              <w:bottom w:val="single" w:sz="4" w:space="0" w:color="4472C4"/>
-              <w:right w:val="single" w:sz="4" w:space="0" w:color="4472C4"/>
+              <w:top w:val="single" w:sz="6" w:space="0" w:color="1F3864"/>
+              <w:left w:val="single" w:sz="6" w:space="0" w:color="1F3864"/>
+              <w:bottom w:val="single" w:sz="6" w:space="0" w:color="1F3864"/>
+              <w:right w:val="single" w:sz="6" w:space="0" w:color="1F3864"/>
             </w:tcBorders>
             <w:shd w:val="clear" w:color="auto" w:fill="4472C4"/>
             <w:tcMar>
@@ -12572,10 +12499,10 @@
           <w:tcPr>
             <w:tcW w:w="1567" w:type="dxa"/>
             <w:tcBorders>
-              <w:top w:val="single" w:sz="4" w:space="0" w:color="4472C4"/>
-              <w:left w:val="single" w:sz="4" w:space="0" w:color="4472C4"/>
-              <w:bottom w:val="single" w:sz="4" w:space="0" w:color="4472C4"/>
-              <w:right w:val="single" w:sz="4" w:space="0" w:color="4472C4"/>
+              <w:top w:val="single" w:sz="6" w:space="0" w:color="1F3864"/>
+              <w:left w:val="single" w:sz="6" w:space="0" w:color="1F3864"/>
+              <w:bottom w:val="single" w:sz="6" w:space="0" w:color="1F3864"/>
+              <w:right w:val="single" w:sz="6" w:space="0" w:color="1F3864"/>
             </w:tcBorders>
             <w:shd w:val="clear" w:color="auto" w:fill="4472C4"/>
             <w:tcMar>
@@ -12614,19 +12541,17 @@
         </w:tc>
       </w:tr>
       <w:tr>
-        <w:trPr>
-          <w:cantSplit/>
-        </w:trPr>
-        <w:tc>
-          <w:tcPr>
-            <w:tcW w:w="1567" w:type="dxa"/>
+        <w:trPr/>
+        <w:tc>
+          <w:tcPr>
+            <w:tcW w:w="1566" w:type="dxa"/>
             <w:gridSpan w:val="2"/>
             <w:vMerge/>
             <w:tcBorders>
-              <w:top w:val="single" w:sz="4" w:space="0" w:color="8EAADB"/>
-              <w:left w:val="single" w:sz="4" w:space="0" w:color="8EAADB"/>
-              <w:bottom w:val="single" w:sz="4" w:space="0" w:color="8EAADB"/>
-              <w:right w:val="single" w:sz="4" w:space="0" w:color="8EAADB"/>
+              <w:top w:val="single" w:sz="6" w:space="0" w:color="1F3864"/>
+              <w:left w:val="single" w:sz="6" w:space="0" w:color="1F3864"/>
+              <w:bottom w:val="single" w:sz="6" w:space="0" w:color="1F3864"/>
+              <w:right w:val="single" w:sz="6" w:space="0" w:color="1F3864"/>
             </w:tcBorders>
             <w:shd w:val="clear" w:color="auto" w:fill="D9E2F3"/>
           </w:tcPr>
@@ -12643,13 +12568,13 @@
         </w:tc>
         <w:tc>
           <w:tcPr>
-            <w:tcW w:w="1959" w:type="dxa"/>
+            <w:tcW w:w="1956" w:type="dxa"/>
             <w:gridSpan w:val="4"/>
             <w:tcBorders>
-              <w:top w:val="single" w:sz="4" w:space="0" w:color="4472C4"/>
-              <w:left w:val="single" w:sz="4" w:space="0" w:color="4472C4"/>
-              <w:bottom w:val="single" w:sz="4" w:space="0" w:color="4472C4"/>
-              <w:right w:val="single" w:sz="4" w:space="0" w:color="4472C4"/>
+              <w:top w:val="single" w:sz="6" w:space="0" w:color="1F3864"/>
+              <w:left w:val="single" w:sz="6" w:space="0" w:color="1F3864"/>
+              <w:bottom w:val="single" w:sz="6" w:space="0" w:color="1F3864"/>
+              <w:right w:val="single" w:sz="6" w:space="0" w:color="1F3864"/>
             </w:tcBorders>
             <w:shd w:val="clear" w:color="auto" w:fill="4472C4"/>
             <w:tcMar>
@@ -12688,13 +12613,13 @@
         </w:tc>
         <w:tc>
           <w:tcPr>
-            <w:tcW w:w="1959" w:type="dxa"/>
+            <w:tcW w:w="1957" w:type="dxa"/>
             <w:gridSpan w:val="3"/>
             <w:tcBorders>
-              <w:top w:val="single" w:sz="4" w:space="0" w:color="4472C4"/>
-              <w:left w:val="single" w:sz="4" w:space="0" w:color="4472C4"/>
-              <w:bottom w:val="single" w:sz="4" w:space="0" w:color="4472C4"/>
-              <w:right w:val="single" w:sz="4" w:space="0" w:color="4472C4"/>
+              <w:top w:val="single" w:sz="6" w:space="0" w:color="1F3864"/>
+              <w:left w:val="single" w:sz="6" w:space="0" w:color="1F3864"/>
+              <w:bottom w:val="single" w:sz="6" w:space="0" w:color="1F3864"/>
+              <w:right w:val="single" w:sz="6" w:space="0" w:color="1F3864"/>
             </w:tcBorders>
             <w:shd w:val="clear" w:color="auto" w:fill="4472C4"/>
             <w:tcMar>
@@ -12733,13 +12658,13 @@
         </w:tc>
         <w:tc>
           <w:tcPr>
-            <w:tcW w:w="1959" w:type="dxa"/>
+            <w:tcW w:w="1955" w:type="dxa"/>
             <w:gridSpan w:val="5"/>
             <w:tcBorders>
-              <w:top w:val="single" w:sz="4" w:space="0" w:color="4472C4"/>
-              <w:left w:val="single" w:sz="4" w:space="0" w:color="4472C4"/>
-              <w:bottom w:val="single" w:sz="4" w:space="0" w:color="4472C4"/>
-              <w:right w:val="single" w:sz="4" w:space="0" w:color="4472C4"/>
+              <w:top w:val="single" w:sz="6" w:space="0" w:color="1F3864"/>
+              <w:left w:val="single" w:sz="6" w:space="0" w:color="1F3864"/>
+              <w:bottom w:val="single" w:sz="6" w:space="0" w:color="1F3864"/>
+              <w:right w:val="single" w:sz="6" w:space="0" w:color="1F3864"/>
             </w:tcBorders>
             <w:shd w:val="clear" w:color="auto" w:fill="4472C4"/>
             <w:tcMar>
@@ -12778,13 +12703,13 @@
         </w:tc>
         <w:tc>
           <w:tcPr>
-            <w:tcW w:w="1959" w:type="dxa"/>
+            <w:tcW w:w="1958" w:type="dxa"/>
             <w:gridSpan w:val="2"/>
             <w:tcBorders>
-              <w:top w:val="single" w:sz="4" w:space="0" w:color="4472C4"/>
-              <w:left w:val="single" w:sz="4" w:space="0" w:color="4472C4"/>
-              <w:bottom w:val="single" w:sz="4" w:space="0" w:color="4472C4"/>
-              <w:right w:val="single" w:sz="4" w:space="0" w:color="4472C4"/>
+              <w:top w:val="single" w:sz="6" w:space="0" w:color="1F3864"/>
+              <w:left w:val="single" w:sz="6" w:space="0" w:color="1F3864"/>
+              <w:bottom w:val="single" w:sz="6" w:space="0" w:color="1F3864"/>
+              <w:right w:val="single" w:sz="6" w:space="0" w:color="1F3864"/>
             </w:tcBorders>
             <w:shd w:val="clear" w:color="auto" w:fill="4472C4"/>
             <w:tcMar>
@@ -12823,19 +12748,17 @@
         </w:tc>
       </w:tr>
       <w:tr>
-        <w:trPr>
-          <w:cantSplit/>
-        </w:trPr>
-        <w:tc>
-          <w:tcPr>
-            <w:tcW w:w="1567" w:type="dxa"/>
+        <w:trPr/>
+        <w:tc>
+          <w:tcPr>
+            <w:tcW w:w="1566" w:type="dxa"/>
             <w:gridSpan w:val="2"/>
             <w:vMerge/>
             <w:tcBorders>
-              <w:top w:val="single" w:sz="4" w:space="0" w:color="8EAADB"/>
-              <w:left w:val="single" w:sz="4" w:space="0" w:color="8EAADB"/>
-              <w:bottom w:val="single" w:sz="4" w:space="0" w:color="8EAADB"/>
-              <w:right w:val="single" w:sz="4" w:space="0" w:color="8EAADB"/>
+              <w:top w:val="single" w:sz="6" w:space="0" w:color="1F3864"/>
+              <w:left w:val="single" w:sz="6" w:space="0" w:color="1F3864"/>
+              <w:bottom w:val="single" w:sz="6" w:space="0" w:color="1F3864"/>
+              <w:right w:val="single" w:sz="6" w:space="0" w:color="1F3864"/>
             </w:tcBorders>
             <w:shd w:val="clear" w:color="auto" w:fill="D9E2F3"/>
           </w:tcPr>
@@ -12852,13 +12775,13 @@
         </w:tc>
         <w:tc>
           <w:tcPr>
-            <w:tcW w:w="1959" w:type="dxa"/>
+            <w:tcW w:w="1956" w:type="dxa"/>
             <w:gridSpan w:val="4"/>
             <w:tcBorders>
-              <w:top w:val="single" w:sz="4" w:space="0" w:color="8EAADB"/>
-              <w:left w:val="single" w:sz="4" w:space="0" w:color="8EAADB"/>
-              <w:bottom w:val="single" w:sz="4" w:space="0" w:color="8EAADB"/>
-              <w:right w:val="single" w:sz="4" w:space="0" w:color="8EAADB"/>
+              <w:top w:val="single" w:sz="6" w:space="0" w:color="1F3864"/>
+              <w:left w:val="single" w:sz="6" w:space="0" w:color="1F3864"/>
+              <w:bottom w:val="single" w:sz="6" w:space="0" w:color="1F3864"/>
+              <w:right w:val="single" w:sz="6" w:space="0" w:color="1F3864"/>
             </w:tcBorders>
             <w:shd w:val="clear" w:color="auto" w:fill="D9E2F3"/>
             <w:tcMar>
@@ -12889,13 +12812,13 @@
         </w:tc>
         <w:tc>
           <w:tcPr>
-            <w:tcW w:w="1959" w:type="dxa"/>
+            <w:tcW w:w="1957" w:type="dxa"/>
             <w:gridSpan w:val="3"/>
             <w:tcBorders>
-              <w:top w:val="single" w:sz="4" w:space="0" w:color="8EAADB"/>
-              <w:left w:val="single" w:sz="4" w:space="0" w:color="8EAADB"/>
-              <w:bottom w:val="single" w:sz="4" w:space="0" w:color="8EAADB"/>
-              <w:right w:val="single" w:sz="4" w:space="0" w:color="8EAADB"/>
+              <w:top w:val="single" w:sz="6" w:space="0" w:color="1F3864"/>
+              <w:left w:val="single" w:sz="6" w:space="0" w:color="1F3864"/>
+              <w:bottom w:val="single" w:sz="6" w:space="0" w:color="1F3864"/>
+              <w:right w:val="single" w:sz="6" w:space="0" w:color="1F3864"/>
             </w:tcBorders>
             <w:shd w:val="clear" w:color="auto" w:fill="D9E2F3"/>
             <w:tcMar>
@@ -12926,13 +12849,13 @@
         </w:tc>
         <w:tc>
           <w:tcPr>
-            <w:tcW w:w="1959" w:type="dxa"/>
+            <w:tcW w:w="1955" w:type="dxa"/>
             <w:gridSpan w:val="5"/>
             <w:tcBorders>
-              <w:top w:val="single" w:sz="4" w:space="0" w:color="8EAADB"/>
-              <w:left w:val="single" w:sz="4" w:space="0" w:color="8EAADB"/>
-              <w:bottom w:val="single" w:sz="4" w:space="0" w:color="8EAADB"/>
-              <w:right w:val="single" w:sz="4" w:space="0" w:color="8EAADB"/>
+              <w:top w:val="single" w:sz="6" w:space="0" w:color="1F3864"/>
+              <w:left w:val="single" w:sz="6" w:space="0" w:color="1F3864"/>
+              <w:bottom w:val="single" w:sz="6" w:space="0" w:color="1F3864"/>
+              <w:right w:val="single" w:sz="6" w:space="0" w:color="1F3864"/>
             </w:tcBorders>
             <w:shd w:val="clear" w:color="auto" w:fill="D9E2F3"/>
             <w:tcMar>
@@ -12963,13 +12886,13 @@
         </w:tc>
         <w:tc>
           <w:tcPr>
-            <w:tcW w:w="1959" w:type="dxa"/>
+            <w:tcW w:w="1958" w:type="dxa"/>
             <w:gridSpan w:val="2"/>
             <w:tcBorders>
-              <w:top w:val="single" w:sz="4" w:space="0" w:color="8EAADB"/>
-              <w:left w:val="single" w:sz="4" w:space="0" w:color="8EAADB"/>
-              <w:bottom w:val="single" w:sz="4" w:space="0" w:color="8EAADB"/>
-              <w:right w:val="single" w:sz="4" w:space="0" w:color="8EAADB"/>
+              <w:top w:val="single" w:sz="6" w:space="0" w:color="1F3864"/>
+              <w:left w:val="single" w:sz="6" w:space="0" w:color="1F3864"/>
+              <w:bottom w:val="single" w:sz="6" w:space="0" w:color="1F3864"/>
+              <w:right w:val="single" w:sz="6" w:space="0" w:color="1F3864"/>
             </w:tcBorders>
             <w:shd w:val="clear" w:color="auto" w:fill="D9E2F3"/>
             <w:tcMar>
@@ -13000,19 +12923,17 @@
         </w:tc>
       </w:tr>
       <w:tr>
-        <w:trPr>
-          <w:cantSplit/>
-        </w:trPr>
-        <w:tc>
-          <w:tcPr>
-            <w:tcW w:w="1567" w:type="dxa"/>
+        <w:trPr/>
+        <w:tc>
+          <w:tcPr>
+            <w:tcW w:w="1566" w:type="dxa"/>
             <w:gridSpan w:val="2"/>
             <w:vMerge/>
             <w:tcBorders>
-              <w:top w:val="single" w:sz="4" w:space="0" w:color="8EAADB"/>
-              <w:left w:val="single" w:sz="4" w:space="0" w:color="8EAADB"/>
-              <w:bottom w:val="single" w:sz="4" w:space="0" w:color="8EAADB"/>
-              <w:right w:val="single" w:sz="4" w:space="0" w:color="8EAADB"/>
+              <w:top w:val="single" w:sz="6" w:space="0" w:color="1F3864"/>
+              <w:left w:val="single" w:sz="6" w:space="0" w:color="1F3864"/>
+              <w:bottom w:val="single" w:sz="6" w:space="0" w:color="1F3864"/>
+              <w:right w:val="single" w:sz="6" w:space="0" w:color="1F3864"/>
             </w:tcBorders>
             <w:shd w:val="clear" w:color="auto" w:fill="D9E2F3"/>
           </w:tcPr>
@@ -13029,13 +12950,13 @@
         </w:tc>
         <w:tc>
           <w:tcPr>
-            <w:tcW w:w="1959" w:type="dxa"/>
+            <w:tcW w:w="1956" w:type="dxa"/>
             <w:gridSpan w:val="4"/>
             <w:tcBorders>
-              <w:top w:val="single" w:sz="4" w:space="0" w:color="8EAADB"/>
-              <w:left w:val="single" w:sz="4" w:space="0" w:color="8EAADB"/>
-              <w:bottom w:val="single" w:sz="4" w:space="0" w:color="8EAADB"/>
-              <w:right w:val="single" w:sz="4" w:space="0" w:color="8EAADB"/>
+              <w:top w:val="single" w:sz="6" w:space="0" w:color="1F3864"/>
+              <w:left w:val="single" w:sz="6" w:space="0" w:color="1F3864"/>
+              <w:bottom w:val="single" w:sz="6" w:space="0" w:color="1F3864"/>
+              <w:right w:val="single" w:sz="6" w:space="0" w:color="1F3864"/>
             </w:tcBorders>
             <w:shd w:val="clear" w:color="auto" w:fill="D9E2F3"/>
             <w:tcMar>
@@ -13066,13 +12987,13 @@
         </w:tc>
         <w:tc>
           <w:tcPr>
-            <w:tcW w:w="1959" w:type="dxa"/>
+            <w:tcW w:w="1957" w:type="dxa"/>
             <w:gridSpan w:val="3"/>
             <w:tcBorders>
-              <w:top w:val="single" w:sz="4" w:space="0" w:color="8EAADB"/>
-              <w:left w:val="single" w:sz="4" w:space="0" w:color="8EAADB"/>
-              <w:bottom w:val="single" w:sz="4" w:space="0" w:color="8EAADB"/>
-              <w:right w:val="single" w:sz="4" w:space="0" w:color="8EAADB"/>
+              <w:top w:val="single" w:sz="6" w:space="0" w:color="1F3864"/>
+              <w:left w:val="single" w:sz="6" w:space="0" w:color="1F3864"/>
+              <w:bottom w:val="single" w:sz="6" w:space="0" w:color="1F3864"/>
+              <w:right w:val="single" w:sz="6" w:space="0" w:color="1F3864"/>
             </w:tcBorders>
             <w:shd w:val="clear" w:color="auto" w:fill="D9E2F3"/>
             <w:tcMar>
@@ -13103,13 +13024,13 @@
         </w:tc>
         <w:tc>
           <w:tcPr>
-            <w:tcW w:w="1959" w:type="dxa"/>
+            <w:tcW w:w="1955" w:type="dxa"/>
             <w:gridSpan w:val="5"/>
             <w:tcBorders>
-              <w:top w:val="single" w:sz="4" w:space="0" w:color="8EAADB"/>
-              <w:left w:val="single" w:sz="4" w:space="0" w:color="8EAADB"/>
-              <w:bottom w:val="single" w:sz="4" w:space="0" w:color="8EAADB"/>
-              <w:right w:val="single" w:sz="4" w:space="0" w:color="8EAADB"/>
+              <w:top w:val="single" w:sz="6" w:space="0" w:color="1F3864"/>
+              <w:left w:val="single" w:sz="6" w:space="0" w:color="1F3864"/>
+              <w:bottom w:val="single" w:sz="6" w:space="0" w:color="1F3864"/>
+              <w:right w:val="single" w:sz="6" w:space="0" w:color="1F3864"/>
             </w:tcBorders>
             <w:shd w:val="clear" w:color="auto" w:fill="D9E2F3"/>
             <w:tcMar>
@@ -13140,13 +13061,13 @@
         </w:tc>
         <w:tc>
           <w:tcPr>
-            <w:tcW w:w="1959" w:type="dxa"/>
+            <w:tcW w:w="1958" w:type="dxa"/>
             <w:gridSpan w:val="2"/>
             <w:tcBorders>
-              <w:top w:val="single" w:sz="4" w:space="0" w:color="8EAADB"/>
-              <w:left w:val="single" w:sz="4" w:space="0" w:color="8EAADB"/>
-              <w:bottom w:val="single" w:sz="4" w:space="0" w:color="8EAADB"/>
-              <w:right w:val="single" w:sz="4" w:space="0" w:color="8EAADB"/>
+              <w:top w:val="single" w:sz="6" w:space="0" w:color="1F3864"/>
+              <w:left w:val="single" w:sz="6" w:space="0" w:color="1F3864"/>
+              <w:bottom w:val="single" w:sz="6" w:space="0" w:color="1F3864"/>
+              <w:right w:val="single" w:sz="6" w:space="0" w:color="1F3864"/>
             </w:tcBorders>
             <w:shd w:val="clear" w:color="auto" w:fill="D9E2F3"/>
             <w:tcMar>
@@ -13177,19 +13098,17 @@
         </w:tc>
       </w:tr>
       <w:tr>
-        <w:trPr>
-          <w:cantSplit/>
-        </w:trPr>
-        <w:tc>
-          <w:tcPr>
-            <w:tcW w:w="1567" w:type="dxa"/>
+        <w:trPr/>
+        <w:tc>
+          <w:tcPr>
+            <w:tcW w:w="1566" w:type="dxa"/>
             <w:gridSpan w:val="2"/>
             <w:vMerge/>
             <w:tcBorders>
-              <w:top w:val="single" w:sz="4" w:space="0" w:color="8EAADB"/>
-              <w:left w:val="single" w:sz="4" w:space="0" w:color="8EAADB"/>
-              <w:bottom w:val="single" w:sz="4" w:space="0" w:color="8EAADB"/>
-              <w:right w:val="single" w:sz="4" w:space="0" w:color="8EAADB"/>
+              <w:top w:val="single" w:sz="6" w:space="0" w:color="1F3864"/>
+              <w:left w:val="single" w:sz="6" w:space="0" w:color="1F3864"/>
+              <w:bottom w:val="single" w:sz="6" w:space="0" w:color="1F3864"/>
+              <w:right w:val="single" w:sz="6" w:space="0" w:color="1F3864"/>
             </w:tcBorders>
             <w:shd w:val="clear" w:color="auto" w:fill="D9E2F3"/>
           </w:tcPr>
@@ -13206,13 +13125,13 @@
         </w:tc>
         <w:tc>
           <w:tcPr>
-            <w:tcW w:w="1959" w:type="dxa"/>
+            <w:tcW w:w="1956" w:type="dxa"/>
             <w:gridSpan w:val="4"/>
             <w:tcBorders>
-              <w:top w:val="single" w:sz="4" w:space="0" w:color="8EAADB"/>
-              <w:left w:val="single" w:sz="4" w:space="0" w:color="8EAADB"/>
-              <w:bottom w:val="single" w:sz="4" w:space="0" w:color="8EAADB"/>
-              <w:right w:val="single" w:sz="4" w:space="0" w:color="8EAADB"/>
+              <w:top w:val="single" w:sz="6" w:space="0" w:color="1F3864"/>
+              <w:left w:val="single" w:sz="6" w:space="0" w:color="1F3864"/>
+              <w:bottom w:val="single" w:sz="6" w:space="0" w:color="1F3864"/>
+              <w:right w:val="single" w:sz="6" w:space="0" w:color="1F3864"/>
             </w:tcBorders>
             <w:shd w:val="clear" w:color="auto" w:fill="D9E2F3"/>
             <w:tcMar>
@@ -13243,13 +13162,13 @@
         </w:tc>
         <w:tc>
           <w:tcPr>
-            <w:tcW w:w="1959" w:type="dxa"/>
+            <w:tcW w:w="1957" w:type="dxa"/>
             <w:gridSpan w:val="3"/>
             <w:tcBorders>
-              <w:top w:val="single" w:sz="4" w:space="0" w:color="8EAADB"/>
-              <w:left w:val="single" w:sz="4" w:space="0" w:color="8EAADB"/>
-              <w:bottom w:val="single" w:sz="4" w:space="0" w:color="8EAADB"/>
-              <w:right w:val="single" w:sz="4" w:space="0" w:color="8EAADB"/>
+              <w:top w:val="single" w:sz="6" w:space="0" w:color="1F3864"/>
+              <w:left w:val="single" w:sz="6" w:space="0" w:color="1F3864"/>
+              <w:bottom w:val="single" w:sz="6" w:space="0" w:color="1F3864"/>
+              <w:right w:val="single" w:sz="6" w:space="0" w:color="1F3864"/>
             </w:tcBorders>
             <w:shd w:val="clear" w:color="auto" w:fill="D9E2F3"/>
             <w:tcMar>
@@ -13280,13 +13199,13 @@
         </w:tc>
         <w:tc>
           <w:tcPr>
-            <w:tcW w:w="1959" w:type="dxa"/>
+            <w:tcW w:w="1955" w:type="dxa"/>
             <w:gridSpan w:val="5"/>
             <w:tcBorders>
-              <w:top w:val="single" w:sz="4" w:space="0" w:color="8EAADB"/>
-              <w:left w:val="single" w:sz="4" w:space="0" w:color="8EAADB"/>
-              <w:bottom w:val="single" w:sz="4" w:space="0" w:color="8EAADB"/>
-              <w:right w:val="single" w:sz="4" w:space="0" w:color="8EAADB"/>
+              <w:top w:val="single" w:sz="6" w:space="0" w:color="1F3864"/>
+              <w:left w:val="single" w:sz="6" w:space="0" w:color="1F3864"/>
+              <w:bottom w:val="single" w:sz="6" w:space="0" w:color="1F3864"/>
+              <w:right w:val="single" w:sz="6" w:space="0" w:color="1F3864"/>
             </w:tcBorders>
             <w:shd w:val="clear" w:color="auto" w:fill="D9E2F3"/>
             <w:tcMar>
@@ -13317,13 +13236,13 @@
         </w:tc>
         <w:tc>
           <w:tcPr>
-            <w:tcW w:w="1959" w:type="dxa"/>
+            <w:tcW w:w="1958" w:type="dxa"/>
             <w:gridSpan w:val="2"/>
             <w:tcBorders>
-              <w:top w:val="single" w:sz="4" w:space="0" w:color="8EAADB"/>
-              <w:left w:val="single" w:sz="4" w:space="0" w:color="8EAADB"/>
-              <w:bottom w:val="single" w:sz="4" w:space="0" w:color="8EAADB"/>
-              <w:right w:val="single" w:sz="4" w:space="0" w:color="8EAADB"/>
+              <w:top w:val="single" w:sz="6" w:space="0" w:color="1F3864"/>
+              <w:left w:val="single" w:sz="6" w:space="0" w:color="1F3864"/>
+              <w:bottom w:val="single" w:sz="6" w:space="0" w:color="1F3864"/>
+              <w:right w:val="single" w:sz="6" w:space="0" w:color="1F3864"/>
             </w:tcBorders>
             <w:shd w:val="clear" w:color="auto" w:fill="D9E2F3"/>
             <w:tcMar>
@@ -13354,19 +13273,17 @@
         </w:tc>
       </w:tr>
       <w:tr>
-        <w:trPr>
-          <w:cantSplit/>
-        </w:trPr>
-        <w:tc>
-          <w:tcPr>
-            <w:tcW w:w="1567" w:type="dxa"/>
+        <w:trPr/>
+        <w:tc>
+          <w:tcPr>
+            <w:tcW w:w="1566" w:type="dxa"/>
             <w:gridSpan w:val="2"/>
             <w:vMerge/>
             <w:tcBorders>
-              <w:top w:val="single" w:sz="4" w:space="0" w:color="8EAADB"/>
-              <w:left w:val="single" w:sz="4" w:space="0" w:color="8EAADB"/>
-              <w:bottom w:val="single" w:sz="4" w:space="0" w:color="8EAADB"/>
-              <w:right w:val="single" w:sz="4" w:space="0" w:color="8EAADB"/>
+              <w:top w:val="single" w:sz="6" w:space="0" w:color="1F3864"/>
+              <w:left w:val="single" w:sz="6" w:space="0" w:color="1F3864"/>
+              <w:bottom w:val="single" w:sz="6" w:space="0" w:color="1F3864"/>
+              <w:right w:val="single" w:sz="6" w:space="0" w:color="1F3864"/>
             </w:tcBorders>
             <w:shd w:val="clear" w:color="auto" w:fill="D9E2F3"/>
           </w:tcPr>
@@ -13383,13 +13300,13 @@
         </w:tc>
         <w:tc>
           <w:tcPr>
-            <w:tcW w:w="6270" w:type="dxa"/>
+            <w:tcW w:w="6259" w:type="dxa"/>
             <w:gridSpan w:val="13"/>
             <w:tcBorders>
-              <w:top w:val="single" w:sz="4" w:space="0" w:color="8EAADB"/>
-              <w:left w:val="single" w:sz="4" w:space="0" w:color="8EAADB"/>
-              <w:bottom w:val="single" w:sz="4" w:space="0" w:color="8EAADB"/>
-              <w:right w:val="single" w:sz="4" w:space="0" w:color="8EAADB"/>
+              <w:top w:val="single" w:sz="6" w:space="0" w:color="1F3864"/>
+              <w:left w:val="single" w:sz="6" w:space="0" w:color="1F3864"/>
+              <w:bottom w:val="single" w:sz="6" w:space="0" w:color="1F3864"/>
+              <w:right w:val="single" w:sz="6" w:space="0" w:color="1F3864"/>
             </w:tcBorders>
             <w:shd w:val="clear" w:color="auto" w:fill="D9E2F3"/>
             <w:tcMar>
@@ -13428,10 +13345,10 @@
           <w:tcPr>
             <w:tcW w:w="1567" w:type="dxa"/>
             <w:tcBorders>
-              <w:top w:val="single" w:sz="4" w:space="0" w:color="4472C4"/>
-              <w:left w:val="single" w:sz="4" w:space="0" w:color="4472C4"/>
-              <w:bottom w:val="single" w:sz="4" w:space="0" w:color="4472C4"/>
-              <w:right w:val="single" w:sz="4" w:space="0" w:color="4472C4"/>
+              <w:top w:val="single" w:sz="6" w:space="0" w:color="1F3864"/>
+              <w:left w:val="single" w:sz="6" w:space="0" w:color="1F3864"/>
+              <w:bottom w:val="single" w:sz="6" w:space="0" w:color="1F3864"/>
+              <w:right w:val="single" w:sz="6" w:space="0" w:color="1F3864"/>
             </w:tcBorders>
             <w:shd w:val="clear" w:color="auto" w:fill="4472C4"/>
             <w:tcMar>
@@ -13470,19 +13387,17 @@
         </w:tc>
       </w:tr>
       <w:tr>
-        <w:trPr>
-          <w:cantSplit/>
-        </w:trPr>
-        <w:tc>
-          <w:tcPr>
-            <w:tcW w:w="1567" w:type="dxa"/>
+        <w:trPr/>
+        <w:tc>
+          <w:tcPr>
+            <w:tcW w:w="1566" w:type="dxa"/>
             <w:gridSpan w:val="2"/>
             <w:vMerge/>
             <w:tcBorders>
-              <w:top w:val="single" w:sz="4" w:space="0" w:color="8EAADB"/>
-              <w:left w:val="single" w:sz="4" w:space="0" w:color="8EAADB"/>
-              <w:bottom w:val="single" w:sz="4" w:space="0" w:color="8EAADB"/>
-              <w:right w:val="single" w:sz="4" w:space="0" w:color="8EAADB"/>
+              <w:top w:val="single" w:sz="6" w:space="0" w:color="1F3864"/>
+              <w:left w:val="single" w:sz="6" w:space="0" w:color="1F3864"/>
+              <w:bottom w:val="single" w:sz="6" w:space="0" w:color="1F3864"/>
+              <w:right w:val="single" w:sz="6" w:space="0" w:color="1F3864"/>
             </w:tcBorders>
             <w:shd w:val="clear" w:color="auto" w:fill="D9E2F3"/>
           </w:tcPr>
@@ -13499,13 +13414,13 @@
         </w:tc>
         <w:tc>
           <w:tcPr>
-            <w:tcW w:w="1959" w:type="dxa"/>
+            <w:tcW w:w="1956" w:type="dxa"/>
             <w:gridSpan w:val="4"/>
             <w:tcBorders>
-              <w:top w:val="single" w:sz="4" w:space="0" w:color="4472C4"/>
-              <w:left w:val="single" w:sz="4" w:space="0" w:color="4472C4"/>
-              <w:bottom w:val="single" w:sz="4" w:space="0" w:color="4472C4"/>
-              <w:right w:val="single" w:sz="4" w:space="0" w:color="4472C4"/>
+              <w:top w:val="single" w:sz="6" w:space="0" w:color="1F3864"/>
+              <w:left w:val="single" w:sz="6" w:space="0" w:color="1F3864"/>
+              <w:bottom w:val="single" w:sz="6" w:space="0" w:color="1F3864"/>
+              <w:right w:val="single" w:sz="6" w:space="0" w:color="1F3864"/>
             </w:tcBorders>
             <w:shd w:val="clear" w:color="auto" w:fill="4472C4"/>
             <w:tcMar>
@@ -13544,13 +13459,13 @@
         </w:tc>
         <w:tc>
           <w:tcPr>
-            <w:tcW w:w="1959" w:type="dxa"/>
+            <w:tcW w:w="1957" w:type="dxa"/>
             <w:gridSpan w:val="3"/>
             <w:tcBorders>
-              <w:top w:val="single" w:sz="4" w:space="0" w:color="4472C4"/>
-              <w:left w:val="single" w:sz="4" w:space="0" w:color="4472C4"/>
-              <w:bottom w:val="single" w:sz="4" w:space="0" w:color="4472C4"/>
-              <w:right w:val="single" w:sz="4" w:space="0" w:color="4472C4"/>
+              <w:top w:val="single" w:sz="6" w:space="0" w:color="1F3864"/>
+              <w:left w:val="single" w:sz="6" w:space="0" w:color="1F3864"/>
+              <w:bottom w:val="single" w:sz="6" w:space="0" w:color="1F3864"/>
+              <w:right w:val="single" w:sz="6" w:space="0" w:color="1F3864"/>
             </w:tcBorders>
             <w:shd w:val="clear" w:color="auto" w:fill="4472C4"/>
             <w:tcMar>
@@ -13589,13 +13504,13 @@
         </w:tc>
         <w:tc>
           <w:tcPr>
-            <w:tcW w:w="1959" w:type="dxa"/>
+            <w:tcW w:w="1955" w:type="dxa"/>
             <w:gridSpan w:val="5"/>
             <w:tcBorders>
-              <w:top w:val="single" w:sz="4" w:space="0" w:color="4472C4"/>
-              <w:left w:val="single" w:sz="4" w:space="0" w:color="4472C4"/>
-              <w:bottom w:val="single" w:sz="4" w:space="0" w:color="4472C4"/>
-              <w:right w:val="single" w:sz="4" w:space="0" w:color="4472C4"/>
+              <w:top w:val="single" w:sz="6" w:space="0" w:color="1F3864"/>
+              <w:left w:val="single" w:sz="6" w:space="0" w:color="1F3864"/>
+              <w:bottom w:val="single" w:sz="6" w:space="0" w:color="1F3864"/>
+              <w:right w:val="single" w:sz="6" w:space="0" w:color="1F3864"/>
             </w:tcBorders>
             <w:shd w:val="clear" w:color="auto" w:fill="4472C4"/>
             <w:tcMar>
@@ -13634,13 +13549,13 @@
         </w:tc>
         <w:tc>
           <w:tcPr>
-            <w:tcW w:w="1959" w:type="dxa"/>
+            <w:tcW w:w="1958" w:type="dxa"/>
             <w:gridSpan w:val="2"/>
             <w:tcBorders>
-              <w:top w:val="single" w:sz="4" w:space="0" w:color="4472C4"/>
-              <w:left w:val="single" w:sz="4" w:space="0" w:color="4472C4"/>
-              <w:bottom w:val="single" w:sz="4" w:space="0" w:color="4472C4"/>
-              <w:right w:val="single" w:sz="4" w:space="0" w:color="4472C4"/>
+              <w:top w:val="single" w:sz="6" w:space="0" w:color="1F3864"/>
+              <w:left w:val="single" w:sz="6" w:space="0" w:color="1F3864"/>
+              <w:bottom w:val="single" w:sz="6" w:space="0" w:color="1F3864"/>
+              <w:right w:val="single" w:sz="6" w:space="0" w:color="1F3864"/>
             </w:tcBorders>
             <w:shd w:val="clear" w:color="auto" w:fill="4472C4"/>
             <w:tcMar>
@@ -13679,19 +13594,17 @@
         </w:tc>
       </w:tr>
       <w:tr>
-        <w:trPr>
-          <w:cantSplit/>
-        </w:trPr>
-        <w:tc>
-          <w:tcPr>
-            <w:tcW w:w="1567" w:type="dxa"/>
+        <w:trPr/>
+        <w:tc>
+          <w:tcPr>
+            <w:tcW w:w="1566" w:type="dxa"/>
             <w:gridSpan w:val="2"/>
             <w:vMerge/>
             <w:tcBorders>
-              <w:top w:val="single" w:sz="4" w:space="0" w:color="8EAADB"/>
-              <w:left w:val="single" w:sz="4" w:space="0" w:color="8EAADB"/>
-              <w:bottom w:val="single" w:sz="4" w:space="0" w:color="8EAADB"/>
-              <w:right w:val="single" w:sz="4" w:space="0" w:color="8EAADB"/>
+              <w:top w:val="single" w:sz="6" w:space="0" w:color="1F3864"/>
+              <w:left w:val="single" w:sz="6" w:space="0" w:color="1F3864"/>
+              <w:bottom w:val="single" w:sz="6" w:space="0" w:color="1F3864"/>
+              <w:right w:val="single" w:sz="6" w:space="0" w:color="1F3864"/>
             </w:tcBorders>
             <w:shd w:val="clear" w:color="auto" w:fill="D9E2F3"/>
           </w:tcPr>
@@ -13708,13 +13621,13 @@
         </w:tc>
         <w:tc>
           <w:tcPr>
-            <w:tcW w:w="1959" w:type="dxa"/>
+            <w:tcW w:w="1956" w:type="dxa"/>
             <w:gridSpan w:val="4"/>
             <w:tcBorders>
-              <w:top w:val="single" w:sz="4" w:space="0" w:color="8EAADB"/>
-              <w:left w:val="single" w:sz="4" w:space="0" w:color="8EAADB"/>
-              <w:bottom w:val="single" w:sz="4" w:space="0" w:color="8EAADB"/>
-              <w:right w:val="single" w:sz="4" w:space="0" w:color="8EAADB"/>
+              <w:top w:val="single" w:sz="6" w:space="0" w:color="1F3864"/>
+              <w:left w:val="single" w:sz="6" w:space="0" w:color="1F3864"/>
+              <w:bottom w:val="single" w:sz="6" w:space="0" w:color="1F3864"/>
+              <w:right w:val="single" w:sz="6" w:space="0" w:color="1F3864"/>
             </w:tcBorders>
             <w:shd w:val="clear" w:color="auto" w:fill="D9E2F3"/>
             <w:tcMar>
@@ -13745,13 +13658,13 @@
         </w:tc>
         <w:tc>
           <w:tcPr>
-            <w:tcW w:w="1959" w:type="dxa"/>
+            <w:tcW w:w="1957" w:type="dxa"/>
             <w:gridSpan w:val="3"/>
             <w:tcBorders>
-              <w:top w:val="single" w:sz="4" w:space="0" w:color="8EAADB"/>
-              <w:left w:val="single" w:sz="4" w:space="0" w:color="8EAADB"/>
-              <w:bottom w:val="single" w:sz="4" w:space="0" w:color="8EAADB"/>
-              <w:right w:val="single" w:sz="4" w:space="0" w:color="8EAADB"/>
+              <w:top w:val="single" w:sz="6" w:space="0" w:color="1F3864"/>
+              <w:left w:val="single" w:sz="6" w:space="0" w:color="1F3864"/>
+              <w:bottom w:val="single" w:sz="6" w:space="0" w:color="1F3864"/>
+              <w:right w:val="single" w:sz="6" w:space="0" w:color="1F3864"/>
             </w:tcBorders>
             <w:shd w:val="clear" w:color="auto" w:fill="D9E2F3"/>
             <w:tcMar>
@@ -13782,13 +13695,13 @@
         </w:tc>
         <w:tc>
           <w:tcPr>
-            <w:tcW w:w="1959" w:type="dxa"/>
+            <w:tcW w:w="1955" w:type="dxa"/>
             <w:gridSpan w:val="5"/>
             <w:tcBorders>
-              <w:top w:val="single" w:sz="4" w:space="0" w:color="8EAADB"/>
-              <w:left w:val="single" w:sz="4" w:space="0" w:color="8EAADB"/>
-              <w:bottom w:val="single" w:sz="4" w:space="0" w:color="8EAADB"/>
-              <w:right w:val="single" w:sz="4" w:space="0" w:color="8EAADB"/>
+              <w:top w:val="single" w:sz="6" w:space="0" w:color="1F3864"/>
+              <w:left w:val="single" w:sz="6" w:space="0" w:color="1F3864"/>
+              <w:bottom w:val="single" w:sz="6" w:space="0" w:color="1F3864"/>
+              <w:right w:val="single" w:sz="6" w:space="0" w:color="1F3864"/>
             </w:tcBorders>
             <w:shd w:val="clear" w:color="auto" w:fill="D9E2F3"/>
             <w:tcMar>
@@ -13835,13 +13748,13 @@
         </w:tc>
         <w:tc>
           <w:tcPr>
-            <w:tcW w:w="1959" w:type="dxa"/>
+            <w:tcW w:w="1958" w:type="dxa"/>
             <w:gridSpan w:val="2"/>
             <w:tcBorders>
-              <w:top w:val="single" w:sz="4" w:space="0" w:color="8EAADB"/>
-              <w:left w:val="single" w:sz="4" w:space="0" w:color="8EAADB"/>
-              <w:bottom w:val="single" w:sz="4" w:space="0" w:color="8EAADB"/>
-              <w:right w:val="single" w:sz="4" w:space="0" w:color="8EAADB"/>
+              <w:top w:val="single" w:sz="6" w:space="0" w:color="1F3864"/>
+              <w:left w:val="single" w:sz="6" w:space="0" w:color="1F3864"/>
+              <w:bottom w:val="single" w:sz="6" w:space="0" w:color="1F3864"/>
+              <w:right w:val="single" w:sz="6" w:space="0" w:color="1F3864"/>
             </w:tcBorders>
             <w:shd w:val="clear" w:color="auto" w:fill="D9E2F3"/>
             <w:tcMar>
@@ -13872,19 +13785,17 @@
         </w:tc>
       </w:tr>
       <w:tr>
-        <w:trPr>
-          <w:cantSplit/>
-        </w:trPr>
-        <w:tc>
-          <w:tcPr>
-            <w:tcW w:w="1567" w:type="dxa"/>
+        <w:trPr/>
+        <w:tc>
+          <w:tcPr>
+            <w:tcW w:w="1566" w:type="dxa"/>
             <w:gridSpan w:val="2"/>
             <w:vMerge/>
             <w:tcBorders>
-              <w:top w:val="single" w:sz="4" w:space="0" w:color="8EAADB"/>
-              <w:left w:val="single" w:sz="4" w:space="0" w:color="8EAADB"/>
-              <w:bottom w:val="single" w:sz="4" w:space="0" w:color="8EAADB"/>
-              <w:right w:val="single" w:sz="4" w:space="0" w:color="8EAADB"/>
+              <w:top w:val="single" w:sz="6" w:space="0" w:color="1F3864"/>
+              <w:left w:val="single" w:sz="6" w:space="0" w:color="1F3864"/>
+              <w:bottom w:val="single" w:sz="6" w:space="0" w:color="1F3864"/>
+              <w:right w:val="single" w:sz="6" w:space="0" w:color="1F3864"/>
             </w:tcBorders>
             <w:shd w:val="clear" w:color="auto" w:fill="D9E2F3"/>
           </w:tcPr>
@@ -13901,13 +13812,13 @@
         </w:tc>
         <w:tc>
           <w:tcPr>
-            <w:tcW w:w="1959" w:type="dxa"/>
+            <w:tcW w:w="1956" w:type="dxa"/>
             <w:gridSpan w:val="4"/>
             <w:tcBorders>
-              <w:top w:val="single" w:sz="4" w:space="0" w:color="8EAADB"/>
-              <w:left w:val="single" w:sz="4" w:space="0" w:color="8EAADB"/>
-              <w:bottom w:val="single" w:sz="4" w:space="0" w:color="8EAADB"/>
-              <w:right w:val="single" w:sz="4" w:space="0" w:color="8EAADB"/>
+              <w:top w:val="single" w:sz="6" w:space="0" w:color="1F3864"/>
+              <w:left w:val="single" w:sz="6" w:space="0" w:color="1F3864"/>
+              <w:bottom w:val="single" w:sz="6" w:space="0" w:color="1F3864"/>
+              <w:right w:val="single" w:sz="6" w:space="0" w:color="1F3864"/>
             </w:tcBorders>
             <w:shd w:val="clear" w:color="auto" w:fill="D9E2F3"/>
             <w:tcMar>
@@ -13938,13 +13849,13 @@
         </w:tc>
         <w:tc>
           <w:tcPr>
-            <w:tcW w:w="1959" w:type="dxa"/>
+            <w:tcW w:w="1957" w:type="dxa"/>
             <w:gridSpan w:val="3"/>
             <w:tcBorders>
-              <w:top w:val="single" w:sz="4" w:space="0" w:color="8EAADB"/>
-              <w:left w:val="single" w:sz="4" w:space="0" w:color="8EAADB"/>
-              <w:bottom w:val="single" w:sz="4" w:space="0" w:color="8EAADB"/>
-              <w:right w:val="single" w:sz="4" w:space="0" w:color="8EAADB"/>
+              <w:top w:val="single" w:sz="6" w:space="0" w:color="1F3864"/>
+              <w:left w:val="single" w:sz="6" w:space="0" w:color="1F3864"/>
+              <w:bottom w:val="single" w:sz="6" w:space="0" w:color="1F3864"/>
+              <w:right w:val="single" w:sz="6" w:space="0" w:color="1F3864"/>
             </w:tcBorders>
             <w:shd w:val="clear" w:color="auto" w:fill="D9E2F3"/>
             <w:tcMar>
@@ -13975,13 +13886,13 @@
         </w:tc>
         <w:tc>
           <w:tcPr>
-            <w:tcW w:w="1959" w:type="dxa"/>
+            <w:tcW w:w="1955" w:type="dxa"/>
             <w:gridSpan w:val="5"/>
             <w:tcBorders>
-              <w:top w:val="single" w:sz="4" w:space="0" w:color="8EAADB"/>
-              <w:left w:val="single" w:sz="4" w:space="0" w:color="8EAADB"/>
-              <w:bottom w:val="single" w:sz="4" w:space="0" w:color="8EAADB"/>
-              <w:right w:val="single" w:sz="4" w:space="0" w:color="8EAADB"/>
+              <w:top w:val="single" w:sz="6" w:space="0" w:color="1F3864"/>
+              <w:left w:val="single" w:sz="6" w:space="0" w:color="1F3864"/>
+              <w:bottom w:val="single" w:sz="6" w:space="0" w:color="1F3864"/>
+              <w:right w:val="single" w:sz="6" w:space="0" w:color="1F3864"/>
             </w:tcBorders>
             <w:shd w:val="clear" w:color="auto" w:fill="D9E2F3"/>
             <w:tcMar>
@@ -14012,13 +13923,13 @@
         </w:tc>
         <w:tc>
           <w:tcPr>
-            <w:tcW w:w="1959" w:type="dxa"/>
+            <w:tcW w:w="1958" w:type="dxa"/>
             <w:gridSpan w:val="2"/>
             <w:tcBorders>
-              <w:top w:val="single" w:sz="4" w:space="0" w:color="8EAADB"/>
-              <w:left w:val="single" w:sz="4" w:space="0" w:color="8EAADB"/>
-              <w:bottom w:val="single" w:sz="4" w:space="0" w:color="8EAADB"/>
-              <w:right w:val="single" w:sz="4" w:space="0" w:color="8EAADB"/>
+              <w:top w:val="single" w:sz="6" w:space="0" w:color="1F3864"/>
+              <w:left w:val="single" w:sz="6" w:space="0" w:color="1F3864"/>
+              <w:bottom w:val="single" w:sz="6" w:space="0" w:color="1F3864"/>
+              <w:right w:val="single" w:sz="6" w:space="0" w:color="1F3864"/>
             </w:tcBorders>
             <w:shd w:val="clear" w:color="auto" w:fill="D9E2F3"/>
             <w:tcMar>
@@ -14049,19 +13960,17 @@
         </w:tc>
       </w:tr>
       <w:tr>
-        <w:trPr>
-          <w:cantSplit/>
-        </w:trPr>
-        <w:tc>
-          <w:tcPr>
-            <w:tcW w:w="1567" w:type="dxa"/>
+        <w:trPr/>
+        <w:tc>
+          <w:tcPr>
+            <w:tcW w:w="1566" w:type="dxa"/>
             <w:gridSpan w:val="2"/>
             <w:vMerge/>
             <w:tcBorders>
-              <w:top w:val="single" w:sz="4" w:space="0" w:color="8EAADB"/>
-              <w:left w:val="single" w:sz="4" w:space="0" w:color="8EAADB"/>
-              <w:bottom w:val="single" w:sz="4" w:space="0" w:color="8EAADB"/>
-              <w:right w:val="single" w:sz="4" w:space="0" w:color="8EAADB"/>
+              <w:top w:val="single" w:sz="6" w:space="0" w:color="1F3864"/>
+              <w:left w:val="single" w:sz="6" w:space="0" w:color="1F3864"/>
+              <w:bottom w:val="single" w:sz="6" w:space="0" w:color="1F3864"/>
+              <w:right w:val="single" w:sz="6" w:space="0" w:color="1F3864"/>
             </w:tcBorders>
             <w:shd w:val="clear" w:color="auto" w:fill="D9E2F3"/>
           </w:tcPr>
@@ -14078,13 +13987,13 @@
         </w:tc>
         <w:tc>
           <w:tcPr>
-            <w:tcW w:w="1959" w:type="dxa"/>
+            <w:tcW w:w="1956" w:type="dxa"/>
             <w:gridSpan w:val="4"/>
             <w:tcBorders>
-              <w:top w:val="single" w:sz="4" w:space="0" w:color="8EAADB"/>
-              <w:left w:val="single" w:sz="4" w:space="0" w:color="8EAADB"/>
-              <w:bottom w:val="single" w:sz="4" w:space="0" w:color="8EAADB"/>
-              <w:right w:val="single" w:sz="4" w:space="0" w:color="8EAADB"/>
+              <w:top w:val="single" w:sz="6" w:space="0" w:color="1F3864"/>
+              <w:left w:val="single" w:sz="6" w:space="0" w:color="1F3864"/>
+              <w:bottom w:val="single" w:sz="6" w:space="0" w:color="1F3864"/>
+              <w:right w:val="single" w:sz="6" w:space="0" w:color="1F3864"/>
             </w:tcBorders>
             <w:shd w:val="clear" w:color="auto" w:fill="D9E2F3"/>
             <w:tcMar>
@@ -14115,13 +14024,13 @@
         </w:tc>
         <w:tc>
           <w:tcPr>
-            <w:tcW w:w="1959" w:type="dxa"/>
+            <w:tcW w:w="1957" w:type="dxa"/>
             <w:gridSpan w:val="3"/>
             <w:tcBorders>
-              <w:top w:val="single" w:sz="4" w:space="0" w:color="8EAADB"/>
-              <w:left w:val="single" w:sz="4" w:space="0" w:color="8EAADB"/>
-              <w:bottom w:val="single" w:sz="4" w:space="0" w:color="8EAADB"/>
-              <w:right w:val="single" w:sz="4" w:space="0" w:color="8EAADB"/>
+              <w:top w:val="single" w:sz="6" w:space="0" w:color="1F3864"/>
+              <w:left w:val="single" w:sz="6" w:space="0" w:color="1F3864"/>
+              <w:bottom w:val="single" w:sz="6" w:space="0" w:color="1F3864"/>
+              <w:right w:val="single" w:sz="6" w:space="0" w:color="1F3864"/>
             </w:tcBorders>
             <w:shd w:val="clear" w:color="auto" w:fill="D9E2F3"/>
             <w:tcMar>
@@ -14152,13 +14061,13 @@
         </w:tc>
         <w:tc>
           <w:tcPr>
-            <w:tcW w:w="1959" w:type="dxa"/>
+            <w:tcW w:w="1955" w:type="dxa"/>
             <w:gridSpan w:val="5"/>
             <w:tcBorders>
-              <w:top w:val="single" w:sz="4" w:space="0" w:color="8EAADB"/>
-              <w:left w:val="single" w:sz="4" w:space="0" w:color="8EAADB"/>
-              <w:bottom w:val="single" w:sz="4" w:space="0" w:color="8EAADB"/>
-              <w:right w:val="single" w:sz="4" w:space="0" w:color="8EAADB"/>
+              <w:top w:val="single" w:sz="6" w:space="0" w:color="1F3864"/>
+              <w:left w:val="single" w:sz="6" w:space="0" w:color="1F3864"/>
+              <w:bottom w:val="single" w:sz="6" w:space="0" w:color="1F3864"/>
+              <w:right w:val="single" w:sz="6" w:space="0" w:color="1F3864"/>
             </w:tcBorders>
             <w:shd w:val="clear" w:color="auto" w:fill="D9E2F3"/>
             <w:tcMar>
@@ -14189,13 +14098,13 @@
         </w:tc>
         <w:tc>
           <w:tcPr>
-            <w:tcW w:w="1959" w:type="dxa"/>
+            <w:tcW w:w="1958" w:type="dxa"/>
             <w:gridSpan w:val="2"/>
             <w:tcBorders>
-              <w:top w:val="single" w:sz="4" w:space="0" w:color="8EAADB"/>
-              <w:left w:val="single" w:sz="4" w:space="0" w:color="8EAADB"/>
-              <w:bottom w:val="single" w:sz="4" w:space="0" w:color="8EAADB"/>
-              <w:right w:val="single" w:sz="4" w:space="0" w:color="8EAADB"/>
+              <w:top w:val="single" w:sz="6" w:space="0" w:color="1F3864"/>
+              <w:left w:val="single" w:sz="6" w:space="0" w:color="1F3864"/>
+              <w:bottom w:val="single" w:sz="6" w:space="0" w:color="1F3864"/>
+              <w:right w:val="single" w:sz="6" w:space="0" w:color="1F3864"/>
             </w:tcBorders>
             <w:shd w:val="clear" w:color="auto" w:fill="D9E2F3"/>
             <w:tcMar>
@@ -14226,19 +14135,17 @@
         </w:tc>
       </w:tr>
       <w:tr>
-        <w:trPr>
-          <w:cantSplit/>
-        </w:trPr>
-        <w:tc>
-          <w:tcPr>
-            <w:tcW w:w="1567" w:type="dxa"/>
+        <w:trPr/>
+        <w:tc>
+          <w:tcPr>
+            <w:tcW w:w="1566" w:type="dxa"/>
             <w:gridSpan w:val="2"/>
             <w:vMerge/>
             <w:tcBorders>
-              <w:top w:val="single" w:sz="4" w:space="0" w:color="8EAADB"/>
-              <w:left w:val="single" w:sz="4" w:space="0" w:color="8EAADB"/>
-              <w:bottom w:val="single" w:sz="4" w:space="0" w:color="8EAADB"/>
-              <w:right w:val="single" w:sz="4" w:space="0" w:color="8EAADB"/>
+              <w:top w:val="single" w:sz="6" w:space="0" w:color="1F3864"/>
+              <w:left w:val="single" w:sz="6" w:space="0" w:color="1F3864"/>
+              <w:bottom w:val="single" w:sz="6" w:space="0" w:color="1F3864"/>
+              <w:right w:val="single" w:sz="6" w:space="0" w:color="1F3864"/>
             </w:tcBorders>
             <w:shd w:val="clear" w:color="auto" w:fill="D9E2F3"/>
           </w:tcPr>
@@ -14255,13 +14162,13 @@
         </w:tc>
         <w:tc>
           <w:tcPr>
-            <w:tcW w:w="6270" w:type="dxa"/>
+            <w:tcW w:w="6259" w:type="dxa"/>
             <w:gridSpan w:val="13"/>
             <w:tcBorders>
-              <w:top w:val="single" w:sz="4" w:space="0" w:color="4472C4"/>
-              <w:left w:val="single" w:sz="4" w:space="0" w:color="4472C4"/>
-              <w:bottom w:val="single" w:sz="4" w:space="0" w:color="4472C4"/>
-              <w:right w:val="single" w:sz="4" w:space="0" w:color="4472C4"/>
+              <w:top w:val="single" w:sz="6" w:space="0" w:color="1F3864"/>
+              <w:left w:val="single" w:sz="6" w:space="0" w:color="1F3864"/>
+              <w:bottom w:val="single" w:sz="6" w:space="0" w:color="1F3864"/>
+              <w:right w:val="single" w:sz="6" w:space="0" w:color="1F3864"/>
             </w:tcBorders>
             <w:shd w:val="clear" w:color="auto" w:fill="4472C4"/>
             <w:tcMar>
@@ -14328,10 +14235,10 @@
           <w:tcPr>
             <w:tcW w:w="1567" w:type="dxa"/>
             <w:tcBorders>
-              <w:top w:val="single" w:sz="4" w:space="0" w:color="4472C4"/>
-              <w:left w:val="single" w:sz="4" w:space="0" w:color="4472C4"/>
-              <w:bottom w:val="single" w:sz="4" w:space="0" w:color="4472C4"/>
-              <w:right w:val="single" w:sz="4" w:space="0" w:color="4472C4"/>
+              <w:top w:val="single" w:sz="6" w:space="0" w:color="1F3864"/>
+              <w:left w:val="single" w:sz="6" w:space="0" w:color="1F3864"/>
+              <w:bottom w:val="single" w:sz="6" w:space="0" w:color="1F3864"/>
+              <w:right w:val="single" w:sz="6" w:space="0" w:color="1F3864"/>
             </w:tcBorders>
             <w:shd w:val="clear" w:color="auto" w:fill="4472C4"/>
             <w:tcMar>
@@ -14370,19 +14277,17 @@
         </w:tc>
       </w:tr>
       <w:tr>
-        <w:trPr>
-          <w:cantSplit/>
-        </w:trPr>
-        <w:tc>
-          <w:tcPr>
-            <w:tcW w:w="1567" w:type="dxa"/>
+        <w:trPr/>
+        <w:tc>
+          <w:tcPr>
+            <w:tcW w:w="1566" w:type="dxa"/>
             <w:gridSpan w:val="2"/>
             <w:vMerge/>
             <w:tcBorders>
-              <w:top w:val="single" w:sz="4" w:space="0" w:color="8EAADB"/>
-              <w:left w:val="single" w:sz="4" w:space="0" w:color="8EAADB"/>
-              <w:bottom w:val="single" w:sz="4" w:space="0" w:color="8EAADB"/>
-              <w:right w:val="single" w:sz="4" w:space="0" w:color="8EAADB"/>
+              <w:top w:val="single" w:sz="6" w:space="0" w:color="1F3864"/>
+              <w:left w:val="single" w:sz="6" w:space="0" w:color="1F3864"/>
+              <w:bottom w:val="single" w:sz="6" w:space="0" w:color="1F3864"/>
+              <w:right w:val="single" w:sz="6" w:space="0" w:color="1F3864"/>
             </w:tcBorders>
             <w:shd w:val="clear" w:color="auto" w:fill="D9E2F3"/>
           </w:tcPr>
@@ -14399,13 +14304,13 @@
         </w:tc>
         <w:tc>
           <w:tcPr>
-            <w:tcW w:w="1959" w:type="dxa"/>
+            <w:tcW w:w="1956" w:type="dxa"/>
             <w:gridSpan w:val="4"/>
             <w:tcBorders>
-              <w:top w:val="single" w:sz="4" w:space="0" w:color="4472C4"/>
-              <w:left w:val="single" w:sz="4" w:space="0" w:color="4472C4"/>
-              <w:bottom w:val="single" w:sz="4" w:space="0" w:color="4472C4"/>
-              <w:right w:val="single" w:sz="4" w:space="0" w:color="4472C4"/>
+              <w:top w:val="single" w:sz="6" w:space="0" w:color="1F3864"/>
+              <w:left w:val="single" w:sz="6" w:space="0" w:color="1F3864"/>
+              <w:bottom w:val="single" w:sz="6" w:space="0" w:color="1F3864"/>
+              <w:right w:val="single" w:sz="6" w:space="0" w:color="1F3864"/>
             </w:tcBorders>
             <w:shd w:val="clear" w:color="auto" w:fill="4472C4"/>
             <w:tcMar>
@@ -14444,13 +14349,13 @@
         </w:tc>
         <w:tc>
           <w:tcPr>
-            <w:tcW w:w="1959" w:type="dxa"/>
+            <w:tcW w:w="1957" w:type="dxa"/>
             <w:gridSpan w:val="3"/>
             <w:tcBorders>
-              <w:top w:val="single" w:sz="4" w:space="0" w:color="4472C4"/>
-              <w:left w:val="single" w:sz="4" w:space="0" w:color="4472C4"/>
-              <w:bottom w:val="single" w:sz="4" w:space="0" w:color="4472C4"/>
-              <w:right w:val="single" w:sz="4" w:space="0" w:color="4472C4"/>
+              <w:top w:val="single" w:sz="6" w:space="0" w:color="1F3864"/>
+              <w:left w:val="single" w:sz="6" w:space="0" w:color="1F3864"/>
+              <w:bottom w:val="single" w:sz="6" w:space="0" w:color="1F3864"/>
+              <w:right w:val="single" w:sz="6" w:space="0" w:color="1F3864"/>
             </w:tcBorders>
             <w:shd w:val="clear" w:color="auto" w:fill="4472C4"/>
             <w:tcMar>
@@ -14489,13 +14394,13 @@
         </w:tc>
         <w:tc>
           <w:tcPr>
-            <w:tcW w:w="1959" w:type="dxa"/>
+            <w:tcW w:w="1955" w:type="dxa"/>
             <w:gridSpan w:val="5"/>
             <w:tcBorders>
-              <w:top w:val="single" w:sz="4" w:space="0" w:color="4472C4"/>
-              <w:left w:val="single" w:sz="4" w:space="0" w:color="4472C4"/>
-              <w:bottom w:val="single" w:sz="4" w:space="0" w:color="4472C4"/>
-              <w:right w:val="single" w:sz="4" w:space="0" w:color="4472C4"/>
+              <w:top w:val="single" w:sz="6" w:space="0" w:color="1F3864"/>
+              <w:left w:val="single" w:sz="6" w:space="0" w:color="1F3864"/>
+              <w:bottom w:val="single" w:sz="6" w:space="0" w:color="1F3864"/>
+              <w:right w:val="single" w:sz="6" w:space="0" w:color="1F3864"/>
             </w:tcBorders>
             <w:shd w:val="clear" w:color="auto" w:fill="4472C4"/>
             <w:tcMar>
@@ -14534,13 +14439,13 @@
         </w:tc>
         <w:tc>
           <w:tcPr>
-            <w:tcW w:w="1959" w:type="dxa"/>
+            <w:tcW w:w="1958" w:type="dxa"/>
             <w:gridSpan w:val="2"/>
             <w:tcBorders>
-              <w:top w:val="single" w:sz="4" w:space="0" w:color="4472C4"/>
-              <w:left w:val="single" w:sz="4" w:space="0" w:color="4472C4"/>
-              <w:bottom w:val="single" w:sz="4" w:space="0" w:color="4472C4"/>
-              <w:right w:val="single" w:sz="4" w:space="0" w:color="4472C4"/>
+              <w:top w:val="single" w:sz="6" w:space="0" w:color="1F3864"/>
+              <w:left w:val="single" w:sz="6" w:space="0" w:color="1F3864"/>
+              <w:bottom w:val="single" w:sz="6" w:space="0" w:color="1F3864"/>
+              <w:right w:val="single" w:sz="6" w:space="0" w:color="1F3864"/>
             </w:tcBorders>
             <w:shd w:val="clear" w:color="auto" w:fill="4472C4"/>
             <w:tcMar>
@@ -14579,19 +14484,17 @@
         </w:tc>
       </w:tr>
       <w:tr>
-        <w:trPr>
-          <w:cantSplit/>
-        </w:trPr>
-        <w:tc>
-          <w:tcPr>
-            <w:tcW w:w="1567" w:type="dxa"/>
+        <w:trPr/>
+        <w:tc>
+          <w:tcPr>
+            <w:tcW w:w="1566" w:type="dxa"/>
             <w:gridSpan w:val="2"/>
             <w:vMerge/>
             <w:tcBorders>
-              <w:top w:val="single" w:sz="4" w:space="0" w:color="8EAADB"/>
-              <w:left w:val="single" w:sz="4" w:space="0" w:color="8EAADB"/>
-              <w:bottom w:val="single" w:sz="4" w:space="0" w:color="8EAADB"/>
-              <w:right w:val="single" w:sz="4" w:space="0" w:color="8EAADB"/>
+              <w:top w:val="single" w:sz="6" w:space="0" w:color="1F3864"/>
+              <w:left w:val="single" w:sz="6" w:space="0" w:color="1F3864"/>
+              <w:bottom w:val="single" w:sz="6" w:space="0" w:color="1F3864"/>
+              <w:right w:val="single" w:sz="6" w:space="0" w:color="1F3864"/>
             </w:tcBorders>
             <w:shd w:val="clear" w:color="auto" w:fill="D9E2F3"/>
           </w:tcPr>
@@ -14608,13 +14511,13 @@
         </w:tc>
         <w:tc>
           <w:tcPr>
-            <w:tcW w:w="1959" w:type="dxa"/>
+            <w:tcW w:w="1956" w:type="dxa"/>
             <w:gridSpan w:val="4"/>
             <w:tcBorders>
-              <w:top w:val="single" w:sz="4" w:space="0" w:color="8EAADB"/>
-              <w:left w:val="single" w:sz="4" w:space="0" w:color="8EAADB"/>
-              <w:bottom w:val="single" w:sz="4" w:space="0" w:color="8EAADB"/>
-              <w:right w:val="single" w:sz="4" w:space="0" w:color="8EAADB"/>
+              <w:top w:val="single" w:sz="6" w:space="0" w:color="1F3864"/>
+              <w:left w:val="single" w:sz="6" w:space="0" w:color="1F3864"/>
+              <w:bottom w:val="single" w:sz="6" w:space="0" w:color="1F3864"/>
+              <w:right w:val="single" w:sz="6" w:space="0" w:color="1F3864"/>
             </w:tcBorders>
             <w:shd w:val="clear" w:color="auto" w:fill="D9E2F3"/>
             <w:tcMar>
@@ -14645,13 +14548,13 @@
         </w:tc>
         <w:tc>
           <w:tcPr>
-            <w:tcW w:w="1959" w:type="dxa"/>
+            <w:tcW w:w="1957" w:type="dxa"/>
             <w:gridSpan w:val="3"/>
             <w:tcBorders>
-              <w:top w:val="single" w:sz="4" w:space="0" w:color="8EAADB"/>
-              <w:left w:val="single" w:sz="4" w:space="0" w:color="8EAADB"/>
-              <w:bottom w:val="single" w:sz="4" w:space="0" w:color="8EAADB"/>
-              <w:right w:val="single" w:sz="4" w:space="0" w:color="8EAADB"/>
+              <w:top w:val="single" w:sz="6" w:space="0" w:color="1F3864"/>
+              <w:left w:val="single" w:sz="6" w:space="0" w:color="1F3864"/>
+              <w:bottom w:val="single" w:sz="6" w:space="0" w:color="1F3864"/>
+              <w:right w:val="single" w:sz="6" w:space="0" w:color="1F3864"/>
             </w:tcBorders>
             <w:shd w:val="clear" w:color="auto" w:fill="D9E2F3"/>
             <w:tcMar>
@@ -14682,13 +14585,13 @@
         </w:tc>
         <w:tc>
           <w:tcPr>
-            <w:tcW w:w="1959" w:type="dxa"/>
+            <w:tcW w:w="1955" w:type="dxa"/>
             <w:gridSpan w:val="5"/>
             <w:tcBorders>
-              <w:top w:val="single" w:sz="4" w:space="0" w:color="8EAADB"/>
-              <w:left w:val="single" w:sz="4" w:space="0" w:color="8EAADB"/>
-              <w:bottom w:val="single" w:sz="4" w:space="0" w:color="8EAADB"/>
-              <w:right w:val="single" w:sz="4" w:space="0" w:color="8EAADB"/>
+              <w:top w:val="single" w:sz="6" w:space="0" w:color="1F3864"/>
+              <w:left w:val="single" w:sz="6" w:space="0" w:color="1F3864"/>
+              <w:bottom w:val="single" w:sz="6" w:space="0" w:color="1F3864"/>
+              <w:right w:val="single" w:sz="6" w:space="0" w:color="1F3864"/>
             </w:tcBorders>
             <w:shd w:val="clear" w:color="auto" w:fill="D9E2F3"/>
             <w:tcMar>
@@ -14719,13 +14622,13 @@
         </w:tc>
         <w:tc>
           <w:tcPr>
-            <w:tcW w:w="1959" w:type="dxa"/>
+            <w:tcW w:w="1958" w:type="dxa"/>
             <w:gridSpan w:val="2"/>
             <w:tcBorders>
-              <w:top w:val="single" w:sz="4" w:space="0" w:color="8EAADB"/>
-              <w:left w:val="single" w:sz="4" w:space="0" w:color="8EAADB"/>
-              <w:bottom w:val="single" w:sz="4" w:space="0" w:color="8EAADB"/>
-              <w:right w:val="single" w:sz="4" w:space="0" w:color="8EAADB"/>
+              <w:top w:val="single" w:sz="6" w:space="0" w:color="1F3864"/>
+              <w:left w:val="single" w:sz="6" w:space="0" w:color="1F3864"/>
+              <w:bottom w:val="single" w:sz="6" w:space="0" w:color="1F3864"/>
+              <w:right w:val="single" w:sz="6" w:space="0" w:color="1F3864"/>
             </w:tcBorders>
             <w:shd w:val="clear" w:color="auto" w:fill="D9E2F3"/>
             <w:tcMar>
@@ -14764,19 +14667,17 @@
         </w:tc>
       </w:tr>
       <w:tr>
-        <w:trPr>
-          <w:cantSplit/>
-        </w:trPr>
-        <w:tc>
-          <w:tcPr>
-            <w:tcW w:w="1567" w:type="dxa"/>
+        <w:trPr/>
+        <w:tc>
+          <w:tcPr>
+            <w:tcW w:w="1566" w:type="dxa"/>
             <w:gridSpan w:val="2"/>
             <w:vMerge/>
             <w:tcBorders>
-              <w:top w:val="single" w:sz="4" w:space="0" w:color="8EAADB"/>
-              <w:left w:val="single" w:sz="4" w:space="0" w:color="8EAADB"/>
-              <w:bottom w:val="single" w:sz="4" w:space="0" w:color="8EAADB"/>
-              <w:right w:val="single" w:sz="4" w:space="0" w:color="8EAADB"/>
+              <w:top w:val="single" w:sz="6" w:space="0" w:color="1F3864"/>
+              <w:left w:val="single" w:sz="6" w:space="0" w:color="1F3864"/>
+              <w:bottom w:val="single" w:sz="6" w:space="0" w:color="1F3864"/>
+              <w:right w:val="single" w:sz="6" w:space="0" w:color="1F3864"/>
             </w:tcBorders>
             <w:shd w:val="clear" w:color="auto" w:fill="D9E2F3"/>
           </w:tcPr>
@@ -14793,13 +14694,13 @@
         </w:tc>
         <w:tc>
           <w:tcPr>
-            <w:tcW w:w="1959" w:type="dxa"/>
+            <w:tcW w:w="1956" w:type="dxa"/>
             <w:gridSpan w:val="4"/>
             <w:tcBorders>
-              <w:top w:val="single" w:sz="4" w:space="0" w:color="8EAADB"/>
-              <w:left w:val="single" w:sz="4" w:space="0" w:color="8EAADB"/>
-              <w:bottom w:val="single" w:sz="4" w:space="0" w:color="8EAADB"/>
-              <w:right w:val="single" w:sz="4" w:space="0" w:color="8EAADB"/>
+              <w:top w:val="single" w:sz="6" w:space="0" w:color="1F3864"/>
+              <w:left w:val="single" w:sz="6" w:space="0" w:color="1F3864"/>
+              <w:bottom w:val="single" w:sz="6" w:space="0" w:color="1F3864"/>
+              <w:right w:val="single" w:sz="6" w:space="0" w:color="1F3864"/>
             </w:tcBorders>
             <w:shd w:val="clear" w:color="auto" w:fill="D9E2F3"/>
             <w:tcMar>
@@ -14830,13 +14731,13 @@
         </w:tc>
         <w:tc>
           <w:tcPr>
-            <w:tcW w:w="1959" w:type="dxa"/>
+            <w:tcW w:w="1957" w:type="dxa"/>
             <w:gridSpan w:val="3"/>
             <w:tcBorders>
-              <w:top w:val="single" w:sz="4" w:space="0" w:color="8EAADB"/>
-              <w:left w:val="single" w:sz="4" w:space="0" w:color="8EAADB"/>
-              <w:bottom w:val="single" w:sz="4" w:space="0" w:color="8EAADB"/>
-              <w:right w:val="single" w:sz="4" w:space="0" w:color="8EAADB"/>
+              <w:top w:val="single" w:sz="6" w:space="0" w:color="1F3864"/>
+              <w:left w:val="single" w:sz="6" w:space="0" w:color="1F3864"/>
+              <w:bottom w:val="single" w:sz="6" w:space="0" w:color="1F3864"/>
+              <w:right w:val="single" w:sz="6" w:space="0" w:color="1F3864"/>
             </w:tcBorders>
             <w:shd w:val="clear" w:color="auto" w:fill="D9E2F3"/>
             <w:tcMar>
@@ -14867,13 +14768,13 @@
         </w:tc>
         <w:tc>
           <w:tcPr>
-            <w:tcW w:w="1959" w:type="dxa"/>
+            <w:tcW w:w="1955" w:type="dxa"/>
             <w:gridSpan w:val="5"/>
             <w:tcBorders>
-              <w:top w:val="single" w:sz="4" w:space="0" w:color="8EAADB"/>
-              <w:left w:val="single" w:sz="4" w:space="0" w:color="8EAADB"/>
-              <w:bottom w:val="single" w:sz="4" w:space="0" w:color="8EAADB"/>
-              <w:right w:val="single" w:sz="4" w:space="0" w:color="8EAADB"/>
+              <w:top w:val="single" w:sz="6" w:space="0" w:color="1F3864"/>
+              <w:left w:val="single" w:sz="6" w:space="0" w:color="1F3864"/>
+              <w:bottom w:val="single" w:sz="6" w:space="0" w:color="1F3864"/>
+              <w:right w:val="single" w:sz="6" w:space="0" w:color="1F3864"/>
             </w:tcBorders>
             <w:shd w:val="clear" w:color="auto" w:fill="D9E2F3"/>
             <w:tcMar>
@@ -14904,13 +14805,13 @@
         </w:tc>
         <w:tc>
           <w:tcPr>
-            <w:tcW w:w="1959" w:type="dxa"/>
+            <w:tcW w:w="1958" w:type="dxa"/>
             <w:gridSpan w:val="2"/>
             <w:tcBorders>
-              <w:top w:val="single" w:sz="4" w:space="0" w:color="8EAADB"/>
-              <w:left w:val="single" w:sz="4" w:space="0" w:color="8EAADB"/>
-              <w:bottom w:val="single" w:sz="4" w:space="0" w:color="8EAADB"/>
-              <w:right w:val="single" w:sz="4" w:space="0" w:color="8EAADB"/>
+              <w:top w:val="single" w:sz="6" w:space="0" w:color="1F3864"/>
+              <w:left w:val="single" w:sz="6" w:space="0" w:color="1F3864"/>
+              <w:bottom w:val="single" w:sz="6" w:space="0" w:color="1F3864"/>
+              <w:right w:val="single" w:sz="6" w:space="0" w:color="1F3864"/>
             </w:tcBorders>
             <w:shd w:val="clear" w:color="auto" w:fill="D9E2F3"/>
             <w:tcMar>
@@ -14957,19 +14858,17 @@
         </w:tc>
       </w:tr>
       <w:tr>
-        <w:trPr>
-          <w:cantSplit/>
-        </w:trPr>
-        <w:tc>
-          <w:tcPr>
-            <w:tcW w:w="1567" w:type="dxa"/>
+        <w:trPr/>
+        <w:tc>
+          <w:tcPr>
+            <w:tcW w:w="1566" w:type="dxa"/>
             <w:gridSpan w:val="2"/>
             <w:vMerge/>
             <w:tcBorders>
-              <w:top w:val="single" w:sz="4" w:space="0" w:color="8EAADB"/>
-              <w:left w:val="single" w:sz="4" w:space="0" w:color="8EAADB"/>
-              <w:bottom w:val="single" w:sz="4" w:space="0" w:color="8EAADB"/>
-              <w:right w:val="single" w:sz="4" w:space="0" w:color="8EAADB"/>
+              <w:top w:val="single" w:sz="6" w:space="0" w:color="1F3864"/>
+              <w:left w:val="single" w:sz="6" w:space="0" w:color="1F3864"/>
+              <w:bottom w:val="single" w:sz="6" w:space="0" w:color="1F3864"/>
+              <w:right w:val="single" w:sz="6" w:space="0" w:color="1F3864"/>
             </w:tcBorders>
             <w:shd w:val="clear" w:color="auto" w:fill="D9E2F3"/>
           </w:tcPr>
@@ -14986,13 +14885,13 @@
         </w:tc>
         <w:tc>
           <w:tcPr>
-            <w:tcW w:w="1959" w:type="dxa"/>
+            <w:tcW w:w="1956" w:type="dxa"/>
             <w:gridSpan w:val="4"/>
             <w:tcBorders>
-              <w:top w:val="single" w:sz="4" w:space="0" w:color="8EAADB"/>
-              <w:left w:val="single" w:sz="4" w:space="0" w:color="8EAADB"/>
-              <w:bottom w:val="single" w:sz="4" w:space="0" w:color="8EAADB"/>
-              <w:right w:val="single" w:sz="4" w:space="0" w:color="8EAADB"/>
+              <w:top w:val="single" w:sz="6" w:space="0" w:color="1F3864"/>
+              <w:left w:val="single" w:sz="6" w:space="0" w:color="1F3864"/>
+              <w:bottom w:val="single" w:sz="6" w:space="0" w:color="1F3864"/>
+              <w:right w:val="single" w:sz="6" w:space="0" w:color="1F3864"/>
             </w:tcBorders>
             <w:shd w:val="clear" w:color="auto" w:fill="D9E2F3"/>
             <w:tcMar>
@@ -15023,13 +14922,13 @@
         </w:tc>
         <w:tc>
           <w:tcPr>
-            <w:tcW w:w="1959" w:type="dxa"/>
+            <w:tcW w:w="1957" w:type="dxa"/>
             <w:gridSpan w:val="3"/>
             <w:tcBorders>
-              <w:top w:val="single" w:sz="4" w:space="0" w:color="8EAADB"/>
-              <w:left w:val="single" w:sz="4" w:space="0" w:color="8EAADB"/>
-              <w:bottom w:val="single" w:sz="4" w:space="0" w:color="8EAADB"/>
-              <w:right w:val="single" w:sz="4" w:space="0" w:color="8EAADB"/>
+              <w:top w:val="single" w:sz="6" w:space="0" w:color="1F3864"/>
+              <w:left w:val="single" w:sz="6" w:space="0" w:color="1F3864"/>
+              <w:bottom w:val="single" w:sz="6" w:space="0" w:color="1F3864"/>
+              <w:right w:val="single" w:sz="6" w:space="0" w:color="1F3864"/>
             </w:tcBorders>
             <w:shd w:val="clear" w:color="auto" w:fill="D9E2F3"/>
             <w:tcMar>
@@ -15060,13 +14959,13 @@
         </w:tc>
         <w:tc>
           <w:tcPr>
-            <w:tcW w:w="1959" w:type="dxa"/>
+            <w:tcW w:w="1955" w:type="dxa"/>
             <w:gridSpan w:val="5"/>
             <w:tcBorders>
-              <w:top w:val="single" w:sz="4" w:space="0" w:color="8EAADB"/>
-              <w:left w:val="single" w:sz="4" w:space="0" w:color="8EAADB"/>
-              <w:bottom w:val="single" w:sz="4" w:space="0" w:color="8EAADB"/>
-              <w:right w:val="single" w:sz="4" w:space="0" w:color="8EAADB"/>
+              <w:top w:val="single" w:sz="6" w:space="0" w:color="1F3864"/>
+              <w:left w:val="single" w:sz="6" w:space="0" w:color="1F3864"/>
+              <w:bottom w:val="single" w:sz="6" w:space="0" w:color="1F3864"/>
+              <w:right w:val="single" w:sz="6" w:space="0" w:color="1F3864"/>
             </w:tcBorders>
             <w:shd w:val="clear" w:color="auto" w:fill="D9E2F3"/>
             <w:tcMar>
@@ -15097,13 +14996,13 @@
         </w:tc>
         <w:tc>
           <w:tcPr>
-            <w:tcW w:w="1959" w:type="dxa"/>
+            <w:tcW w:w="1958" w:type="dxa"/>
             <w:gridSpan w:val="2"/>
             <w:tcBorders>
-              <w:top w:val="single" w:sz="4" w:space="0" w:color="8EAADB"/>
-              <w:left w:val="single" w:sz="4" w:space="0" w:color="8EAADB"/>
-              <w:bottom w:val="single" w:sz="4" w:space="0" w:color="8EAADB"/>
-              <w:right w:val="single" w:sz="4" w:space="0" w:color="8EAADB"/>
+              <w:top w:val="single" w:sz="6" w:space="0" w:color="1F3864"/>
+              <w:left w:val="single" w:sz="6" w:space="0" w:color="1F3864"/>
+              <w:bottom w:val="single" w:sz="6" w:space="0" w:color="1F3864"/>
+              <w:right w:val="single" w:sz="6" w:space="0" w:color="1F3864"/>
             </w:tcBorders>
             <w:shd w:val="clear" w:color="auto" w:fill="D9E2F3"/>
             <w:tcMar>
@@ -15134,19 +15033,17 @@
         </w:tc>
       </w:tr>
       <w:tr>
-        <w:trPr>
-          <w:cantSplit/>
-        </w:trPr>
-        <w:tc>
-          <w:tcPr>
-            <w:tcW w:w="1567" w:type="dxa"/>
+        <w:trPr/>
+        <w:tc>
+          <w:tcPr>
+            <w:tcW w:w="1566" w:type="dxa"/>
             <w:gridSpan w:val="2"/>
             <w:vMerge/>
             <w:tcBorders>
-              <w:top w:val="single" w:sz="4" w:space="0" w:color="8EAADB"/>
-              <w:left w:val="single" w:sz="4" w:space="0" w:color="8EAADB"/>
-              <w:bottom w:val="single" w:sz="4" w:space="0" w:color="8EAADB"/>
-              <w:right w:val="single" w:sz="4" w:space="0" w:color="8EAADB"/>
+              <w:top w:val="single" w:sz="6" w:space="0" w:color="1F3864"/>
+              <w:left w:val="single" w:sz="6" w:space="0" w:color="1F3864"/>
+              <w:bottom w:val="single" w:sz="6" w:space="0" w:color="1F3864"/>
+              <w:right w:val="single" w:sz="6" w:space="0" w:color="1F3864"/>
             </w:tcBorders>
             <w:shd w:val="clear" w:color="auto" w:fill="D9E2F3"/>
           </w:tcPr>
@@ -15163,13 +15060,13 @@
         </w:tc>
         <w:tc>
           <w:tcPr>
-            <w:tcW w:w="6270" w:type="dxa"/>
+            <w:tcW w:w="6259" w:type="dxa"/>
             <w:gridSpan w:val="13"/>
             <w:tcBorders>
-              <w:top w:val="single" w:sz="4" w:space="0" w:color="4472C4"/>
-              <w:left w:val="single" w:sz="4" w:space="0" w:color="4472C4"/>
-              <w:bottom w:val="single" w:sz="4" w:space="0" w:color="4472C4"/>
-              <w:right w:val="single" w:sz="4" w:space="0" w:color="4472C4"/>
+              <w:top w:val="single" w:sz="6" w:space="0" w:color="1F3864"/>
+              <w:left w:val="single" w:sz="6" w:space="0" w:color="1F3864"/>
+              <w:bottom w:val="single" w:sz="6" w:space="0" w:color="1F3864"/>
+              <w:right w:val="single" w:sz="6" w:space="0" w:color="1F3864"/>
             </w:tcBorders>
             <w:shd w:val="clear" w:color="auto" w:fill="4472C4"/>
             <w:tcMar>
@@ -15210,10 +15107,10 @@
           <w:tcPr>
             <w:tcW w:w="1567" w:type="dxa"/>
             <w:tcBorders>
-              <w:top w:val="single" w:sz="4" w:space="0" w:color="4472C4"/>
-              <w:left w:val="single" w:sz="4" w:space="0" w:color="4472C4"/>
-              <w:bottom w:val="single" w:sz="4" w:space="0" w:color="4472C4"/>
-              <w:right w:val="single" w:sz="4" w:space="0" w:color="4472C4"/>
+              <w:top w:val="single" w:sz="6" w:space="0" w:color="1F3864"/>
+              <w:left w:val="single" w:sz="6" w:space="0" w:color="1F3864"/>
+              <w:bottom w:val="single" w:sz="6" w:space="0" w:color="1F3864"/>
+              <w:right w:val="single" w:sz="6" w:space="0" w:color="1F3864"/>
             </w:tcBorders>
             <w:shd w:val="clear" w:color="auto" w:fill="4472C4"/>
             <w:tcMar>
@@ -15252,19 +15149,17 @@
         </w:tc>
       </w:tr>
       <w:tr>
-        <w:trPr>
-          <w:cantSplit/>
-        </w:trPr>
-        <w:tc>
-          <w:tcPr>
-            <w:tcW w:w="1567" w:type="dxa"/>
+        <w:trPr/>
+        <w:tc>
+          <w:tcPr>
+            <w:tcW w:w="1566" w:type="dxa"/>
             <w:gridSpan w:val="2"/>
             <w:vMerge/>
             <w:tcBorders>
-              <w:top w:val="single" w:sz="4" w:space="0" w:color="8EAADB"/>
-              <w:left w:val="single" w:sz="4" w:space="0" w:color="8EAADB"/>
-              <w:bottom w:val="single" w:sz="4" w:space="0" w:color="8EAADB"/>
-              <w:right w:val="single" w:sz="4" w:space="0" w:color="8EAADB"/>
+              <w:top w:val="single" w:sz="6" w:space="0" w:color="1F3864"/>
+              <w:left w:val="single" w:sz="6" w:space="0" w:color="1F3864"/>
+              <w:bottom w:val="single" w:sz="6" w:space="0" w:color="1F3864"/>
+              <w:right w:val="single" w:sz="6" w:space="0" w:color="1F3864"/>
             </w:tcBorders>
             <w:shd w:val="clear" w:color="auto" w:fill="D9E2F3"/>
           </w:tcPr>
@@ -15281,13 +15176,13 @@
         </w:tc>
         <w:tc>
           <w:tcPr>
-            <w:tcW w:w="1959" w:type="dxa"/>
+            <w:tcW w:w="1956" w:type="dxa"/>
             <w:gridSpan w:val="4"/>
             <w:tcBorders>
-              <w:top w:val="single" w:sz="4" w:space="0" w:color="4472C4"/>
-              <w:left w:val="single" w:sz="4" w:space="0" w:color="4472C4"/>
-              <w:bottom w:val="single" w:sz="4" w:space="0" w:color="4472C4"/>
-              <w:right w:val="single" w:sz="4" w:space="0" w:color="4472C4"/>
+              <w:top w:val="single" w:sz="6" w:space="0" w:color="1F3864"/>
+              <w:left w:val="single" w:sz="6" w:space="0" w:color="1F3864"/>
+              <w:bottom w:val="single" w:sz="6" w:space="0" w:color="1F3864"/>
+              <w:right w:val="single" w:sz="6" w:space="0" w:color="1F3864"/>
             </w:tcBorders>
             <w:shd w:val="clear" w:color="auto" w:fill="4472C4"/>
             <w:tcMar>
@@ -15326,13 +15221,13 @@
         </w:tc>
         <w:tc>
           <w:tcPr>
-            <w:tcW w:w="1959" w:type="dxa"/>
+            <w:tcW w:w="1957" w:type="dxa"/>
             <w:gridSpan w:val="3"/>
             <w:tcBorders>
-              <w:top w:val="single" w:sz="4" w:space="0" w:color="4472C4"/>
-              <w:left w:val="single" w:sz="4" w:space="0" w:color="4472C4"/>
-              <w:bottom w:val="single" w:sz="4" w:space="0" w:color="4472C4"/>
-              <w:right w:val="single" w:sz="4" w:space="0" w:color="4472C4"/>
+              <w:top w:val="single" w:sz="6" w:space="0" w:color="1F3864"/>
+              <w:left w:val="single" w:sz="6" w:space="0" w:color="1F3864"/>
+              <w:bottom w:val="single" w:sz="6" w:space="0" w:color="1F3864"/>
+              <w:right w:val="single" w:sz="6" w:space="0" w:color="1F3864"/>
             </w:tcBorders>
             <w:shd w:val="clear" w:color="auto" w:fill="4472C4"/>
             <w:tcMar>
@@ -15371,13 +15266,13 @@
         </w:tc>
         <w:tc>
           <w:tcPr>
-            <w:tcW w:w="1959" w:type="dxa"/>
+            <w:tcW w:w="1955" w:type="dxa"/>
             <w:gridSpan w:val="5"/>
             <w:tcBorders>
-              <w:top w:val="single" w:sz="4" w:space="0" w:color="4472C4"/>
-              <w:left w:val="single" w:sz="4" w:space="0" w:color="4472C4"/>
-              <w:bottom w:val="single" w:sz="4" w:space="0" w:color="4472C4"/>
-              <w:right w:val="single" w:sz="4" w:space="0" w:color="4472C4"/>
+              <w:top w:val="single" w:sz="6" w:space="0" w:color="1F3864"/>
+              <w:left w:val="single" w:sz="6" w:space="0" w:color="1F3864"/>
+              <w:bottom w:val="single" w:sz="6" w:space="0" w:color="1F3864"/>
+              <w:right w:val="single" w:sz="6" w:space="0" w:color="1F3864"/>
             </w:tcBorders>
             <w:shd w:val="clear" w:color="auto" w:fill="4472C4"/>
             <w:tcMar>
@@ -15416,13 +15311,13 @@
         </w:tc>
         <w:tc>
           <w:tcPr>
-            <w:tcW w:w="1959" w:type="dxa"/>
+            <w:tcW w:w="1958" w:type="dxa"/>
             <w:gridSpan w:val="2"/>
             <w:tcBorders>
-              <w:top w:val="single" w:sz="4" w:space="0" w:color="4472C4"/>
-              <w:left w:val="single" w:sz="4" w:space="0" w:color="4472C4"/>
-              <w:bottom w:val="single" w:sz="4" w:space="0" w:color="4472C4"/>
-              <w:right w:val="single" w:sz="4" w:space="0" w:color="4472C4"/>
+              <w:top w:val="single" w:sz="6" w:space="0" w:color="1F3864"/>
+              <w:left w:val="single" w:sz="6" w:space="0" w:color="1F3864"/>
+              <w:bottom w:val="single" w:sz="6" w:space="0" w:color="1F3864"/>
+              <w:right w:val="single" w:sz="6" w:space="0" w:color="1F3864"/>
             </w:tcBorders>
             <w:shd w:val="clear" w:color="auto" w:fill="4472C4"/>
             <w:tcMar>
@@ -15461,18 +15356,16 @@
         </w:tc>
       </w:tr>
       <w:tr>
-        <w:trPr>
-          <w:cantSplit/>
-        </w:trPr>
-        <w:tc>
-          <w:tcPr>
-            <w:tcW w:w="1567" w:type="dxa"/>
+        <w:trPr/>
+        <w:tc>
+          <w:tcPr>
+            <w:tcW w:w="1566" w:type="dxa"/>
             <w:gridSpan w:val="2"/>
             <w:tcBorders>
-              <w:top w:val="single" w:sz="4" w:space="0" w:color="8EAADB"/>
-              <w:left w:val="single" w:sz="4" w:space="0" w:color="8EAADB"/>
-              <w:bottom w:val="single" w:sz="4" w:space="0" w:color="8EAADB"/>
-              <w:right w:val="single" w:sz="4" w:space="0" w:color="8EAADB"/>
+              <w:top w:val="single" w:sz="6" w:space="0" w:color="1F3864"/>
+              <w:left w:val="single" w:sz="6" w:space="0" w:color="1F3864"/>
+              <w:bottom w:val="single" w:sz="6" w:space="0" w:color="1F3864"/>
+              <w:right w:val="single" w:sz="6" w:space="0" w:color="1F3864"/>
             </w:tcBorders>
             <w:shd w:val="clear" w:color="auto" w:fill="D9E2F3"/>
           </w:tcPr>
@@ -15489,13 +15382,13 @@
         </w:tc>
         <w:tc>
           <w:tcPr>
-            <w:tcW w:w="1959" w:type="dxa"/>
+            <w:tcW w:w="1956" w:type="dxa"/>
             <w:gridSpan w:val="4"/>
             <w:tcBorders>
-              <w:top w:val="single" w:sz="4" w:space="0" w:color="8EAADB"/>
-              <w:left w:val="single" w:sz="4" w:space="0" w:color="8EAADB"/>
-              <w:bottom w:val="single" w:sz="4" w:space="0" w:color="8EAADB"/>
-              <w:right w:val="single" w:sz="4" w:space="0" w:color="8EAADB"/>
+              <w:top w:val="single" w:sz="6" w:space="0" w:color="1F3864"/>
+              <w:left w:val="single" w:sz="6" w:space="0" w:color="1F3864"/>
+              <w:bottom w:val="single" w:sz="6" w:space="0" w:color="1F3864"/>
+              <w:right w:val="single" w:sz="6" w:space="0" w:color="1F3864"/>
             </w:tcBorders>
             <w:shd w:val="clear" w:color="auto" w:fill="D9E2F3"/>
             <w:tcMar>
@@ -15526,13 +15419,13 @@
         </w:tc>
         <w:tc>
           <w:tcPr>
-            <w:tcW w:w="1959" w:type="dxa"/>
+            <w:tcW w:w="1957" w:type="dxa"/>
             <w:gridSpan w:val="3"/>
             <w:tcBorders>
-              <w:top w:val="single" w:sz="4" w:space="0" w:color="8EAADB"/>
-              <w:left w:val="single" w:sz="4" w:space="0" w:color="8EAADB"/>
-              <w:bottom w:val="single" w:sz="4" w:space="0" w:color="8EAADB"/>
-              <w:right w:val="single" w:sz="4" w:space="0" w:color="8EAADB"/>
+              <w:top w:val="single" w:sz="6" w:space="0" w:color="1F3864"/>
+              <w:left w:val="single" w:sz="6" w:space="0" w:color="1F3864"/>
+              <w:bottom w:val="single" w:sz="6" w:space="0" w:color="1F3864"/>
+              <w:right w:val="single" w:sz="6" w:space="0" w:color="1F3864"/>
             </w:tcBorders>
             <w:shd w:val="clear" w:color="auto" w:fill="D9E2F3"/>
             <w:tcMar>
@@ -15571,13 +15464,13 @@
         </w:tc>
         <w:tc>
           <w:tcPr>
-            <w:tcW w:w="1959" w:type="dxa"/>
+            <w:tcW w:w="1955" w:type="dxa"/>
             <w:gridSpan w:val="5"/>
             <w:tcBorders>
-              <w:top w:val="single" w:sz="4" w:space="0" w:color="8EAADB"/>
-              <w:left w:val="single" w:sz="4" w:space="0" w:color="8EAADB"/>
-              <w:bottom w:val="single" w:sz="4" w:space="0" w:color="8EAADB"/>
-              <w:right w:val="single" w:sz="4" w:space="0" w:color="8EAADB"/>
+              <w:top w:val="single" w:sz="6" w:space="0" w:color="1F3864"/>
+              <w:left w:val="single" w:sz="6" w:space="0" w:color="1F3864"/>
+              <w:bottom w:val="single" w:sz="6" w:space="0" w:color="1F3864"/>
+              <w:right w:val="single" w:sz="6" w:space="0" w:color="1F3864"/>
             </w:tcBorders>
             <w:shd w:val="clear" w:color="auto" w:fill="D9E2F3"/>
             <w:tcMar>
@@ -15640,13 +15533,13 @@
         </w:tc>
         <w:tc>
           <w:tcPr>
-            <w:tcW w:w="1959" w:type="dxa"/>
+            <w:tcW w:w="1958" w:type="dxa"/>
             <w:gridSpan w:val="2"/>
             <w:tcBorders>
-              <w:top w:val="single" w:sz="4" w:space="0" w:color="8EAADB"/>
-              <w:left w:val="single" w:sz="4" w:space="0" w:color="8EAADB"/>
-              <w:bottom w:val="single" w:sz="4" w:space="0" w:color="8EAADB"/>
-              <w:right w:val="single" w:sz="4" w:space="0" w:color="8EAADB"/>
+              <w:top w:val="single" w:sz="6" w:space="0" w:color="1F3864"/>
+              <w:left w:val="single" w:sz="6" w:space="0" w:color="1F3864"/>
+              <w:bottom w:val="single" w:sz="6" w:space="0" w:color="1F3864"/>
+              <w:right w:val="single" w:sz="6" w:space="0" w:color="1F3864"/>
             </w:tcBorders>
             <w:shd w:val="clear" w:color="auto" w:fill="D9E2F3"/>
             <w:tcMar>
@@ -15704,18 +15597,16 @@
         </w:tc>
       </w:tr>
       <w:tr>
-        <w:trPr>
-          <w:cantSplit/>
-        </w:trPr>
-        <w:tc>
-          <w:tcPr>
-            <w:tcW w:w="1567" w:type="dxa"/>
+        <w:trPr/>
+        <w:tc>
+          <w:tcPr>
+            <w:tcW w:w="1566" w:type="dxa"/>
             <w:gridSpan w:val="2"/>
             <w:tcBorders>
-              <w:top w:val="single" w:sz="4" w:space="0" w:color="8EAADB"/>
-              <w:left w:val="single" w:sz="4" w:space="0" w:color="8EAADB"/>
-              <w:bottom w:val="single" w:sz="4" w:space="0" w:color="8EAADB"/>
-              <w:right w:val="single" w:sz="4" w:space="0" w:color="8EAADB"/>
+              <w:top w:val="single" w:sz="6" w:space="0" w:color="1F3864"/>
+              <w:left w:val="single" w:sz="6" w:space="0" w:color="1F3864"/>
+              <w:bottom w:val="single" w:sz="6" w:space="0" w:color="1F3864"/>
+              <w:right w:val="single" w:sz="6" w:space="0" w:color="1F3864"/>
             </w:tcBorders>
             <w:shd w:val="clear" w:color="auto" w:fill="D9E2F3"/>
           </w:tcPr>
@@ -15732,13 +15623,13 @@
         </w:tc>
         <w:tc>
           <w:tcPr>
-            <w:tcW w:w="1959" w:type="dxa"/>
+            <w:tcW w:w="1956" w:type="dxa"/>
             <w:gridSpan w:val="4"/>
             <w:tcBorders>
-              <w:top w:val="single" w:sz="4" w:space="0" w:color="8EAADB"/>
-              <w:left w:val="single" w:sz="4" w:space="0" w:color="8EAADB"/>
-              <w:bottom w:val="single" w:sz="4" w:space="0" w:color="8EAADB"/>
-              <w:right w:val="single" w:sz="4" w:space="0" w:color="8EAADB"/>
+              <w:top w:val="single" w:sz="6" w:space="0" w:color="1F3864"/>
+              <w:left w:val="single" w:sz="6" w:space="0" w:color="1F3864"/>
+              <w:bottom w:val="single" w:sz="6" w:space="0" w:color="1F3864"/>
+              <w:right w:val="single" w:sz="6" w:space="0" w:color="1F3864"/>
             </w:tcBorders>
             <w:shd w:val="clear" w:color="auto" w:fill="D9E2F3"/>
             <w:tcMar>
@@ -15769,13 +15660,13 @@
         </w:tc>
         <w:tc>
           <w:tcPr>
-            <w:tcW w:w="1959" w:type="dxa"/>
+            <w:tcW w:w="1957" w:type="dxa"/>
             <w:gridSpan w:val="3"/>
             <w:tcBorders>
-              <w:top w:val="single" w:sz="4" w:space="0" w:color="8EAADB"/>
-              <w:left w:val="single" w:sz="4" w:space="0" w:color="8EAADB"/>
-              <w:bottom w:val="single" w:sz="4" w:space="0" w:color="8EAADB"/>
-              <w:right w:val="single" w:sz="4" w:space="0" w:color="8EAADB"/>
+              <w:top w:val="single" w:sz="6" w:space="0" w:color="1F3864"/>
+              <w:left w:val="single" w:sz="6" w:space="0" w:color="1F3864"/>
+              <w:bottom w:val="single" w:sz="6" w:space="0" w:color="1F3864"/>
+              <w:right w:val="single" w:sz="6" w:space="0" w:color="1F3864"/>
             </w:tcBorders>
             <w:shd w:val="clear" w:color="auto" w:fill="D9E2F3"/>
             <w:tcMar>
@@ -15806,13 +15697,13 @@
         </w:tc>
         <w:tc>
           <w:tcPr>
-            <w:tcW w:w="1959" w:type="dxa"/>
+            <w:tcW w:w="1955" w:type="dxa"/>
             <w:gridSpan w:val="5"/>
             <w:tcBorders>
-              <w:top w:val="single" w:sz="4" w:space="0" w:color="8EAADB"/>
-              <w:left w:val="single" w:sz="4" w:space="0" w:color="8EAADB"/>
-              <w:bottom w:val="single" w:sz="4" w:space="0" w:color="8EAADB"/>
-              <w:right w:val="single" w:sz="4" w:space="0" w:color="8EAADB"/>
+              <w:top w:val="single" w:sz="6" w:space="0" w:color="1F3864"/>
+              <w:left w:val="single" w:sz="6" w:space="0" w:color="1F3864"/>
+              <w:bottom w:val="single" w:sz="6" w:space="0" w:color="1F3864"/>
+              <w:right w:val="single" w:sz="6" w:space="0" w:color="1F3864"/>
             </w:tcBorders>
             <w:shd w:val="clear" w:color="auto" w:fill="D9E2F3"/>
             <w:tcMar>
@@ -15843,13 +15734,13 @@
         </w:tc>
         <w:tc>
           <w:tcPr>
-            <w:tcW w:w="1959" w:type="dxa"/>
+            <w:tcW w:w="1958" w:type="dxa"/>
             <w:gridSpan w:val="2"/>
             <w:tcBorders>
-              <w:top w:val="single" w:sz="4" w:space="0" w:color="8EAADB"/>
-              <w:left w:val="single" w:sz="4" w:space="0" w:color="8EAADB"/>
-              <w:bottom w:val="single" w:sz="4" w:space="0" w:color="8EAADB"/>
-              <w:right w:val="single" w:sz="4" w:space="0" w:color="8EAADB"/>
+              <w:top w:val="single" w:sz="6" w:space="0" w:color="1F3864"/>
+              <w:left w:val="single" w:sz="6" w:space="0" w:color="1F3864"/>
+              <w:bottom w:val="single" w:sz="6" w:space="0" w:color="1F3864"/>
+              <w:right w:val="single" w:sz="6" w:space="0" w:color="1F3864"/>
             </w:tcBorders>
             <w:shd w:val="clear" w:color="auto" w:fill="D9E2F3"/>
             <w:tcMar>
@@ -15880,18 +15771,16 @@
         </w:tc>
       </w:tr>
       <w:tr>
-        <w:trPr>
-          <w:cantSplit/>
-        </w:trPr>
-        <w:tc>
-          <w:tcPr>
-            <w:tcW w:w="1567" w:type="dxa"/>
+        <w:trPr/>
+        <w:tc>
+          <w:tcPr>
+            <w:tcW w:w="1566" w:type="dxa"/>
             <w:gridSpan w:val="2"/>
             <w:tcBorders>
-              <w:top w:val="single" w:sz="4" w:space="0" w:color="8EAADB"/>
-              <w:left w:val="single" w:sz="4" w:space="0" w:color="8EAADB"/>
-              <w:bottom w:val="single" w:sz="4" w:space="0" w:color="8EAADB"/>
-              <w:right w:val="single" w:sz="4" w:space="0" w:color="8EAADB"/>
+              <w:top w:val="single" w:sz="6" w:space="0" w:color="1F3864"/>
+              <w:left w:val="single" w:sz="6" w:space="0" w:color="1F3864"/>
+              <w:bottom w:val="single" w:sz="6" w:space="0" w:color="1F3864"/>
+              <w:right w:val="single" w:sz="6" w:space="0" w:color="1F3864"/>
             </w:tcBorders>
             <w:shd w:val="clear" w:color="auto" w:fill="D9E2F3"/>
           </w:tcPr>
@@ -15908,13 +15797,13 @@
         </w:tc>
         <w:tc>
           <w:tcPr>
-            <w:tcW w:w="1959" w:type="dxa"/>
+            <w:tcW w:w="1956" w:type="dxa"/>
             <w:gridSpan w:val="4"/>
             <w:tcBorders>
-              <w:top w:val="single" w:sz="4" w:space="0" w:color="8EAADB"/>
-              <w:left w:val="single" w:sz="4" w:space="0" w:color="8EAADB"/>
-              <w:bottom w:val="single" w:sz="4" w:space="0" w:color="8EAADB"/>
-              <w:right w:val="single" w:sz="4" w:space="0" w:color="8EAADB"/>
+              <w:top w:val="single" w:sz="6" w:space="0" w:color="1F3864"/>
+              <w:left w:val="single" w:sz="6" w:space="0" w:color="1F3864"/>
+              <w:bottom w:val="single" w:sz="6" w:space="0" w:color="1F3864"/>
+              <w:right w:val="single" w:sz="6" w:space="0" w:color="1F3864"/>
             </w:tcBorders>
             <w:shd w:val="clear" w:color="auto" w:fill="D9E2F3"/>
             <w:tcMar>
@@ -15945,13 +15834,13 @@
         </w:tc>
         <w:tc>
           <w:tcPr>
-            <w:tcW w:w="1959" w:type="dxa"/>
+            <w:tcW w:w="1957" w:type="dxa"/>
             <w:gridSpan w:val="3"/>
             <w:tcBorders>
-              <w:top w:val="single" w:sz="4" w:space="0" w:color="8EAADB"/>
-              <w:left w:val="single" w:sz="4" w:space="0" w:color="8EAADB"/>
-              <w:bottom w:val="single" w:sz="4" w:space="0" w:color="8EAADB"/>
-              <w:right w:val="single" w:sz="4" w:space="0" w:color="8EAADB"/>
+              <w:top w:val="single" w:sz="6" w:space="0" w:color="1F3864"/>
+              <w:left w:val="single" w:sz="6" w:space="0" w:color="1F3864"/>
+              <w:bottom w:val="single" w:sz="6" w:space="0" w:color="1F3864"/>
+              <w:right w:val="single" w:sz="6" w:space="0" w:color="1F3864"/>
             </w:tcBorders>
             <w:shd w:val="clear" w:color="auto" w:fill="D9E2F3"/>
             <w:tcMar>
@@ -15982,13 +15871,13 @@
         </w:tc>
         <w:tc>
           <w:tcPr>
-            <w:tcW w:w="1959" w:type="dxa"/>
+            <w:tcW w:w="1955" w:type="dxa"/>
             <w:gridSpan w:val="5"/>
             <w:tcBorders>
-              <w:top w:val="single" w:sz="4" w:space="0" w:color="8EAADB"/>
-              <w:left w:val="single" w:sz="4" w:space="0" w:color="8EAADB"/>
-              <w:bottom w:val="single" w:sz="4" w:space="0" w:color="8EAADB"/>
-              <w:right w:val="single" w:sz="4" w:space="0" w:color="8EAADB"/>
+              <w:top w:val="single" w:sz="6" w:space="0" w:color="1F3864"/>
+              <w:left w:val="single" w:sz="6" w:space="0" w:color="1F3864"/>
+              <w:bottom w:val="single" w:sz="6" w:space="0" w:color="1F3864"/>
+              <w:right w:val="single" w:sz="6" w:space="0" w:color="1F3864"/>
             </w:tcBorders>
             <w:shd w:val="clear" w:color="auto" w:fill="D9E2F3"/>
             <w:tcMar>
@@ -16019,13 +15908,13 @@
         </w:tc>
         <w:tc>
           <w:tcPr>
-            <w:tcW w:w="1959" w:type="dxa"/>
+            <w:tcW w:w="1958" w:type="dxa"/>
             <w:gridSpan w:val="2"/>
             <w:tcBorders>
-              <w:top w:val="single" w:sz="4" w:space="0" w:color="8EAADB"/>
-              <w:left w:val="single" w:sz="4" w:space="0" w:color="8EAADB"/>
-              <w:bottom w:val="single" w:sz="4" w:space="0" w:color="8EAADB"/>
-              <w:right w:val="single" w:sz="4" w:space="0" w:color="8EAADB"/>
+              <w:top w:val="single" w:sz="6" w:space="0" w:color="1F3864"/>
+              <w:left w:val="single" w:sz="6" w:space="0" w:color="1F3864"/>
+              <w:bottom w:val="single" w:sz="6" w:space="0" w:color="1F3864"/>
+              <w:right w:val="single" w:sz="6" w:space="0" w:color="1F3864"/>
             </w:tcBorders>
             <w:shd w:val="clear" w:color="auto" w:fill="D9E2F3"/>
             <w:tcMar>
@@ -16056,19 +15945,17 @@
         </w:tc>
       </w:tr>
       <w:tr>
-        <w:trPr>
-          <w:cantSplit/>
-        </w:trPr>
-        <w:tc>
-          <w:tcPr>
-            <w:tcW w:w="1567" w:type="dxa"/>
+        <w:trPr/>
+        <w:tc>
+          <w:tcPr>
+            <w:tcW w:w="1566" w:type="dxa"/>
             <w:gridSpan w:val="2"/>
             <w:vMerge/>
             <w:tcBorders>
-              <w:top w:val="single" w:sz="4" w:space="0" w:color="8EAADB"/>
-              <w:left w:val="single" w:sz="4" w:space="0" w:color="8EAADB"/>
-              <w:bottom w:val="single" w:sz="4" w:space="0" w:color="8EAADB"/>
-              <w:right w:val="single" w:sz="4" w:space="0" w:color="8EAADB"/>
+              <w:top w:val="single" w:sz="6" w:space="0" w:color="1F3864"/>
+              <w:left w:val="single" w:sz="6" w:space="0" w:color="1F3864"/>
+              <w:bottom w:val="single" w:sz="6" w:space="0" w:color="1F3864"/>
+              <w:right w:val="single" w:sz="6" w:space="0" w:color="1F3864"/>
             </w:tcBorders>
             <w:shd w:val="clear" w:color="auto" w:fill="D9E2F3"/>
           </w:tcPr>
@@ -16085,13 +15972,13 @@
         </w:tc>
         <w:tc>
           <w:tcPr>
-            <w:tcW w:w="6270" w:type="dxa"/>
+            <w:tcW w:w="6259" w:type="dxa"/>
             <w:gridSpan w:val="13"/>
             <w:tcBorders>
-              <w:top w:val="single" w:sz="4" w:space="0" w:color="4472C4"/>
-              <w:left w:val="single" w:sz="4" w:space="0" w:color="4472C4"/>
-              <w:bottom w:val="single" w:sz="4" w:space="0" w:color="4472C4"/>
-              <w:right w:val="single" w:sz="4" w:space="0" w:color="4472C4"/>
+              <w:top w:val="single" w:sz="6" w:space="0" w:color="1F3864"/>
+              <w:left w:val="single" w:sz="6" w:space="0" w:color="1F3864"/>
+              <w:bottom w:val="single" w:sz="6" w:space="0" w:color="1F3864"/>
+              <w:right w:val="single" w:sz="6" w:space="0" w:color="1F3864"/>
             </w:tcBorders>
             <w:shd w:val="clear" w:color="auto" w:fill="4472C4"/>
             <w:tcMar>
@@ -16132,10 +16019,10 @@
           <w:tcPr>
             <w:tcW w:w="1567" w:type="dxa"/>
             <w:tcBorders>
-              <w:top w:val="single" w:sz="4" w:space="0" w:color="4472C4"/>
-              <w:left w:val="single" w:sz="4" w:space="0" w:color="4472C4"/>
-              <w:bottom w:val="single" w:sz="4" w:space="0" w:color="4472C4"/>
-              <w:right w:val="single" w:sz="4" w:space="0" w:color="4472C4"/>
+              <w:top w:val="single" w:sz="6" w:space="0" w:color="1F3864"/>
+              <w:left w:val="single" w:sz="6" w:space="0" w:color="1F3864"/>
+              <w:bottom w:val="single" w:sz="6" w:space="0" w:color="1F3864"/>
+              <w:right w:val="single" w:sz="6" w:space="0" w:color="1F3864"/>
             </w:tcBorders>
             <w:shd w:val="clear" w:color="auto" w:fill="4472C4"/>
             <w:tcMar>
@@ -16174,19 +16061,17 @@
         </w:tc>
       </w:tr>
       <w:tr>
-        <w:trPr>
-          <w:cantSplit/>
-        </w:trPr>
-        <w:tc>
-          <w:tcPr>
-            <w:tcW w:w="1567" w:type="dxa"/>
+        <w:trPr/>
+        <w:tc>
+          <w:tcPr>
+            <w:tcW w:w="1566" w:type="dxa"/>
             <w:gridSpan w:val="2"/>
             <w:vMerge/>
             <w:tcBorders>
-              <w:top w:val="single" w:sz="4" w:space="0" w:color="8EAADB"/>
-              <w:left w:val="single" w:sz="4" w:space="0" w:color="8EAADB"/>
-              <w:bottom w:val="single" w:sz="4" w:space="0" w:color="8EAADB"/>
-              <w:right w:val="single" w:sz="4" w:space="0" w:color="8EAADB"/>
+              <w:top w:val="single" w:sz="6" w:space="0" w:color="1F3864"/>
+              <w:left w:val="single" w:sz="6" w:space="0" w:color="1F3864"/>
+              <w:bottom w:val="single" w:sz="6" w:space="0" w:color="1F3864"/>
+              <w:right w:val="single" w:sz="6" w:space="0" w:color="1F3864"/>
             </w:tcBorders>
             <w:shd w:val="clear" w:color="auto" w:fill="D9E2F3"/>
           </w:tcPr>
@@ -16203,13 +16088,13 @@
         </w:tc>
         <w:tc>
           <w:tcPr>
-            <w:tcW w:w="1959" w:type="dxa"/>
+            <w:tcW w:w="1956" w:type="dxa"/>
             <w:gridSpan w:val="4"/>
             <w:tcBorders>
-              <w:top w:val="single" w:sz="4" w:space="0" w:color="4472C4"/>
-              <w:left w:val="single" w:sz="4" w:space="0" w:color="4472C4"/>
-              <w:bottom w:val="single" w:sz="4" w:space="0" w:color="4472C4"/>
-              <w:right w:val="single" w:sz="4" w:space="0" w:color="4472C4"/>
+              <w:top w:val="single" w:sz="6" w:space="0" w:color="1F3864"/>
+              <w:left w:val="single" w:sz="6" w:space="0" w:color="1F3864"/>
+              <w:bottom w:val="single" w:sz="6" w:space="0" w:color="1F3864"/>
+              <w:right w:val="single" w:sz="6" w:space="0" w:color="1F3864"/>
             </w:tcBorders>
             <w:shd w:val="clear" w:color="auto" w:fill="4472C4"/>
             <w:tcMar>
@@ -16248,13 +16133,13 @@
         </w:tc>
         <w:tc>
           <w:tcPr>
-            <w:tcW w:w="1959" w:type="dxa"/>
+            <w:tcW w:w="1957" w:type="dxa"/>
             <w:gridSpan w:val="3"/>
             <w:tcBorders>
-              <w:top w:val="single" w:sz="4" w:space="0" w:color="4472C4"/>
-              <w:left w:val="single" w:sz="4" w:space="0" w:color="4472C4"/>
-              <w:bottom w:val="single" w:sz="4" w:space="0" w:color="4472C4"/>
-              <w:right w:val="single" w:sz="4" w:space="0" w:color="4472C4"/>
+              <w:top w:val="single" w:sz="6" w:space="0" w:color="1F3864"/>
+              <w:left w:val="single" w:sz="6" w:space="0" w:color="1F3864"/>
+              <w:bottom w:val="single" w:sz="6" w:space="0" w:color="1F3864"/>
+              <w:right w:val="single" w:sz="6" w:space="0" w:color="1F3864"/>
             </w:tcBorders>
             <w:shd w:val="clear" w:color="auto" w:fill="4472C4"/>
             <w:tcMar>
@@ -16293,13 +16178,13 @@
         </w:tc>
         <w:tc>
           <w:tcPr>
-            <w:tcW w:w="1959" w:type="dxa"/>
+            <w:tcW w:w="1955" w:type="dxa"/>
             <w:gridSpan w:val="5"/>
             <w:tcBorders>
-              <w:top w:val="single" w:sz="4" w:space="0" w:color="4472C4"/>
-              <w:left w:val="single" w:sz="4" w:space="0" w:color="4472C4"/>
-              <w:bottom w:val="single" w:sz="4" w:space="0" w:color="4472C4"/>
-              <w:right w:val="single" w:sz="4" w:space="0" w:color="4472C4"/>
+              <w:top w:val="single" w:sz="6" w:space="0" w:color="1F3864"/>
+              <w:left w:val="single" w:sz="6" w:space="0" w:color="1F3864"/>
+              <w:bottom w:val="single" w:sz="6" w:space="0" w:color="1F3864"/>
+              <w:right w:val="single" w:sz="6" w:space="0" w:color="1F3864"/>
             </w:tcBorders>
             <w:shd w:val="clear" w:color="auto" w:fill="4472C4"/>
             <w:tcMar>
@@ -16338,13 +16223,13 @@
         </w:tc>
         <w:tc>
           <w:tcPr>
-            <w:tcW w:w="1959" w:type="dxa"/>
+            <w:tcW w:w="1958" w:type="dxa"/>
             <w:gridSpan w:val="2"/>
             <w:tcBorders>
-              <w:top w:val="single" w:sz="4" w:space="0" w:color="4472C4"/>
-              <w:left w:val="single" w:sz="4" w:space="0" w:color="4472C4"/>
-              <w:bottom w:val="single" w:sz="4" w:space="0" w:color="4472C4"/>
-              <w:right w:val="single" w:sz="4" w:space="0" w:color="4472C4"/>
+              <w:top w:val="single" w:sz="6" w:space="0" w:color="1F3864"/>
+              <w:left w:val="single" w:sz="6" w:space="0" w:color="1F3864"/>
+              <w:bottom w:val="single" w:sz="6" w:space="0" w:color="1F3864"/>
+              <w:right w:val="single" w:sz="6" w:space="0" w:color="1F3864"/>
             </w:tcBorders>
             <w:shd w:val="clear" w:color="auto" w:fill="4472C4"/>
             <w:tcMar>
@@ -16383,19 +16268,17 @@
         </w:tc>
       </w:tr>
       <w:tr>
-        <w:trPr>
-          <w:cantSplit/>
-        </w:trPr>
-        <w:tc>
-          <w:tcPr>
-            <w:tcW w:w="1567" w:type="dxa"/>
+        <w:trPr/>
+        <w:tc>
+          <w:tcPr>
+            <w:tcW w:w="1566" w:type="dxa"/>
             <w:gridSpan w:val="2"/>
             <w:vMerge/>
             <w:tcBorders>
-              <w:top w:val="single" w:sz="4" w:space="0" w:color="8EAADB"/>
-              <w:left w:val="single" w:sz="4" w:space="0" w:color="8EAADB"/>
-              <w:bottom w:val="single" w:sz="4" w:space="0" w:color="8EAADB"/>
-              <w:right w:val="single" w:sz="4" w:space="0" w:color="8EAADB"/>
+              <w:top w:val="single" w:sz="6" w:space="0" w:color="1F3864"/>
+              <w:left w:val="single" w:sz="6" w:space="0" w:color="1F3864"/>
+              <w:bottom w:val="single" w:sz="6" w:space="0" w:color="1F3864"/>
+              <w:right w:val="single" w:sz="6" w:space="0" w:color="1F3864"/>
             </w:tcBorders>
             <w:shd w:val="clear" w:color="auto" w:fill="D9E2F3"/>
           </w:tcPr>
@@ -16412,13 +16295,13 @@
         </w:tc>
         <w:tc>
           <w:tcPr>
-            <w:tcW w:w="1959" w:type="dxa"/>
+            <w:tcW w:w="1956" w:type="dxa"/>
             <w:gridSpan w:val="4"/>
             <w:tcBorders>
-              <w:top w:val="single" w:sz="4" w:space="0" w:color="8EAADB"/>
-              <w:left w:val="single" w:sz="4" w:space="0" w:color="8EAADB"/>
-              <w:bottom w:val="single" w:sz="4" w:space="0" w:color="8EAADB"/>
-              <w:right w:val="single" w:sz="4" w:space="0" w:color="8EAADB"/>
+              <w:top w:val="single" w:sz="6" w:space="0" w:color="1F3864"/>
+              <w:left w:val="single" w:sz="6" w:space="0" w:color="1F3864"/>
+              <w:bottom w:val="single" w:sz="6" w:space="0" w:color="1F3864"/>
+              <w:right w:val="single" w:sz="6" w:space="0" w:color="1F3864"/>
             </w:tcBorders>
             <w:shd w:val="clear" w:color="auto" w:fill="D9E2F3"/>
             <w:tcMar>
@@ -16450,13 +16333,13 @@
         </w:tc>
         <w:tc>
           <w:tcPr>
-            <w:tcW w:w="1959" w:type="dxa"/>
+            <w:tcW w:w="1957" w:type="dxa"/>
             <w:gridSpan w:val="3"/>
             <w:tcBorders>
-              <w:top w:val="single" w:sz="4" w:space="0" w:color="8EAADB"/>
-              <w:left w:val="single" w:sz="4" w:space="0" w:color="8EAADB"/>
-              <w:bottom w:val="single" w:sz="4" w:space="0" w:color="8EAADB"/>
-              <w:right w:val="single" w:sz="4" w:space="0" w:color="8EAADB"/>
+              <w:top w:val="single" w:sz="6" w:space="0" w:color="1F3864"/>
+              <w:left w:val="single" w:sz="6" w:space="0" w:color="1F3864"/>
+              <w:bottom w:val="single" w:sz="6" w:space="0" w:color="1F3864"/>
+              <w:right w:val="single" w:sz="6" w:space="0" w:color="1F3864"/>
             </w:tcBorders>
             <w:shd w:val="clear" w:color="auto" w:fill="D9E2F3"/>
             <w:tcMar>
@@ -16488,13 +16371,13 @@
         </w:tc>
         <w:tc>
           <w:tcPr>
-            <w:tcW w:w="1959" w:type="dxa"/>
+            <w:tcW w:w="1955" w:type="dxa"/>
             <w:gridSpan w:val="5"/>
             <w:tcBorders>
-              <w:top w:val="single" w:sz="4" w:space="0" w:color="8EAADB"/>
-              <w:left w:val="single" w:sz="4" w:space="0" w:color="8EAADB"/>
-              <w:bottom w:val="single" w:sz="4" w:space="0" w:color="8EAADB"/>
-              <w:right w:val="single" w:sz="4" w:space="0" w:color="8EAADB"/>
+              <w:top w:val="single" w:sz="6" w:space="0" w:color="1F3864"/>
+              <w:left w:val="single" w:sz="6" w:space="0" w:color="1F3864"/>
+              <w:bottom w:val="single" w:sz="6" w:space="0" w:color="1F3864"/>
+              <w:right w:val="single" w:sz="6" w:space="0" w:color="1F3864"/>
             </w:tcBorders>
             <w:shd w:val="clear" w:color="auto" w:fill="D9E2F3"/>
             <w:tcMar>
@@ -16526,13 +16409,13 @@
         </w:tc>
         <w:tc>
           <w:tcPr>
-            <w:tcW w:w="1959" w:type="dxa"/>
+            <w:tcW w:w="1958" w:type="dxa"/>
             <w:gridSpan w:val="2"/>
             <w:tcBorders>
-              <w:top w:val="single" w:sz="4" w:space="0" w:color="8EAADB"/>
-              <w:left w:val="single" w:sz="4" w:space="0" w:color="8EAADB"/>
-              <w:bottom w:val="single" w:sz="4" w:space="0" w:color="8EAADB"/>
-              <w:right w:val="single" w:sz="4" w:space="0" w:color="8EAADB"/>
+              <w:top w:val="single" w:sz="6" w:space="0" w:color="1F3864"/>
+              <w:left w:val="single" w:sz="6" w:space="0" w:color="1F3864"/>
+              <w:bottom w:val="single" w:sz="6" w:space="0" w:color="1F3864"/>
+              <w:right w:val="single" w:sz="6" w:space="0" w:color="1F3864"/>
             </w:tcBorders>
             <w:shd w:val="clear" w:color="auto" w:fill="D9E2F3"/>
             <w:tcMar>
@@ -16564,19 +16447,17 @@
         </w:tc>
       </w:tr>
       <w:tr>
-        <w:trPr>
-          <w:cantSplit/>
-        </w:trPr>
-        <w:tc>
-          <w:tcPr>
-            <w:tcW w:w="1567" w:type="dxa"/>
+        <w:trPr/>
+        <w:tc>
+          <w:tcPr>
+            <w:tcW w:w="1566" w:type="dxa"/>
             <w:gridSpan w:val="2"/>
             <w:vMerge/>
             <w:tcBorders>
-              <w:top w:val="single" w:sz="4" w:space="0" w:color="8EAADB"/>
-              <w:left w:val="single" w:sz="4" w:space="0" w:color="8EAADB"/>
-              <w:bottom w:val="single" w:sz="4" w:space="0" w:color="8EAADB"/>
-              <w:right w:val="single" w:sz="4" w:space="0" w:color="8EAADB"/>
+              <w:top w:val="single" w:sz="6" w:space="0" w:color="1F3864"/>
+              <w:left w:val="single" w:sz="6" w:space="0" w:color="1F3864"/>
+              <w:bottom w:val="single" w:sz="6" w:space="0" w:color="1F3864"/>
+              <w:right w:val="single" w:sz="6" w:space="0" w:color="1F3864"/>
             </w:tcBorders>
             <w:shd w:val="clear" w:color="auto" w:fill="D9E2F3"/>
           </w:tcPr>
@@ -16593,13 +16474,13 @@
         </w:tc>
         <w:tc>
           <w:tcPr>
-            <w:tcW w:w="1959" w:type="dxa"/>
+            <w:tcW w:w="1956" w:type="dxa"/>
             <w:gridSpan w:val="4"/>
             <w:tcBorders>
-              <w:top w:val="single" w:sz="4" w:space="0" w:color="8EAADB"/>
-              <w:left w:val="single" w:sz="4" w:space="0" w:color="8EAADB"/>
-              <w:bottom w:val="single" w:sz="4" w:space="0" w:color="8EAADB"/>
-              <w:right w:val="single" w:sz="4" w:space="0" w:color="8EAADB"/>
+              <w:top w:val="single" w:sz="6" w:space="0" w:color="1F3864"/>
+              <w:left w:val="single" w:sz="6" w:space="0" w:color="1F3864"/>
+              <w:bottom w:val="single" w:sz="6" w:space="0" w:color="1F3864"/>
+              <w:right w:val="single" w:sz="6" w:space="0" w:color="1F3864"/>
             </w:tcBorders>
             <w:shd w:val="clear" w:color="auto" w:fill="D9E2F3"/>
             <w:tcMar>
@@ -16631,13 +16512,13 @@
         </w:tc>
         <w:tc>
           <w:tcPr>
-            <w:tcW w:w="1959" w:type="dxa"/>
+            <w:tcW w:w="1957" w:type="dxa"/>
             <w:gridSpan w:val="3"/>
             <w:tcBorders>
-              <w:top w:val="single" w:sz="4" w:space="0" w:color="8EAADB"/>
-              <w:left w:val="single" w:sz="4" w:space="0" w:color="8EAADB"/>
-              <w:bottom w:val="single" w:sz="4" w:space="0" w:color="8EAADB"/>
-              <w:right w:val="single" w:sz="4" w:space="0" w:color="8EAADB"/>
+              <w:top w:val="single" w:sz="6" w:space="0" w:color="1F3864"/>
+              <w:left w:val="single" w:sz="6" w:space="0" w:color="1F3864"/>
+              <w:bottom w:val="single" w:sz="6" w:space="0" w:color="1F3864"/>
+              <w:right w:val="single" w:sz="6" w:space="0" w:color="1F3864"/>
             </w:tcBorders>
             <w:shd w:val="clear" w:color="auto" w:fill="D9E2F3"/>
             <w:tcMar>
@@ -16669,13 +16550,13 @@
         </w:tc>
         <w:tc>
           <w:tcPr>
-            <w:tcW w:w="1959" w:type="dxa"/>
+            <w:tcW w:w="1955" w:type="dxa"/>
             <w:gridSpan w:val="5"/>
             <w:tcBorders>
-              <w:top w:val="single" w:sz="4" w:space="0" w:color="8EAADB"/>
-              <w:left w:val="single" w:sz="4" w:space="0" w:color="8EAADB"/>
-              <w:bottom w:val="single" w:sz="4" w:space="0" w:color="8EAADB"/>
-              <w:right w:val="single" w:sz="4" w:space="0" w:color="8EAADB"/>
+              <w:top w:val="single" w:sz="6" w:space="0" w:color="1F3864"/>
+              <w:left w:val="single" w:sz="6" w:space="0" w:color="1F3864"/>
+              <w:bottom w:val="single" w:sz="6" w:space="0" w:color="1F3864"/>
+              <w:right w:val="single" w:sz="6" w:space="0" w:color="1F3864"/>
             </w:tcBorders>
             <w:shd w:val="clear" w:color="auto" w:fill="D9E2F3"/>
             <w:tcMar>
@@ -16707,13 +16588,13 @@
         </w:tc>
         <w:tc>
           <w:tcPr>
-            <w:tcW w:w="1959" w:type="dxa"/>
+            <w:tcW w:w="1958" w:type="dxa"/>
             <w:gridSpan w:val="2"/>
             <w:tcBorders>
-              <w:top w:val="single" w:sz="4" w:space="0" w:color="8EAADB"/>
-              <w:left w:val="single" w:sz="4" w:space="0" w:color="8EAADB"/>
-              <w:bottom w:val="single" w:sz="4" w:space="0" w:color="8EAADB"/>
-              <w:right w:val="single" w:sz="4" w:space="0" w:color="8EAADB"/>
+              <w:top w:val="single" w:sz="6" w:space="0" w:color="1F3864"/>
+              <w:left w:val="single" w:sz="6" w:space="0" w:color="1F3864"/>
+              <w:bottom w:val="single" w:sz="6" w:space="0" w:color="1F3864"/>
+              <w:right w:val="single" w:sz="6" w:space="0" w:color="1F3864"/>
             </w:tcBorders>
             <w:shd w:val="clear" w:color="auto" w:fill="D9E2F3"/>
             <w:tcMar>
@@ -16745,19 +16626,17 @@
         </w:tc>
       </w:tr>
       <w:tr>
-        <w:trPr>
-          <w:cantSplit/>
-        </w:trPr>
-        <w:tc>
-          <w:tcPr>
-            <w:tcW w:w="1567" w:type="dxa"/>
+        <w:trPr/>
+        <w:tc>
+          <w:tcPr>
+            <w:tcW w:w="1566" w:type="dxa"/>
             <w:gridSpan w:val="2"/>
             <w:vMerge/>
             <w:tcBorders>
-              <w:top w:val="single" w:sz="4" w:space="0" w:color="8EAADB"/>
-              <w:left w:val="single" w:sz="4" w:space="0" w:color="8EAADB"/>
-              <w:bottom w:val="single" w:sz="4" w:space="0" w:color="8EAADB"/>
-              <w:right w:val="single" w:sz="4" w:space="0" w:color="8EAADB"/>
+              <w:top w:val="single" w:sz="6" w:space="0" w:color="1F3864"/>
+              <w:left w:val="single" w:sz="6" w:space="0" w:color="1F3864"/>
+              <w:bottom w:val="single" w:sz="6" w:space="0" w:color="1F3864"/>
+              <w:right w:val="single" w:sz="6" w:space="0" w:color="1F3864"/>
             </w:tcBorders>
             <w:shd w:val="clear" w:color="auto" w:fill="D9E2F3"/>
           </w:tcPr>
@@ -16774,13 +16653,13 @@
         </w:tc>
         <w:tc>
           <w:tcPr>
-            <w:tcW w:w="1959" w:type="dxa"/>
+            <w:tcW w:w="1956" w:type="dxa"/>
             <w:gridSpan w:val="4"/>
             <w:tcBorders>
-              <w:top w:val="single" w:sz="4" w:space="0" w:color="8EAADB"/>
-              <w:left w:val="single" w:sz="4" w:space="0" w:color="8EAADB"/>
-              <w:bottom w:val="single" w:sz="4" w:space="0" w:color="8EAADB"/>
-              <w:right w:val="single" w:sz="4" w:space="0" w:color="8EAADB"/>
+              <w:top w:val="single" w:sz="6" w:space="0" w:color="1F3864"/>
+              <w:left w:val="single" w:sz="6" w:space="0" w:color="1F3864"/>
+              <w:bottom w:val="single" w:sz="6" w:space="0" w:color="1F3864"/>
+              <w:right w:val="single" w:sz="6" w:space="0" w:color="1F3864"/>
             </w:tcBorders>
             <w:shd w:val="clear" w:color="auto" w:fill="D9E2F3"/>
             <w:tcMar>
@@ -16812,13 +16691,13 @@
         </w:tc>
         <w:tc>
           <w:tcPr>
-            <w:tcW w:w="1959" w:type="dxa"/>
+            <w:tcW w:w="1957" w:type="dxa"/>
             <w:gridSpan w:val="3"/>
             <w:tcBorders>
-              <w:top w:val="single" w:sz="4" w:space="0" w:color="8EAADB"/>
-              <w:left w:val="single" w:sz="4" w:space="0" w:color="8EAADB"/>
-              <w:bottom w:val="single" w:sz="4" w:space="0" w:color="8EAADB"/>
-              <w:right w:val="single" w:sz="4" w:space="0" w:color="8EAADB"/>
+              <w:top w:val="single" w:sz="6" w:space="0" w:color="1F3864"/>
+              <w:left w:val="single" w:sz="6" w:space="0" w:color="1F3864"/>
+              <w:bottom w:val="single" w:sz="6" w:space="0" w:color="1F3864"/>
+              <w:right w:val="single" w:sz="6" w:space="0" w:color="1F3864"/>
             </w:tcBorders>
             <w:shd w:val="clear" w:color="auto" w:fill="D9E2F3"/>
             <w:tcMar>
@@ -16850,13 +16729,13 @@
         </w:tc>
         <w:tc>
           <w:tcPr>
-            <w:tcW w:w="1959" w:type="dxa"/>
+            <w:tcW w:w="1955" w:type="dxa"/>
             <w:gridSpan w:val="5"/>
             <w:tcBorders>
-              <w:top w:val="single" w:sz="4" w:space="0" w:color="8EAADB"/>
-              <w:left w:val="single" w:sz="4" w:space="0" w:color="8EAADB"/>
-              <w:bottom w:val="single" w:sz="4" w:space="0" w:color="8EAADB"/>
-              <w:right w:val="single" w:sz="4" w:space="0" w:color="8EAADB"/>
+              <w:top w:val="single" w:sz="6" w:space="0" w:color="1F3864"/>
+              <w:left w:val="single" w:sz="6" w:space="0" w:color="1F3864"/>
+              <w:bottom w:val="single" w:sz="6" w:space="0" w:color="1F3864"/>
+              <w:right w:val="single" w:sz="6" w:space="0" w:color="1F3864"/>
             </w:tcBorders>
             <w:shd w:val="clear" w:color="auto" w:fill="D9E2F3"/>
             <w:tcMar>
@@ -16888,13 +16767,13 @@
         </w:tc>
         <w:tc>
           <w:tcPr>
-            <w:tcW w:w="1959" w:type="dxa"/>
+            <w:tcW w:w="1958" w:type="dxa"/>
             <w:gridSpan w:val="2"/>
             <w:tcBorders>
-              <w:top w:val="single" w:sz="4" w:space="0" w:color="8EAADB"/>
-              <w:left w:val="single" w:sz="4" w:space="0" w:color="8EAADB"/>
-              <w:bottom w:val="single" w:sz="4" w:space="0" w:color="8EAADB"/>
-              <w:right w:val="single" w:sz="4" w:space="0" w:color="8EAADB"/>
+              <w:top w:val="single" w:sz="6" w:space="0" w:color="1F3864"/>
+              <w:left w:val="single" w:sz="6" w:space="0" w:color="1F3864"/>
+              <w:bottom w:val="single" w:sz="6" w:space="0" w:color="1F3864"/>
+              <w:right w:val="single" w:sz="6" w:space="0" w:color="1F3864"/>
             </w:tcBorders>
             <w:shd w:val="clear" w:color="auto" w:fill="D9E2F3"/>
             <w:tcMar>
@@ -16926,19 +16805,17 @@
         </w:tc>
       </w:tr>
       <w:tr>
-        <w:trPr>
-          <w:cantSplit/>
-        </w:trPr>
-        <w:tc>
-          <w:tcPr>
-            <w:tcW w:w="1567" w:type="dxa"/>
+        <w:trPr/>
+        <w:tc>
+          <w:tcPr>
+            <w:tcW w:w="1566" w:type="dxa"/>
             <w:gridSpan w:val="2"/>
             <w:vMerge/>
             <w:tcBorders>
-              <w:top w:val="single" w:sz="4" w:space="0" w:color="8EAADB"/>
-              <w:left w:val="single" w:sz="4" w:space="0" w:color="8EAADB"/>
-              <w:bottom w:val="single" w:sz="4" w:space="0" w:color="8EAADB"/>
-              <w:right w:val="single" w:sz="4" w:space="0" w:color="8EAADB"/>
+              <w:top w:val="single" w:sz="6" w:space="0" w:color="1F3864"/>
+              <w:left w:val="single" w:sz="6" w:space="0" w:color="1F3864"/>
+              <w:bottom w:val="single" w:sz="6" w:space="0" w:color="1F3864"/>
+              <w:right w:val="single" w:sz="6" w:space="0" w:color="1F3864"/>
             </w:tcBorders>
             <w:shd w:val="clear" w:color="auto" w:fill="D9E2F3"/>
           </w:tcPr>
@@ -16955,13 +16832,13 @@
         </w:tc>
         <w:tc>
           <w:tcPr>
-            <w:tcW w:w="6270" w:type="dxa"/>
+            <w:tcW w:w="6259" w:type="dxa"/>
             <w:gridSpan w:val="13"/>
             <w:tcBorders>
-              <w:top w:val="single" w:sz="4" w:space="0" w:color="4472C4"/>
-              <w:left w:val="single" w:sz="4" w:space="0" w:color="4472C4"/>
-              <w:bottom w:val="single" w:sz="4" w:space="0" w:color="4472C4"/>
-              <w:right w:val="single" w:sz="4" w:space="0" w:color="4472C4"/>
+              <w:top w:val="single" w:sz="6" w:space="0" w:color="1F3864"/>
+              <w:left w:val="single" w:sz="6" w:space="0" w:color="1F3864"/>
+              <w:bottom w:val="single" w:sz="6" w:space="0" w:color="1F3864"/>
+              <w:right w:val="single" w:sz="6" w:space="0" w:color="1F3864"/>
             </w:tcBorders>
             <w:shd w:val="clear" w:color="auto" w:fill="4472C4"/>
             <w:tcMar>
@@ -17002,10 +16879,10 @@
           <w:tcPr>
             <w:tcW w:w="1567" w:type="dxa"/>
             <w:tcBorders>
-              <w:top w:val="single" w:sz="4" w:space="0" w:color="4472C4"/>
-              <w:left w:val="single" w:sz="4" w:space="0" w:color="4472C4"/>
-              <w:bottom w:val="single" w:sz="4" w:space="0" w:color="4472C4"/>
-              <w:right w:val="single" w:sz="4" w:space="0" w:color="4472C4"/>
+              <w:top w:val="single" w:sz="6" w:space="0" w:color="1F3864"/>
+              <w:left w:val="single" w:sz="6" w:space="0" w:color="1F3864"/>
+              <w:bottom w:val="single" w:sz="6" w:space="0" w:color="1F3864"/>
+              <w:right w:val="single" w:sz="6" w:space="0" w:color="1F3864"/>
             </w:tcBorders>
             <w:shd w:val="clear" w:color="auto" w:fill="4472C4"/>
             <w:tcMar>
@@ -17054,19 +16931,17 @@
         </w:tc>
       </w:tr>
       <w:tr>
-        <w:trPr>
-          <w:cantSplit/>
-        </w:trPr>
-        <w:tc>
-          <w:tcPr>
-            <w:tcW w:w="1567" w:type="dxa"/>
+        <w:trPr/>
+        <w:tc>
+          <w:tcPr>
+            <w:tcW w:w="1566" w:type="dxa"/>
             <w:gridSpan w:val="2"/>
             <w:vMerge/>
             <w:tcBorders>
-              <w:top w:val="single" w:sz="4" w:space="0" w:color="8EAADB"/>
-              <w:left w:val="single" w:sz="4" w:space="0" w:color="8EAADB"/>
-              <w:bottom w:val="single" w:sz="4" w:space="0" w:color="8EAADB"/>
-              <w:right w:val="single" w:sz="4" w:space="0" w:color="8EAADB"/>
+              <w:top w:val="single" w:sz="6" w:space="0" w:color="1F3864"/>
+              <w:left w:val="single" w:sz="6" w:space="0" w:color="1F3864"/>
+              <w:bottom w:val="single" w:sz="6" w:space="0" w:color="1F3864"/>
+              <w:right w:val="single" w:sz="6" w:space="0" w:color="1F3864"/>
             </w:tcBorders>
             <w:shd w:val="clear" w:color="auto" w:fill="D9E2F3"/>
           </w:tcPr>
@@ -17083,13 +16958,13 @@
         </w:tc>
         <w:tc>
           <w:tcPr>
-            <w:tcW w:w="1959" w:type="dxa"/>
+            <w:tcW w:w="1956" w:type="dxa"/>
             <w:gridSpan w:val="4"/>
             <w:tcBorders>
-              <w:top w:val="single" w:sz="4" w:space="0" w:color="4472C4"/>
-              <w:left w:val="single" w:sz="4" w:space="0" w:color="4472C4"/>
-              <w:bottom w:val="single" w:sz="4" w:space="0" w:color="4472C4"/>
-              <w:right w:val="single" w:sz="4" w:space="0" w:color="4472C4"/>
+              <w:top w:val="single" w:sz="6" w:space="0" w:color="1F3864"/>
+              <w:left w:val="single" w:sz="6" w:space="0" w:color="1F3864"/>
+              <w:bottom w:val="single" w:sz="6" w:space="0" w:color="1F3864"/>
+              <w:right w:val="single" w:sz="6" w:space="0" w:color="1F3864"/>
             </w:tcBorders>
             <w:shd w:val="clear" w:color="auto" w:fill="4472C4"/>
             <w:tcMar>
@@ -17128,13 +17003,13 @@
         </w:tc>
         <w:tc>
           <w:tcPr>
-            <w:tcW w:w="1959" w:type="dxa"/>
+            <w:tcW w:w="1957" w:type="dxa"/>
             <w:gridSpan w:val="3"/>
             <w:tcBorders>
-              <w:top w:val="single" w:sz="4" w:space="0" w:color="4472C4"/>
-              <w:left w:val="single" w:sz="4" w:space="0" w:color="4472C4"/>
-              <w:bottom w:val="single" w:sz="4" w:space="0" w:color="4472C4"/>
-              <w:right w:val="single" w:sz="4" w:space="0" w:color="4472C4"/>
+              <w:top w:val="single" w:sz="6" w:space="0" w:color="1F3864"/>
+              <w:left w:val="single" w:sz="6" w:space="0" w:color="1F3864"/>
+              <w:bottom w:val="single" w:sz="6" w:space="0" w:color="1F3864"/>
+              <w:right w:val="single" w:sz="6" w:space="0" w:color="1F3864"/>
             </w:tcBorders>
             <w:shd w:val="clear" w:color="auto" w:fill="4472C4"/>
             <w:tcMar>
@@ -17173,13 +17048,13 @@
         </w:tc>
         <w:tc>
           <w:tcPr>
-            <w:tcW w:w="1959" w:type="dxa"/>
+            <w:tcW w:w="1955" w:type="dxa"/>
             <w:gridSpan w:val="5"/>
             <w:tcBorders>
-              <w:top w:val="single" w:sz="4" w:space="0" w:color="4472C4"/>
-              <w:left w:val="single" w:sz="4" w:space="0" w:color="4472C4"/>
-              <w:bottom w:val="single" w:sz="4" w:space="0" w:color="4472C4"/>
-              <w:right w:val="single" w:sz="4" w:space="0" w:color="4472C4"/>
+              <w:top w:val="single" w:sz="6" w:space="0" w:color="1F3864"/>
+              <w:left w:val="single" w:sz="6" w:space="0" w:color="1F3864"/>
+              <w:bottom w:val="single" w:sz="6" w:space="0" w:color="1F3864"/>
+              <w:right w:val="single" w:sz="6" w:space="0" w:color="1F3864"/>
             </w:tcBorders>
             <w:shd w:val="clear" w:color="auto" w:fill="4472C4"/>
             <w:tcMar>
@@ -17218,13 +17093,13 @@
         </w:tc>
         <w:tc>
           <w:tcPr>
-            <w:tcW w:w="1959" w:type="dxa"/>
+            <w:tcW w:w="1958" w:type="dxa"/>
             <w:gridSpan w:val="2"/>
             <w:tcBorders>
-              <w:top w:val="single" w:sz="4" w:space="0" w:color="4472C4"/>
-              <w:left w:val="single" w:sz="4" w:space="0" w:color="4472C4"/>
-              <w:bottom w:val="single" w:sz="4" w:space="0" w:color="4472C4"/>
-              <w:right w:val="single" w:sz="4" w:space="0" w:color="4472C4"/>
+              <w:top w:val="single" w:sz="6" w:space="0" w:color="1F3864"/>
+              <w:left w:val="single" w:sz="6" w:space="0" w:color="1F3864"/>
+              <w:bottom w:val="single" w:sz="6" w:space="0" w:color="1F3864"/>
+              <w:right w:val="single" w:sz="6" w:space="0" w:color="1F3864"/>
             </w:tcBorders>
             <w:shd w:val="clear" w:color="auto" w:fill="4472C4"/>
             <w:tcMar>
@@ -17263,19 +17138,17 @@
         </w:tc>
       </w:tr>
       <w:tr>
-        <w:trPr>
-          <w:cantSplit/>
-        </w:trPr>
-        <w:tc>
-          <w:tcPr>
-            <w:tcW w:w="1567" w:type="dxa"/>
+        <w:trPr/>
+        <w:tc>
+          <w:tcPr>
+            <w:tcW w:w="1566" w:type="dxa"/>
             <w:gridSpan w:val="2"/>
             <w:vMerge/>
             <w:tcBorders>
-              <w:top w:val="single" w:sz="4" w:space="0" w:color="8EAADB"/>
-              <w:left w:val="single" w:sz="4" w:space="0" w:color="8EAADB"/>
-              <w:bottom w:val="single" w:sz="4" w:space="0" w:color="8EAADB"/>
-              <w:right w:val="single" w:sz="4" w:space="0" w:color="8EAADB"/>
+              <w:top w:val="single" w:sz="6" w:space="0" w:color="1F3864"/>
+              <w:left w:val="single" w:sz="6" w:space="0" w:color="1F3864"/>
+              <w:bottom w:val="single" w:sz="6" w:space="0" w:color="1F3864"/>
+              <w:right w:val="single" w:sz="6" w:space="0" w:color="1F3864"/>
             </w:tcBorders>
             <w:shd w:val="clear" w:color="auto" w:fill="D9E2F3"/>
           </w:tcPr>
@@ -17292,13 +17165,13 @@
         </w:tc>
         <w:tc>
           <w:tcPr>
-            <w:tcW w:w="1959" w:type="dxa"/>
+            <w:tcW w:w="1956" w:type="dxa"/>
             <w:gridSpan w:val="4"/>
             <w:tcBorders>
-              <w:top w:val="single" w:sz="4" w:space="0" w:color="8EAADB"/>
-              <w:left w:val="single" w:sz="4" w:space="0" w:color="8EAADB"/>
-              <w:bottom w:val="single" w:sz="4" w:space="0" w:color="8EAADB"/>
-              <w:right w:val="single" w:sz="4" w:space="0" w:color="8EAADB"/>
+              <w:top w:val="single" w:sz="6" w:space="0" w:color="1F3864"/>
+              <w:left w:val="single" w:sz="6" w:space="0" w:color="1F3864"/>
+              <w:bottom w:val="single" w:sz="6" w:space="0" w:color="1F3864"/>
+              <w:right w:val="single" w:sz="6" w:space="0" w:color="1F3864"/>
             </w:tcBorders>
             <w:shd w:val="clear" w:color="auto" w:fill="D9E2F3"/>
             <w:tcMar>
@@ -17330,13 +17203,13 @@
         </w:tc>
         <w:tc>
           <w:tcPr>
-            <w:tcW w:w="1959" w:type="dxa"/>
+            <w:tcW w:w="1957" w:type="dxa"/>
             <w:gridSpan w:val="3"/>
             <w:tcBorders>
-              <w:top w:val="single" w:sz="4" w:space="0" w:color="8EAADB"/>
-              <w:left w:val="single" w:sz="4" w:space="0" w:color="8EAADB"/>
-              <w:bottom w:val="single" w:sz="4" w:space="0" w:color="8EAADB"/>
-              <w:right w:val="single" w:sz="4" w:space="0" w:color="8EAADB"/>
+              <w:top w:val="single" w:sz="6" w:space="0" w:color="1F3864"/>
+              <w:left w:val="single" w:sz="6" w:space="0" w:color="1F3864"/>
+              <w:bottom w:val="single" w:sz="6" w:space="0" w:color="1F3864"/>
+              <w:right w:val="single" w:sz="6" w:space="0" w:color="1F3864"/>
             </w:tcBorders>
             <w:shd w:val="clear" w:color="auto" w:fill="D9E2F3"/>
             <w:tcMar>
@@ -17383,13 +17256,13 @@
         </w:tc>
         <w:tc>
           <w:tcPr>
-            <w:tcW w:w="1959" w:type="dxa"/>
+            <w:tcW w:w="1955" w:type="dxa"/>
             <w:gridSpan w:val="5"/>
             <w:tcBorders>
-              <w:top w:val="single" w:sz="4" w:space="0" w:color="8EAADB"/>
-              <w:left w:val="single" w:sz="4" w:space="0" w:color="8EAADB"/>
-              <w:bottom w:val="single" w:sz="4" w:space="0" w:color="8EAADB"/>
-              <w:right w:val="single" w:sz="4" w:space="0" w:color="8EAADB"/>
+              <w:top w:val="single" w:sz="6" w:space="0" w:color="1F3864"/>
+              <w:left w:val="single" w:sz="6" w:space="0" w:color="1F3864"/>
+              <w:bottom w:val="single" w:sz="6" w:space="0" w:color="1F3864"/>
+              <w:right w:val="single" w:sz="6" w:space="0" w:color="1F3864"/>
             </w:tcBorders>
             <w:shd w:val="clear" w:color="auto" w:fill="D9E2F3"/>
             <w:tcMar>
@@ -17436,13 +17309,13 @@
         </w:tc>
         <w:tc>
           <w:tcPr>
-            <w:tcW w:w="1959" w:type="dxa"/>
+            <w:tcW w:w="1958" w:type="dxa"/>
             <w:gridSpan w:val="2"/>
             <w:tcBorders>
-              <w:top w:val="single" w:sz="4" w:space="0" w:color="8EAADB"/>
-              <w:left w:val="single" w:sz="4" w:space="0" w:color="8EAADB"/>
-              <w:bottom w:val="single" w:sz="4" w:space="0" w:color="8EAADB"/>
-              <w:right w:val="single" w:sz="4" w:space="0" w:color="8EAADB"/>
+              <w:top w:val="single" w:sz="6" w:space="0" w:color="1F3864"/>
+              <w:left w:val="single" w:sz="6" w:space="0" w:color="1F3864"/>
+              <w:bottom w:val="single" w:sz="6" w:space="0" w:color="1F3864"/>
+              <w:right w:val="single" w:sz="6" w:space="0" w:color="1F3864"/>
             </w:tcBorders>
             <w:shd w:val="clear" w:color="auto" w:fill="D9E2F3"/>
             <w:tcMar>
@@ -17482,19 +17355,17 @@
         </w:tc>
       </w:tr>
       <w:tr>
-        <w:trPr>
-          <w:cantSplit/>
-        </w:trPr>
-        <w:tc>
-          <w:tcPr>
-            <w:tcW w:w="1567" w:type="dxa"/>
+        <w:trPr/>
+        <w:tc>
+          <w:tcPr>
+            <w:tcW w:w="1566" w:type="dxa"/>
             <w:gridSpan w:val="2"/>
             <w:vMerge/>
             <w:tcBorders>
-              <w:top w:val="single" w:sz="4" w:space="0" w:color="8EAADB"/>
-              <w:left w:val="single" w:sz="4" w:space="0" w:color="8EAADB"/>
-              <w:bottom w:val="single" w:sz="4" w:space="0" w:color="8EAADB"/>
-              <w:right w:val="single" w:sz="4" w:space="0" w:color="8EAADB"/>
+              <w:top w:val="single" w:sz="6" w:space="0" w:color="1F3864"/>
+              <w:left w:val="single" w:sz="6" w:space="0" w:color="1F3864"/>
+              <w:bottom w:val="single" w:sz="6" w:space="0" w:color="1F3864"/>
+              <w:right w:val="single" w:sz="6" w:space="0" w:color="1F3864"/>
             </w:tcBorders>
             <w:shd w:val="clear" w:color="auto" w:fill="D9E2F3"/>
           </w:tcPr>
@@ -17511,13 +17382,13 @@
         </w:tc>
         <w:tc>
           <w:tcPr>
-            <w:tcW w:w="1959" w:type="dxa"/>
+            <w:tcW w:w="1956" w:type="dxa"/>
             <w:gridSpan w:val="4"/>
             <w:tcBorders>
-              <w:top w:val="single" w:sz="4" w:space="0" w:color="8EAADB"/>
-              <w:left w:val="single" w:sz="4" w:space="0" w:color="8EAADB"/>
-              <w:bottom w:val="single" w:sz="4" w:space="0" w:color="8EAADB"/>
-              <w:right w:val="single" w:sz="4" w:space="0" w:color="8EAADB"/>
+              <w:top w:val="single" w:sz="6" w:space="0" w:color="1F3864"/>
+              <w:left w:val="single" w:sz="6" w:space="0" w:color="1F3864"/>
+              <w:bottom w:val="single" w:sz="6" w:space="0" w:color="1F3864"/>
+              <w:right w:val="single" w:sz="6" w:space="0" w:color="1F3864"/>
             </w:tcBorders>
             <w:shd w:val="clear" w:color="auto" w:fill="D9E2F3"/>
             <w:tcMar>
@@ -17549,13 +17420,13 @@
         </w:tc>
         <w:tc>
           <w:tcPr>
-            <w:tcW w:w="1959" w:type="dxa"/>
+            <w:tcW w:w="1957" w:type="dxa"/>
             <w:gridSpan w:val="3"/>
             <w:tcBorders>
-              <w:top w:val="single" w:sz="4" w:space="0" w:color="8EAADB"/>
-              <w:left w:val="single" w:sz="4" w:space="0" w:color="8EAADB"/>
-              <w:bottom w:val="single" w:sz="4" w:space="0" w:color="8EAADB"/>
-              <w:right w:val="single" w:sz="4" w:space="0" w:color="8EAADB"/>
+              <w:top w:val="single" w:sz="6" w:space="0" w:color="1F3864"/>
+              <w:left w:val="single" w:sz="6" w:space="0" w:color="1F3864"/>
+              <w:bottom w:val="single" w:sz="6" w:space="0" w:color="1F3864"/>
+              <w:right w:val="single" w:sz="6" w:space="0" w:color="1F3864"/>
             </w:tcBorders>
             <w:shd w:val="clear" w:color="auto" w:fill="D9E2F3"/>
             <w:tcMar>
@@ -17603,13 +17474,13 @@
         </w:tc>
         <w:tc>
           <w:tcPr>
-            <w:tcW w:w="1959" w:type="dxa"/>
+            <w:tcW w:w="1955" w:type="dxa"/>
             <w:gridSpan w:val="5"/>
             <w:tcBorders>
-              <w:top w:val="single" w:sz="4" w:space="0" w:color="8EAADB"/>
-              <w:left w:val="single" w:sz="4" w:space="0" w:color="8EAADB"/>
-              <w:bottom w:val="single" w:sz="4" w:space="0" w:color="8EAADB"/>
-              <w:right w:val="single" w:sz="4" w:space="0" w:color="8EAADB"/>
+              <w:top w:val="single" w:sz="6" w:space="0" w:color="1F3864"/>
+              <w:left w:val="single" w:sz="6" w:space="0" w:color="1F3864"/>
+              <w:bottom w:val="single" w:sz="6" w:space="0" w:color="1F3864"/>
+              <w:right w:val="single" w:sz="6" w:space="0" w:color="1F3864"/>
             </w:tcBorders>
             <w:shd w:val="clear" w:color="auto" w:fill="D9E2F3"/>
             <w:tcMar>
@@ -17657,13 +17528,13 @@
         </w:tc>
         <w:tc>
           <w:tcPr>
-            <w:tcW w:w="1959" w:type="dxa"/>
+            <w:tcW w:w="1958" w:type="dxa"/>
             <w:gridSpan w:val="2"/>
             <w:tcBorders>
-              <w:top w:val="single" w:sz="4" w:space="0" w:color="8EAADB"/>
-              <w:left w:val="single" w:sz="4" w:space="0" w:color="8EAADB"/>
-              <w:bottom w:val="single" w:sz="4" w:space="0" w:color="8EAADB"/>
-              <w:right w:val="single" w:sz="4" w:space="0" w:color="8EAADB"/>
+              <w:top w:val="single" w:sz="6" w:space="0" w:color="1F3864"/>
+              <w:left w:val="single" w:sz="6" w:space="0" w:color="1F3864"/>
+              <w:bottom w:val="single" w:sz="6" w:space="0" w:color="1F3864"/>
+              <w:right w:val="single" w:sz="6" w:space="0" w:color="1F3864"/>
             </w:tcBorders>
             <w:shd w:val="clear" w:color="auto" w:fill="D9E2F3"/>
             <w:tcMar>
@@ -17727,19 +17598,17 @@
         </w:tc>
       </w:tr>
       <w:tr>
-        <w:trPr>
-          <w:cantSplit/>
-        </w:trPr>
-        <w:tc>
-          <w:tcPr>
-            <w:tcW w:w="1567" w:type="dxa"/>
+        <w:trPr/>
+        <w:tc>
+          <w:tcPr>
+            <w:tcW w:w="1566" w:type="dxa"/>
             <w:gridSpan w:val="2"/>
             <w:vMerge/>
             <w:tcBorders>
-              <w:top w:val="single" w:sz="4" w:space="0" w:color="8EAADB"/>
-              <w:left w:val="single" w:sz="4" w:space="0" w:color="8EAADB"/>
-              <w:bottom w:val="single" w:sz="4" w:space="0" w:color="8EAADB"/>
-              <w:right w:val="single" w:sz="4" w:space="0" w:color="8EAADB"/>
+              <w:top w:val="single" w:sz="6" w:space="0" w:color="1F3864"/>
+              <w:left w:val="single" w:sz="6" w:space="0" w:color="1F3864"/>
+              <w:bottom w:val="single" w:sz="6" w:space="0" w:color="1F3864"/>
+              <w:right w:val="single" w:sz="6" w:space="0" w:color="1F3864"/>
             </w:tcBorders>
             <w:shd w:val="clear" w:color="auto" w:fill="D9E2F3"/>
           </w:tcPr>
@@ -17756,13 +17625,13 @@
         </w:tc>
         <w:tc>
           <w:tcPr>
-            <w:tcW w:w="1959" w:type="dxa"/>
+            <w:tcW w:w="1956" w:type="dxa"/>
             <w:gridSpan w:val="4"/>
             <w:tcBorders>
-              <w:top w:val="single" w:sz="4" w:space="0" w:color="8EAADB"/>
-              <w:left w:val="single" w:sz="4" w:space="0" w:color="8EAADB"/>
-              <w:bottom w:val="single" w:sz="4" w:space="0" w:color="8EAADB"/>
-              <w:right w:val="single" w:sz="4" w:space="0" w:color="8EAADB"/>
+              <w:top w:val="single" w:sz="6" w:space="0" w:color="1F3864"/>
+              <w:left w:val="single" w:sz="6" w:space="0" w:color="1F3864"/>
+              <w:bottom w:val="single" w:sz="6" w:space="0" w:color="1F3864"/>
+              <w:right w:val="single" w:sz="6" w:space="0" w:color="1F3864"/>
             </w:tcBorders>
             <w:shd w:val="clear" w:color="auto" w:fill="D9E2F3"/>
             <w:tcMar>
@@ -17794,13 +17663,13 @@
         </w:tc>
         <w:tc>
           <w:tcPr>
-            <w:tcW w:w="1959" w:type="dxa"/>
+            <w:tcW w:w="1957" w:type="dxa"/>
             <w:gridSpan w:val="3"/>
             <w:tcBorders>
-              <w:top w:val="single" w:sz="4" w:space="0" w:color="8EAADB"/>
-              <w:left w:val="single" w:sz="4" w:space="0" w:color="8EAADB"/>
-              <w:bottom w:val="single" w:sz="4" w:space="0" w:color="8EAADB"/>
-              <w:right w:val="single" w:sz="4" w:space="0" w:color="8EAADB"/>
+              <w:top w:val="single" w:sz="6" w:space="0" w:color="1F3864"/>
+              <w:left w:val="single" w:sz="6" w:space="0" w:color="1F3864"/>
+              <w:bottom w:val="single" w:sz="6" w:space="0" w:color="1F3864"/>
+              <w:right w:val="single" w:sz="6" w:space="0" w:color="1F3864"/>
             </w:tcBorders>
             <w:shd w:val="clear" w:color="auto" w:fill="D9E2F3"/>
             <w:tcMar>
@@ -17832,13 +17701,13 @@
         </w:tc>
         <w:tc>
           <w:tcPr>
-            <w:tcW w:w="1959" w:type="dxa"/>
+            <w:tcW w:w="1955" w:type="dxa"/>
             <w:gridSpan w:val="5"/>
             <w:tcBorders>
-              <w:top w:val="single" w:sz="4" w:space="0" w:color="8EAADB"/>
-              <w:left w:val="single" w:sz="4" w:space="0" w:color="8EAADB"/>
-              <w:bottom w:val="single" w:sz="4" w:space="0" w:color="8EAADB"/>
-              <w:right w:val="single" w:sz="4" w:space="0" w:color="8EAADB"/>
+              <w:top w:val="single" w:sz="6" w:space="0" w:color="1F3864"/>
+              <w:left w:val="single" w:sz="6" w:space="0" w:color="1F3864"/>
+              <w:bottom w:val="single" w:sz="6" w:space="0" w:color="1F3864"/>
+              <w:right w:val="single" w:sz="6" w:space="0" w:color="1F3864"/>
             </w:tcBorders>
             <w:shd w:val="clear" w:color="auto" w:fill="D9E2F3"/>
             <w:tcMar>
@@ -17870,13 +17739,13 @@
         </w:tc>
         <w:tc>
           <w:tcPr>
-            <w:tcW w:w="1959" w:type="dxa"/>
+            <w:tcW w:w="1958" w:type="dxa"/>
             <w:gridSpan w:val="2"/>
             <w:tcBorders>
-              <w:top w:val="single" w:sz="4" w:space="0" w:color="8EAADB"/>
-              <w:left w:val="single" w:sz="4" w:space="0" w:color="8EAADB"/>
-              <w:bottom w:val="single" w:sz="4" w:space="0" w:color="8EAADB"/>
-              <w:right w:val="single" w:sz="4" w:space="0" w:color="8EAADB"/>
+              <w:top w:val="single" w:sz="6" w:space="0" w:color="1F3864"/>
+              <w:left w:val="single" w:sz="6" w:space="0" w:color="1F3864"/>
+              <w:bottom w:val="single" w:sz="6" w:space="0" w:color="1F3864"/>
+              <w:right w:val="single" w:sz="6" w:space="0" w:color="1F3864"/>
             </w:tcBorders>
             <w:shd w:val="clear" w:color="auto" w:fill="D9E2F3"/>
             <w:tcMar>
@@ -17908,19 +17777,17 @@
         </w:tc>
       </w:tr>
       <w:tr>
-        <w:trPr>
-          <w:cantSplit/>
-        </w:trPr>
-        <w:tc>
-          <w:tcPr>
-            <w:tcW w:w="1567" w:type="dxa"/>
+        <w:trPr/>
+        <w:tc>
+          <w:tcPr>
+            <w:tcW w:w="1566" w:type="dxa"/>
             <w:gridSpan w:val="2"/>
             <w:vMerge/>
             <w:tcBorders>
-              <w:top w:val="single" w:sz="4" w:space="0" w:color="8EAADB"/>
-              <w:left w:val="single" w:sz="4" w:space="0" w:color="8EAADB"/>
-              <w:bottom w:val="single" w:sz="4" w:space="0" w:color="8EAADB"/>
-              <w:right w:val="single" w:sz="4" w:space="0" w:color="8EAADB"/>
+              <w:top w:val="single" w:sz="6" w:space="0" w:color="1F3864"/>
+              <w:left w:val="single" w:sz="6" w:space="0" w:color="1F3864"/>
+              <w:bottom w:val="single" w:sz="6" w:space="0" w:color="1F3864"/>
+              <w:right w:val="single" w:sz="6" w:space="0" w:color="1F3864"/>
             </w:tcBorders>
             <w:shd w:val="clear" w:color="auto" w:fill="D9E2F3"/>
           </w:tcPr>
@@ -17937,13 +17804,13 @@
         </w:tc>
         <w:tc>
           <w:tcPr>
-            <w:tcW w:w="6270" w:type="dxa"/>
+            <w:tcW w:w="6259" w:type="dxa"/>
             <w:gridSpan w:val="13"/>
             <w:tcBorders>
-              <w:top w:val="single" w:sz="4" w:space="0" w:color="4472C4"/>
-              <w:left w:val="single" w:sz="4" w:space="0" w:color="4472C4"/>
-              <w:bottom w:val="single" w:sz="4" w:space="0" w:color="4472C4"/>
-              <w:right w:val="single" w:sz="4" w:space="0" w:color="4472C4"/>
+              <w:top w:val="single" w:sz="6" w:space="0" w:color="1F3864"/>
+              <w:left w:val="single" w:sz="6" w:space="0" w:color="1F3864"/>
+              <w:bottom w:val="single" w:sz="6" w:space="0" w:color="1F3864"/>
+              <w:right w:val="single" w:sz="6" w:space="0" w:color="1F3864"/>
             </w:tcBorders>
             <w:shd w:val="clear" w:color="auto" w:fill="4472C4"/>
             <w:tcMar>
@@ -18012,10 +17879,10 @@
           <w:tcPr>
             <w:tcW w:w="1567" w:type="dxa"/>
             <w:tcBorders>
-              <w:top w:val="single" w:sz="4" w:space="0" w:color="4472C4"/>
-              <w:left w:val="single" w:sz="4" w:space="0" w:color="4472C4"/>
-              <w:bottom w:val="single" w:sz="4" w:space="0" w:color="4472C4"/>
-              <w:right w:val="single" w:sz="4" w:space="0" w:color="4472C4"/>
+              <w:top w:val="single" w:sz="6" w:space="0" w:color="1F3864"/>
+              <w:left w:val="single" w:sz="6" w:space="0" w:color="1F3864"/>
+              <w:bottom w:val="single" w:sz="6" w:space="0" w:color="1F3864"/>
+              <w:right w:val="single" w:sz="6" w:space="0" w:color="1F3864"/>
             </w:tcBorders>
             <w:shd w:val="clear" w:color="auto" w:fill="4472C4"/>
             <w:tcMar>
@@ -18054,19 +17921,17 @@
         </w:tc>
       </w:tr>
       <w:tr>
-        <w:trPr>
-          <w:cantSplit/>
-        </w:trPr>
-        <w:tc>
-          <w:tcPr>
-            <w:tcW w:w="1567" w:type="dxa"/>
+        <w:trPr/>
+        <w:tc>
+          <w:tcPr>
+            <w:tcW w:w="1566" w:type="dxa"/>
             <w:gridSpan w:val="2"/>
             <w:vMerge/>
             <w:tcBorders>
-              <w:top w:val="single" w:sz="4" w:space="0" w:color="8EAADB"/>
-              <w:left w:val="single" w:sz="4" w:space="0" w:color="8EAADB"/>
-              <w:bottom w:val="single" w:sz="4" w:space="0" w:color="8EAADB"/>
-              <w:right w:val="single" w:sz="4" w:space="0" w:color="8EAADB"/>
+              <w:top w:val="single" w:sz="6" w:space="0" w:color="1F3864"/>
+              <w:left w:val="single" w:sz="6" w:space="0" w:color="1F3864"/>
+              <w:bottom w:val="single" w:sz="6" w:space="0" w:color="1F3864"/>
+              <w:right w:val="single" w:sz="6" w:space="0" w:color="1F3864"/>
             </w:tcBorders>
             <w:shd w:val="clear" w:color="auto" w:fill="D9E2F3"/>
           </w:tcPr>
@@ -18083,13 +17948,13 @@
         </w:tc>
         <w:tc>
           <w:tcPr>
-            <w:tcW w:w="1959" w:type="dxa"/>
+            <w:tcW w:w="1956" w:type="dxa"/>
             <w:gridSpan w:val="4"/>
             <w:tcBorders>
-              <w:top w:val="single" w:sz="4" w:space="0" w:color="4472C4"/>
-              <w:left w:val="single" w:sz="4" w:space="0" w:color="4472C4"/>
-              <w:bottom w:val="single" w:sz="4" w:space="0" w:color="4472C4"/>
-              <w:right w:val="single" w:sz="4" w:space="0" w:color="4472C4"/>
+              <w:top w:val="single" w:sz="6" w:space="0" w:color="1F3864"/>
+              <w:left w:val="single" w:sz="6" w:space="0" w:color="1F3864"/>
+              <w:bottom w:val="single" w:sz="6" w:space="0" w:color="1F3864"/>
+              <w:right w:val="single" w:sz="6" w:space="0" w:color="1F3864"/>
             </w:tcBorders>
             <w:shd w:val="clear" w:color="auto" w:fill="4472C4"/>
             <w:tcMar>
@@ -18128,13 +17993,13 @@
         </w:tc>
         <w:tc>
           <w:tcPr>
-            <w:tcW w:w="1959" w:type="dxa"/>
+            <w:tcW w:w="1957" w:type="dxa"/>
             <w:gridSpan w:val="3"/>
             <w:tcBorders>
-              <w:top w:val="single" w:sz="4" w:space="0" w:color="4472C4"/>
-              <w:left w:val="single" w:sz="4" w:space="0" w:color="4472C4"/>
-              <w:bottom w:val="single" w:sz="4" w:space="0" w:color="4472C4"/>
-              <w:right w:val="single" w:sz="4" w:space="0" w:color="4472C4"/>
+              <w:top w:val="single" w:sz="6" w:space="0" w:color="1F3864"/>
+              <w:left w:val="single" w:sz="6" w:space="0" w:color="1F3864"/>
+              <w:bottom w:val="single" w:sz="6" w:space="0" w:color="1F3864"/>
+              <w:right w:val="single" w:sz="6" w:space="0" w:color="1F3864"/>
             </w:tcBorders>
             <w:shd w:val="clear" w:color="auto" w:fill="4472C4"/>
             <w:tcMar>
@@ -18173,13 +18038,13 @@
         </w:tc>
         <w:tc>
           <w:tcPr>
-            <w:tcW w:w="1959" w:type="dxa"/>
+            <w:tcW w:w="1955" w:type="dxa"/>
             <w:gridSpan w:val="5"/>
             <w:tcBorders>
-              <w:top w:val="single" w:sz="4" w:space="0" w:color="4472C4"/>
-              <w:left w:val="single" w:sz="4" w:space="0" w:color="4472C4"/>
-              <w:bottom w:val="single" w:sz="4" w:space="0" w:color="4472C4"/>
-              <w:right w:val="single" w:sz="4" w:space="0" w:color="4472C4"/>
+              <w:top w:val="single" w:sz="6" w:space="0" w:color="1F3864"/>
+              <w:left w:val="single" w:sz="6" w:space="0" w:color="1F3864"/>
+              <w:bottom w:val="single" w:sz="6" w:space="0" w:color="1F3864"/>
+              <w:right w:val="single" w:sz="6" w:space="0" w:color="1F3864"/>
             </w:tcBorders>
             <w:shd w:val="clear" w:color="auto" w:fill="4472C4"/>
             <w:tcMar>
@@ -18218,13 +18083,13 @@
         </w:tc>
         <w:tc>
           <w:tcPr>
-            <w:tcW w:w="1959" w:type="dxa"/>
+            <w:tcW w:w="1958" w:type="dxa"/>
             <w:gridSpan w:val="2"/>
             <w:tcBorders>
-              <w:top w:val="single" w:sz="4" w:space="0" w:color="4472C4"/>
-              <w:left w:val="single" w:sz="4" w:space="0" w:color="4472C4"/>
-              <w:bottom w:val="single" w:sz="4" w:space="0" w:color="4472C4"/>
-              <w:right w:val="single" w:sz="4" w:space="0" w:color="4472C4"/>
+              <w:top w:val="single" w:sz="6" w:space="0" w:color="1F3864"/>
+              <w:left w:val="single" w:sz="6" w:space="0" w:color="1F3864"/>
+              <w:bottom w:val="single" w:sz="6" w:space="0" w:color="1F3864"/>
+              <w:right w:val="single" w:sz="6" w:space="0" w:color="1F3864"/>
             </w:tcBorders>
             <w:shd w:val="clear" w:color="auto" w:fill="4472C4"/>
             <w:tcMar>
@@ -18263,19 +18128,17 @@
         </w:tc>
       </w:tr>
       <w:tr>
-        <w:trPr>
-          <w:cantSplit/>
-        </w:trPr>
-        <w:tc>
-          <w:tcPr>
-            <w:tcW w:w="1567" w:type="dxa"/>
+        <w:trPr/>
+        <w:tc>
+          <w:tcPr>
+            <w:tcW w:w="1566" w:type="dxa"/>
             <w:gridSpan w:val="2"/>
             <w:vMerge/>
             <w:tcBorders>
-              <w:top w:val="single" w:sz="4" w:space="0" w:color="8EAADB"/>
-              <w:left w:val="single" w:sz="4" w:space="0" w:color="8EAADB"/>
-              <w:bottom w:val="single" w:sz="4" w:space="0" w:color="8EAADB"/>
-              <w:right w:val="single" w:sz="4" w:space="0" w:color="8EAADB"/>
+              <w:top w:val="single" w:sz="6" w:space="0" w:color="1F3864"/>
+              <w:left w:val="single" w:sz="6" w:space="0" w:color="1F3864"/>
+              <w:bottom w:val="single" w:sz="6" w:space="0" w:color="1F3864"/>
+              <w:right w:val="single" w:sz="6" w:space="0" w:color="1F3864"/>
             </w:tcBorders>
             <w:shd w:val="clear" w:color="auto" w:fill="D9E2F3"/>
           </w:tcPr>
@@ -18292,13 +18155,13 @@
         </w:tc>
         <w:tc>
           <w:tcPr>
-            <w:tcW w:w="1959" w:type="dxa"/>
+            <w:tcW w:w="1956" w:type="dxa"/>
             <w:gridSpan w:val="4"/>
             <w:tcBorders>
-              <w:top w:val="single" w:sz="4" w:space="0" w:color="8EAADB"/>
-              <w:left w:val="single" w:sz="4" w:space="0" w:color="8EAADB"/>
-              <w:bottom w:val="single" w:sz="4" w:space="0" w:color="8EAADB"/>
-              <w:right w:val="single" w:sz="4" w:space="0" w:color="8EAADB"/>
+              <w:top w:val="single" w:sz="6" w:space="0" w:color="1F3864"/>
+              <w:left w:val="single" w:sz="6" w:space="0" w:color="1F3864"/>
+              <w:bottom w:val="single" w:sz="6" w:space="0" w:color="1F3864"/>
+              <w:right w:val="single" w:sz="6" w:space="0" w:color="1F3864"/>
             </w:tcBorders>
             <w:shd w:val="clear" w:color="auto" w:fill="D9E2F3"/>
             <w:tcMar>
@@ -18329,13 +18192,13 @@
         </w:tc>
         <w:tc>
           <w:tcPr>
-            <w:tcW w:w="1959" w:type="dxa"/>
+            <w:tcW w:w="1957" w:type="dxa"/>
             <w:gridSpan w:val="3"/>
             <w:tcBorders>
-              <w:top w:val="single" w:sz="4" w:space="0" w:color="8EAADB"/>
-              <w:left w:val="single" w:sz="4" w:space="0" w:color="8EAADB"/>
-              <w:bottom w:val="single" w:sz="4" w:space="0" w:color="8EAADB"/>
-              <w:right w:val="single" w:sz="4" w:space="0" w:color="8EAADB"/>
+              <w:top w:val="single" w:sz="6" w:space="0" w:color="1F3864"/>
+              <w:left w:val="single" w:sz="6" w:space="0" w:color="1F3864"/>
+              <w:bottom w:val="single" w:sz="6" w:space="0" w:color="1F3864"/>
+              <w:right w:val="single" w:sz="6" w:space="0" w:color="1F3864"/>
             </w:tcBorders>
             <w:shd w:val="clear" w:color="auto" w:fill="D9E2F3"/>
             <w:tcMar>
@@ -18382,13 +18245,13 @@
         </w:tc>
         <w:tc>
           <w:tcPr>
-            <w:tcW w:w="1959" w:type="dxa"/>
+            <w:tcW w:w="1955" w:type="dxa"/>
             <w:gridSpan w:val="5"/>
             <w:tcBorders>
-              <w:top w:val="single" w:sz="4" w:space="0" w:color="8EAADB"/>
-              <w:left w:val="single" w:sz="4" w:space="0" w:color="8EAADB"/>
-              <w:bottom w:val="single" w:sz="4" w:space="0" w:color="8EAADB"/>
-              <w:right w:val="single" w:sz="4" w:space="0" w:color="8EAADB"/>
+              <w:top w:val="single" w:sz="6" w:space="0" w:color="1F3864"/>
+              <w:left w:val="single" w:sz="6" w:space="0" w:color="1F3864"/>
+              <w:bottom w:val="single" w:sz="6" w:space="0" w:color="1F3864"/>
+              <w:right w:val="single" w:sz="6" w:space="0" w:color="1F3864"/>
             </w:tcBorders>
             <w:shd w:val="clear" w:color="auto" w:fill="D9E2F3"/>
             <w:tcMar>
@@ -18419,13 +18282,13 @@
         </w:tc>
         <w:tc>
           <w:tcPr>
-            <w:tcW w:w="1959" w:type="dxa"/>
+            <w:tcW w:w="1958" w:type="dxa"/>
             <w:gridSpan w:val="2"/>
             <w:tcBorders>
-              <w:top w:val="single" w:sz="4" w:space="0" w:color="8EAADB"/>
-              <w:left w:val="single" w:sz="4" w:space="0" w:color="8EAADB"/>
-              <w:bottom w:val="single" w:sz="4" w:space="0" w:color="8EAADB"/>
-              <w:right w:val="single" w:sz="4" w:space="0" w:color="8EAADB"/>
+              <w:top w:val="single" w:sz="6" w:space="0" w:color="1F3864"/>
+              <w:left w:val="single" w:sz="6" w:space="0" w:color="1F3864"/>
+              <w:bottom w:val="single" w:sz="6" w:space="0" w:color="1F3864"/>
+              <w:right w:val="single" w:sz="6" w:space="0" w:color="1F3864"/>
             </w:tcBorders>
             <w:shd w:val="clear" w:color="auto" w:fill="D9E2F3"/>
             <w:tcMar>
@@ -18464,19 +18327,17 @@
         </w:tc>
       </w:tr>
       <w:tr>
-        <w:trPr>
-          <w:cantSplit/>
-        </w:trPr>
-        <w:tc>
-          <w:tcPr>
-            <w:tcW w:w="1567" w:type="dxa"/>
+        <w:trPr/>
+        <w:tc>
+          <w:tcPr>
+            <w:tcW w:w="1566" w:type="dxa"/>
             <w:gridSpan w:val="2"/>
             <w:vMerge/>
             <w:tcBorders>
-              <w:top w:val="single" w:sz="4" w:space="0" w:color="8EAADB"/>
-              <w:left w:val="single" w:sz="4" w:space="0" w:color="8EAADB"/>
-              <w:bottom w:val="single" w:sz="4" w:space="0" w:color="8EAADB"/>
-              <w:right w:val="single" w:sz="4" w:space="0" w:color="8EAADB"/>
+              <w:top w:val="single" w:sz="6" w:space="0" w:color="1F3864"/>
+              <w:left w:val="single" w:sz="6" w:space="0" w:color="1F3864"/>
+              <w:bottom w:val="single" w:sz="6" w:space="0" w:color="1F3864"/>
+              <w:right w:val="single" w:sz="6" w:space="0" w:color="1F3864"/>
             </w:tcBorders>
             <w:shd w:val="clear" w:color="auto" w:fill="D9E2F3"/>
           </w:tcPr>
@@ -18493,13 +18354,13 @@
         </w:tc>
         <w:tc>
           <w:tcPr>
-            <w:tcW w:w="1959" w:type="dxa"/>
+            <w:tcW w:w="1956" w:type="dxa"/>
             <w:gridSpan w:val="4"/>
             <w:tcBorders>
-              <w:top w:val="single" w:sz="4" w:space="0" w:color="8EAADB"/>
-              <w:left w:val="single" w:sz="4" w:space="0" w:color="8EAADB"/>
-              <w:bottom w:val="single" w:sz="4" w:space="0" w:color="8EAADB"/>
-              <w:right w:val="single" w:sz="4" w:space="0" w:color="8EAADB"/>
+              <w:top w:val="single" w:sz="6" w:space="0" w:color="1F3864"/>
+              <w:left w:val="single" w:sz="6" w:space="0" w:color="1F3864"/>
+              <w:bottom w:val="single" w:sz="6" w:space="0" w:color="1F3864"/>
+              <w:right w:val="single" w:sz="6" w:space="0" w:color="1F3864"/>
             </w:tcBorders>
             <w:shd w:val="clear" w:color="auto" w:fill="D9E2F3"/>
             <w:tcMar>
@@ -18530,13 +18391,13 @@
         </w:tc>
         <w:tc>
           <w:tcPr>
-            <w:tcW w:w="1959" w:type="dxa"/>
+            <w:tcW w:w="1957" w:type="dxa"/>
             <w:gridSpan w:val="3"/>
             <w:tcBorders>
-              <w:top w:val="single" w:sz="4" w:space="0" w:color="8EAADB"/>
-              <w:left w:val="single" w:sz="4" w:space="0" w:color="8EAADB"/>
-              <w:bottom w:val="single" w:sz="4" w:space="0" w:color="8EAADB"/>
-              <w:right w:val="single" w:sz="4" w:space="0" w:color="8EAADB"/>
+              <w:top w:val="single" w:sz="6" w:space="0" w:color="1F3864"/>
+              <w:left w:val="single" w:sz="6" w:space="0" w:color="1F3864"/>
+              <w:bottom w:val="single" w:sz="6" w:space="0" w:color="1F3864"/>
+              <w:right w:val="single" w:sz="6" w:space="0" w:color="1F3864"/>
             </w:tcBorders>
             <w:shd w:val="clear" w:color="auto" w:fill="D9E2F3"/>
             <w:tcMar>
@@ -18567,13 +18428,13 @@
         </w:tc>
         <w:tc>
           <w:tcPr>
-            <w:tcW w:w="1959" w:type="dxa"/>
+            <w:tcW w:w="1955" w:type="dxa"/>
             <w:gridSpan w:val="5"/>
             <w:tcBorders>
-              <w:top w:val="single" w:sz="4" w:space="0" w:color="8EAADB"/>
-              <w:left w:val="single" w:sz="4" w:space="0" w:color="8EAADB"/>
-              <w:bottom w:val="single" w:sz="4" w:space="0" w:color="8EAADB"/>
-              <w:right w:val="single" w:sz="4" w:space="0" w:color="8EAADB"/>
+              <w:top w:val="single" w:sz="6" w:space="0" w:color="1F3864"/>
+              <w:left w:val="single" w:sz="6" w:space="0" w:color="1F3864"/>
+              <w:bottom w:val="single" w:sz="6" w:space="0" w:color="1F3864"/>
+              <w:right w:val="single" w:sz="6" w:space="0" w:color="1F3864"/>
             </w:tcBorders>
             <w:shd w:val="clear" w:color="auto" w:fill="D9E2F3"/>
             <w:tcMar>
@@ -18612,13 +18473,13 @@
         </w:tc>
         <w:tc>
           <w:tcPr>
-            <w:tcW w:w="1959" w:type="dxa"/>
+            <w:tcW w:w="1958" w:type="dxa"/>
             <w:gridSpan w:val="2"/>
             <w:tcBorders>
-              <w:top w:val="single" w:sz="4" w:space="0" w:color="8EAADB"/>
-              <w:left w:val="single" w:sz="4" w:space="0" w:color="8EAADB"/>
-              <w:bottom w:val="single" w:sz="4" w:space="0" w:color="8EAADB"/>
-              <w:right w:val="single" w:sz="4" w:space="0" w:color="8EAADB"/>
+              <w:top w:val="single" w:sz="6" w:space="0" w:color="1F3864"/>
+              <w:left w:val="single" w:sz="6" w:space="0" w:color="1F3864"/>
+              <w:bottom w:val="single" w:sz="6" w:space="0" w:color="1F3864"/>
+              <w:right w:val="single" w:sz="6" w:space="0" w:color="1F3864"/>
             </w:tcBorders>
             <w:shd w:val="clear" w:color="auto" w:fill="D9E2F3"/>
             <w:tcMar>
@@ -18665,19 +18526,17 @@
         </w:tc>
       </w:tr>
       <w:tr>
-        <w:trPr>
-          <w:cantSplit/>
-        </w:trPr>
-        <w:tc>
-          <w:tcPr>
-            <w:tcW w:w="1567" w:type="dxa"/>
+        <w:trPr/>
+        <w:tc>
+          <w:tcPr>
+            <w:tcW w:w="1566" w:type="dxa"/>
             <w:gridSpan w:val="2"/>
             <w:vMerge/>
             <w:tcBorders>
-              <w:top w:val="single" w:sz="4" w:space="0" w:color="8EAADB"/>
-              <w:left w:val="single" w:sz="4" w:space="0" w:color="8EAADB"/>
-              <w:bottom w:val="single" w:sz="4" w:space="0" w:color="8EAADB"/>
-              <w:right w:val="single" w:sz="4" w:space="0" w:color="8EAADB"/>
+              <w:top w:val="single" w:sz="6" w:space="0" w:color="1F3864"/>
+              <w:left w:val="single" w:sz="6" w:space="0" w:color="1F3864"/>
+              <w:bottom w:val="single" w:sz="6" w:space="0" w:color="1F3864"/>
+              <w:right w:val="single" w:sz="6" w:space="0" w:color="1F3864"/>
             </w:tcBorders>
             <w:shd w:val="clear" w:color="auto" w:fill="D9E2F3"/>
           </w:tcPr>
@@ -18694,13 +18553,13 @@
         </w:tc>
         <w:tc>
           <w:tcPr>
-            <w:tcW w:w="1959" w:type="dxa"/>
+            <w:tcW w:w="1956" w:type="dxa"/>
             <w:gridSpan w:val="4"/>
             <w:tcBorders>
-              <w:top w:val="single" w:sz="4" w:space="0" w:color="8EAADB"/>
-              <w:left w:val="single" w:sz="4" w:space="0" w:color="8EAADB"/>
-              <w:bottom w:val="single" w:sz="4" w:space="0" w:color="8EAADB"/>
-              <w:right w:val="single" w:sz="4" w:space="0" w:color="8EAADB"/>
+              <w:top w:val="single" w:sz="6" w:space="0" w:color="1F3864"/>
+              <w:left w:val="single" w:sz="6" w:space="0" w:color="1F3864"/>
+              <w:bottom w:val="single" w:sz="6" w:space="0" w:color="1F3864"/>
+              <w:right w:val="single" w:sz="6" w:space="0" w:color="1F3864"/>
             </w:tcBorders>
             <w:shd w:val="clear" w:color="auto" w:fill="D9E2F3"/>
             <w:tcMar>
@@ -18731,13 +18590,13 @@
         </w:tc>
         <w:tc>
           <w:tcPr>
-            <w:tcW w:w="1959" w:type="dxa"/>
+            <w:tcW w:w="1957" w:type="dxa"/>
             <w:gridSpan w:val="3"/>
             <w:tcBorders>
-              <w:top w:val="single" w:sz="4" w:space="0" w:color="8EAADB"/>
-              <w:left w:val="single" w:sz="4" w:space="0" w:color="8EAADB"/>
-              <w:bottom w:val="single" w:sz="4" w:space="0" w:color="8EAADB"/>
-              <w:right w:val="single" w:sz="4" w:space="0" w:color="8EAADB"/>
+              <w:top w:val="single" w:sz="6" w:space="0" w:color="1F3864"/>
+              <w:left w:val="single" w:sz="6" w:space="0" w:color="1F3864"/>
+              <w:bottom w:val="single" w:sz="6" w:space="0" w:color="1F3864"/>
+              <w:right w:val="single" w:sz="6" w:space="0" w:color="1F3864"/>
             </w:tcBorders>
             <w:shd w:val="clear" w:color="auto" w:fill="D9E2F3"/>
             <w:tcMar>
@@ -18768,13 +18627,13 @@
         </w:tc>
         <w:tc>
           <w:tcPr>
-            <w:tcW w:w="1959" w:type="dxa"/>
+            <w:tcW w:w="1955" w:type="dxa"/>
             <w:gridSpan w:val="5"/>
             <w:tcBorders>
-              <w:top w:val="single" w:sz="4" w:space="0" w:color="8EAADB"/>
-              <w:left w:val="single" w:sz="4" w:space="0" w:color="8EAADB"/>
-              <w:bottom w:val="single" w:sz="4" w:space="0" w:color="8EAADB"/>
-              <w:right w:val="single" w:sz="4" w:space="0" w:color="8EAADB"/>
+              <w:top w:val="single" w:sz="6" w:space="0" w:color="1F3864"/>
+              <w:left w:val="single" w:sz="6" w:space="0" w:color="1F3864"/>
+              <w:bottom w:val="single" w:sz="6" w:space="0" w:color="1F3864"/>
+              <w:right w:val="single" w:sz="6" w:space="0" w:color="1F3864"/>
             </w:tcBorders>
             <w:shd w:val="clear" w:color="auto" w:fill="D9E2F3"/>
             <w:tcMar>
@@ -18805,13 +18664,13 @@
         </w:tc>
         <w:tc>
           <w:tcPr>
-            <w:tcW w:w="1959" w:type="dxa"/>
+            <w:tcW w:w="1958" w:type="dxa"/>
             <w:gridSpan w:val="2"/>
             <w:tcBorders>
-              <w:top w:val="single" w:sz="4" w:space="0" w:color="8EAADB"/>
-              <w:left w:val="single" w:sz="4" w:space="0" w:color="8EAADB"/>
-              <w:bottom w:val="single" w:sz="4" w:space="0" w:color="8EAADB"/>
-              <w:right w:val="single" w:sz="4" w:space="0" w:color="8EAADB"/>
+              <w:top w:val="single" w:sz="6" w:space="0" w:color="1F3864"/>
+              <w:left w:val="single" w:sz="6" w:space="0" w:color="1F3864"/>
+              <w:bottom w:val="single" w:sz="6" w:space="0" w:color="1F3864"/>
+              <w:right w:val="single" w:sz="6" w:space="0" w:color="1F3864"/>
             </w:tcBorders>
             <w:shd w:val="clear" w:color="auto" w:fill="D9E2F3"/>
             <w:tcMar>
@@ -18842,19 +18701,17 @@
         </w:tc>
       </w:tr>
       <w:tr>
-        <w:trPr>
-          <w:cantSplit/>
-        </w:trPr>
-        <w:tc>
-          <w:tcPr>
-            <w:tcW w:w="1567" w:type="dxa"/>
+        <w:trPr/>
+        <w:tc>
+          <w:tcPr>
+            <w:tcW w:w="1566" w:type="dxa"/>
             <w:gridSpan w:val="2"/>
             <w:vMerge/>
             <w:tcBorders>
-              <w:top w:val="single" w:sz="4" w:space="0" w:color="8EAADB"/>
-              <w:left w:val="single" w:sz="4" w:space="0" w:color="8EAADB"/>
-              <w:bottom w:val="single" w:sz="4" w:space="0" w:color="8EAADB"/>
-              <w:right w:val="single" w:sz="4" w:space="0" w:color="8EAADB"/>
+              <w:top w:val="single" w:sz="6" w:space="0" w:color="1F3864"/>
+              <w:left w:val="single" w:sz="6" w:space="0" w:color="1F3864"/>
+              <w:bottom w:val="single" w:sz="6" w:space="0" w:color="1F3864"/>
+              <w:right w:val="single" w:sz="6" w:space="0" w:color="1F3864"/>
             </w:tcBorders>
             <w:shd w:val="clear" w:color="auto" w:fill="D9E2F3"/>
           </w:tcPr>
@@ -18871,13 +18728,13 @@
         </w:tc>
         <w:tc>
           <w:tcPr>
-            <w:tcW w:w="6270" w:type="dxa"/>
+            <w:tcW w:w="6259" w:type="dxa"/>
             <w:gridSpan w:val="13"/>
             <w:tcBorders>
-              <w:top w:val="single" w:sz="4" w:space="0" w:color="4472C4"/>
-              <w:left w:val="single" w:sz="4" w:space="0" w:color="4472C4"/>
-              <w:bottom w:val="single" w:sz="4" w:space="0" w:color="4472C4"/>
-              <w:right w:val="single" w:sz="4" w:space="0" w:color="4472C4"/>
+              <w:top w:val="single" w:sz="6" w:space="0" w:color="1F3864"/>
+              <w:left w:val="single" w:sz="6" w:space="0" w:color="1F3864"/>
+              <w:bottom w:val="single" w:sz="6" w:space="0" w:color="1F3864"/>
+              <w:right w:val="single" w:sz="6" w:space="0" w:color="1F3864"/>
             </w:tcBorders>
             <w:shd w:val="clear" w:color="auto" w:fill="4472C4"/>
             <w:tcMar>
@@ -18918,10 +18775,10 @@
           <w:tcPr>
             <w:tcW w:w="1567" w:type="dxa"/>
             <w:tcBorders>
-              <w:top w:val="single" w:sz="4" w:space="0" w:color="4472C4"/>
-              <w:left w:val="single" w:sz="4" w:space="0" w:color="4472C4"/>
-              <w:bottom w:val="single" w:sz="4" w:space="0" w:color="4472C4"/>
-              <w:right w:val="single" w:sz="4" w:space="0" w:color="4472C4"/>
+              <w:top w:val="single" w:sz="6" w:space="0" w:color="1F3864"/>
+              <w:left w:val="single" w:sz="6" w:space="0" w:color="1F3864"/>
+              <w:bottom w:val="single" w:sz="6" w:space="0" w:color="1F3864"/>
+              <w:right w:val="single" w:sz="6" w:space="0" w:color="1F3864"/>
             </w:tcBorders>
             <w:shd w:val="clear" w:color="auto" w:fill="4472C4"/>
             <w:tcMar>
@@ -18960,19 +18817,17 @@
         </w:tc>
       </w:tr>
       <w:tr>
-        <w:trPr>
-          <w:cantSplit/>
-        </w:trPr>
-        <w:tc>
-          <w:tcPr>
-            <w:tcW w:w="1567" w:type="dxa"/>
+        <w:trPr/>
+        <w:tc>
+          <w:tcPr>
+            <w:tcW w:w="1566" w:type="dxa"/>
             <w:gridSpan w:val="2"/>
             <w:vMerge/>
             <w:tcBorders>
-              <w:top w:val="single" w:sz="4" w:space="0" w:color="8EAADB"/>
-              <w:left w:val="single" w:sz="4" w:space="0" w:color="8EAADB"/>
-              <w:bottom w:val="single" w:sz="4" w:space="0" w:color="8EAADB"/>
-              <w:right w:val="single" w:sz="4" w:space="0" w:color="8EAADB"/>
+              <w:top w:val="single" w:sz="6" w:space="0" w:color="1F3864"/>
+              <w:left w:val="single" w:sz="6" w:space="0" w:color="1F3864"/>
+              <w:bottom w:val="single" w:sz="6" w:space="0" w:color="1F3864"/>
+              <w:right w:val="single" w:sz="6" w:space="0" w:color="1F3864"/>
             </w:tcBorders>
             <w:shd w:val="clear" w:color="auto" w:fill="D9E2F3"/>
           </w:tcPr>
@@ -18989,13 +18844,13 @@
         </w:tc>
         <w:tc>
           <w:tcPr>
-            <w:tcW w:w="1959" w:type="dxa"/>
+            <w:tcW w:w="1956" w:type="dxa"/>
             <w:gridSpan w:val="4"/>
             <w:tcBorders>
-              <w:top w:val="single" w:sz="4" w:space="0" w:color="4472C4"/>
-              <w:left w:val="single" w:sz="4" w:space="0" w:color="4472C4"/>
-              <w:bottom w:val="single" w:sz="4" w:space="0" w:color="4472C4"/>
-              <w:right w:val="single" w:sz="4" w:space="0" w:color="4472C4"/>
+              <w:top w:val="single" w:sz="6" w:space="0" w:color="1F3864"/>
+              <w:left w:val="single" w:sz="6" w:space="0" w:color="1F3864"/>
+              <w:bottom w:val="single" w:sz="6" w:space="0" w:color="1F3864"/>
+              <w:right w:val="single" w:sz="6" w:space="0" w:color="1F3864"/>
             </w:tcBorders>
             <w:shd w:val="clear" w:color="auto" w:fill="4472C4"/>
             <w:tcMar>
@@ -19034,13 +18889,13 @@
         </w:tc>
         <w:tc>
           <w:tcPr>
-            <w:tcW w:w="1959" w:type="dxa"/>
+            <w:tcW w:w="1957" w:type="dxa"/>
             <w:gridSpan w:val="3"/>
             <w:tcBorders>
-              <w:top w:val="single" w:sz="4" w:space="0" w:color="4472C4"/>
-              <w:left w:val="single" w:sz="4" w:space="0" w:color="4472C4"/>
-              <w:bottom w:val="single" w:sz="4" w:space="0" w:color="4472C4"/>
-              <w:right w:val="single" w:sz="4" w:space="0" w:color="4472C4"/>
+              <w:top w:val="single" w:sz="6" w:space="0" w:color="1F3864"/>
+              <w:left w:val="single" w:sz="6" w:space="0" w:color="1F3864"/>
+              <w:bottom w:val="single" w:sz="6" w:space="0" w:color="1F3864"/>
+              <w:right w:val="single" w:sz="6" w:space="0" w:color="1F3864"/>
             </w:tcBorders>
             <w:shd w:val="clear" w:color="auto" w:fill="4472C4"/>
             <w:tcMar>
@@ -19079,13 +18934,13 @@
         </w:tc>
         <w:tc>
           <w:tcPr>
-            <w:tcW w:w="1959" w:type="dxa"/>
+            <w:tcW w:w="1955" w:type="dxa"/>
             <w:gridSpan w:val="5"/>
             <w:tcBorders>
-              <w:top w:val="single" w:sz="4" w:space="0" w:color="4472C4"/>
-              <w:left w:val="single" w:sz="4" w:space="0" w:color="4472C4"/>
-              <w:bottom w:val="single" w:sz="4" w:space="0" w:color="4472C4"/>
-              <w:right w:val="single" w:sz="4" w:space="0" w:color="4472C4"/>
+              <w:top w:val="single" w:sz="6" w:space="0" w:color="1F3864"/>
+              <w:left w:val="single" w:sz="6" w:space="0" w:color="1F3864"/>
+              <w:bottom w:val="single" w:sz="6" w:space="0" w:color="1F3864"/>
+              <w:right w:val="single" w:sz="6" w:space="0" w:color="1F3864"/>
             </w:tcBorders>
             <w:shd w:val="clear" w:color="auto" w:fill="4472C4"/>
             <w:tcMar>
@@ -19124,13 +18979,13 @@
         </w:tc>
         <w:tc>
           <w:tcPr>
-            <w:tcW w:w="1959" w:type="dxa"/>
+            <w:tcW w:w="1958" w:type="dxa"/>
             <w:gridSpan w:val="2"/>
             <w:tcBorders>
-              <w:top w:val="single" w:sz="4" w:space="0" w:color="4472C4"/>
-              <w:left w:val="single" w:sz="4" w:space="0" w:color="4472C4"/>
-              <w:bottom w:val="single" w:sz="4" w:space="0" w:color="4472C4"/>
-              <w:right w:val="single" w:sz="4" w:space="0" w:color="4472C4"/>
+              <w:top w:val="single" w:sz="6" w:space="0" w:color="1F3864"/>
+              <w:left w:val="single" w:sz="6" w:space="0" w:color="1F3864"/>
+              <w:bottom w:val="single" w:sz="6" w:space="0" w:color="1F3864"/>
+              <w:right w:val="single" w:sz="6" w:space="0" w:color="1F3864"/>
             </w:tcBorders>
             <w:shd w:val="clear" w:color="auto" w:fill="4472C4"/>
             <w:tcMar>
@@ -19169,19 +19024,17 @@
         </w:tc>
       </w:tr>
       <w:tr>
-        <w:trPr>
-          <w:cantSplit/>
-        </w:trPr>
-        <w:tc>
-          <w:tcPr>
-            <w:tcW w:w="1567" w:type="dxa"/>
+        <w:trPr/>
+        <w:tc>
+          <w:tcPr>
+            <w:tcW w:w="1566" w:type="dxa"/>
             <w:gridSpan w:val="2"/>
             <w:vMerge/>
             <w:tcBorders>
-              <w:top w:val="single" w:sz="4" w:space="0" w:color="8EAADB"/>
-              <w:left w:val="single" w:sz="4" w:space="0" w:color="8EAADB"/>
-              <w:bottom w:val="single" w:sz="4" w:space="0" w:color="8EAADB"/>
-              <w:right w:val="single" w:sz="4" w:space="0" w:color="8EAADB"/>
+              <w:top w:val="single" w:sz="6" w:space="0" w:color="1F3864"/>
+              <w:left w:val="single" w:sz="6" w:space="0" w:color="1F3864"/>
+              <w:bottom w:val="single" w:sz="6" w:space="0" w:color="1F3864"/>
+              <w:right w:val="single" w:sz="6" w:space="0" w:color="1F3864"/>
             </w:tcBorders>
             <w:shd w:val="clear" w:color="auto" w:fill="D9E2F3"/>
           </w:tcPr>
@@ -19198,13 +19051,13 @@
         </w:tc>
         <w:tc>
           <w:tcPr>
-            <w:tcW w:w="1959" w:type="dxa"/>
+            <w:tcW w:w="1956" w:type="dxa"/>
             <w:gridSpan w:val="4"/>
             <w:tcBorders>
-              <w:top w:val="single" w:sz="4" w:space="0" w:color="8EAADB"/>
-              <w:left w:val="single" w:sz="4" w:space="0" w:color="8EAADB"/>
-              <w:bottom w:val="single" w:sz="4" w:space="0" w:color="8EAADB"/>
-              <w:right w:val="single" w:sz="4" w:space="0" w:color="8EAADB"/>
+              <w:top w:val="single" w:sz="6" w:space="0" w:color="1F3864"/>
+              <w:left w:val="single" w:sz="6" w:space="0" w:color="1F3864"/>
+              <w:bottom w:val="single" w:sz="6" w:space="0" w:color="1F3864"/>
+              <w:right w:val="single" w:sz="6" w:space="0" w:color="1F3864"/>
             </w:tcBorders>
             <w:shd w:val="clear" w:color="auto" w:fill="D9E2F3"/>
             <w:tcMar>
@@ -19235,13 +19088,13 @@
         </w:tc>
         <w:tc>
           <w:tcPr>
-            <w:tcW w:w="1959" w:type="dxa"/>
+            <w:tcW w:w="1957" w:type="dxa"/>
             <w:gridSpan w:val="3"/>
             <w:tcBorders>
-              <w:top w:val="single" w:sz="4" w:space="0" w:color="8EAADB"/>
-              <w:left w:val="single" w:sz="4" w:space="0" w:color="8EAADB"/>
-              <w:bottom w:val="single" w:sz="4" w:space="0" w:color="8EAADB"/>
-              <w:right w:val="single" w:sz="4" w:space="0" w:color="8EAADB"/>
+              <w:top w:val="single" w:sz="6" w:space="0" w:color="1F3864"/>
+              <w:left w:val="single" w:sz="6" w:space="0" w:color="1F3864"/>
+              <w:bottom w:val="single" w:sz="6" w:space="0" w:color="1F3864"/>
+              <w:right w:val="single" w:sz="6" w:space="0" w:color="1F3864"/>
             </w:tcBorders>
             <w:shd w:val="clear" w:color="auto" w:fill="D9E2F3"/>
             <w:tcMar>
@@ -19288,13 +19141,13 @@
         </w:tc>
         <w:tc>
           <w:tcPr>
-            <w:tcW w:w="1959" w:type="dxa"/>
+            <w:tcW w:w="1955" w:type="dxa"/>
             <w:gridSpan w:val="5"/>
             <w:tcBorders>
-              <w:top w:val="single" w:sz="4" w:space="0" w:color="8EAADB"/>
-              <w:left w:val="single" w:sz="4" w:space="0" w:color="8EAADB"/>
-              <w:bottom w:val="single" w:sz="4" w:space="0" w:color="8EAADB"/>
-              <w:right w:val="single" w:sz="4" w:space="0" w:color="8EAADB"/>
+              <w:top w:val="single" w:sz="6" w:space="0" w:color="1F3864"/>
+              <w:left w:val="single" w:sz="6" w:space="0" w:color="1F3864"/>
+              <w:bottom w:val="single" w:sz="6" w:space="0" w:color="1F3864"/>
+              <w:right w:val="single" w:sz="6" w:space="0" w:color="1F3864"/>
             </w:tcBorders>
             <w:shd w:val="clear" w:color="auto" w:fill="D9E2F3"/>
             <w:tcMar>
@@ -19349,13 +19202,13 @@
         </w:tc>
         <w:tc>
           <w:tcPr>
-            <w:tcW w:w="1959" w:type="dxa"/>
+            <w:tcW w:w="1958" w:type="dxa"/>
             <w:gridSpan w:val="2"/>
             <w:tcBorders>
-              <w:top w:val="single" w:sz="4" w:space="0" w:color="8EAADB"/>
-              <w:left w:val="single" w:sz="4" w:space="0" w:color="8EAADB"/>
-              <w:bottom w:val="single" w:sz="4" w:space="0" w:color="8EAADB"/>
-              <w:right w:val="single" w:sz="4" w:space="0" w:color="8EAADB"/>
+              <w:top w:val="single" w:sz="6" w:space="0" w:color="1F3864"/>
+              <w:left w:val="single" w:sz="6" w:space="0" w:color="1F3864"/>
+              <w:bottom w:val="single" w:sz="6" w:space="0" w:color="1F3864"/>
+              <w:right w:val="single" w:sz="6" w:space="0" w:color="1F3864"/>
             </w:tcBorders>
             <w:shd w:val="clear" w:color="auto" w:fill="D9E2F3"/>
             <w:tcMar>
@@ -19419,19 +19272,17 @@
         </w:tc>
       </w:tr>
       <w:tr>
-        <w:trPr>
-          <w:cantSplit/>
-        </w:trPr>
-        <w:tc>
-          <w:tcPr>
-            <w:tcW w:w="1567" w:type="dxa"/>
+        <w:trPr/>
+        <w:tc>
+          <w:tcPr>
+            <w:tcW w:w="1566" w:type="dxa"/>
             <w:gridSpan w:val="2"/>
             <w:vMerge/>
             <w:tcBorders>
-              <w:top w:val="single" w:sz="4" w:space="0" w:color="8EAADB"/>
-              <w:left w:val="single" w:sz="4" w:space="0" w:color="8EAADB"/>
-              <w:bottom w:val="single" w:sz="4" w:space="0" w:color="8EAADB"/>
-              <w:right w:val="single" w:sz="4" w:space="0" w:color="8EAADB"/>
+              <w:top w:val="single" w:sz="6" w:space="0" w:color="1F3864"/>
+              <w:left w:val="single" w:sz="6" w:space="0" w:color="1F3864"/>
+              <w:bottom w:val="single" w:sz="6" w:space="0" w:color="1F3864"/>
+              <w:right w:val="single" w:sz="6" w:space="0" w:color="1F3864"/>
             </w:tcBorders>
             <w:shd w:val="clear" w:color="auto" w:fill="D9E2F3"/>
           </w:tcPr>
@@ -19448,13 +19299,13 @@
         </w:tc>
         <w:tc>
           <w:tcPr>
-            <w:tcW w:w="1959" w:type="dxa"/>
+            <w:tcW w:w="1956" w:type="dxa"/>
             <w:gridSpan w:val="4"/>
             <w:tcBorders>
-              <w:top w:val="single" w:sz="4" w:space="0" w:color="8EAADB"/>
-              <w:left w:val="single" w:sz="4" w:space="0" w:color="8EAADB"/>
-              <w:bottom w:val="single" w:sz="4" w:space="0" w:color="8EAADB"/>
-              <w:right w:val="single" w:sz="4" w:space="0" w:color="8EAADB"/>
+              <w:top w:val="single" w:sz="6" w:space="0" w:color="1F3864"/>
+              <w:left w:val="single" w:sz="6" w:space="0" w:color="1F3864"/>
+              <w:bottom w:val="single" w:sz="6" w:space="0" w:color="1F3864"/>
+              <w:right w:val="single" w:sz="6" w:space="0" w:color="1F3864"/>
             </w:tcBorders>
             <w:shd w:val="clear" w:color="auto" w:fill="D9E2F3"/>
             <w:tcMar>
@@ -19485,13 +19336,13 @@
         </w:tc>
         <w:tc>
           <w:tcPr>
-            <w:tcW w:w="1959" w:type="dxa"/>
+            <w:tcW w:w="1957" w:type="dxa"/>
             <w:gridSpan w:val="3"/>
             <w:tcBorders>
-              <w:top w:val="single" w:sz="4" w:space="0" w:color="8EAADB"/>
-              <w:left w:val="single" w:sz="4" w:space="0" w:color="8EAADB"/>
-              <w:bottom w:val="single" w:sz="4" w:space="0" w:color="8EAADB"/>
-              <w:right w:val="single" w:sz="4" w:space="0" w:color="8EAADB"/>
+              <w:top w:val="single" w:sz="6" w:space="0" w:color="1F3864"/>
+              <w:left w:val="single" w:sz="6" w:space="0" w:color="1F3864"/>
+              <w:bottom w:val="single" w:sz="6" w:space="0" w:color="1F3864"/>
+              <w:right w:val="single" w:sz="6" w:space="0" w:color="1F3864"/>
             </w:tcBorders>
             <w:shd w:val="clear" w:color="auto" w:fill="D9E2F3"/>
             <w:tcMar>
@@ -19522,13 +19373,13 @@
         </w:tc>
         <w:tc>
           <w:tcPr>
-            <w:tcW w:w="1959" w:type="dxa"/>
+            <w:tcW w:w="1955" w:type="dxa"/>
             <w:gridSpan w:val="5"/>
             <w:tcBorders>
-              <w:top w:val="single" w:sz="4" w:space="0" w:color="8EAADB"/>
-              <w:left w:val="single" w:sz="4" w:space="0" w:color="8EAADB"/>
-              <w:bottom w:val="single" w:sz="4" w:space="0" w:color="8EAADB"/>
-              <w:right w:val="single" w:sz="4" w:space="0" w:color="8EAADB"/>
+              <w:top w:val="single" w:sz="6" w:space="0" w:color="1F3864"/>
+              <w:left w:val="single" w:sz="6" w:space="0" w:color="1F3864"/>
+              <w:bottom w:val="single" w:sz="6" w:space="0" w:color="1F3864"/>
+              <w:right w:val="single" w:sz="6" w:space="0" w:color="1F3864"/>
             </w:tcBorders>
             <w:shd w:val="clear" w:color="auto" w:fill="D9E2F3"/>
             <w:tcMar>
@@ -19559,13 +19410,13 @@
         </w:tc>
         <w:tc>
           <w:tcPr>
-            <w:tcW w:w="1959" w:type="dxa"/>
+            <w:tcW w:w="1958" w:type="dxa"/>
             <w:gridSpan w:val="2"/>
             <w:tcBorders>
-              <w:top w:val="single" w:sz="4" w:space="0" w:color="8EAADB"/>
-              <w:left w:val="single" w:sz="4" w:space="0" w:color="8EAADB"/>
-              <w:bottom w:val="single" w:sz="4" w:space="0" w:color="8EAADB"/>
-              <w:right w:val="single" w:sz="4" w:space="0" w:color="8EAADB"/>
+              <w:top w:val="single" w:sz="6" w:space="0" w:color="1F3864"/>
+              <w:left w:val="single" w:sz="6" w:space="0" w:color="1F3864"/>
+              <w:bottom w:val="single" w:sz="6" w:space="0" w:color="1F3864"/>
+              <w:right w:val="single" w:sz="6" w:space="0" w:color="1F3864"/>
             </w:tcBorders>
             <w:shd w:val="clear" w:color="auto" w:fill="D9E2F3"/>
             <w:tcMar>
@@ -19596,19 +19447,17 @@
         </w:tc>
       </w:tr>
       <w:tr>
-        <w:trPr>
-          <w:cantSplit/>
-        </w:trPr>
-        <w:tc>
-          <w:tcPr>
-            <w:tcW w:w="1567" w:type="dxa"/>
+        <w:trPr/>
+        <w:tc>
+          <w:tcPr>
+            <w:tcW w:w="1566" w:type="dxa"/>
             <w:gridSpan w:val="2"/>
             <w:vMerge/>
             <w:tcBorders>
-              <w:top w:val="single" w:sz="4" w:space="0" w:color="8EAADB"/>
-              <w:left w:val="single" w:sz="4" w:space="0" w:color="8EAADB"/>
-              <w:bottom w:val="single" w:sz="4" w:space="0" w:color="8EAADB"/>
-              <w:right w:val="single" w:sz="4" w:space="0" w:color="8EAADB"/>
+              <w:top w:val="single" w:sz="6" w:space="0" w:color="1F3864"/>
+              <w:left w:val="single" w:sz="6" w:space="0" w:color="1F3864"/>
+              <w:bottom w:val="single" w:sz="6" w:space="0" w:color="1F3864"/>
+              <w:right w:val="single" w:sz="6" w:space="0" w:color="1F3864"/>
             </w:tcBorders>
             <w:shd w:val="clear" w:color="auto" w:fill="D9E2F3"/>
           </w:tcPr>
@@ -19625,13 +19474,13 @@
         </w:tc>
         <w:tc>
           <w:tcPr>
-            <w:tcW w:w="1959" w:type="dxa"/>
+            <w:tcW w:w="1956" w:type="dxa"/>
             <w:gridSpan w:val="4"/>
             <w:tcBorders>
-              <w:top w:val="single" w:sz="4" w:space="0" w:color="8EAADB"/>
-              <w:left w:val="single" w:sz="4" w:space="0" w:color="8EAADB"/>
-              <w:bottom w:val="single" w:sz="4" w:space="0" w:color="8EAADB"/>
-              <w:right w:val="single" w:sz="4" w:space="0" w:color="8EAADB"/>
+              <w:top w:val="single" w:sz="6" w:space="0" w:color="1F3864"/>
+              <w:left w:val="single" w:sz="6" w:space="0" w:color="1F3864"/>
+              <w:bottom w:val="single" w:sz="6" w:space="0" w:color="1F3864"/>
+              <w:right w:val="single" w:sz="6" w:space="0" w:color="1F3864"/>
             </w:tcBorders>
             <w:shd w:val="clear" w:color="auto" w:fill="D9E2F3"/>
             <w:tcMar>
@@ -19662,13 +19511,13 @@
         </w:tc>
         <w:tc>
           <w:tcPr>
-            <w:tcW w:w="1959" w:type="dxa"/>
+            <w:tcW w:w="1957" w:type="dxa"/>
             <w:gridSpan w:val="3"/>
             <w:tcBorders>
-              <w:top w:val="single" w:sz="4" w:space="0" w:color="8EAADB"/>
-              <w:left w:val="single" w:sz="4" w:space="0" w:color="8EAADB"/>
-              <w:bottom w:val="single" w:sz="4" w:space="0" w:color="8EAADB"/>
-              <w:right w:val="single" w:sz="4" w:space="0" w:color="8EAADB"/>
+              <w:top w:val="single" w:sz="6" w:space="0" w:color="1F3864"/>
+              <w:left w:val="single" w:sz="6" w:space="0" w:color="1F3864"/>
+              <w:bottom w:val="single" w:sz="6" w:space="0" w:color="1F3864"/>
+              <w:right w:val="single" w:sz="6" w:space="0" w:color="1F3864"/>
             </w:tcBorders>
             <w:shd w:val="clear" w:color="auto" w:fill="D9E2F3"/>
             <w:tcMar>
@@ -19699,13 +19548,13 @@
         </w:tc>
         <w:tc>
           <w:tcPr>
-            <w:tcW w:w="1959" w:type="dxa"/>
+            <w:tcW w:w="1955" w:type="dxa"/>
             <w:gridSpan w:val="5"/>
             <w:tcBorders>
-              <w:top w:val="single" w:sz="4" w:space="0" w:color="8EAADB"/>
-              <w:left w:val="single" w:sz="4" w:space="0" w:color="8EAADB"/>
-              <w:bottom w:val="single" w:sz="4" w:space="0" w:color="8EAADB"/>
-              <w:right w:val="single" w:sz="4" w:space="0" w:color="8EAADB"/>
+              <w:top w:val="single" w:sz="6" w:space="0" w:color="1F3864"/>
+              <w:left w:val="single" w:sz="6" w:space="0" w:color="1F3864"/>
+              <w:bottom w:val="single" w:sz="6" w:space="0" w:color="1F3864"/>
+              <w:right w:val="single" w:sz="6" w:space="0" w:color="1F3864"/>
             </w:tcBorders>
             <w:shd w:val="clear" w:color="auto" w:fill="D9E2F3"/>
             <w:tcMar>
@@ -19736,13 +19585,13 @@
         </w:tc>
         <w:tc>
           <w:tcPr>
-            <w:tcW w:w="1959" w:type="dxa"/>
+            <w:tcW w:w="1958" w:type="dxa"/>
             <w:gridSpan w:val="2"/>
             <w:tcBorders>
-              <w:top w:val="single" w:sz="4" w:space="0" w:color="8EAADB"/>
-              <w:left w:val="single" w:sz="4" w:space="0" w:color="8EAADB"/>
-              <w:bottom w:val="single" w:sz="4" w:space="0" w:color="8EAADB"/>
-              <w:right w:val="single" w:sz="4" w:space="0" w:color="8EAADB"/>
+              <w:top w:val="single" w:sz="6" w:space="0" w:color="1F3864"/>
+              <w:left w:val="single" w:sz="6" w:space="0" w:color="1F3864"/>
+              <w:bottom w:val="single" w:sz="6" w:space="0" w:color="1F3864"/>
+              <w:right w:val="single" w:sz="6" w:space="0" w:color="1F3864"/>
             </w:tcBorders>
             <w:shd w:val="clear" w:color="auto" w:fill="D9E2F3"/>
             <w:tcMar>
@@ -19775,14 +19624,14 @@
       <w:tr>
         <w:tc>
           <w:tcPr>
-            <w:tcW w:w="1567" w:type="dxa"/>
+            <w:tcW w:w="1566" w:type="dxa"/>
             <w:gridSpan w:val="2"/>
             <w:vMerge/>
             <w:tcBorders>
-              <w:top w:val="single" w:sz="4" w:space="0" w:color="8EAADB"/>
-              <w:left w:val="single" w:sz="4" w:space="0" w:color="8EAADB"/>
-              <w:bottom w:val="single" w:sz="4" w:space="0" w:color="8EAADB"/>
-              <w:right w:val="single" w:sz="4" w:space="0" w:color="8EAADB"/>
+              <w:top w:val="single" w:sz="6" w:space="0" w:color="1F3864"/>
+              <w:left w:val="single" w:sz="6" w:space="0" w:color="1F3864"/>
+              <w:bottom w:val="single" w:sz="6" w:space="0" w:color="1F3864"/>
+              <w:right w:val="single" w:sz="6" w:space="0" w:color="1F3864"/>
             </w:tcBorders>
             <w:shd w:val="clear" w:color="auto" w:fill="D9E2F3"/>
           </w:tcPr>
@@ -19799,13 +19648,13 @@
         </w:tc>
         <w:tc>
           <w:tcPr>
-            <w:tcW w:w="6270" w:type="dxa"/>
+            <w:tcW w:w="6259" w:type="dxa"/>
             <w:gridSpan w:val="13"/>
             <w:tcBorders>
-              <w:top w:val="single" w:sz="4" w:space="0" w:color="4472C4"/>
-              <w:left w:val="single" w:sz="4" w:space="0" w:color="4472C4"/>
-              <w:bottom w:val="single" w:sz="4" w:space="0" w:color="4472C4"/>
-              <w:right w:val="single" w:sz="4" w:space="0" w:color="4472C4"/>
+              <w:top w:val="single" w:sz="6" w:space="0" w:color="1F3864"/>
+              <w:left w:val="single" w:sz="6" w:space="0" w:color="1F3864"/>
+              <w:bottom w:val="single" w:sz="6" w:space="0" w:color="1F3864"/>
+              <w:right w:val="single" w:sz="6" w:space="0" w:color="1F3864"/>
             </w:tcBorders>
             <w:shd w:val="clear" w:color="auto" w:fill="4472C4"/>
             <w:tcMar>
@@ -19846,10 +19695,10 @@
           <w:tcPr>
             <w:tcW w:w="1567" w:type="dxa"/>
             <w:tcBorders>
-              <w:top w:val="single" w:sz="4" w:space="0" w:color="4472C4"/>
-              <w:left w:val="single" w:sz="4" w:space="0" w:color="4472C4"/>
-              <w:bottom w:val="single" w:sz="4" w:space="0" w:color="4472C4"/>
-              <w:right w:val="single" w:sz="4" w:space="0" w:color="4472C4"/>
+              <w:top w:val="single" w:sz="6" w:space="0" w:color="1F3864"/>
+              <w:left w:val="single" w:sz="6" w:space="0" w:color="1F3864"/>
+              <w:bottom w:val="single" w:sz="6" w:space="0" w:color="1F3864"/>
+              <w:right w:val="single" w:sz="6" w:space="0" w:color="1F3864"/>
             </w:tcBorders>
             <w:shd w:val="clear" w:color="auto" w:fill="4472C4"/>
             <w:tcMar>
@@ -19890,13 +19739,13 @@
       <w:tr>
         <w:tc>
           <w:tcPr>
-            <w:tcW w:w="1567" w:type="dxa"/>
+            <w:tcW w:w="1566" w:type="dxa"/>
             <w:gridSpan w:val="2"/>
             <w:tcBorders>
-              <w:top w:val="single" w:sz="4" w:space="0" w:color="8EAADB"/>
-              <w:left w:val="single" w:sz="4" w:space="0" w:color="8EAADB"/>
-              <w:bottom w:val="single" w:sz="4" w:space="0" w:color="8EAADB"/>
-              <w:right w:val="single" w:sz="4" w:space="0" w:color="8EAADB"/>
+              <w:top w:val="single" w:sz="6" w:space="0" w:color="1F3864"/>
+              <w:left w:val="single" w:sz="6" w:space="0" w:color="1F3864"/>
+              <w:bottom w:val="single" w:sz="6" w:space="0" w:color="1F3864"/>
+              <w:right w:val="single" w:sz="6" w:space="0" w:color="1F3864"/>
             </w:tcBorders>
             <w:shd w:val="clear" w:color="auto" w:fill="D9E2F3"/>
           </w:tcPr>
@@ -19913,13 +19762,13 @@
         </w:tc>
         <w:tc>
           <w:tcPr>
-            <w:tcW w:w="6270" w:type="dxa"/>
+            <w:tcW w:w="6259" w:type="dxa"/>
             <w:gridSpan w:val="13"/>
             <w:tcBorders>
-              <w:top w:val="single" w:sz="4" w:space="0" w:color="8EAADB"/>
-              <w:left w:val="single" w:sz="4" w:space="0" w:color="8EAADB"/>
-              <w:bottom w:val="single" w:sz="4" w:space="0" w:color="8EAADB"/>
-              <w:right w:val="single" w:sz="4" w:space="0" w:color="8EAADB"/>
+              <w:top w:val="single" w:sz="6" w:space="0" w:color="1F3864"/>
+              <w:left w:val="single" w:sz="6" w:space="0" w:color="1F3864"/>
+              <w:bottom w:val="single" w:sz="6" w:space="0" w:color="1F3864"/>
+              <w:right w:val="single" w:sz="6" w:space="0" w:color="1F3864"/>
             </w:tcBorders>
             <w:shd w:val="clear" w:color="auto" w:fill="D9E2F3"/>
             <w:tcMar>
@@ -19950,10 +19799,10 @@
           <w:tcPr>
             <w:tcW w:w="1567" w:type="dxa"/>
             <w:tcBorders>
-              <w:top w:val="single" w:sz="4" w:space="0" w:color="8EAADB"/>
-              <w:left w:val="single" w:sz="4" w:space="0" w:color="8EAADB"/>
-              <w:bottom w:val="single" w:sz="4" w:space="0" w:color="8EAADB"/>
-              <w:right w:val="single" w:sz="4" w:space="0" w:color="8EAADB"/>
+              <w:top w:val="single" w:sz="6" w:space="0" w:color="1F3864"/>
+              <w:left w:val="single" w:sz="6" w:space="0" w:color="1F3864"/>
+              <w:bottom w:val="single" w:sz="6" w:space="0" w:color="1F3864"/>
+              <w:right w:val="single" w:sz="6" w:space="0" w:color="1F3864"/>
             </w:tcBorders>
             <w:shd w:val="clear" w:color="auto" w:fill="D9E2F3"/>
             <w:tcMar>
@@ -19984,13 +19833,13 @@
       <w:tr>
         <w:tc>
           <w:tcPr>
-            <w:tcW w:w="9405" w:type="dxa"/>
+            <w:tcW w:w="9392" w:type="dxa"/>
             <w:gridSpan w:val="16"/>
             <w:tcBorders>
-              <w:top w:val="single" w:sz="4" w:space="0" w:color="8EAADB"/>
-              <w:left w:val="single" w:sz="4" w:space="0" w:color="8EAADB"/>
-              <w:bottom w:val="single" w:sz="4" w:space="0" w:color="8EAADB"/>
-              <w:right w:val="single" w:sz="4" w:space="0" w:color="8EAADB"/>
+              <w:top w:val="single" w:sz="6" w:space="0" w:color="1F3864"/>
+              <w:left w:val="single" w:sz="6" w:space="0" w:color="1F3864"/>
+              <w:bottom w:val="single" w:sz="6" w:space="0" w:color="1F3864"/>
+              <w:right w:val="single" w:sz="6" w:space="0" w:color="1F3864"/>
             </w:tcBorders>
             <w:shd w:val="clear" w:color="auto" w:fill="D9E2F3"/>
             <w:tcMar>
@@ -20538,13 +20387,13 @@
       <w:tr>
         <w:tc>
           <w:tcPr>
-            <w:tcW w:w="9405" w:type="dxa"/>
+            <w:tcW w:w="9392" w:type="dxa"/>
             <w:gridSpan w:val="16"/>
             <w:tcBorders>
-              <w:top w:val="single" w:sz="4" w:space="0" w:color="8EAADB"/>
-              <w:left w:val="single" w:sz="4" w:space="0" w:color="8EAADB"/>
-              <w:bottom w:val="single" w:sz="4" w:space="0" w:color="8EAADB"/>
-              <w:right w:val="single" w:sz="4" w:space="0" w:color="8EAADB"/>
+              <w:top w:val="single" w:sz="6" w:space="0" w:color="1F3864"/>
+              <w:left w:val="single" w:sz="6" w:space="0" w:color="1F3864"/>
+              <w:bottom w:val="single" w:sz="6" w:space="0" w:color="1F3864"/>
+              <w:right w:val="single" w:sz="6" w:space="0" w:color="1F3864"/>
             </w:tcBorders>
             <w:shd w:val="clear" w:color="auto" w:fill="D9E2F3"/>
             <w:tcMar>

--- a/rediseno_2026/4.5 Itinerarios formateados y corregidos/CPA-506 Reportes y Aseguramiento de Sostenibilidad y Auditoría Ambiental.docx
+++ b/rediseno_2026/4.5 Itinerarios formateados y corregidos/CPA-506 Reportes y Aseguramiento de Sostenibilidad y Auditoría Ambiental.docx
@@ -85,8 +85,10 @@
         </w:tblBorders>
         <w:tblLayout w:type="fixed"/>
         <w:tblCellMar>
-          <w:left w:w="10" w:type="dxa"/>
-          <w:right w:w="10" w:type="dxa"/>
+          <w:top w:w="40" w:type="dxa"/>
+          <w:left w:w="90" w:type="dxa"/>
+          <w:bottom w:w="40" w:type="dxa"/>
+          <w:right w:w="90" w:type="dxa"/>
         </w:tblCellMar>
         <w:tblLook w:val="0000" w:firstRow="0" w:lastRow="0" w:firstColumn="0" w:lastColumn="0" w:noHBand="0" w:noVBand="0"/>
       </w:tblPr>
@@ -120,12 +122,6 @@
               <w:right w:val="single" w:sz="6" w:space="0" w:color="1F3864"/>
             </w:tcBorders>
             <w:shd w:val="clear" w:color="auto" w:fill="4472C4"/>
-            <w:tcMar>
-              <w:top w:w="50" w:type="dxa"/>
-              <w:left w:w="90" w:type="dxa"/>
-              <w:bottom w:w="50" w:type="dxa"/>
-              <w:right w:w="90" w:type="dxa"/>
-            </w:tcMar>
             <w:vAlign w:val="center"/>
           </w:tcPr>
           <w:p>
@@ -166,12 +162,6 @@
               <w:right w:val="single" w:sz="6" w:space="0" w:color="1F3864"/>
             </w:tcBorders>
             <w:shd w:val="clear" w:color="auto" w:fill="4472C4"/>
-            <w:tcMar>
-              <w:top w:w="50" w:type="dxa"/>
-              <w:left w:w="90" w:type="dxa"/>
-              <w:bottom w:w="50" w:type="dxa"/>
-              <w:right w:w="90" w:type="dxa"/>
-            </w:tcMar>
             <w:vAlign w:val="center"/>
           </w:tcPr>
           <w:p>
@@ -212,12 +202,6 @@
               <w:right w:val="single" w:sz="6" w:space="0" w:color="1F3864"/>
             </w:tcBorders>
             <w:shd w:val="clear" w:color="auto" w:fill="4472C4"/>
-            <w:tcMar>
-              <w:top w:w="50" w:type="dxa"/>
-              <w:left w:w="90" w:type="dxa"/>
-              <w:bottom w:w="50" w:type="dxa"/>
-              <w:right w:w="90" w:type="dxa"/>
-            </w:tcMar>
             <w:vAlign w:val="center"/>
           </w:tcPr>
           <w:p>
@@ -258,12 +242,6 @@
               <w:right w:val="single" w:sz="6" w:space="0" w:color="1F3864"/>
             </w:tcBorders>
             <w:shd w:val="clear" w:color="auto" w:fill="4472C4"/>
-            <w:tcMar>
-              <w:top w:w="50" w:type="dxa"/>
-              <w:left w:w="90" w:type="dxa"/>
-              <w:bottom w:w="50" w:type="dxa"/>
-              <w:right w:w="90" w:type="dxa"/>
-            </w:tcMar>
             <w:vAlign w:val="center"/>
           </w:tcPr>
           <w:p>
@@ -306,12 +284,6 @@
               <w:right w:val="single" w:sz="6" w:space="0" w:color="1F3864"/>
             </w:tcBorders>
             <w:shd w:val="clear" w:color="auto" w:fill="4472C4"/>
-            <w:tcMar>
-              <w:top w:w="50" w:type="dxa"/>
-              <w:left w:w="90" w:type="dxa"/>
-              <w:bottom w:w="50" w:type="dxa"/>
-              <w:right w:w="90" w:type="dxa"/>
-            </w:tcMar>
             <w:vAlign w:val="center"/>
           </w:tcPr>
           <w:p>
@@ -365,12 +337,6 @@
               <w:right w:val="single" w:sz="6" w:space="0" w:color="1F3864"/>
             </w:tcBorders>
             <w:shd w:val="clear" w:color="auto" w:fill="4472C4"/>
-            <w:tcMar>
-              <w:top w:w="50" w:type="dxa"/>
-              <w:left w:w="90" w:type="dxa"/>
-              <w:bottom w:w="50" w:type="dxa"/>
-              <w:right w:w="90" w:type="dxa"/>
-            </w:tcMar>
             <w:vAlign w:val="center"/>
           </w:tcPr>
           <w:p>
@@ -411,12 +377,6 @@
               <w:right w:val="single" w:sz="6" w:space="0" w:color="1F3864"/>
             </w:tcBorders>
             <w:shd w:val="clear" w:color="auto" w:fill="4472C4"/>
-            <w:tcMar>
-              <w:top w:w="50" w:type="dxa"/>
-              <w:left w:w="90" w:type="dxa"/>
-              <w:bottom w:w="50" w:type="dxa"/>
-              <w:right w:w="90" w:type="dxa"/>
-            </w:tcMar>
             <w:vAlign w:val="center"/>
           </w:tcPr>
           <w:p>
@@ -457,12 +417,6 @@
               <w:right w:val="single" w:sz="6" w:space="0" w:color="1F3864"/>
             </w:tcBorders>
             <w:shd w:val="clear" w:color="auto" w:fill="4472C4"/>
-            <w:tcMar>
-              <w:top w:w="50" w:type="dxa"/>
-              <w:left w:w="90" w:type="dxa"/>
-              <w:bottom w:w="50" w:type="dxa"/>
-              <w:right w:w="90" w:type="dxa"/>
-            </w:tcMar>
             <w:vAlign w:val="center"/>
           </w:tcPr>
           <w:p>
@@ -505,12 +459,6 @@
               <w:right w:val="single" w:sz="6" w:space="0" w:color="1F3864"/>
             </w:tcBorders>
             <w:shd w:val="clear" w:color="auto" w:fill="4472C4"/>
-            <w:tcMar>
-              <w:top w:w="50" w:type="dxa"/>
-              <w:left w:w="90" w:type="dxa"/>
-              <w:bottom w:w="50" w:type="dxa"/>
-              <w:right w:w="90" w:type="dxa"/>
-            </w:tcMar>
             <w:vAlign w:val="center"/>
           </w:tcPr>
           <w:p>
@@ -551,12 +499,6 @@
               <w:right w:val="single" w:sz="6" w:space="0" w:color="1F3864"/>
             </w:tcBorders>
             <w:shd w:val="clear" w:color="auto" w:fill="4472C4"/>
-            <w:tcMar>
-              <w:top w:w="50" w:type="dxa"/>
-              <w:left w:w="90" w:type="dxa"/>
-              <w:bottom w:w="50" w:type="dxa"/>
-              <w:right w:w="90" w:type="dxa"/>
-            </w:tcMar>
             <w:vAlign w:val="center"/>
           </w:tcPr>
           <w:p>
@@ -598,12 +540,6 @@
               <w:right w:val="single" w:sz="6" w:space="0" w:color="1F3864"/>
             </w:tcBorders>
             <w:shd w:val="clear" w:color="auto" w:fill="4472C4"/>
-            <w:tcMar>
-              <w:top w:w="50" w:type="dxa"/>
-              <w:left w:w="90" w:type="dxa"/>
-              <w:bottom w:w="50" w:type="dxa"/>
-              <w:right w:w="90" w:type="dxa"/>
-            </w:tcMar>
             <w:vAlign w:val="center"/>
           </w:tcPr>
           <w:p>
@@ -643,12 +579,6 @@
               <w:right w:val="single" w:sz="6" w:space="0" w:color="1F3864"/>
             </w:tcBorders>
             <w:shd w:val="clear" w:color="auto" w:fill="4472C4"/>
-            <w:tcMar>
-              <w:top w:w="50" w:type="dxa"/>
-              <w:left w:w="90" w:type="dxa"/>
-              <w:bottom w:w="50" w:type="dxa"/>
-              <w:right w:w="90" w:type="dxa"/>
-            </w:tcMar>
             <w:vAlign w:val="center"/>
           </w:tcPr>
           <w:p>
@@ -688,12 +618,6 @@
               <w:right w:val="single" w:sz="6" w:space="0" w:color="1F3864"/>
             </w:tcBorders>
             <w:shd w:val="clear" w:color="auto" w:fill="4472C4"/>
-            <w:tcMar>
-              <w:top w:w="50" w:type="dxa"/>
-              <w:left w:w="90" w:type="dxa"/>
-              <w:bottom w:w="50" w:type="dxa"/>
-              <w:right w:w="90" w:type="dxa"/>
-            </w:tcMar>
             <w:vAlign w:val="center"/>
           </w:tcPr>
           <w:p>
@@ -733,12 +657,6 @@
               <w:right w:val="single" w:sz="6" w:space="0" w:color="1F3864"/>
             </w:tcBorders>
             <w:shd w:val="clear" w:color="auto" w:fill="4472C4"/>
-            <w:tcMar>
-              <w:top w:w="50" w:type="dxa"/>
-              <w:left w:w="90" w:type="dxa"/>
-              <w:bottom w:w="50" w:type="dxa"/>
-              <w:right w:w="90" w:type="dxa"/>
-            </w:tcMar>
             <w:vAlign w:val="center"/>
           </w:tcPr>
           <w:p>
@@ -778,12 +696,6 @@
               <w:right w:val="single" w:sz="6" w:space="0" w:color="1F3864"/>
             </w:tcBorders>
             <w:shd w:val="clear" w:color="auto" w:fill="4472C4"/>
-            <w:tcMar>
-              <w:top w:w="50" w:type="dxa"/>
-              <w:left w:w="90" w:type="dxa"/>
-              <w:bottom w:w="50" w:type="dxa"/>
-              <w:right w:w="90" w:type="dxa"/>
-            </w:tcMar>
             <w:vAlign w:val="center"/>
           </w:tcPr>
           <w:p>
@@ -823,12 +735,6 @@
               <w:right w:val="single" w:sz="6" w:space="0" w:color="1F3864"/>
             </w:tcBorders>
             <w:shd w:val="clear" w:color="auto" w:fill="4472C4"/>
-            <w:tcMar>
-              <w:top w:w="50" w:type="dxa"/>
-              <w:left w:w="90" w:type="dxa"/>
-              <w:bottom w:w="50" w:type="dxa"/>
-              <w:right w:w="90" w:type="dxa"/>
-            </w:tcMar>
             <w:vAlign w:val="center"/>
           </w:tcPr>
           <w:p>
@@ -869,12 +775,6 @@
               <w:right w:val="single" w:sz="6" w:space="0" w:color="1F3864"/>
             </w:tcBorders>
             <w:shd w:val="clear" w:color="auto" w:fill="D9E2F3"/>
-            <w:tcMar>
-              <w:top w:w="50" w:type="dxa"/>
-              <w:left w:w="90" w:type="dxa"/>
-              <w:bottom w:w="50" w:type="dxa"/>
-              <w:right w:w="90" w:type="dxa"/>
-            </w:tcMar>
             <w:vAlign w:val="center"/>
           </w:tcPr>
           <w:p>
@@ -909,12 +809,6 @@
               <w:right w:val="single" w:sz="6" w:space="0" w:color="1F3864"/>
             </w:tcBorders>
             <w:shd w:val="clear" w:color="auto" w:fill="D9E2F3"/>
-            <w:tcMar>
-              <w:top w:w="50" w:type="dxa"/>
-              <w:left w:w="90" w:type="dxa"/>
-              <w:bottom w:w="50" w:type="dxa"/>
-              <w:right w:w="90" w:type="dxa"/>
-            </w:tcMar>
             <w:vAlign w:val="center"/>
           </w:tcPr>
           <w:p>
@@ -948,12 +842,6 @@
               <w:right w:val="single" w:sz="6" w:space="0" w:color="1F3864"/>
             </w:tcBorders>
             <w:shd w:val="clear" w:color="auto" w:fill="D9E2F3"/>
-            <w:tcMar>
-              <w:top w:w="50" w:type="dxa"/>
-              <w:left w:w="90" w:type="dxa"/>
-              <w:bottom w:w="50" w:type="dxa"/>
-              <w:right w:w="90" w:type="dxa"/>
-            </w:tcMar>
             <w:vAlign w:val="center"/>
           </w:tcPr>
           <w:p>
@@ -987,12 +875,6 @@
               <w:right w:val="single" w:sz="6" w:space="0" w:color="1F3864"/>
             </w:tcBorders>
             <w:shd w:val="clear" w:color="auto" w:fill="D9E2F3"/>
-            <w:tcMar>
-              <w:top w:w="50" w:type="dxa"/>
-              <w:left w:w="90" w:type="dxa"/>
-              <w:bottom w:w="50" w:type="dxa"/>
-              <w:right w:w="90" w:type="dxa"/>
-            </w:tcMar>
             <w:vAlign w:val="center"/>
           </w:tcPr>
           <w:p>
@@ -1026,12 +908,6 @@
               <w:right w:val="single" w:sz="6" w:space="0" w:color="1F3864"/>
             </w:tcBorders>
             <w:shd w:val="clear" w:color="auto" w:fill="D9E2F3"/>
-            <w:tcMar>
-              <w:top w:w="50" w:type="dxa"/>
-              <w:left w:w="90" w:type="dxa"/>
-              <w:bottom w:w="50" w:type="dxa"/>
-              <w:right w:w="90" w:type="dxa"/>
-            </w:tcMar>
             <w:vAlign w:val="center"/>
           </w:tcPr>
           <w:p>
@@ -1065,12 +941,6 @@
               <w:right w:val="single" w:sz="6" w:space="0" w:color="1F3864"/>
             </w:tcBorders>
             <w:shd w:val="clear" w:color="auto" w:fill="D9E2F3"/>
-            <w:tcMar>
-              <w:top w:w="50" w:type="dxa"/>
-              <w:left w:w="90" w:type="dxa"/>
-              <w:bottom w:w="50" w:type="dxa"/>
-              <w:right w:w="90" w:type="dxa"/>
-            </w:tcMar>
             <w:vAlign w:val="center"/>
           </w:tcPr>
           <w:p>
@@ -1104,12 +974,6 @@
               <w:right w:val="single" w:sz="6" w:space="0" w:color="1F3864"/>
             </w:tcBorders>
             <w:shd w:val="clear" w:color="auto" w:fill="D9E2F3"/>
-            <w:tcMar>
-              <w:top w:w="50" w:type="dxa"/>
-              <w:left w:w="90" w:type="dxa"/>
-              <w:bottom w:w="50" w:type="dxa"/>
-              <w:right w:w="90" w:type="dxa"/>
-            </w:tcMar>
             <w:vAlign w:val="center"/>
           </w:tcPr>
           <w:p>
@@ -1169,12 +1033,6 @@
               <w:right w:val="single" w:sz="6" w:space="0" w:color="1F3864"/>
             </w:tcBorders>
             <w:shd w:val="clear" w:color="auto" w:fill="4472C4"/>
-            <w:tcMar>
-              <w:top w:w="50" w:type="dxa"/>
-              <w:left w:w="90" w:type="dxa"/>
-              <w:bottom w:w="50" w:type="dxa"/>
-              <w:right w:w="90" w:type="dxa"/>
-            </w:tcMar>
             <w:vAlign w:val="center"/>
           </w:tcPr>
           <w:p>
@@ -1217,12 +1075,6 @@
               <w:right w:val="single" w:sz="6" w:space="0" w:color="1F3864"/>
             </w:tcBorders>
             <w:shd w:val="clear" w:color="auto" w:fill="D9E2F3"/>
-            <w:tcMar>
-              <w:top w:w="50" w:type="dxa"/>
-              <w:left w:w="90" w:type="dxa"/>
-              <w:bottom w:w="50" w:type="dxa"/>
-              <w:right w:w="90" w:type="dxa"/>
-            </w:tcMar>
             <w:vAlign w:val="center"/>
           </w:tcPr>
           <w:p>
@@ -1267,12 +1119,6 @@
               <w:right w:val="single" w:sz="6" w:space="0" w:color="1F3864"/>
             </w:tcBorders>
             <w:shd w:val="clear" w:color="auto" w:fill="D9E2F3"/>
-            <w:tcMar>
-              <w:top w:w="50" w:type="dxa"/>
-              <w:left w:w="90" w:type="dxa"/>
-              <w:bottom w:w="50" w:type="dxa"/>
-              <w:right w:w="90" w:type="dxa"/>
-            </w:tcMar>
             <w:vAlign w:val="center"/>
           </w:tcPr>
           <w:p>
@@ -1320,12 +1166,6 @@
               <w:right w:val="single" w:sz="6" w:space="0" w:color="1F3864"/>
             </w:tcBorders>
             <w:shd w:val="clear" w:color="auto" w:fill="4472C4"/>
-            <w:tcMar>
-              <w:top w:w="50" w:type="dxa"/>
-              <w:left w:w="90" w:type="dxa"/>
-              <w:bottom w:w="50" w:type="dxa"/>
-              <w:right w:w="90" w:type="dxa"/>
-            </w:tcMar>
             <w:vAlign w:val="center"/>
           </w:tcPr>
           <w:p>
@@ -1366,12 +1206,6 @@
               <w:right w:val="single" w:sz="6" w:space="0" w:color="1F3864"/>
             </w:tcBorders>
             <w:shd w:val="clear" w:color="auto" w:fill="4472C4"/>
-            <w:tcMar>
-              <w:top w:w="50" w:type="dxa"/>
-              <w:left w:w="90" w:type="dxa"/>
-              <w:bottom w:w="50" w:type="dxa"/>
-              <w:right w:w="90" w:type="dxa"/>
-            </w:tcMar>
             <w:vAlign w:val="center"/>
           </w:tcPr>
           <w:p>
@@ -1412,12 +1246,6 @@
               <w:right w:val="single" w:sz="6" w:space="0" w:color="1F3864"/>
             </w:tcBorders>
             <w:shd w:val="clear" w:color="auto" w:fill="4472C4"/>
-            <w:tcMar>
-              <w:top w:w="50" w:type="dxa"/>
-              <w:left w:w="90" w:type="dxa"/>
-              <w:bottom w:w="50" w:type="dxa"/>
-              <w:right w:w="90" w:type="dxa"/>
-            </w:tcMar>
             <w:vAlign w:val="center"/>
           </w:tcPr>
           <w:p>
@@ -1462,12 +1290,6 @@
               <w:right w:val="single" w:sz="6" w:space="0" w:color="1F3864"/>
             </w:tcBorders>
             <w:shd w:val="clear" w:color="auto" w:fill="D9E2F3"/>
-            <w:tcMar>
-              <w:top w:w="50" w:type="dxa"/>
-              <w:left w:w="90" w:type="dxa"/>
-              <w:bottom w:w="50" w:type="dxa"/>
-              <w:right w:w="90" w:type="dxa"/>
-            </w:tcMar>
             <w:vAlign w:val="center"/>
           </w:tcPr>
           <w:p>
@@ -1500,12 +1322,6 @@
               <w:right w:val="single" w:sz="6" w:space="0" w:color="1F3864"/>
             </w:tcBorders>
             <w:shd w:val="clear" w:color="auto" w:fill="D9E2F3"/>
-            <w:tcMar>
-              <w:top w:w="50" w:type="dxa"/>
-              <w:left w:w="90" w:type="dxa"/>
-              <w:bottom w:w="50" w:type="dxa"/>
-              <w:right w:w="90" w:type="dxa"/>
-            </w:tcMar>
             <w:vAlign w:val="center"/>
           </w:tcPr>
           <w:p>
@@ -1562,12 +1378,6 @@
               <w:right w:val="single" w:sz="6" w:space="0" w:color="1F3864"/>
             </w:tcBorders>
             <w:shd w:val="clear" w:color="auto" w:fill="D9E2F3"/>
-            <w:tcMar>
-              <w:top w:w="50" w:type="dxa"/>
-              <w:left w:w="90" w:type="dxa"/>
-              <w:bottom w:w="50" w:type="dxa"/>
-              <w:right w:w="90" w:type="dxa"/>
-            </w:tcMar>
             <w:vAlign w:val="center"/>
           </w:tcPr>
           <w:p>
@@ -1653,12 +1463,6 @@
               <w:right w:val="single" w:sz="6" w:space="0" w:color="1F3864"/>
             </w:tcBorders>
             <w:shd w:val="clear" w:color="auto" w:fill="D9E2F3"/>
-            <w:tcMar>
-              <w:top w:w="50" w:type="dxa"/>
-              <w:left w:w="90" w:type="dxa"/>
-              <w:bottom w:w="50" w:type="dxa"/>
-              <w:right w:w="90" w:type="dxa"/>
-            </w:tcMar>
             <w:vAlign w:val="center"/>
           </w:tcPr>
           <w:p>
@@ -1699,12 +1503,6 @@
               <w:right w:val="single" w:sz="6" w:space="0" w:color="1F3864"/>
             </w:tcBorders>
             <w:shd w:val="clear" w:color="auto" w:fill="D9E2F3"/>
-            <w:tcMar>
-              <w:top w:w="50" w:type="dxa"/>
-              <w:left w:w="90" w:type="dxa"/>
-              <w:bottom w:w="50" w:type="dxa"/>
-              <w:right w:w="90" w:type="dxa"/>
-            </w:tcMar>
             <w:vAlign w:val="center"/>
           </w:tcPr>
           <w:p>
@@ -1751,12 +1549,6 @@
               <w:right w:val="single" w:sz="6" w:space="0" w:color="1F3864"/>
             </w:tcBorders>
             <w:shd w:val="clear" w:color="auto" w:fill="D9E2F3"/>
-            <w:tcMar>
-              <w:top w:w="50" w:type="dxa"/>
-              <w:left w:w="90" w:type="dxa"/>
-              <w:bottom w:w="50" w:type="dxa"/>
-              <w:right w:w="90" w:type="dxa"/>
-            </w:tcMar>
             <w:vAlign w:val="center"/>
           </w:tcPr>
           <w:p>
@@ -1821,12 +1613,6 @@
               <w:right w:val="single" w:sz="6" w:space="0" w:color="1F3864"/>
             </w:tcBorders>
             <w:shd w:val="clear" w:color="auto" w:fill="D9E2F3"/>
-            <w:tcMar>
-              <w:top w:w="50" w:type="dxa"/>
-              <w:left w:w="90" w:type="dxa"/>
-              <w:bottom w:w="50" w:type="dxa"/>
-              <w:right w:w="90" w:type="dxa"/>
-            </w:tcMar>
             <w:vAlign w:val="center"/>
           </w:tcPr>
           <w:p>
@@ -1891,12 +1677,6 @@
               <w:right w:val="single" w:sz="6" w:space="0" w:color="1F3864"/>
             </w:tcBorders>
             <w:shd w:val="clear" w:color="auto" w:fill="D9E2F3"/>
-            <w:tcMar>
-              <w:top w:w="50" w:type="dxa"/>
-              <w:left w:w="90" w:type="dxa"/>
-              <w:bottom w:w="50" w:type="dxa"/>
-              <w:right w:w="90" w:type="dxa"/>
-            </w:tcMar>
             <w:vAlign w:val="center"/>
           </w:tcPr>
           <w:p>
@@ -1982,12 +1762,6 @@
               <w:right w:val="single" w:sz="6" w:space="0" w:color="1F3864"/>
             </w:tcBorders>
             <w:shd w:val="clear" w:color="auto" w:fill="D9E2F3"/>
-            <w:tcMar>
-              <w:top w:w="50" w:type="dxa"/>
-              <w:left w:w="90" w:type="dxa"/>
-              <w:bottom w:w="50" w:type="dxa"/>
-              <w:right w:w="90" w:type="dxa"/>
-            </w:tcMar>
             <w:vAlign w:val="center"/>
           </w:tcPr>
           <w:p>
@@ -2028,12 +1802,6 @@
               <w:right w:val="single" w:sz="6" w:space="0" w:color="1F3864"/>
             </w:tcBorders>
             <w:shd w:val="clear" w:color="auto" w:fill="D9E2F3"/>
-            <w:tcMar>
-              <w:top w:w="50" w:type="dxa"/>
-              <w:left w:w="90" w:type="dxa"/>
-              <w:bottom w:w="50" w:type="dxa"/>
-              <w:right w:w="90" w:type="dxa"/>
-            </w:tcMar>
             <w:vAlign w:val="center"/>
           </w:tcPr>
           <w:p>
@@ -2078,12 +1846,6 @@
               <w:right w:val="single" w:sz="6" w:space="0" w:color="1F3864"/>
             </w:tcBorders>
             <w:shd w:val="clear" w:color="auto" w:fill="4472C4"/>
-            <w:tcMar>
-              <w:top w:w="50" w:type="dxa"/>
-              <w:left w:w="90" w:type="dxa"/>
-              <w:bottom w:w="50" w:type="dxa"/>
-              <w:right w:w="90" w:type="dxa"/>
-            </w:tcMar>
             <w:vAlign w:val="center"/>
           </w:tcPr>
           <w:p>
@@ -2126,12 +1888,6 @@
               <w:right w:val="single" w:sz="6" w:space="0" w:color="1F3864"/>
             </w:tcBorders>
             <w:shd w:val="clear" w:color="auto" w:fill="4472C4"/>
-            <w:tcMar>
-              <w:top w:w="50" w:type="dxa"/>
-              <w:left w:w="90" w:type="dxa"/>
-              <w:bottom w:w="50" w:type="dxa"/>
-              <w:right w:w="90" w:type="dxa"/>
-            </w:tcMar>
             <w:vAlign w:val="center"/>
           </w:tcPr>
           <w:p>
@@ -2171,12 +1927,6 @@
               <w:right w:val="single" w:sz="6" w:space="0" w:color="1F3864"/>
             </w:tcBorders>
             <w:shd w:val="clear" w:color="auto" w:fill="D9E2F3"/>
-            <w:tcMar>
-              <w:top w:w="50" w:type="dxa"/>
-              <w:left w:w="90" w:type="dxa"/>
-              <w:bottom w:w="50" w:type="dxa"/>
-              <w:right w:w="90" w:type="dxa"/>
-            </w:tcMar>
             <w:vAlign w:val="center"/>
           </w:tcPr>
           <w:p>
@@ -2235,12 +1985,6 @@
               <w:right w:val="single" w:sz="6" w:space="0" w:color="1F3864"/>
             </w:tcBorders>
             <w:shd w:val="clear" w:color="auto" w:fill="4472C4"/>
-            <w:tcMar>
-              <w:top w:w="50" w:type="dxa"/>
-              <w:left w:w="90" w:type="dxa"/>
-              <w:bottom w:w="50" w:type="dxa"/>
-              <w:right w:w="90" w:type="dxa"/>
-            </w:tcMar>
             <w:vAlign w:val="center"/>
           </w:tcPr>
           <w:p>
@@ -2282,12 +2026,6 @@
               <w:right w:val="single" w:sz="6" w:space="0" w:color="1F3864"/>
             </w:tcBorders>
             <w:shd w:val="clear" w:color="auto" w:fill="D9E2F3"/>
-            <w:tcMar>
-              <w:top w:w="50" w:type="dxa"/>
-              <w:left w:w="90" w:type="dxa"/>
-              <w:bottom w:w="50" w:type="dxa"/>
-              <w:right w:w="90" w:type="dxa"/>
-            </w:tcMar>
             <w:vAlign w:val="center"/>
           </w:tcPr>
           <w:p>
@@ -2411,12 +2149,6 @@
               <w:right w:val="single" w:sz="6" w:space="0" w:color="1F3864"/>
             </w:tcBorders>
             <w:shd w:val="clear" w:color="auto" w:fill="D9E2F3"/>
-            <w:tcMar>
-              <w:top w:w="50" w:type="dxa"/>
-              <w:left w:w="90" w:type="dxa"/>
-              <w:bottom w:w="50" w:type="dxa"/>
-              <w:right w:w="90" w:type="dxa"/>
-            </w:tcMar>
             <w:vAlign w:val="center"/>
           </w:tcPr>
           <w:p>
@@ -3291,12 +3023,6 @@
               <w:right w:val="single" w:sz="6" w:space="0" w:color="1F3864"/>
             </w:tcBorders>
             <w:shd w:val="clear" w:color="auto" w:fill="D9E2F3"/>
-            <w:tcMar>
-              <w:top w:w="50" w:type="dxa"/>
-              <w:left w:w="90" w:type="dxa"/>
-              <w:bottom w:w="50" w:type="dxa"/>
-              <w:right w:w="90" w:type="dxa"/>
-            </w:tcMar>
             <w:vAlign w:val="center"/>
           </w:tcPr>
           <w:p>
@@ -3406,12 +3132,6 @@
               <w:right w:val="single" w:sz="6" w:space="0" w:color="1F3864"/>
             </w:tcBorders>
             <w:shd w:val="clear" w:color="auto" w:fill="D9E2F3"/>
-            <w:tcMar>
-              <w:top w:w="50" w:type="dxa"/>
-              <w:left w:w="90" w:type="dxa"/>
-              <w:bottom w:w="50" w:type="dxa"/>
-              <w:right w:w="90" w:type="dxa"/>
-            </w:tcMar>
             <w:vAlign w:val="center"/>
           </w:tcPr>
           <w:p>
@@ -3527,12 +3247,6 @@
               <w:right w:val="single" w:sz="6" w:space="0" w:color="1F3864"/>
             </w:tcBorders>
             <w:shd w:val="clear" w:color="auto" w:fill="4472C4"/>
-            <w:tcMar>
-              <w:top w:w="50" w:type="dxa"/>
-              <w:left w:w="90" w:type="dxa"/>
-              <w:bottom w:w="50" w:type="dxa"/>
-              <w:right w:w="90" w:type="dxa"/>
-            </w:tcMar>
             <w:vAlign w:val="center"/>
           </w:tcPr>
           <w:p>
@@ -3573,12 +3287,6 @@
               <w:right w:val="single" w:sz="6" w:space="0" w:color="1F3864"/>
             </w:tcBorders>
             <w:shd w:val="clear" w:color="auto" w:fill="4472C4"/>
-            <w:tcMar>
-              <w:top w:w="50" w:type="dxa"/>
-              <w:left w:w="90" w:type="dxa"/>
-              <w:bottom w:w="50" w:type="dxa"/>
-              <w:right w:w="90" w:type="dxa"/>
-            </w:tcMar>
             <w:vAlign w:val="center"/>
           </w:tcPr>
           <w:p>
@@ -3619,12 +3327,6 @@
               <w:right w:val="single" w:sz="6" w:space="0" w:color="1F3864"/>
             </w:tcBorders>
             <w:shd w:val="clear" w:color="auto" w:fill="4472C4"/>
-            <w:tcMar>
-              <w:top w:w="50" w:type="dxa"/>
-              <w:left w:w="90" w:type="dxa"/>
-              <w:bottom w:w="50" w:type="dxa"/>
-              <w:right w:w="90" w:type="dxa"/>
-            </w:tcMar>
             <w:vAlign w:val="center"/>
           </w:tcPr>
           <w:p>
@@ -3669,12 +3371,6 @@
               <w:right w:val="single" w:sz="6" w:space="0" w:color="1F3864"/>
             </w:tcBorders>
             <w:shd w:val="clear" w:color="auto" w:fill="D9E2F3"/>
-            <w:tcMar>
-              <w:top w:w="50" w:type="dxa"/>
-              <w:left w:w="90" w:type="dxa"/>
-              <w:bottom w:w="50" w:type="dxa"/>
-              <w:right w:w="90" w:type="dxa"/>
-            </w:tcMar>
             <w:vAlign w:val="center"/>
           </w:tcPr>
           <w:p>
@@ -3747,12 +3443,6 @@
               <w:right w:val="single" w:sz="6" w:space="0" w:color="1F3864"/>
             </w:tcBorders>
             <w:shd w:val="clear" w:color="auto" w:fill="D9E2F3"/>
-            <w:tcMar>
-              <w:top w:w="50" w:type="dxa"/>
-              <w:left w:w="90" w:type="dxa"/>
-              <w:bottom w:w="50" w:type="dxa"/>
-              <w:right w:w="90" w:type="dxa"/>
-            </w:tcMar>
             <w:vAlign w:val="center"/>
           </w:tcPr>
           <w:p>
@@ -3785,12 +3475,6 @@
               <w:right w:val="single" w:sz="6" w:space="0" w:color="1F3864"/>
             </w:tcBorders>
             <w:shd w:val="clear" w:color="auto" w:fill="D9E2F3"/>
-            <w:tcMar>
-              <w:top w:w="50" w:type="dxa"/>
-              <w:left w:w="90" w:type="dxa"/>
-              <w:bottom w:w="50" w:type="dxa"/>
-              <w:right w:w="90" w:type="dxa"/>
-            </w:tcMar>
             <w:vAlign w:val="center"/>
           </w:tcPr>
           <w:p>
@@ -3870,12 +3554,6 @@
               <w:right w:val="single" w:sz="6" w:space="0" w:color="1F3864"/>
             </w:tcBorders>
             <w:shd w:val="clear" w:color="auto" w:fill="D9E2F3"/>
-            <w:tcMar>
-              <w:top w:w="50" w:type="dxa"/>
-              <w:left w:w="90" w:type="dxa"/>
-              <w:bottom w:w="50" w:type="dxa"/>
-              <w:right w:w="90" w:type="dxa"/>
-            </w:tcMar>
             <w:vAlign w:val="center"/>
           </w:tcPr>
           <w:p>
@@ -3908,12 +3586,6 @@
               <w:right w:val="single" w:sz="6" w:space="0" w:color="1F3864"/>
             </w:tcBorders>
             <w:shd w:val="clear" w:color="auto" w:fill="D9E2F3"/>
-            <w:tcMar>
-              <w:top w:w="50" w:type="dxa"/>
-              <w:left w:w="90" w:type="dxa"/>
-              <w:bottom w:w="50" w:type="dxa"/>
-              <w:right w:w="90" w:type="dxa"/>
-            </w:tcMar>
             <w:vAlign w:val="center"/>
           </w:tcPr>
           <w:p>
@@ -3986,12 +3658,6 @@
               <w:right w:val="single" w:sz="6" w:space="0" w:color="1F3864"/>
             </w:tcBorders>
             <w:shd w:val="clear" w:color="auto" w:fill="D9E2F3"/>
-            <w:tcMar>
-              <w:top w:w="50" w:type="dxa"/>
-              <w:left w:w="90" w:type="dxa"/>
-              <w:bottom w:w="50" w:type="dxa"/>
-              <w:right w:w="90" w:type="dxa"/>
-            </w:tcMar>
             <w:vAlign w:val="center"/>
           </w:tcPr>
           <w:p>
@@ -4024,12 +3690,6 @@
               <w:right w:val="single" w:sz="6" w:space="0" w:color="1F3864"/>
             </w:tcBorders>
             <w:shd w:val="clear" w:color="auto" w:fill="D9E2F3"/>
-            <w:tcMar>
-              <w:top w:w="50" w:type="dxa"/>
-              <w:left w:w="90" w:type="dxa"/>
-              <w:bottom w:w="50" w:type="dxa"/>
-              <w:right w:w="90" w:type="dxa"/>
-            </w:tcMar>
             <w:vAlign w:val="center"/>
           </w:tcPr>
           <w:p>
@@ -4070,12 +3730,6 @@
               <w:right w:val="single" w:sz="6" w:space="0" w:color="1F3864"/>
             </w:tcBorders>
             <w:shd w:val="clear" w:color="auto" w:fill="D9E2F3"/>
-            <w:tcMar>
-              <w:top w:w="50" w:type="dxa"/>
-              <w:left w:w="90" w:type="dxa"/>
-              <w:bottom w:w="50" w:type="dxa"/>
-              <w:right w:w="90" w:type="dxa"/>
-            </w:tcMar>
             <w:vAlign w:val="center"/>
           </w:tcPr>
           <w:p>
@@ -4174,12 +3828,6 @@
               <w:right w:val="single" w:sz="6" w:space="0" w:color="1F3864"/>
             </w:tcBorders>
             <w:shd w:val="clear" w:color="auto" w:fill="D9E2F3"/>
-            <w:tcMar>
-              <w:top w:w="50" w:type="dxa"/>
-              <w:left w:w="90" w:type="dxa"/>
-              <w:bottom w:w="50" w:type="dxa"/>
-              <w:right w:w="90" w:type="dxa"/>
-            </w:tcMar>
             <w:vAlign w:val="center"/>
           </w:tcPr>
           <w:p>
@@ -4236,12 +3884,6 @@
               <w:right w:val="single" w:sz="6" w:space="0" w:color="1F3864"/>
             </w:tcBorders>
             <w:shd w:val="clear" w:color="auto" w:fill="D9E2F3"/>
-            <w:tcMar>
-              <w:top w:w="50" w:type="dxa"/>
-              <w:left w:w="90" w:type="dxa"/>
-              <w:bottom w:w="50" w:type="dxa"/>
-              <w:right w:w="90" w:type="dxa"/>
-            </w:tcMar>
             <w:vAlign w:val="center"/>
           </w:tcPr>
           <w:p>
@@ -4304,12 +3946,6 @@
               <w:right w:val="single" w:sz="6" w:space="0" w:color="1F3864"/>
             </w:tcBorders>
             <w:shd w:val="clear" w:color="auto" w:fill="4472C4"/>
-            <w:tcMar>
-              <w:top w:w="50" w:type="dxa"/>
-              <w:left w:w="90" w:type="dxa"/>
-              <w:bottom w:w="50" w:type="dxa"/>
-              <w:right w:w="90" w:type="dxa"/>
-            </w:tcMar>
             <w:vAlign w:val="center"/>
           </w:tcPr>
           <w:p>
@@ -4352,12 +3988,6 @@
               <w:right w:val="single" w:sz="6" w:space="0" w:color="1F3864"/>
             </w:tcBorders>
             <w:shd w:val="clear" w:color="auto" w:fill="4472C4"/>
-            <w:tcMar>
-              <w:top w:w="50" w:type="dxa"/>
-              <w:left w:w="90" w:type="dxa"/>
-              <w:bottom w:w="50" w:type="dxa"/>
-              <w:right w:w="90" w:type="dxa"/>
-            </w:tcMar>
             <w:vAlign w:val="center"/>
           </w:tcPr>
           <w:p>
@@ -4397,12 +4027,6 @@
               <w:right w:val="single" w:sz="6" w:space="0" w:color="1F3864"/>
             </w:tcBorders>
             <w:shd w:val="clear" w:color="auto" w:fill="D9E2F3"/>
-            <w:tcMar>
-              <w:top w:w="50" w:type="dxa"/>
-              <w:left w:w="90" w:type="dxa"/>
-              <w:bottom w:w="50" w:type="dxa"/>
-              <w:right w:w="90" w:type="dxa"/>
-            </w:tcMar>
             <w:vAlign w:val="center"/>
           </w:tcPr>
           <w:p>
@@ -4461,12 +4085,6 @@
               <w:right w:val="single" w:sz="6" w:space="0" w:color="1F3864"/>
             </w:tcBorders>
             <w:shd w:val="clear" w:color="auto" w:fill="4472C4"/>
-            <w:tcMar>
-              <w:top w:w="50" w:type="dxa"/>
-              <w:left w:w="90" w:type="dxa"/>
-              <w:bottom w:w="50" w:type="dxa"/>
-              <w:right w:w="90" w:type="dxa"/>
-            </w:tcMar>
             <w:vAlign w:val="center"/>
           </w:tcPr>
           <w:p>
@@ -4508,12 +4126,6 @@
               <w:right w:val="single" w:sz="6" w:space="0" w:color="1F3864"/>
             </w:tcBorders>
             <w:shd w:val="clear" w:color="auto" w:fill="D9E2F3"/>
-            <w:tcMar>
-              <w:top w:w="50" w:type="dxa"/>
-              <w:left w:w="90" w:type="dxa"/>
-              <w:bottom w:w="50" w:type="dxa"/>
-              <w:right w:w="90" w:type="dxa"/>
-            </w:tcMar>
             <w:vAlign w:val="center"/>
           </w:tcPr>
           <w:p>
@@ -4640,12 +4252,6 @@
               <w:right w:val="single" w:sz="6" w:space="0" w:color="1F3864"/>
             </w:tcBorders>
             <w:shd w:val="clear" w:color="auto" w:fill="D9E2F3"/>
-            <w:tcMar>
-              <w:top w:w="50" w:type="dxa"/>
-              <w:left w:w="90" w:type="dxa"/>
-              <w:bottom w:w="50" w:type="dxa"/>
-              <w:right w:w="90" w:type="dxa"/>
-            </w:tcMar>
             <w:vAlign w:val="center"/>
           </w:tcPr>
           <w:p>
@@ -5291,12 +4897,6 @@
               <w:right w:val="single" w:sz="6" w:space="0" w:color="1F3864"/>
             </w:tcBorders>
             <w:shd w:val="clear" w:color="auto" w:fill="D9E2F3"/>
-            <w:tcMar>
-              <w:top w:w="50" w:type="dxa"/>
-              <w:left w:w="90" w:type="dxa"/>
-              <w:bottom w:w="50" w:type="dxa"/>
-              <w:right w:w="90" w:type="dxa"/>
-            </w:tcMar>
             <w:vAlign w:val="center"/>
           </w:tcPr>
           <w:p>
@@ -5429,12 +5029,6 @@
               <w:right w:val="single" w:sz="6" w:space="0" w:color="1F3864"/>
             </w:tcBorders>
             <w:shd w:val="clear" w:color="auto" w:fill="D9E2F3"/>
-            <w:tcMar>
-              <w:top w:w="50" w:type="dxa"/>
-              <w:left w:w="90" w:type="dxa"/>
-              <w:bottom w:w="50" w:type="dxa"/>
-              <w:right w:w="90" w:type="dxa"/>
-            </w:tcMar>
             <w:vAlign w:val="center"/>
           </w:tcPr>
           <w:p>
@@ -5494,12 +5088,6 @@
               <w:right w:val="single" w:sz="6" w:space="0" w:color="1F3864"/>
             </w:tcBorders>
             <w:shd w:val="clear" w:color="auto" w:fill="4472C4"/>
-            <w:tcMar>
-              <w:top w:w="50" w:type="dxa"/>
-              <w:left w:w="90" w:type="dxa"/>
-              <w:bottom w:w="50" w:type="dxa"/>
-              <w:right w:w="90" w:type="dxa"/>
-            </w:tcMar>
             <w:vAlign w:val="center"/>
           </w:tcPr>
           <w:p>
@@ -5540,12 +5128,6 @@
               <w:right w:val="single" w:sz="6" w:space="0" w:color="1F3864"/>
             </w:tcBorders>
             <w:shd w:val="clear" w:color="auto" w:fill="4472C4"/>
-            <w:tcMar>
-              <w:top w:w="50" w:type="dxa"/>
-              <w:left w:w="90" w:type="dxa"/>
-              <w:bottom w:w="50" w:type="dxa"/>
-              <w:right w:w="90" w:type="dxa"/>
-            </w:tcMar>
             <w:vAlign w:val="center"/>
           </w:tcPr>
           <w:p>
@@ -5586,12 +5168,6 @@
               <w:right w:val="single" w:sz="6" w:space="0" w:color="1F3864"/>
             </w:tcBorders>
             <w:shd w:val="clear" w:color="auto" w:fill="4472C4"/>
-            <w:tcMar>
-              <w:top w:w="50" w:type="dxa"/>
-              <w:left w:w="90" w:type="dxa"/>
-              <w:bottom w:w="50" w:type="dxa"/>
-              <w:right w:w="90" w:type="dxa"/>
-            </w:tcMar>
             <w:vAlign w:val="center"/>
           </w:tcPr>
           <w:p>
@@ -5636,12 +5212,6 @@
               <w:right w:val="single" w:sz="6" w:space="0" w:color="1F3864"/>
             </w:tcBorders>
             <w:shd w:val="clear" w:color="auto" w:fill="D9E2F3"/>
-            <w:tcMar>
-              <w:top w:w="50" w:type="dxa"/>
-              <w:left w:w="90" w:type="dxa"/>
-              <w:bottom w:w="50" w:type="dxa"/>
-              <w:right w:w="90" w:type="dxa"/>
-            </w:tcMar>
             <w:vAlign w:val="center"/>
           </w:tcPr>
           <w:p>
@@ -5730,12 +5300,6 @@
               <w:right w:val="single" w:sz="6" w:space="0" w:color="1F3864"/>
             </w:tcBorders>
             <w:shd w:val="clear" w:color="auto" w:fill="D9E2F3"/>
-            <w:tcMar>
-              <w:top w:w="50" w:type="dxa"/>
-              <w:left w:w="90" w:type="dxa"/>
-              <w:bottom w:w="50" w:type="dxa"/>
-              <w:right w:w="90" w:type="dxa"/>
-            </w:tcMar>
             <w:vAlign w:val="center"/>
           </w:tcPr>
           <w:p>
@@ -5816,12 +5380,6 @@
               <w:right w:val="single" w:sz="6" w:space="0" w:color="1F3864"/>
             </w:tcBorders>
             <w:shd w:val="clear" w:color="auto" w:fill="D9E2F3"/>
-            <w:tcMar>
-              <w:top w:w="50" w:type="dxa"/>
-              <w:left w:w="90" w:type="dxa"/>
-              <w:bottom w:w="50" w:type="dxa"/>
-              <w:right w:w="90" w:type="dxa"/>
-            </w:tcMar>
             <w:vAlign w:val="center"/>
           </w:tcPr>
           <w:p>
@@ -5911,12 +5469,6 @@
               <w:right w:val="single" w:sz="6" w:space="0" w:color="1F3864"/>
             </w:tcBorders>
             <w:shd w:val="clear" w:color="auto" w:fill="D9E2F3"/>
-            <w:tcMar>
-              <w:top w:w="50" w:type="dxa"/>
-              <w:left w:w="90" w:type="dxa"/>
-              <w:bottom w:w="50" w:type="dxa"/>
-              <w:right w:w="90" w:type="dxa"/>
-            </w:tcMar>
             <w:vAlign w:val="center"/>
           </w:tcPr>
           <w:p>
@@ -5965,12 +5517,6 @@
               <w:right w:val="single" w:sz="6" w:space="0" w:color="1F3864"/>
             </w:tcBorders>
             <w:shd w:val="clear" w:color="auto" w:fill="D9E2F3"/>
-            <w:tcMar>
-              <w:top w:w="50" w:type="dxa"/>
-              <w:left w:w="90" w:type="dxa"/>
-              <w:bottom w:w="50" w:type="dxa"/>
-              <w:right w:w="90" w:type="dxa"/>
-            </w:tcMar>
             <w:vAlign w:val="center"/>
           </w:tcPr>
           <w:p>
@@ -6043,12 +5589,6 @@
               <w:right w:val="single" w:sz="6" w:space="0" w:color="1F3864"/>
             </w:tcBorders>
             <w:shd w:val="clear" w:color="auto" w:fill="D9E2F3"/>
-            <w:tcMar>
-              <w:top w:w="50" w:type="dxa"/>
-              <w:left w:w="90" w:type="dxa"/>
-              <w:bottom w:w="50" w:type="dxa"/>
-              <w:right w:w="90" w:type="dxa"/>
-            </w:tcMar>
             <w:vAlign w:val="center"/>
           </w:tcPr>
           <w:p>
@@ -6097,12 +5637,6 @@
               <w:right w:val="single" w:sz="6" w:space="0" w:color="1F3864"/>
             </w:tcBorders>
             <w:shd w:val="clear" w:color="auto" w:fill="D9E2F3"/>
-            <w:tcMar>
-              <w:top w:w="50" w:type="dxa"/>
-              <w:left w:w="90" w:type="dxa"/>
-              <w:bottom w:w="50" w:type="dxa"/>
-              <w:right w:w="90" w:type="dxa"/>
-            </w:tcMar>
             <w:vAlign w:val="center"/>
           </w:tcPr>
           <w:p>
@@ -6143,12 +5677,6 @@
               <w:right w:val="single" w:sz="6" w:space="0" w:color="1F3864"/>
             </w:tcBorders>
             <w:shd w:val="clear" w:color="auto" w:fill="D9E2F3"/>
-            <w:tcMar>
-              <w:top w:w="50" w:type="dxa"/>
-              <w:left w:w="90" w:type="dxa"/>
-              <w:bottom w:w="50" w:type="dxa"/>
-              <w:right w:w="90" w:type="dxa"/>
-            </w:tcMar>
           </w:tcPr>
           <w:p>
             <w:pPr>
@@ -6232,12 +5760,6 @@
               <w:right w:val="single" w:sz="6" w:space="0" w:color="1F3864"/>
             </w:tcBorders>
             <w:shd w:val="clear" w:color="auto" w:fill="D9E2F3"/>
-            <w:tcMar>
-              <w:top w:w="50" w:type="dxa"/>
-              <w:left w:w="90" w:type="dxa"/>
-              <w:bottom w:w="50" w:type="dxa"/>
-              <w:right w:w="90" w:type="dxa"/>
-            </w:tcMar>
             <w:vAlign w:val="center"/>
           </w:tcPr>
           <w:p>
@@ -6286,12 +5808,6 @@
               <w:right w:val="single" w:sz="6" w:space="0" w:color="1F3864"/>
             </w:tcBorders>
             <w:shd w:val="clear" w:color="auto" w:fill="D9E2F3"/>
-            <w:tcMar>
-              <w:top w:w="50" w:type="dxa"/>
-              <w:left w:w="90" w:type="dxa"/>
-              <w:bottom w:w="50" w:type="dxa"/>
-              <w:right w:w="90" w:type="dxa"/>
-            </w:tcMar>
           </w:tcPr>
           <w:p>
             <w:pPr>
@@ -6366,12 +5882,6 @@
               <w:right w:val="single" w:sz="6" w:space="0" w:color="1F3864"/>
             </w:tcBorders>
             <w:shd w:val="clear" w:color="auto" w:fill="4472C4"/>
-            <w:tcMar>
-              <w:top w:w="50" w:type="dxa"/>
-              <w:left w:w="90" w:type="dxa"/>
-              <w:bottom w:w="50" w:type="dxa"/>
-              <w:right w:w="90" w:type="dxa"/>
-            </w:tcMar>
             <w:vAlign w:val="center"/>
           </w:tcPr>
           <w:p>
@@ -6414,12 +5924,6 @@
               <w:right w:val="single" w:sz="6" w:space="0" w:color="1F3864"/>
             </w:tcBorders>
             <w:shd w:val="clear" w:color="auto" w:fill="4472C4"/>
-            <w:tcMar>
-              <w:top w:w="50" w:type="dxa"/>
-              <w:left w:w="90" w:type="dxa"/>
-              <w:bottom w:w="50" w:type="dxa"/>
-              <w:right w:w="90" w:type="dxa"/>
-            </w:tcMar>
             <w:vAlign w:val="center"/>
           </w:tcPr>
           <w:p>
@@ -6459,12 +5963,6 @@
               <w:right w:val="single" w:sz="6" w:space="0" w:color="1F3864"/>
             </w:tcBorders>
             <w:shd w:val="clear" w:color="auto" w:fill="D9E2F3"/>
-            <w:tcMar>
-              <w:top w:w="50" w:type="dxa"/>
-              <w:left w:w="90" w:type="dxa"/>
-              <w:bottom w:w="50" w:type="dxa"/>
-              <w:right w:w="90" w:type="dxa"/>
-            </w:tcMar>
             <w:vAlign w:val="center"/>
           </w:tcPr>
           <w:p>
@@ -6523,12 +6021,6 @@
               <w:right w:val="single" w:sz="6" w:space="0" w:color="1F3864"/>
             </w:tcBorders>
             <w:shd w:val="clear" w:color="auto" w:fill="4472C4"/>
-            <w:tcMar>
-              <w:top w:w="50" w:type="dxa"/>
-              <w:left w:w="90" w:type="dxa"/>
-              <w:bottom w:w="50" w:type="dxa"/>
-              <w:right w:w="90" w:type="dxa"/>
-            </w:tcMar>
             <w:vAlign w:val="center"/>
           </w:tcPr>
           <w:p>
@@ -6570,12 +6062,6 @@
               <w:right w:val="single" w:sz="6" w:space="0" w:color="1F3864"/>
             </w:tcBorders>
             <w:shd w:val="clear" w:color="auto" w:fill="D9E2F3"/>
-            <w:tcMar>
-              <w:top w:w="50" w:type="dxa"/>
-              <w:left w:w="90" w:type="dxa"/>
-              <w:bottom w:w="50" w:type="dxa"/>
-              <w:right w:w="90" w:type="dxa"/>
-            </w:tcMar>
             <w:vAlign w:val="center"/>
           </w:tcPr>
           <w:p>
@@ -6668,12 +6154,6 @@
               <w:right w:val="single" w:sz="6" w:space="0" w:color="1F3864"/>
             </w:tcBorders>
             <w:shd w:val="clear" w:color="auto" w:fill="D9E2F3"/>
-            <w:tcMar>
-              <w:top w:w="50" w:type="dxa"/>
-              <w:left w:w="90" w:type="dxa"/>
-              <w:bottom w:w="50" w:type="dxa"/>
-              <w:right w:w="90" w:type="dxa"/>
-            </w:tcMar>
             <w:vAlign w:val="center"/>
           </w:tcPr>
           <w:p>
@@ -7219,12 +6699,6 @@
               <w:right w:val="single" w:sz="6" w:space="0" w:color="1F3864"/>
             </w:tcBorders>
             <w:shd w:val="clear" w:color="auto" w:fill="D9E2F3"/>
-            <w:tcMar>
-              <w:top w:w="50" w:type="dxa"/>
-              <w:left w:w="90" w:type="dxa"/>
-              <w:bottom w:w="50" w:type="dxa"/>
-              <w:right w:w="90" w:type="dxa"/>
-            </w:tcMar>
             <w:vAlign w:val="center"/>
           </w:tcPr>
           <w:p>
@@ -7321,6 +6795,55 @@
           </w:p>
         </w:tc>
       </w:tr>
+    </w:tbl>
+    <w:p>
+      <w:pPr>
+        <w:spacing w:before="0" w:after="0" w:line="240" w:lineRule="auto"/>
+        <w:rPr>
+          <w:sz w:val="18"/>
+          <w:szCs w:val="18"/>
+        </w:rPr>
+      </w:pPr>
+    </w:p>
+    <w:tbl>
+      <w:tblPr>
+        <w:tblW w:w="9405" w:type="dxa"/>
+        <w:jc w:val="center"/>
+        <w:tblBorders>
+          <w:top w:val="single" w:sz="6" w:space="0" w:color="1F3864"/>
+          <w:left w:val="single" w:sz="6" w:space="0" w:color="1F3864"/>
+          <w:bottom w:val="single" w:sz="6" w:space="0" w:color="1F3864"/>
+          <w:right w:val="single" w:sz="6" w:space="0" w:color="1F3864"/>
+          <w:insideH w:val="single" w:sz="6" w:space="0" w:color="1F3864"/>
+          <w:insideV w:val="single" w:sz="6" w:space="0" w:color="1F3864"/>
+        </w:tblBorders>
+        <w:tblLayout w:type="fixed"/>
+        <w:tblCellMar>
+          <w:top w:w="40" w:type="dxa"/>
+          <w:left w:w="90" w:type="dxa"/>
+          <w:bottom w:w="40" w:type="dxa"/>
+          <w:right w:w="90" w:type="dxa"/>
+        </w:tblCellMar>
+        <w:tblLook w:val="0000" w:firstRow="0" w:lastRow="0" w:firstColumn="0" w:lastColumn="0" w:noHBand="0" w:noVBand="0"/>
+      </w:tblPr>
+      <w:tblGrid>
+        <w:gridCol w:w="1175"/>
+        <w:gridCol w:w="391"/>
+        <w:gridCol w:w="391"/>
+        <w:gridCol w:w="391"/>
+        <w:gridCol w:w="783"/>
+        <w:gridCol w:w="391"/>
+        <w:gridCol w:w="391"/>
+        <w:gridCol w:w="783"/>
+        <w:gridCol w:w="783"/>
+        <w:gridCol w:w="391"/>
+        <w:gridCol w:w="391"/>
+        <w:gridCol w:w="391"/>
+        <w:gridCol w:w="391"/>
+        <w:gridCol w:w="391"/>
+        <w:gridCol w:w="391"/>
+        <w:gridCol w:w="1567"/>
+      </w:tblGrid>
       <w:tr>
         <w:tc>
           <w:tcPr>
@@ -7333,12 +6856,6 @@
               <w:right w:val="single" w:sz="6" w:space="0" w:color="1F3864"/>
             </w:tcBorders>
             <w:shd w:val="clear" w:color="auto" w:fill="4472C4"/>
-            <w:tcMar>
-              <w:top w:w="50" w:type="dxa"/>
-              <w:left w:w="90" w:type="dxa"/>
-              <w:bottom w:w="50" w:type="dxa"/>
-              <w:right w:w="90" w:type="dxa"/>
-            </w:tcMar>
             <w:vAlign w:val="center"/>
           </w:tcPr>
           <w:p>
@@ -7379,12 +6896,6 @@
               <w:right w:val="single" w:sz="6" w:space="0" w:color="1F3864"/>
             </w:tcBorders>
             <w:shd w:val="clear" w:color="auto" w:fill="4472C4"/>
-            <w:tcMar>
-              <w:top w:w="50" w:type="dxa"/>
-              <w:left w:w="90" w:type="dxa"/>
-              <w:bottom w:w="50" w:type="dxa"/>
-              <w:right w:w="90" w:type="dxa"/>
-            </w:tcMar>
             <w:vAlign w:val="center"/>
           </w:tcPr>
           <w:p>
@@ -7425,12 +6936,6 @@
               <w:right w:val="single" w:sz="6" w:space="0" w:color="1F3864"/>
             </w:tcBorders>
             <w:shd w:val="clear" w:color="auto" w:fill="4472C4"/>
-            <w:tcMar>
-              <w:top w:w="50" w:type="dxa"/>
-              <w:left w:w="90" w:type="dxa"/>
-              <w:bottom w:w="50" w:type="dxa"/>
-              <w:right w:w="90" w:type="dxa"/>
-            </w:tcMar>
             <w:vAlign w:val="center"/>
           </w:tcPr>
           <w:p>
@@ -7471,12 +6976,6 @@
               <w:right w:val="single" w:sz="6" w:space="0" w:color="1F3864"/>
             </w:tcBorders>
             <w:shd w:val="clear" w:color="auto" w:fill="4472C4"/>
-            <w:tcMar>
-              <w:top w:w="50" w:type="dxa"/>
-              <w:left w:w="90" w:type="dxa"/>
-              <w:bottom w:w="50" w:type="dxa"/>
-              <w:right w:w="90" w:type="dxa"/>
-            </w:tcMar>
             <w:vAlign w:val="center"/>
           </w:tcPr>
           <w:p>
@@ -7517,12 +7016,6 @@
               <w:right w:val="single" w:sz="6" w:space="0" w:color="1F3864"/>
             </w:tcBorders>
             <w:shd w:val="clear" w:color="auto" w:fill="4472C4"/>
-            <w:tcMar>
-              <w:top w:w="50" w:type="dxa"/>
-              <w:left w:w="90" w:type="dxa"/>
-              <w:bottom w:w="50" w:type="dxa"/>
-              <w:right w:w="90" w:type="dxa"/>
-            </w:tcMar>
             <w:vAlign w:val="center"/>
           </w:tcPr>
           <w:p>
@@ -7565,12 +7058,6 @@
               <w:right w:val="single" w:sz="6" w:space="0" w:color="1F3864"/>
             </w:tcBorders>
             <w:shd w:val="clear" w:color="auto" w:fill="D9E2F3"/>
-            <w:tcMar>
-              <w:top w:w="50" w:type="dxa"/>
-              <w:left w:w="90" w:type="dxa"/>
-              <w:bottom w:w="50" w:type="dxa"/>
-              <w:right w:w="90" w:type="dxa"/>
-            </w:tcMar>
             <w:vAlign w:val="center"/>
           </w:tcPr>
           <w:p>
@@ -7709,12 +7196,6 @@
               <w:right w:val="single" w:sz="6" w:space="0" w:color="1F3864"/>
             </w:tcBorders>
             <w:shd w:val="clear" w:color="auto" w:fill="D9E2F3"/>
-            <w:tcMar>
-              <w:top w:w="50" w:type="dxa"/>
-              <w:left w:w="90" w:type="dxa"/>
-              <w:bottom w:w="50" w:type="dxa"/>
-              <w:right w:w="90" w:type="dxa"/>
-            </w:tcMar>
             <w:vAlign w:val="center"/>
           </w:tcPr>
           <w:p>
@@ -7827,12 +7308,6 @@
               <w:right w:val="single" w:sz="6" w:space="0" w:color="1F3864"/>
             </w:tcBorders>
             <w:shd w:val="clear" w:color="auto" w:fill="D9E2F3"/>
-            <w:tcMar>
-              <w:top w:w="50" w:type="dxa"/>
-              <w:left w:w="90" w:type="dxa"/>
-              <w:bottom w:w="50" w:type="dxa"/>
-              <w:right w:w="90" w:type="dxa"/>
-            </w:tcMar>
             <w:vAlign w:val="center"/>
           </w:tcPr>
           <w:p>
@@ -7942,12 +7417,6 @@
               <w:right w:val="single" w:sz="6" w:space="0" w:color="1F3864"/>
             </w:tcBorders>
             <w:shd w:val="clear" w:color="auto" w:fill="D9E2F3"/>
-            <w:tcMar>
-              <w:top w:w="50" w:type="dxa"/>
-              <w:left w:w="90" w:type="dxa"/>
-              <w:bottom w:w="50" w:type="dxa"/>
-              <w:right w:w="90" w:type="dxa"/>
-            </w:tcMar>
             <w:vAlign w:val="center"/>
           </w:tcPr>
           <w:p>
@@ -8038,12 +7507,6 @@
               <w:right w:val="single" w:sz="6" w:space="0" w:color="1F3864"/>
             </w:tcBorders>
             <w:shd w:val="clear" w:color="auto" w:fill="D9E2F3"/>
-            <w:tcMar>
-              <w:top w:w="50" w:type="dxa"/>
-              <w:left w:w="90" w:type="dxa"/>
-              <w:bottom w:w="50" w:type="dxa"/>
-              <w:right w:w="90" w:type="dxa"/>
-            </w:tcMar>
             <w:vAlign w:val="center"/>
           </w:tcPr>
           <w:p>
@@ -8124,6 +7587,55 @@
           </w:p>
         </w:tc>
       </w:tr>
+    </w:tbl>
+    <w:p>
+      <w:pPr>
+        <w:spacing w:before="0" w:after="0" w:line="240" w:lineRule="auto"/>
+        <w:rPr>
+          <w:sz w:val="18"/>
+          <w:szCs w:val="18"/>
+        </w:rPr>
+      </w:pPr>
+    </w:p>
+    <w:tbl>
+      <w:tblPr>
+        <w:tblW w:w="9405" w:type="dxa"/>
+        <w:jc w:val="center"/>
+        <w:tblBorders>
+          <w:top w:val="single" w:sz="6" w:space="0" w:color="1F3864"/>
+          <w:left w:val="single" w:sz="6" w:space="0" w:color="1F3864"/>
+          <w:bottom w:val="single" w:sz="6" w:space="0" w:color="1F3864"/>
+          <w:right w:val="single" w:sz="6" w:space="0" w:color="1F3864"/>
+          <w:insideH w:val="single" w:sz="6" w:space="0" w:color="1F3864"/>
+          <w:insideV w:val="single" w:sz="6" w:space="0" w:color="1F3864"/>
+        </w:tblBorders>
+        <w:tblLayout w:type="fixed"/>
+        <w:tblCellMar>
+          <w:top w:w="40" w:type="dxa"/>
+          <w:left w:w="90" w:type="dxa"/>
+          <w:bottom w:w="40" w:type="dxa"/>
+          <w:right w:w="90" w:type="dxa"/>
+        </w:tblCellMar>
+        <w:tblLook w:val="0000" w:firstRow="0" w:lastRow="0" w:firstColumn="0" w:lastColumn="0" w:noHBand="0" w:noVBand="0"/>
+      </w:tblPr>
+      <w:tblGrid>
+        <w:gridCol w:w="1175"/>
+        <w:gridCol w:w="391"/>
+        <w:gridCol w:w="391"/>
+        <w:gridCol w:w="391"/>
+        <w:gridCol w:w="783"/>
+        <w:gridCol w:w="391"/>
+        <w:gridCol w:w="391"/>
+        <w:gridCol w:w="783"/>
+        <w:gridCol w:w="783"/>
+        <w:gridCol w:w="391"/>
+        <w:gridCol w:w="391"/>
+        <w:gridCol w:w="391"/>
+        <w:gridCol w:w="391"/>
+        <w:gridCol w:w="391"/>
+        <w:gridCol w:w="391"/>
+        <w:gridCol w:w="1567"/>
+      </w:tblGrid>
       <w:tr>
         <w:tc>
           <w:tcPr>
@@ -8136,12 +7648,6 @@
               <w:right w:val="single" w:sz="6" w:space="0" w:color="1F3864"/>
             </w:tcBorders>
             <w:shd w:val="clear" w:color="auto" w:fill="4472C4"/>
-            <w:tcMar>
-              <w:top w:w="50" w:type="dxa"/>
-              <w:left w:w="90" w:type="dxa"/>
-              <w:bottom w:w="50" w:type="dxa"/>
-              <w:right w:w="90" w:type="dxa"/>
-            </w:tcMar>
             <w:vAlign w:val="center"/>
           </w:tcPr>
           <w:p>
@@ -8181,12 +7687,6 @@
               <w:right w:val="single" w:sz="6" w:space="0" w:color="1F3864"/>
             </w:tcBorders>
             <w:shd w:val="clear" w:color="auto" w:fill="D9E2F3"/>
-            <w:tcMar>
-              <w:top w:w="50" w:type="dxa"/>
-              <w:left w:w="90" w:type="dxa"/>
-              <w:bottom w:w="50" w:type="dxa"/>
-              <w:right w:w="90" w:type="dxa"/>
-            </w:tcMar>
             <w:vAlign w:val="center"/>
           </w:tcPr>
           <w:p>
@@ -8364,12 +7864,6 @@
               <w:right w:val="single" w:sz="6" w:space="0" w:color="1F3864"/>
             </w:tcBorders>
             <w:shd w:val="clear" w:color="auto" w:fill="4472C4"/>
-            <w:tcMar>
-              <w:top w:w="50" w:type="dxa"/>
-              <w:left w:w="90" w:type="dxa"/>
-              <w:bottom w:w="50" w:type="dxa"/>
-              <w:right w:w="90" w:type="dxa"/>
-            </w:tcMar>
             <w:vAlign w:val="center"/>
           </w:tcPr>
           <w:p>
@@ -8409,12 +7903,6 @@
               <w:right w:val="single" w:sz="6" w:space="0" w:color="1F3864"/>
             </w:tcBorders>
             <w:shd w:val="clear" w:color="auto" w:fill="D9E2F3"/>
-            <w:tcMar>
-              <w:top w:w="50" w:type="dxa"/>
-              <w:left w:w="90" w:type="dxa"/>
-              <w:bottom w:w="50" w:type="dxa"/>
-              <w:right w:w="90" w:type="dxa"/>
-            </w:tcMar>
             <w:vAlign w:val="center"/>
           </w:tcPr>
           <w:p>
@@ -8615,12 +8103,6 @@
               <w:right w:val="single" w:sz="6" w:space="0" w:color="1F3864"/>
             </w:tcBorders>
             <w:shd w:val="clear" w:color="auto" w:fill="4472C4"/>
-            <w:tcMar>
-              <w:top w:w="50" w:type="dxa"/>
-              <w:left w:w="90" w:type="dxa"/>
-              <w:bottom w:w="50" w:type="dxa"/>
-              <w:right w:w="90" w:type="dxa"/>
-            </w:tcMar>
             <w:vAlign w:val="center"/>
           </w:tcPr>
           <w:p>
@@ -8660,12 +8142,6 @@
               <w:right w:val="single" w:sz="6" w:space="0" w:color="1F3864"/>
             </w:tcBorders>
             <w:shd w:val="clear" w:color="auto" w:fill="D9E2F3"/>
-            <w:tcMar>
-              <w:top w:w="50" w:type="dxa"/>
-              <w:left w:w="90" w:type="dxa"/>
-              <w:bottom w:w="50" w:type="dxa"/>
-              <w:right w:w="90" w:type="dxa"/>
-            </w:tcMar>
             <w:vAlign w:val="center"/>
           </w:tcPr>
           <w:p>
@@ -8751,12 +8227,6 @@
               <w:right w:val="single" w:sz="6" w:space="0" w:color="1F3864"/>
             </w:tcBorders>
             <w:shd w:val="clear" w:color="auto" w:fill="4472C4"/>
-            <w:tcMar>
-              <w:top w:w="50" w:type="dxa"/>
-              <w:left w:w="90" w:type="dxa"/>
-              <w:bottom w:w="50" w:type="dxa"/>
-              <w:right w:w="90" w:type="dxa"/>
-            </w:tcMar>
             <w:vAlign w:val="center"/>
           </w:tcPr>
           <w:p>
@@ -8796,12 +8266,6 @@
               <w:right w:val="single" w:sz="6" w:space="0" w:color="1F3864"/>
             </w:tcBorders>
             <w:shd w:val="clear" w:color="auto" w:fill="D9E2F3"/>
-            <w:tcMar>
-              <w:top w:w="50" w:type="dxa"/>
-              <w:left w:w="90" w:type="dxa"/>
-              <w:bottom w:w="50" w:type="dxa"/>
-              <w:right w:w="90" w:type="dxa"/>
-            </w:tcMar>
             <w:vAlign w:val="center"/>
           </w:tcPr>
           <w:p>
@@ -8912,12 +8376,6 @@
               <w:right w:val="single" w:sz="6" w:space="0" w:color="1F3864"/>
             </w:tcBorders>
             <w:shd w:val="clear" w:color="auto" w:fill="4472C4"/>
-            <w:tcMar>
-              <w:top w:w="50" w:type="dxa"/>
-              <w:left w:w="90" w:type="dxa"/>
-              <w:bottom w:w="50" w:type="dxa"/>
-              <w:right w:w="90" w:type="dxa"/>
-            </w:tcMar>
             <w:vAlign w:val="center"/>
           </w:tcPr>
           <w:p>
@@ -8958,12 +8416,6 @@
               <w:right w:val="single" w:sz="6" w:space="0" w:color="1F3864"/>
             </w:tcBorders>
             <w:shd w:val="clear" w:color="auto" w:fill="4472C4"/>
-            <w:tcMar>
-              <w:top w:w="50" w:type="dxa"/>
-              <w:left w:w="90" w:type="dxa"/>
-              <w:bottom w:w="50" w:type="dxa"/>
-              <w:right w:w="90" w:type="dxa"/>
-            </w:tcMar>
             <w:vAlign w:val="center"/>
           </w:tcPr>
           <w:p>
@@ -9016,12 +8468,6 @@
               <w:right w:val="single" w:sz="6" w:space="0" w:color="1F3864"/>
             </w:tcBorders>
             <w:shd w:val="clear" w:color="auto" w:fill="4472C4"/>
-            <w:tcMar>
-              <w:top w:w="50" w:type="dxa"/>
-              <w:left w:w="90" w:type="dxa"/>
-              <w:bottom w:w="50" w:type="dxa"/>
-              <w:right w:w="90" w:type="dxa"/>
-            </w:tcMar>
             <w:vAlign w:val="center"/>
           </w:tcPr>
           <w:p>
@@ -9089,12 +8535,6 @@
               <w:right w:val="single" w:sz="6" w:space="0" w:color="1F3864"/>
             </w:tcBorders>
             <w:shd w:val="clear" w:color="auto" w:fill="4472C4"/>
-            <w:tcMar>
-              <w:top w:w="50" w:type="dxa"/>
-              <w:left w:w="90" w:type="dxa"/>
-              <w:bottom w:w="50" w:type="dxa"/>
-              <w:right w:w="90" w:type="dxa"/>
-            </w:tcMar>
             <w:vAlign w:val="center"/>
           </w:tcPr>
           <w:p>
@@ -9134,12 +8574,6 @@
               <w:right w:val="single" w:sz="6" w:space="0" w:color="1F3864"/>
             </w:tcBorders>
             <w:shd w:val="clear" w:color="auto" w:fill="4472C4"/>
-            <w:tcMar>
-              <w:top w:w="50" w:type="dxa"/>
-              <w:left w:w="90" w:type="dxa"/>
-              <w:bottom w:w="50" w:type="dxa"/>
-              <w:right w:w="90" w:type="dxa"/>
-            </w:tcMar>
             <w:vAlign w:val="center"/>
           </w:tcPr>
           <w:p>
@@ -9179,12 +8613,6 @@
               <w:right w:val="single" w:sz="6" w:space="0" w:color="1F3864"/>
             </w:tcBorders>
             <w:shd w:val="clear" w:color="auto" w:fill="4472C4"/>
-            <w:tcMar>
-              <w:top w:w="50" w:type="dxa"/>
-              <w:left w:w="90" w:type="dxa"/>
-              <w:bottom w:w="50" w:type="dxa"/>
-              <w:right w:w="90" w:type="dxa"/>
-            </w:tcMar>
             <w:vAlign w:val="center"/>
           </w:tcPr>
           <w:p>
@@ -9224,12 +8652,6 @@
               <w:right w:val="single" w:sz="6" w:space="0" w:color="1F3864"/>
             </w:tcBorders>
             <w:shd w:val="clear" w:color="auto" w:fill="4472C4"/>
-            <w:tcMar>
-              <w:top w:w="50" w:type="dxa"/>
-              <w:left w:w="90" w:type="dxa"/>
-              <w:bottom w:w="50" w:type="dxa"/>
-              <w:right w:w="90" w:type="dxa"/>
-            </w:tcMar>
             <w:vAlign w:val="center"/>
           </w:tcPr>
           <w:p>
@@ -9296,12 +8718,6 @@
               <w:right w:val="single" w:sz="6" w:space="0" w:color="1F3864"/>
             </w:tcBorders>
             <w:shd w:val="clear" w:color="auto" w:fill="D9E2F3"/>
-            <w:tcMar>
-              <w:top w:w="50" w:type="dxa"/>
-              <w:left w:w="90" w:type="dxa"/>
-              <w:bottom w:w="50" w:type="dxa"/>
-              <w:right w:w="90" w:type="dxa"/>
-            </w:tcMar>
             <w:vAlign w:val="center"/>
           </w:tcPr>
           <w:p>
@@ -9334,12 +8750,6 @@
               <w:right w:val="single" w:sz="6" w:space="0" w:color="1F3864"/>
             </w:tcBorders>
             <w:shd w:val="clear" w:color="auto" w:fill="D9E2F3"/>
-            <w:tcMar>
-              <w:top w:w="50" w:type="dxa"/>
-              <w:left w:w="90" w:type="dxa"/>
-              <w:bottom w:w="50" w:type="dxa"/>
-              <w:right w:w="90" w:type="dxa"/>
-            </w:tcMar>
             <w:vAlign w:val="center"/>
           </w:tcPr>
           <w:p>
@@ -9372,12 +8782,6 @@
               <w:right w:val="single" w:sz="6" w:space="0" w:color="1F3864"/>
             </w:tcBorders>
             <w:shd w:val="clear" w:color="auto" w:fill="D9E2F3"/>
-            <w:tcMar>
-              <w:top w:w="50" w:type="dxa"/>
-              <w:left w:w="90" w:type="dxa"/>
-              <w:bottom w:w="50" w:type="dxa"/>
-              <w:right w:w="90" w:type="dxa"/>
-            </w:tcMar>
             <w:vAlign w:val="center"/>
           </w:tcPr>
           <w:p>
@@ -9426,12 +8830,6 @@
               <w:right w:val="single" w:sz="6" w:space="0" w:color="1F3864"/>
             </w:tcBorders>
             <w:shd w:val="clear" w:color="auto" w:fill="D9E2F3"/>
-            <w:tcMar>
-              <w:top w:w="50" w:type="dxa"/>
-              <w:left w:w="90" w:type="dxa"/>
-              <w:bottom w:w="50" w:type="dxa"/>
-              <w:right w:w="90" w:type="dxa"/>
-            </w:tcMar>
             <w:vAlign w:val="center"/>
           </w:tcPr>
           <w:p>
@@ -9491,12 +8889,6 @@
               <w:right w:val="single" w:sz="6" w:space="0" w:color="1F3864"/>
             </w:tcBorders>
             <w:shd w:val="clear" w:color="auto" w:fill="D9E2F3"/>
-            <w:tcMar>
-              <w:top w:w="50" w:type="dxa"/>
-              <w:left w:w="90" w:type="dxa"/>
-              <w:bottom w:w="50" w:type="dxa"/>
-              <w:right w:w="90" w:type="dxa"/>
-            </w:tcMar>
             <w:vAlign w:val="center"/>
           </w:tcPr>
           <w:p>
@@ -9537,12 +8929,6 @@
               <w:right w:val="single" w:sz="6" w:space="0" w:color="1F3864"/>
             </w:tcBorders>
             <w:shd w:val="clear" w:color="auto" w:fill="D9E2F3"/>
-            <w:tcMar>
-              <w:top w:w="50" w:type="dxa"/>
-              <w:left w:w="90" w:type="dxa"/>
-              <w:bottom w:w="50" w:type="dxa"/>
-              <w:right w:w="90" w:type="dxa"/>
-            </w:tcMar>
             <w:vAlign w:val="center"/>
           </w:tcPr>
           <w:p>
@@ -9575,12 +8961,6 @@
               <w:right w:val="single" w:sz="6" w:space="0" w:color="1F3864"/>
             </w:tcBorders>
             <w:shd w:val="clear" w:color="auto" w:fill="D9E2F3"/>
-            <w:tcMar>
-              <w:top w:w="50" w:type="dxa"/>
-              <w:left w:w="90" w:type="dxa"/>
-              <w:bottom w:w="50" w:type="dxa"/>
-              <w:right w:w="90" w:type="dxa"/>
-            </w:tcMar>
             <w:vAlign w:val="center"/>
           </w:tcPr>
           <w:p>
@@ -9613,12 +8993,6 @@
               <w:right w:val="single" w:sz="6" w:space="0" w:color="1F3864"/>
             </w:tcBorders>
             <w:shd w:val="clear" w:color="auto" w:fill="D9E2F3"/>
-            <w:tcMar>
-              <w:top w:w="50" w:type="dxa"/>
-              <w:left w:w="90" w:type="dxa"/>
-              <w:bottom w:w="50" w:type="dxa"/>
-              <w:right w:w="90" w:type="dxa"/>
-            </w:tcMar>
             <w:vAlign w:val="center"/>
           </w:tcPr>
           <w:p>
@@ -9678,12 +9052,6 @@
               <w:right w:val="single" w:sz="6" w:space="0" w:color="1F3864"/>
             </w:tcBorders>
             <w:shd w:val="clear" w:color="auto" w:fill="D9E2F3"/>
-            <w:tcMar>
-              <w:top w:w="50" w:type="dxa"/>
-              <w:left w:w="90" w:type="dxa"/>
-              <w:bottom w:w="50" w:type="dxa"/>
-              <w:right w:w="90" w:type="dxa"/>
-            </w:tcMar>
             <w:vAlign w:val="center"/>
           </w:tcPr>
           <w:p>
@@ -9724,12 +9092,6 @@
               <w:right w:val="single" w:sz="6" w:space="0" w:color="1F3864"/>
             </w:tcBorders>
             <w:shd w:val="clear" w:color="auto" w:fill="D9E2F3"/>
-            <w:tcMar>
-              <w:top w:w="50" w:type="dxa"/>
-              <w:left w:w="90" w:type="dxa"/>
-              <w:bottom w:w="50" w:type="dxa"/>
-              <w:right w:w="90" w:type="dxa"/>
-            </w:tcMar>
             <w:vAlign w:val="center"/>
           </w:tcPr>
           <w:p>
@@ -9762,12 +9124,6 @@
               <w:right w:val="single" w:sz="6" w:space="0" w:color="1F3864"/>
             </w:tcBorders>
             <w:shd w:val="clear" w:color="auto" w:fill="D9E2F3"/>
-            <w:tcMar>
-              <w:top w:w="50" w:type="dxa"/>
-              <w:left w:w="90" w:type="dxa"/>
-              <w:bottom w:w="50" w:type="dxa"/>
-              <w:right w:w="90" w:type="dxa"/>
-            </w:tcMar>
             <w:vAlign w:val="center"/>
           </w:tcPr>
           <w:p>
@@ -9800,12 +9156,6 @@
               <w:right w:val="single" w:sz="6" w:space="0" w:color="1F3864"/>
             </w:tcBorders>
             <w:shd w:val="clear" w:color="auto" w:fill="D9E2F3"/>
-            <w:tcMar>
-              <w:top w:w="50" w:type="dxa"/>
-              <w:left w:w="90" w:type="dxa"/>
-              <w:bottom w:w="50" w:type="dxa"/>
-              <w:right w:w="90" w:type="dxa"/>
-            </w:tcMar>
             <w:vAlign w:val="center"/>
           </w:tcPr>
           <w:p>
@@ -9865,12 +9215,6 @@
               <w:right w:val="single" w:sz="6" w:space="0" w:color="1F3864"/>
             </w:tcBorders>
             <w:shd w:val="clear" w:color="auto" w:fill="4472C4"/>
-            <w:tcMar>
-              <w:top w:w="50" w:type="dxa"/>
-              <w:left w:w="90" w:type="dxa"/>
-              <w:bottom w:w="50" w:type="dxa"/>
-              <w:right w:w="90" w:type="dxa"/>
-            </w:tcMar>
             <w:vAlign w:val="center"/>
           </w:tcPr>
           <w:p>
@@ -9909,12 +9253,6 @@
               <w:right w:val="single" w:sz="6" w:space="0" w:color="1F3864"/>
             </w:tcBorders>
             <w:shd w:val="clear" w:color="auto" w:fill="4472C4"/>
-            <w:tcMar>
-              <w:top w:w="50" w:type="dxa"/>
-              <w:left w:w="90" w:type="dxa"/>
-              <w:bottom w:w="50" w:type="dxa"/>
-              <w:right w:w="90" w:type="dxa"/>
-            </w:tcMar>
             <w:vAlign w:val="center"/>
           </w:tcPr>
           <w:p>
@@ -9981,12 +9319,6 @@
               <w:right w:val="single" w:sz="6" w:space="0" w:color="1F3864"/>
             </w:tcBorders>
             <w:shd w:val="clear" w:color="auto" w:fill="4472C4"/>
-            <w:tcMar>
-              <w:top w:w="50" w:type="dxa"/>
-              <w:left w:w="90" w:type="dxa"/>
-              <w:bottom w:w="50" w:type="dxa"/>
-              <w:right w:w="90" w:type="dxa"/>
-            </w:tcMar>
             <w:vAlign w:val="center"/>
           </w:tcPr>
           <w:p>
@@ -10026,12 +9358,6 @@
               <w:right w:val="single" w:sz="6" w:space="0" w:color="1F3864"/>
             </w:tcBorders>
             <w:shd w:val="clear" w:color="auto" w:fill="4472C4"/>
-            <w:tcMar>
-              <w:top w:w="50" w:type="dxa"/>
-              <w:left w:w="90" w:type="dxa"/>
-              <w:bottom w:w="50" w:type="dxa"/>
-              <w:right w:w="90" w:type="dxa"/>
-            </w:tcMar>
             <w:vAlign w:val="center"/>
           </w:tcPr>
           <w:p>
@@ -10071,12 +9397,6 @@
               <w:right w:val="single" w:sz="6" w:space="0" w:color="1F3864"/>
             </w:tcBorders>
             <w:shd w:val="clear" w:color="auto" w:fill="4472C4"/>
-            <w:tcMar>
-              <w:top w:w="50" w:type="dxa"/>
-              <w:left w:w="90" w:type="dxa"/>
-              <w:bottom w:w="50" w:type="dxa"/>
-              <w:right w:w="90" w:type="dxa"/>
-            </w:tcMar>
             <w:vAlign w:val="center"/>
           </w:tcPr>
           <w:p>
@@ -10116,12 +9436,6 @@
               <w:right w:val="single" w:sz="6" w:space="0" w:color="1F3864"/>
             </w:tcBorders>
             <w:shd w:val="clear" w:color="auto" w:fill="4472C4"/>
-            <w:tcMar>
-              <w:top w:w="50" w:type="dxa"/>
-              <w:left w:w="90" w:type="dxa"/>
-              <w:bottom w:w="50" w:type="dxa"/>
-              <w:right w:w="90" w:type="dxa"/>
-            </w:tcMar>
             <w:vAlign w:val="center"/>
           </w:tcPr>
           <w:p>
@@ -10188,12 +9502,6 @@
               <w:right w:val="single" w:sz="6" w:space="0" w:color="1F3864"/>
             </w:tcBorders>
             <w:shd w:val="clear" w:color="auto" w:fill="D9E2F3"/>
-            <w:tcMar>
-              <w:top w:w="50" w:type="dxa"/>
-              <w:left w:w="90" w:type="dxa"/>
-              <w:bottom w:w="50" w:type="dxa"/>
-              <w:right w:w="90" w:type="dxa"/>
-            </w:tcMar>
             <w:vAlign w:val="center"/>
           </w:tcPr>
           <w:p>
@@ -10226,12 +9534,6 @@
               <w:right w:val="single" w:sz="6" w:space="0" w:color="1F3864"/>
             </w:tcBorders>
             <w:shd w:val="clear" w:color="auto" w:fill="D9E2F3"/>
-            <w:tcMar>
-              <w:top w:w="50" w:type="dxa"/>
-              <w:left w:w="90" w:type="dxa"/>
-              <w:bottom w:w="50" w:type="dxa"/>
-              <w:right w:w="90" w:type="dxa"/>
-            </w:tcMar>
             <w:vAlign w:val="center"/>
           </w:tcPr>
           <w:p>
@@ -10264,12 +9566,6 @@
               <w:right w:val="single" w:sz="6" w:space="0" w:color="1F3864"/>
             </w:tcBorders>
             <w:shd w:val="clear" w:color="auto" w:fill="D9E2F3"/>
-            <w:tcMar>
-              <w:top w:w="50" w:type="dxa"/>
-              <w:left w:w="90" w:type="dxa"/>
-              <w:bottom w:w="50" w:type="dxa"/>
-              <w:right w:w="90" w:type="dxa"/>
-            </w:tcMar>
             <w:vAlign w:val="center"/>
           </w:tcPr>
           <w:p>
@@ -10302,12 +9598,6 @@
               <w:right w:val="single" w:sz="6" w:space="0" w:color="1F3864"/>
             </w:tcBorders>
             <w:shd w:val="clear" w:color="auto" w:fill="D9E2F3"/>
-            <w:tcMar>
-              <w:top w:w="50" w:type="dxa"/>
-              <w:left w:w="90" w:type="dxa"/>
-              <w:bottom w:w="50" w:type="dxa"/>
-              <w:right w:w="90" w:type="dxa"/>
-            </w:tcMar>
             <w:vAlign w:val="center"/>
           </w:tcPr>
           <w:p>
@@ -10383,12 +9673,6 @@
               <w:right w:val="single" w:sz="6" w:space="0" w:color="1F3864"/>
             </w:tcBorders>
             <w:shd w:val="clear" w:color="auto" w:fill="D9E2F3"/>
-            <w:tcMar>
-              <w:top w:w="50" w:type="dxa"/>
-              <w:left w:w="90" w:type="dxa"/>
-              <w:bottom w:w="50" w:type="dxa"/>
-              <w:right w:w="90" w:type="dxa"/>
-            </w:tcMar>
             <w:vAlign w:val="center"/>
           </w:tcPr>
           <w:p>
@@ -10421,12 +9705,6 @@
               <w:right w:val="single" w:sz="6" w:space="0" w:color="1F3864"/>
             </w:tcBorders>
             <w:shd w:val="clear" w:color="auto" w:fill="D9E2F3"/>
-            <w:tcMar>
-              <w:top w:w="50" w:type="dxa"/>
-              <w:left w:w="90" w:type="dxa"/>
-              <w:bottom w:w="50" w:type="dxa"/>
-              <w:right w:w="90" w:type="dxa"/>
-            </w:tcMar>
             <w:vAlign w:val="center"/>
           </w:tcPr>
           <w:p>
@@ -10459,12 +9737,6 @@
               <w:right w:val="single" w:sz="6" w:space="0" w:color="1F3864"/>
             </w:tcBorders>
             <w:shd w:val="clear" w:color="auto" w:fill="D9E2F3"/>
-            <w:tcMar>
-              <w:top w:w="50" w:type="dxa"/>
-              <w:left w:w="90" w:type="dxa"/>
-              <w:bottom w:w="50" w:type="dxa"/>
-              <w:right w:w="90" w:type="dxa"/>
-            </w:tcMar>
             <w:vAlign w:val="center"/>
           </w:tcPr>
           <w:p>
@@ -10497,12 +9769,6 @@
               <w:right w:val="single" w:sz="6" w:space="0" w:color="1F3864"/>
             </w:tcBorders>
             <w:shd w:val="clear" w:color="auto" w:fill="D9E2F3"/>
-            <w:tcMar>
-              <w:top w:w="50" w:type="dxa"/>
-              <w:left w:w="90" w:type="dxa"/>
-              <w:bottom w:w="50" w:type="dxa"/>
-              <w:right w:w="90" w:type="dxa"/>
-            </w:tcMar>
             <w:vAlign w:val="center"/>
           </w:tcPr>
           <w:p>
@@ -10562,12 +9828,6 @@
               <w:right w:val="single" w:sz="6" w:space="0" w:color="1F3864"/>
             </w:tcBorders>
             <w:shd w:val="clear" w:color="auto" w:fill="D9E2F3"/>
-            <w:tcMar>
-              <w:top w:w="50" w:type="dxa"/>
-              <w:left w:w="90" w:type="dxa"/>
-              <w:bottom w:w="50" w:type="dxa"/>
-              <w:right w:w="90" w:type="dxa"/>
-            </w:tcMar>
             <w:vAlign w:val="center"/>
           </w:tcPr>
           <w:p>
@@ -10600,12 +9860,6 @@
               <w:right w:val="single" w:sz="6" w:space="0" w:color="1F3864"/>
             </w:tcBorders>
             <w:shd w:val="clear" w:color="auto" w:fill="D9E2F3"/>
-            <w:tcMar>
-              <w:top w:w="50" w:type="dxa"/>
-              <w:left w:w="90" w:type="dxa"/>
-              <w:bottom w:w="50" w:type="dxa"/>
-              <w:right w:w="90" w:type="dxa"/>
-            </w:tcMar>
             <w:vAlign w:val="center"/>
           </w:tcPr>
           <w:p>
@@ -10638,12 +9892,6 @@
               <w:right w:val="single" w:sz="6" w:space="0" w:color="1F3864"/>
             </w:tcBorders>
             <w:shd w:val="clear" w:color="auto" w:fill="D9E2F3"/>
-            <w:tcMar>
-              <w:top w:w="50" w:type="dxa"/>
-              <w:left w:w="90" w:type="dxa"/>
-              <w:bottom w:w="50" w:type="dxa"/>
-              <w:right w:w="90" w:type="dxa"/>
-            </w:tcMar>
             <w:vAlign w:val="center"/>
           </w:tcPr>
           <w:p>
@@ -10676,12 +9924,6 @@
               <w:right w:val="single" w:sz="6" w:space="0" w:color="1F3864"/>
             </w:tcBorders>
             <w:shd w:val="clear" w:color="auto" w:fill="D9E2F3"/>
-            <w:tcMar>
-              <w:top w:w="50" w:type="dxa"/>
-              <w:left w:w="90" w:type="dxa"/>
-              <w:bottom w:w="50" w:type="dxa"/>
-              <w:right w:w="90" w:type="dxa"/>
-            </w:tcMar>
             <w:vAlign w:val="center"/>
           </w:tcPr>
           <w:p>
@@ -10741,12 +9983,6 @@
               <w:right w:val="single" w:sz="6" w:space="0" w:color="1F3864"/>
             </w:tcBorders>
             <w:shd w:val="clear" w:color="auto" w:fill="4472C4"/>
-            <w:tcMar>
-              <w:top w:w="50" w:type="dxa"/>
-              <w:left w:w="90" w:type="dxa"/>
-              <w:bottom w:w="50" w:type="dxa"/>
-              <w:right w:w="90" w:type="dxa"/>
-            </w:tcMar>
             <w:vAlign w:val="center"/>
           </w:tcPr>
           <w:p>
@@ -10785,12 +10021,6 @@
               <w:right w:val="single" w:sz="6" w:space="0" w:color="1F3864"/>
             </w:tcBorders>
             <w:shd w:val="clear" w:color="auto" w:fill="4472C4"/>
-            <w:tcMar>
-              <w:top w:w="50" w:type="dxa"/>
-              <w:left w:w="90" w:type="dxa"/>
-              <w:bottom w:w="50" w:type="dxa"/>
-              <w:right w:w="90" w:type="dxa"/>
-            </w:tcMar>
             <w:vAlign w:val="center"/>
           </w:tcPr>
           <w:p>
@@ -10857,12 +10087,6 @@
               <w:right w:val="single" w:sz="6" w:space="0" w:color="1F3864"/>
             </w:tcBorders>
             <w:shd w:val="clear" w:color="auto" w:fill="4472C4"/>
-            <w:tcMar>
-              <w:top w:w="50" w:type="dxa"/>
-              <w:left w:w="90" w:type="dxa"/>
-              <w:bottom w:w="50" w:type="dxa"/>
-              <w:right w:w="90" w:type="dxa"/>
-            </w:tcMar>
             <w:vAlign w:val="center"/>
           </w:tcPr>
           <w:p>
@@ -10902,12 +10126,6 @@
               <w:right w:val="single" w:sz="6" w:space="0" w:color="1F3864"/>
             </w:tcBorders>
             <w:shd w:val="clear" w:color="auto" w:fill="4472C4"/>
-            <w:tcMar>
-              <w:top w:w="50" w:type="dxa"/>
-              <w:left w:w="90" w:type="dxa"/>
-              <w:bottom w:w="50" w:type="dxa"/>
-              <w:right w:w="90" w:type="dxa"/>
-            </w:tcMar>
             <w:vAlign w:val="center"/>
           </w:tcPr>
           <w:p>
@@ -10947,12 +10165,6 @@
               <w:right w:val="single" w:sz="6" w:space="0" w:color="1F3864"/>
             </w:tcBorders>
             <w:shd w:val="clear" w:color="auto" w:fill="4472C4"/>
-            <w:tcMar>
-              <w:top w:w="50" w:type="dxa"/>
-              <w:left w:w="90" w:type="dxa"/>
-              <w:bottom w:w="50" w:type="dxa"/>
-              <w:right w:w="90" w:type="dxa"/>
-            </w:tcMar>
             <w:vAlign w:val="center"/>
           </w:tcPr>
           <w:p>
@@ -10992,12 +10204,6 @@
               <w:right w:val="single" w:sz="6" w:space="0" w:color="1F3864"/>
             </w:tcBorders>
             <w:shd w:val="clear" w:color="auto" w:fill="4472C4"/>
-            <w:tcMar>
-              <w:top w:w="50" w:type="dxa"/>
-              <w:left w:w="90" w:type="dxa"/>
-              <w:bottom w:w="50" w:type="dxa"/>
-              <w:right w:w="90" w:type="dxa"/>
-            </w:tcMar>
             <w:vAlign w:val="center"/>
           </w:tcPr>
           <w:p>
@@ -11064,12 +10270,6 @@
               <w:right w:val="single" w:sz="6" w:space="0" w:color="1F3864"/>
             </w:tcBorders>
             <w:shd w:val="clear" w:color="auto" w:fill="D9E2F3"/>
-            <w:tcMar>
-              <w:top w:w="50" w:type="dxa"/>
-              <w:left w:w="90" w:type="dxa"/>
-              <w:bottom w:w="50" w:type="dxa"/>
-              <w:right w:w="90" w:type="dxa"/>
-            </w:tcMar>
             <w:vAlign w:val="center"/>
           </w:tcPr>
           <w:p>
@@ -11102,12 +10302,6 @@
               <w:right w:val="single" w:sz="6" w:space="0" w:color="1F3864"/>
             </w:tcBorders>
             <w:shd w:val="clear" w:color="auto" w:fill="D9E2F3"/>
-            <w:tcMar>
-              <w:top w:w="50" w:type="dxa"/>
-              <w:left w:w="90" w:type="dxa"/>
-              <w:bottom w:w="50" w:type="dxa"/>
-              <w:right w:w="90" w:type="dxa"/>
-            </w:tcMar>
             <w:vAlign w:val="center"/>
           </w:tcPr>
           <w:p>
@@ -11140,12 +10334,6 @@
               <w:right w:val="single" w:sz="6" w:space="0" w:color="1F3864"/>
             </w:tcBorders>
             <w:shd w:val="clear" w:color="auto" w:fill="D9E2F3"/>
-            <w:tcMar>
-              <w:top w:w="50" w:type="dxa"/>
-              <w:left w:w="90" w:type="dxa"/>
-              <w:bottom w:w="50" w:type="dxa"/>
-              <w:right w:w="90" w:type="dxa"/>
-            </w:tcMar>
             <w:vAlign w:val="center"/>
           </w:tcPr>
           <w:p>
@@ -11178,12 +10366,6 @@
               <w:right w:val="single" w:sz="6" w:space="0" w:color="1F3864"/>
             </w:tcBorders>
             <w:shd w:val="clear" w:color="auto" w:fill="D9E2F3"/>
-            <w:tcMar>
-              <w:top w:w="50" w:type="dxa"/>
-              <w:left w:w="90" w:type="dxa"/>
-              <w:bottom w:w="50" w:type="dxa"/>
-              <w:right w:w="90" w:type="dxa"/>
-            </w:tcMar>
             <w:vAlign w:val="center"/>
           </w:tcPr>
           <w:p>
@@ -11243,12 +10425,6 @@
               <w:right w:val="single" w:sz="6" w:space="0" w:color="1F3864"/>
             </w:tcBorders>
             <w:shd w:val="clear" w:color="auto" w:fill="D9E2F3"/>
-            <w:tcMar>
-              <w:top w:w="50" w:type="dxa"/>
-              <w:left w:w="90" w:type="dxa"/>
-              <w:bottom w:w="50" w:type="dxa"/>
-              <w:right w:w="90" w:type="dxa"/>
-            </w:tcMar>
             <w:vAlign w:val="center"/>
           </w:tcPr>
           <w:p>
@@ -11281,12 +10457,6 @@
               <w:right w:val="single" w:sz="6" w:space="0" w:color="1F3864"/>
             </w:tcBorders>
             <w:shd w:val="clear" w:color="auto" w:fill="D9E2F3"/>
-            <w:tcMar>
-              <w:top w:w="50" w:type="dxa"/>
-              <w:left w:w="90" w:type="dxa"/>
-              <w:bottom w:w="50" w:type="dxa"/>
-              <w:right w:w="90" w:type="dxa"/>
-            </w:tcMar>
             <w:vAlign w:val="center"/>
           </w:tcPr>
           <w:p>
@@ -11319,12 +10489,6 @@
               <w:right w:val="single" w:sz="6" w:space="0" w:color="1F3864"/>
             </w:tcBorders>
             <w:shd w:val="clear" w:color="auto" w:fill="D9E2F3"/>
-            <w:tcMar>
-              <w:top w:w="50" w:type="dxa"/>
-              <w:left w:w="90" w:type="dxa"/>
-              <w:bottom w:w="50" w:type="dxa"/>
-              <w:right w:w="90" w:type="dxa"/>
-            </w:tcMar>
             <w:vAlign w:val="center"/>
           </w:tcPr>
           <w:p>
@@ -11357,12 +10521,6 @@
               <w:right w:val="single" w:sz="6" w:space="0" w:color="1F3864"/>
             </w:tcBorders>
             <w:shd w:val="clear" w:color="auto" w:fill="D9E2F3"/>
-            <w:tcMar>
-              <w:top w:w="50" w:type="dxa"/>
-              <w:left w:w="90" w:type="dxa"/>
-              <w:bottom w:w="50" w:type="dxa"/>
-              <w:right w:w="90" w:type="dxa"/>
-            </w:tcMar>
             <w:vAlign w:val="center"/>
           </w:tcPr>
           <w:p>
@@ -11422,12 +10580,6 @@
               <w:right w:val="single" w:sz="6" w:space="0" w:color="1F3864"/>
             </w:tcBorders>
             <w:shd w:val="clear" w:color="auto" w:fill="D9E2F3"/>
-            <w:tcMar>
-              <w:top w:w="50" w:type="dxa"/>
-              <w:left w:w="90" w:type="dxa"/>
-              <w:bottom w:w="50" w:type="dxa"/>
-              <w:right w:w="90" w:type="dxa"/>
-            </w:tcMar>
             <w:vAlign w:val="center"/>
           </w:tcPr>
           <w:p>
@@ -11460,12 +10612,6 @@
               <w:right w:val="single" w:sz="6" w:space="0" w:color="1F3864"/>
             </w:tcBorders>
             <w:shd w:val="clear" w:color="auto" w:fill="D9E2F3"/>
-            <w:tcMar>
-              <w:top w:w="50" w:type="dxa"/>
-              <w:left w:w="90" w:type="dxa"/>
-              <w:bottom w:w="50" w:type="dxa"/>
-              <w:right w:w="90" w:type="dxa"/>
-            </w:tcMar>
             <w:vAlign w:val="center"/>
           </w:tcPr>
           <w:p>
@@ -11498,12 +10644,6 @@
               <w:right w:val="single" w:sz="6" w:space="0" w:color="1F3864"/>
             </w:tcBorders>
             <w:shd w:val="clear" w:color="auto" w:fill="D9E2F3"/>
-            <w:tcMar>
-              <w:top w:w="50" w:type="dxa"/>
-              <w:left w:w="90" w:type="dxa"/>
-              <w:bottom w:w="50" w:type="dxa"/>
-              <w:right w:w="90" w:type="dxa"/>
-            </w:tcMar>
             <w:vAlign w:val="center"/>
           </w:tcPr>
           <w:p>
@@ -11536,12 +10676,6 @@
               <w:right w:val="single" w:sz="6" w:space="0" w:color="1F3864"/>
             </w:tcBorders>
             <w:shd w:val="clear" w:color="auto" w:fill="D9E2F3"/>
-            <w:tcMar>
-              <w:top w:w="50" w:type="dxa"/>
-              <w:left w:w="90" w:type="dxa"/>
-              <w:bottom w:w="50" w:type="dxa"/>
-              <w:right w:w="90" w:type="dxa"/>
-            </w:tcMar>
             <w:vAlign w:val="center"/>
           </w:tcPr>
           <w:p>
@@ -11601,12 +10735,6 @@
               <w:right w:val="single" w:sz="6" w:space="0" w:color="1F3864"/>
             </w:tcBorders>
             <w:shd w:val="clear" w:color="auto" w:fill="4472C4"/>
-            <w:tcMar>
-              <w:top w:w="50" w:type="dxa"/>
-              <w:left w:w="90" w:type="dxa"/>
-              <w:bottom w:w="50" w:type="dxa"/>
-              <w:right w:w="90" w:type="dxa"/>
-            </w:tcMar>
             <w:vAlign w:val="center"/>
           </w:tcPr>
           <w:p>
@@ -11645,12 +10773,6 @@
               <w:right w:val="single" w:sz="6" w:space="0" w:color="1F3864"/>
             </w:tcBorders>
             <w:shd w:val="clear" w:color="auto" w:fill="4472C4"/>
-            <w:tcMar>
-              <w:top w:w="50" w:type="dxa"/>
-              <w:left w:w="90" w:type="dxa"/>
-              <w:bottom w:w="50" w:type="dxa"/>
-              <w:right w:w="90" w:type="dxa"/>
-            </w:tcMar>
             <w:vAlign w:val="center"/>
           </w:tcPr>
           <w:p>
@@ -11717,12 +10839,6 @@
               <w:right w:val="single" w:sz="6" w:space="0" w:color="1F3864"/>
             </w:tcBorders>
             <w:shd w:val="clear" w:color="auto" w:fill="4472C4"/>
-            <w:tcMar>
-              <w:top w:w="50" w:type="dxa"/>
-              <w:left w:w="90" w:type="dxa"/>
-              <w:bottom w:w="50" w:type="dxa"/>
-              <w:right w:w="90" w:type="dxa"/>
-            </w:tcMar>
             <w:vAlign w:val="center"/>
           </w:tcPr>
           <w:p>
@@ -11762,12 +10878,6 @@
               <w:right w:val="single" w:sz="6" w:space="0" w:color="1F3864"/>
             </w:tcBorders>
             <w:shd w:val="clear" w:color="auto" w:fill="4472C4"/>
-            <w:tcMar>
-              <w:top w:w="50" w:type="dxa"/>
-              <w:left w:w="90" w:type="dxa"/>
-              <w:bottom w:w="50" w:type="dxa"/>
-              <w:right w:w="90" w:type="dxa"/>
-            </w:tcMar>
             <w:vAlign w:val="center"/>
           </w:tcPr>
           <w:p>
@@ -11807,12 +10917,6 @@
               <w:right w:val="single" w:sz="6" w:space="0" w:color="1F3864"/>
             </w:tcBorders>
             <w:shd w:val="clear" w:color="auto" w:fill="4472C4"/>
-            <w:tcMar>
-              <w:top w:w="50" w:type="dxa"/>
-              <w:left w:w="90" w:type="dxa"/>
-              <w:bottom w:w="50" w:type="dxa"/>
-              <w:right w:w="90" w:type="dxa"/>
-            </w:tcMar>
             <w:vAlign w:val="center"/>
           </w:tcPr>
           <w:p>
@@ -11852,12 +10956,6 @@
               <w:right w:val="single" w:sz="6" w:space="0" w:color="1F3864"/>
             </w:tcBorders>
             <w:shd w:val="clear" w:color="auto" w:fill="4472C4"/>
-            <w:tcMar>
-              <w:top w:w="50" w:type="dxa"/>
-              <w:left w:w="90" w:type="dxa"/>
-              <w:bottom w:w="50" w:type="dxa"/>
-              <w:right w:w="90" w:type="dxa"/>
-            </w:tcMar>
             <w:vAlign w:val="center"/>
           </w:tcPr>
           <w:p>
@@ -11924,12 +11022,6 @@
               <w:right w:val="single" w:sz="6" w:space="0" w:color="1F3864"/>
             </w:tcBorders>
             <w:shd w:val="clear" w:color="auto" w:fill="D9E2F3"/>
-            <w:tcMar>
-              <w:top w:w="50" w:type="dxa"/>
-              <w:left w:w="90" w:type="dxa"/>
-              <w:bottom w:w="50" w:type="dxa"/>
-              <w:right w:w="90" w:type="dxa"/>
-            </w:tcMar>
             <w:vAlign w:val="center"/>
           </w:tcPr>
           <w:p>
@@ -11962,12 +11054,6 @@
               <w:right w:val="single" w:sz="6" w:space="0" w:color="1F3864"/>
             </w:tcBorders>
             <w:shd w:val="clear" w:color="auto" w:fill="D9E2F3"/>
-            <w:tcMar>
-              <w:top w:w="50" w:type="dxa"/>
-              <w:left w:w="90" w:type="dxa"/>
-              <w:bottom w:w="50" w:type="dxa"/>
-              <w:right w:w="90" w:type="dxa"/>
-            </w:tcMar>
             <w:vAlign w:val="center"/>
           </w:tcPr>
           <w:p>
@@ -12000,12 +11086,6 @@
               <w:right w:val="single" w:sz="6" w:space="0" w:color="1F3864"/>
             </w:tcBorders>
             <w:shd w:val="clear" w:color="auto" w:fill="D9E2F3"/>
-            <w:tcMar>
-              <w:top w:w="50" w:type="dxa"/>
-              <w:left w:w="90" w:type="dxa"/>
-              <w:bottom w:w="50" w:type="dxa"/>
-              <w:right w:w="90" w:type="dxa"/>
-            </w:tcMar>
             <w:vAlign w:val="center"/>
           </w:tcPr>
           <w:p>
@@ -12038,12 +11118,6 @@
               <w:right w:val="single" w:sz="6" w:space="0" w:color="1F3864"/>
             </w:tcBorders>
             <w:shd w:val="clear" w:color="auto" w:fill="D9E2F3"/>
-            <w:tcMar>
-              <w:top w:w="50" w:type="dxa"/>
-              <w:left w:w="90" w:type="dxa"/>
-              <w:bottom w:w="50" w:type="dxa"/>
-              <w:right w:w="90" w:type="dxa"/>
-            </w:tcMar>
             <w:vAlign w:val="center"/>
           </w:tcPr>
           <w:p>
@@ -12103,12 +11177,6 @@
               <w:right w:val="single" w:sz="6" w:space="0" w:color="1F3864"/>
             </w:tcBorders>
             <w:shd w:val="clear" w:color="auto" w:fill="D9E2F3"/>
-            <w:tcMar>
-              <w:top w:w="50" w:type="dxa"/>
-              <w:left w:w="90" w:type="dxa"/>
-              <w:bottom w:w="50" w:type="dxa"/>
-              <w:right w:w="90" w:type="dxa"/>
-            </w:tcMar>
             <w:vAlign w:val="center"/>
           </w:tcPr>
           <w:p>
@@ -12141,12 +11209,6 @@
               <w:right w:val="single" w:sz="6" w:space="0" w:color="1F3864"/>
             </w:tcBorders>
             <w:shd w:val="clear" w:color="auto" w:fill="D9E2F3"/>
-            <w:tcMar>
-              <w:top w:w="50" w:type="dxa"/>
-              <w:left w:w="90" w:type="dxa"/>
-              <w:bottom w:w="50" w:type="dxa"/>
-              <w:right w:w="90" w:type="dxa"/>
-            </w:tcMar>
             <w:vAlign w:val="center"/>
           </w:tcPr>
           <w:p>
@@ -12179,12 +11241,6 @@
               <w:right w:val="single" w:sz="6" w:space="0" w:color="1F3864"/>
             </w:tcBorders>
             <w:shd w:val="clear" w:color="auto" w:fill="D9E2F3"/>
-            <w:tcMar>
-              <w:top w:w="50" w:type="dxa"/>
-              <w:left w:w="90" w:type="dxa"/>
-              <w:bottom w:w="50" w:type="dxa"/>
-              <w:right w:w="90" w:type="dxa"/>
-            </w:tcMar>
             <w:vAlign w:val="center"/>
           </w:tcPr>
           <w:p>
@@ -12217,12 +11273,6 @@
               <w:right w:val="single" w:sz="6" w:space="0" w:color="1F3864"/>
             </w:tcBorders>
             <w:shd w:val="clear" w:color="auto" w:fill="D9E2F3"/>
-            <w:tcMar>
-              <w:top w:w="50" w:type="dxa"/>
-              <w:left w:w="90" w:type="dxa"/>
-              <w:bottom w:w="50" w:type="dxa"/>
-              <w:right w:w="90" w:type="dxa"/>
-            </w:tcMar>
             <w:vAlign w:val="center"/>
           </w:tcPr>
           <w:p>
@@ -12282,12 +11332,6 @@
               <w:right w:val="single" w:sz="6" w:space="0" w:color="1F3864"/>
             </w:tcBorders>
             <w:shd w:val="clear" w:color="auto" w:fill="D9E2F3"/>
-            <w:tcMar>
-              <w:top w:w="50" w:type="dxa"/>
-              <w:left w:w="90" w:type="dxa"/>
-              <w:bottom w:w="50" w:type="dxa"/>
-              <w:right w:w="90" w:type="dxa"/>
-            </w:tcMar>
             <w:vAlign w:val="center"/>
           </w:tcPr>
           <w:p>
@@ -12320,12 +11364,6 @@
               <w:right w:val="single" w:sz="6" w:space="0" w:color="1F3864"/>
             </w:tcBorders>
             <w:shd w:val="clear" w:color="auto" w:fill="D9E2F3"/>
-            <w:tcMar>
-              <w:top w:w="50" w:type="dxa"/>
-              <w:left w:w="90" w:type="dxa"/>
-              <w:bottom w:w="50" w:type="dxa"/>
-              <w:right w:w="90" w:type="dxa"/>
-            </w:tcMar>
             <w:vAlign w:val="center"/>
           </w:tcPr>
           <w:p>
@@ -12358,12 +11396,6 @@
               <w:right w:val="single" w:sz="6" w:space="0" w:color="1F3864"/>
             </w:tcBorders>
             <w:shd w:val="clear" w:color="auto" w:fill="D9E2F3"/>
-            <w:tcMar>
-              <w:top w:w="50" w:type="dxa"/>
-              <w:left w:w="90" w:type="dxa"/>
-              <w:bottom w:w="50" w:type="dxa"/>
-              <w:right w:w="90" w:type="dxa"/>
-            </w:tcMar>
             <w:vAlign w:val="center"/>
           </w:tcPr>
           <w:p>
@@ -12396,12 +11428,6 @@
               <w:right w:val="single" w:sz="6" w:space="0" w:color="1F3864"/>
             </w:tcBorders>
             <w:shd w:val="clear" w:color="auto" w:fill="D9E2F3"/>
-            <w:tcMar>
-              <w:top w:w="50" w:type="dxa"/>
-              <w:left w:w="90" w:type="dxa"/>
-              <w:bottom w:w="50" w:type="dxa"/>
-              <w:right w:w="90" w:type="dxa"/>
-            </w:tcMar>
             <w:vAlign w:val="center"/>
           </w:tcPr>
           <w:p>
@@ -12461,12 +11487,6 @@
               <w:right w:val="single" w:sz="6" w:space="0" w:color="1F3864"/>
             </w:tcBorders>
             <w:shd w:val="clear" w:color="auto" w:fill="4472C4"/>
-            <w:tcMar>
-              <w:top w:w="50" w:type="dxa"/>
-              <w:left w:w="90" w:type="dxa"/>
-              <w:bottom w:w="50" w:type="dxa"/>
-              <w:right w:w="90" w:type="dxa"/>
-            </w:tcMar>
             <w:vAlign w:val="center"/>
           </w:tcPr>
           <w:p>
@@ -12505,12 +11525,6 @@
               <w:right w:val="single" w:sz="6" w:space="0" w:color="1F3864"/>
             </w:tcBorders>
             <w:shd w:val="clear" w:color="auto" w:fill="4472C4"/>
-            <w:tcMar>
-              <w:top w:w="50" w:type="dxa"/>
-              <w:left w:w="90" w:type="dxa"/>
-              <w:bottom w:w="50" w:type="dxa"/>
-              <w:right w:w="90" w:type="dxa"/>
-            </w:tcMar>
             <w:vAlign w:val="center"/>
           </w:tcPr>
           <w:p>
@@ -12577,12 +11591,6 @@
               <w:right w:val="single" w:sz="6" w:space="0" w:color="1F3864"/>
             </w:tcBorders>
             <w:shd w:val="clear" w:color="auto" w:fill="4472C4"/>
-            <w:tcMar>
-              <w:top w:w="50" w:type="dxa"/>
-              <w:left w:w="90" w:type="dxa"/>
-              <w:bottom w:w="50" w:type="dxa"/>
-              <w:right w:w="90" w:type="dxa"/>
-            </w:tcMar>
             <w:vAlign w:val="center"/>
           </w:tcPr>
           <w:p>
@@ -12622,12 +11630,6 @@
               <w:right w:val="single" w:sz="6" w:space="0" w:color="1F3864"/>
             </w:tcBorders>
             <w:shd w:val="clear" w:color="auto" w:fill="4472C4"/>
-            <w:tcMar>
-              <w:top w:w="50" w:type="dxa"/>
-              <w:left w:w="90" w:type="dxa"/>
-              <w:bottom w:w="50" w:type="dxa"/>
-              <w:right w:w="90" w:type="dxa"/>
-            </w:tcMar>
             <w:vAlign w:val="center"/>
           </w:tcPr>
           <w:p>
@@ -12667,12 +11669,6 @@
               <w:right w:val="single" w:sz="6" w:space="0" w:color="1F3864"/>
             </w:tcBorders>
             <w:shd w:val="clear" w:color="auto" w:fill="4472C4"/>
-            <w:tcMar>
-              <w:top w:w="50" w:type="dxa"/>
-              <w:left w:w="90" w:type="dxa"/>
-              <w:bottom w:w="50" w:type="dxa"/>
-              <w:right w:w="90" w:type="dxa"/>
-            </w:tcMar>
             <w:vAlign w:val="center"/>
           </w:tcPr>
           <w:p>
@@ -12712,12 +11708,6 @@
               <w:right w:val="single" w:sz="6" w:space="0" w:color="1F3864"/>
             </w:tcBorders>
             <w:shd w:val="clear" w:color="auto" w:fill="4472C4"/>
-            <w:tcMar>
-              <w:top w:w="50" w:type="dxa"/>
-              <w:left w:w="90" w:type="dxa"/>
-              <w:bottom w:w="50" w:type="dxa"/>
-              <w:right w:w="90" w:type="dxa"/>
-            </w:tcMar>
             <w:vAlign w:val="center"/>
           </w:tcPr>
           <w:p>
@@ -12784,12 +11774,6 @@
               <w:right w:val="single" w:sz="6" w:space="0" w:color="1F3864"/>
             </w:tcBorders>
             <w:shd w:val="clear" w:color="auto" w:fill="D9E2F3"/>
-            <w:tcMar>
-              <w:top w:w="50" w:type="dxa"/>
-              <w:left w:w="90" w:type="dxa"/>
-              <w:bottom w:w="50" w:type="dxa"/>
-              <w:right w:w="90" w:type="dxa"/>
-            </w:tcMar>
           </w:tcPr>
           <w:p>
             <w:pPr>
@@ -12821,12 +11805,6 @@
               <w:right w:val="single" w:sz="6" w:space="0" w:color="1F3864"/>
             </w:tcBorders>
             <w:shd w:val="clear" w:color="auto" w:fill="D9E2F3"/>
-            <w:tcMar>
-              <w:top w:w="50" w:type="dxa"/>
-              <w:left w:w="90" w:type="dxa"/>
-              <w:bottom w:w="50" w:type="dxa"/>
-              <w:right w:w="90" w:type="dxa"/>
-            </w:tcMar>
           </w:tcPr>
           <w:p>
             <w:pPr>
@@ -12858,12 +11836,6 @@
               <w:right w:val="single" w:sz="6" w:space="0" w:color="1F3864"/>
             </w:tcBorders>
             <w:shd w:val="clear" w:color="auto" w:fill="D9E2F3"/>
-            <w:tcMar>
-              <w:top w:w="50" w:type="dxa"/>
-              <w:left w:w="90" w:type="dxa"/>
-              <w:bottom w:w="50" w:type="dxa"/>
-              <w:right w:w="90" w:type="dxa"/>
-            </w:tcMar>
           </w:tcPr>
           <w:p>
             <w:pPr>
@@ -12895,12 +11867,6 @@
               <w:right w:val="single" w:sz="6" w:space="0" w:color="1F3864"/>
             </w:tcBorders>
             <w:shd w:val="clear" w:color="auto" w:fill="D9E2F3"/>
-            <w:tcMar>
-              <w:top w:w="50" w:type="dxa"/>
-              <w:left w:w="90" w:type="dxa"/>
-              <w:bottom w:w="50" w:type="dxa"/>
-              <w:right w:w="90" w:type="dxa"/>
-            </w:tcMar>
           </w:tcPr>
           <w:p>
             <w:pPr>
@@ -12959,12 +11925,6 @@
               <w:right w:val="single" w:sz="6" w:space="0" w:color="1F3864"/>
             </w:tcBorders>
             <w:shd w:val="clear" w:color="auto" w:fill="D9E2F3"/>
-            <w:tcMar>
-              <w:top w:w="50" w:type="dxa"/>
-              <w:left w:w="90" w:type="dxa"/>
-              <w:bottom w:w="50" w:type="dxa"/>
-              <w:right w:w="90" w:type="dxa"/>
-            </w:tcMar>
           </w:tcPr>
           <w:p>
             <w:pPr>
@@ -12996,12 +11956,6 @@
               <w:right w:val="single" w:sz="6" w:space="0" w:color="1F3864"/>
             </w:tcBorders>
             <w:shd w:val="clear" w:color="auto" w:fill="D9E2F3"/>
-            <w:tcMar>
-              <w:top w:w="50" w:type="dxa"/>
-              <w:left w:w="90" w:type="dxa"/>
-              <w:bottom w:w="50" w:type="dxa"/>
-              <w:right w:w="90" w:type="dxa"/>
-            </w:tcMar>
           </w:tcPr>
           <w:p>
             <w:pPr>
@@ -13033,12 +11987,6 @@
               <w:right w:val="single" w:sz="6" w:space="0" w:color="1F3864"/>
             </w:tcBorders>
             <w:shd w:val="clear" w:color="auto" w:fill="D9E2F3"/>
-            <w:tcMar>
-              <w:top w:w="50" w:type="dxa"/>
-              <w:left w:w="90" w:type="dxa"/>
-              <w:bottom w:w="50" w:type="dxa"/>
-              <w:right w:w="90" w:type="dxa"/>
-            </w:tcMar>
           </w:tcPr>
           <w:p>
             <w:pPr>
@@ -13070,12 +12018,6 @@
               <w:right w:val="single" w:sz="6" w:space="0" w:color="1F3864"/>
             </w:tcBorders>
             <w:shd w:val="clear" w:color="auto" w:fill="D9E2F3"/>
-            <w:tcMar>
-              <w:top w:w="50" w:type="dxa"/>
-              <w:left w:w="90" w:type="dxa"/>
-              <w:bottom w:w="50" w:type="dxa"/>
-              <w:right w:w="90" w:type="dxa"/>
-            </w:tcMar>
           </w:tcPr>
           <w:p>
             <w:pPr>
@@ -13134,12 +12076,6 @@
               <w:right w:val="single" w:sz="6" w:space="0" w:color="1F3864"/>
             </w:tcBorders>
             <w:shd w:val="clear" w:color="auto" w:fill="D9E2F3"/>
-            <w:tcMar>
-              <w:top w:w="50" w:type="dxa"/>
-              <w:left w:w="90" w:type="dxa"/>
-              <w:bottom w:w="50" w:type="dxa"/>
-              <w:right w:w="90" w:type="dxa"/>
-            </w:tcMar>
           </w:tcPr>
           <w:p>
             <w:pPr>
@@ -13171,12 +12107,6 @@
               <w:right w:val="single" w:sz="6" w:space="0" w:color="1F3864"/>
             </w:tcBorders>
             <w:shd w:val="clear" w:color="auto" w:fill="D9E2F3"/>
-            <w:tcMar>
-              <w:top w:w="50" w:type="dxa"/>
-              <w:left w:w="90" w:type="dxa"/>
-              <w:bottom w:w="50" w:type="dxa"/>
-              <w:right w:w="90" w:type="dxa"/>
-            </w:tcMar>
           </w:tcPr>
           <w:p>
             <w:pPr>
@@ -13208,12 +12138,6 @@
               <w:right w:val="single" w:sz="6" w:space="0" w:color="1F3864"/>
             </w:tcBorders>
             <w:shd w:val="clear" w:color="auto" w:fill="D9E2F3"/>
-            <w:tcMar>
-              <w:top w:w="50" w:type="dxa"/>
-              <w:left w:w="90" w:type="dxa"/>
-              <w:bottom w:w="50" w:type="dxa"/>
-              <w:right w:w="90" w:type="dxa"/>
-            </w:tcMar>
           </w:tcPr>
           <w:p>
             <w:pPr>
@@ -13245,12 +12169,6 @@
               <w:right w:val="single" w:sz="6" w:space="0" w:color="1F3864"/>
             </w:tcBorders>
             <w:shd w:val="clear" w:color="auto" w:fill="D9E2F3"/>
-            <w:tcMar>
-              <w:top w:w="50" w:type="dxa"/>
-              <w:left w:w="90" w:type="dxa"/>
-              <w:bottom w:w="50" w:type="dxa"/>
-              <w:right w:w="90" w:type="dxa"/>
-            </w:tcMar>
           </w:tcPr>
           <w:p>
             <w:pPr>
@@ -13309,12 +12227,6 @@
               <w:right w:val="single" w:sz="6" w:space="0" w:color="1F3864"/>
             </w:tcBorders>
             <w:shd w:val="clear" w:color="auto" w:fill="D9E2F3"/>
-            <w:tcMar>
-              <w:top w:w="50" w:type="dxa"/>
-              <w:left w:w="90" w:type="dxa"/>
-              <w:bottom w:w="50" w:type="dxa"/>
-              <w:right w:w="90" w:type="dxa"/>
-            </w:tcMar>
             <w:vAlign w:val="center"/>
           </w:tcPr>
           <w:p>
@@ -13351,12 +12263,6 @@
               <w:right w:val="single" w:sz="6" w:space="0" w:color="1F3864"/>
             </w:tcBorders>
             <w:shd w:val="clear" w:color="auto" w:fill="4472C4"/>
-            <w:tcMar>
-              <w:top w:w="50" w:type="dxa"/>
-              <w:left w:w="90" w:type="dxa"/>
-              <w:bottom w:w="50" w:type="dxa"/>
-              <w:right w:w="90" w:type="dxa"/>
-            </w:tcMar>
             <w:vAlign w:val="center"/>
           </w:tcPr>
           <w:p>
@@ -13423,12 +12329,6 @@
               <w:right w:val="single" w:sz="6" w:space="0" w:color="1F3864"/>
             </w:tcBorders>
             <w:shd w:val="clear" w:color="auto" w:fill="4472C4"/>
-            <w:tcMar>
-              <w:top w:w="50" w:type="dxa"/>
-              <w:left w:w="90" w:type="dxa"/>
-              <w:bottom w:w="50" w:type="dxa"/>
-              <w:right w:w="90" w:type="dxa"/>
-            </w:tcMar>
             <w:vAlign w:val="center"/>
           </w:tcPr>
           <w:p>
@@ -13468,12 +12368,6 @@
               <w:right w:val="single" w:sz="6" w:space="0" w:color="1F3864"/>
             </w:tcBorders>
             <w:shd w:val="clear" w:color="auto" w:fill="4472C4"/>
-            <w:tcMar>
-              <w:top w:w="50" w:type="dxa"/>
-              <w:left w:w="90" w:type="dxa"/>
-              <w:bottom w:w="50" w:type="dxa"/>
-              <w:right w:w="90" w:type="dxa"/>
-            </w:tcMar>
             <w:vAlign w:val="center"/>
           </w:tcPr>
           <w:p>
@@ -13513,12 +12407,6 @@
               <w:right w:val="single" w:sz="6" w:space="0" w:color="1F3864"/>
             </w:tcBorders>
             <w:shd w:val="clear" w:color="auto" w:fill="4472C4"/>
-            <w:tcMar>
-              <w:top w:w="50" w:type="dxa"/>
-              <w:left w:w="90" w:type="dxa"/>
-              <w:bottom w:w="50" w:type="dxa"/>
-              <w:right w:w="90" w:type="dxa"/>
-            </w:tcMar>
             <w:vAlign w:val="center"/>
           </w:tcPr>
           <w:p>
@@ -13558,12 +12446,6 @@
               <w:right w:val="single" w:sz="6" w:space="0" w:color="1F3864"/>
             </w:tcBorders>
             <w:shd w:val="clear" w:color="auto" w:fill="4472C4"/>
-            <w:tcMar>
-              <w:top w:w="50" w:type="dxa"/>
-              <w:left w:w="90" w:type="dxa"/>
-              <w:bottom w:w="50" w:type="dxa"/>
-              <w:right w:w="90" w:type="dxa"/>
-            </w:tcMar>
             <w:vAlign w:val="center"/>
           </w:tcPr>
           <w:p>
@@ -13630,12 +12512,6 @@
               <w:right w:val="single" w:sz="6" w:space="0" w:color="1F3864"/>
             </w:tcBorders>
             <w:shd w:val="clear" w:color="auto" w:fill="D9E2F3"/>
-            <w:tcMar>
-              <w:top w:w="50" w:type="dxa"/>
-              <w:left w:w="90" w:type="dxa"/>
-              <w:bottom w:w="50" w:type="dxa"/>
-              <w:right w:w="90" w:type="dxa"/>
-            </w:tcMar>
           </w:tcPr>
           <w:p>
             <w:pPr>
@@ -13667,12 +12543,6 @@
               <w:right w:val="single" w:sz="6" w:space="0" w:color="1F3864"/>
             </w:tcBorders>
             <w:shd w:val="clear" w:color="auto" w:fill="D9E2F3"/>
-            <w:tcMar>
-              <w:top w:w="50" w:type="dxa"/>
-              <w:left w:w="90" w:type="dxa"/>
-              <w:bottom w:w="50" w:type="dxa"/>
-              <w:right w:w="90" w:type="dxa"/>
-            </w:tcMar>
           </w:tcPr>
           <w:p>
             <w:pPr>
@@ -13704,12 +12574,6 @@
               <w:right w:val="single" w:sz="6" w:space="0" w:color="1F3864"/>
             </w:tcBorders>
             <w:shd w:val="clear" w:color="auto" w:fill="D9E2F3"/>
-            <w:tcMar>
-              <w:top w:w="50" w:type="dxa"/>
-              <w:left w:w="90" w:type="dxa"/>
-              <w:bottom w:w="50" w:type="dxa"/>
-              <w:right w:w="90" w:type="dxa"/>
-            </w:tcMar>
           </w:tcPr>
           <w:p>
             <w:pPr>
@@ -13757,12 +12621,6 @@
               <w:right w:val="single" w:sz="6" w:space="0" w:color="1F3864"/>
             </w:tcBorders>
             <w:shd w:val="clear" w:color="auto" w:fill="D9E2F3"/>
-            <w:tcMar>
-              <w:top w:w="50" w:type="dxa"/>
-              <w:left w:w="90" w:type="dxa"/>
-              <w:bottom w:w="50" w:type="dxa"/>
-              <w:right w:w="90" w:type="dxa"/>
-            </w:tcMar>
           </w:tcPr>
           <w:p>
             <w:pPr>
@@ -13821,12 +12679,6 @@
               <w:right w:val="single" w:sz="6" w:space="0" w:color="1F3864"/>
             </w:tcBorders>
             <w:shd w:val="clear" w:color="auto" w:fill="D9E2F3"/>
-            <w:tcMar>
-              <w:top w:w="50" w:type="dxa"/>
-              <w:left w:w="90" w:type="dxa"/>
-              <w:bottom w:w="50" w:type="dxa"/>
-              <w:right w:w="90" w:type="dxa"/>
-            </w:tcMar>
           </w:tcPr>
           <w:p>
             <w:pPr>
@@ -13858,12 +12710,6 @@
               <w:right w:val="single" w:sz="6" w:space="0" w:color="1F3864"/>
             </w:tcBorders>
             <w:shd w:val="clear" w:color="auto" w:fill="D9E2F3"/>
-            <w:tcMar>
-              <w:top w:w="50" w:type="dxa"/>
-              <w:left w:w="90" w:type="dxa"/>
-              <w:bottom w:w="50" w:type="dxa"/>
-              <w:right w:w="90" w:type="dxa"/>
-            </w:tcMar>
           </w:tcPr>
           <w:p>
             <w:pPr>
@@ -13895,12 +12741,6 @@
               <w:right w:val="single" w:sz="6" w:space="0" w:color="1F3864"/>
             </w:tcBorders>
             <w:shd w:val="clear" w:color="auto" w:fill="D9E2F3"/>
-            <w:tcMar>
-              <w:top w:w="50" w:type="dxa"/>
-              <w:left w:w="90" w:type="dxa"/>
-              <w:bottom w:w="50" w:type="dxa"/>
-              <w:right w:w="90" w:type="dxa"/>
-            </w:tcMar>
           </w:tcPr>
           <w:p>
             <w:pPr>
@@ -13932,12 +12772,6 @@
               <w:right w:val="single" w:sz="6" w:space="0" w:color="1F3864"/>
             </w:tcBorders>
             <w:shd w:val="clear" w:color="auto" w:fill="D9E2F3"/>
-            <w:tcMar>
-              <w:top w:w="50" w:type="dxa"/>
-              <w:left w:w="90" w:type="dxa"/>
-              <w:bottom w:w="50" w:type="dxa"/>
-              <w:right w:w="90" w:type="dxa"/>
-            </w:tcMar>
           </w:tcPr>
           <w:p>
             <w:pPr>
@@ -13996,12 +12830,6 @@
               <w:right w:val="single" w:sz="6" w:space="0" w:color="1F3864"/>
             </w:tcBorders>
             <w:shd w:val="clear" w:color="auto" w:fill="D9E2F3"/>
-            <w:tcMar>
-              <w:top w:w="50" w:type="dxa"/>
-              <w:left w:w="90" w:type="dxa"/>
-              <w:bottom w:w="50" w:type="dxa"/>
-              <w:right w:w="90" w:type="dxa"/>
-            </w:tcMar>
           </w:tcPr>
           <w:p>
             <w:pPr>
@@ -14033,12 +12861,6 @@
               <w:right w:val="single" w:sz="6" w:space="0" w:color="1F3864"/>
             </w:tcBorders>
             <w:shd w:val="clear" w:color="auto" w:fill="D9E2F3"/>
-            <w:tcMar>
-              <w:top w:w="50" w:type="dxa"/>
-              <w:left w:w="90" w:type="dxa"/>
-              <w:bottom w:w="50" w:type="dxa"/>
-              <w:right w:w="90" w:type="dxa"/>
-            </w:tcMar>
           </w:tcPr>
           <w:p>
             <w:pPr>
@@ -14070,12 +12892,6 @@
               <w:right w:val="single" w:sz="6" w:space="0" w:color="1F3864"/>
             </w:tcBorders>
             <w:shd w:val="clear" w:color="auto" w:fill="D9E2F3"/>
-            <w:tcMar>
-              <w:top w:w="50" w:type="dxa"/>
-              <w:left w:w="90" w:type="dxa"/>
-              <w:bottom w:w="50" w:type="dxa"/>
-              <w:right w:w="90" w:type="dxa"/>
-            </w:tcMar>
           </w:tcPr>
           <w:p>
             <w:pPr>
@@ -14107,12 +12923,6 @@
               <w:right w:val="single" w:sz="6" w:space="0" w:color="1F3864"/>
             </w:tcBorders>
             <w:shd w:val="clear" w:color="auto" w:fill="D9E2F3"/>
-            <w:tcMar>
-              <w:top w:w="50" w:type="dxa"/>
-              <w:left w:w="90" w:type="dxa"/>
-              <w:bottom w:w="50" w:type="dxa"/>
-              <w:right w:w="90" w:type="dxa"/>
-            </w:tcMar>
           </w:tcPr>
           <w:p>
             <w:pPr>
@@ -14171,12 +12981,6 @@
               <w:right w:val="single" w:sz="6" w:space="0" w:color="1F3864"/>
             </w:tcBorders>
             <w:shd w:val="clear" w:color="auto" w:fill="4472C4"/>
-            <w:tcMar>
-              <w:top w:w="50" w:type="dxa"/>
-              <w:left w:w="90" w:type="dxa"/>
-              <w:bottom w:w="50" w:type="dxa"/>
-              <w:right w:w="90" w:type="dxa"/>
-            </w:tcMar>
             <w:vAlign w:val="center"/>
           </w:tcPr>
           <w:p>
@@ -14241,12 +13045,6 @@
               <w:right w:val="single" w:sz="6" w:space="0" w:color="1F3864"/>
             </w:tcBorders>
             <w:shd w:val="clear" w:color="auto" w:fill="4472C4"/>
-            <w:tcMar>
-              <w:top w:w="50" w:type="dxa"/>
-              <w:left w:w="90" w:type="dxa"/>
-              <w:bottom w:w="50" w:type="dxa"/>
-              <w:right w:w="90" w:type="dxa"/>
-            </w:tcMar>
             <w:vAlign w:val="center"/>
           </w:tcPr>
           <w:p>
@@ -14313,12 +13111,6 @@
               <w:right w:val="single" w:sz="6" w:space="0" w:color="1F3864"/>
             </w:tcBorders>
             <w:shd w:val="clear" w:color="auto" w:fill="4472C4"/>
-            <w:tcMar>
-              <w:top w:w="50" w:type="dxa"/>
-              <w:left w:w="90" w:type="dxa"/>
-              <w:bottom w:w="50" w:type="dxa"/>
-              <w:right w:w="90" w:type="dxa"/>
-            </w:tcMar>
             <w:vAlign w:val="center"/>
           </w:tcPr>
           <w:p>
@@ -14358,12 +13150,6 @@
               <w:right w:val="single" w:sz="6" w:space="0" w:color="1F3864"/>
             </w:tcBorders>
             <w:shd w:val="clear" w:color="auto" w:fill="4472C4"/>
-            <w:tcMar>
-              <w:top w:w="50" w:type="dxa"/>
-              <w:left w:w="90" w:type="dxa"/>
-              <w:bottom w:w="50" w:type="dxa"/>
-              <w:right w:w="90" w:type="dxa"/>
-            </w:tcMar>
             <w:vAlign w:val="center"/>
           </w:tcPr>
           <w:p>
@@ -14403,12 +13189,6 @@
               <w:right w:val="single" w:sz="6" w:space="0" w:color="1F3864"/>
             </w:tcBorders>
             <w:shd w:val="clear" w:color="auto" w:fill="4472C4"/>
-            <w:tcMar>
-              <w:top w:w="50" w:type="dxa"/>
-              <w:left w:w="90" w:type="dxa"/>
-              <w:bottom w:w="50" w:type="dxa"/>
-              <w:right w:w="90" w:type="dxa"/>
-            </w:tcMar>
             <w:vAlign w:val="center"/>
           </w:tcPr>
           <w:p>
@@ -14448,12 +13228,6 @@
               <w:right w:val="single" w:sz="6" w:space="0" w:color="1F3864"/>
             </w:tcBorders>
             <w:shd w:val="clear" w:color="auto" w:fill="4472C4"/>
-            <w:tcMar>
-              <w:top w:w="50" w:type="dxa"/>
-              <w:left w:w="90" w:type="dxa"/>
-              <w:bottom w:w="50" w:type="dxa"/>
-              <w:right w:w="90" w:type="dxa"/>
-            </w:tcMar>
             <w:vAlign w:val="center"/>
           </w:tcPr>
           <w:p>
@@ -14520,12 +13294,6 @@
               <w:right w:val="single" w:sz="6" w:space="0" w:color="1F3864"/>
             </w:tcBorders>
             <w:shd w:val="clear" w:color="auto" w:fill="D9E2F3"/>
-            <w:tcMar>
-              <w:top w:w="50" w:type="dxa"/>
-              <w:left w:w="90" w:type="dxa"/>
-              <w:bottom w:w="50" w:type="dxa"/>
-              <w:right w:w="90" w:type="dxa"/>
-            </w:tcMar>
           </w:tcPr>
           <w:p>
             <w:pPr>
@@ -14557,12 +13325,6 @@
               <w:right w:val="single" w:sz="6" w:space="0" w:color="1F3864"/>
             </w:tcBorders>
             <w:shd w:val="clear" w:color="auto" w:fill="D9E2F3"/>
-            <w:tcMar>
-              <w:top w:w="50" w:type="dxa"/>
-              <w:left w:w="90" w:type="dxa"/>
-              <w:bottom w:w="50" w:type="dxa"/>
-              <w:right w:w="90" w:type="dxa"/>
-            </w:tcMar>
           </w:tcPr>
           <w:p>
             <w:pPr>
@@ -14594,12 +13356,6 @@
               <w:right w:val="single" w:sz="6" w:space="0" w:color="1F3864"/>
             </w:tcBorders>
             <w:shd w:val="clear" w:color="auto" w:fill="D9E2F3"/>
-            <w:tcMar>
-              <w:top w:w="50" w:type="dxa"/>
-              <w:left w:w="90" w:type="dxa"/>
-              <w:bottom w:w="50" w:type="dxa"/>
-              <w:right w:w="90" w:type="dxa"/>
-            </w:tcMar>
           </w:tcPr>
           <w:p>
             <w:pPr>
@@ -14631,12 +13387,6 @@
               <w:right w:val="single" w:sz="6" w:space="0" w:color="1F3864"/>
             </w:tcBorders>
             <w:shd w:val="clear" w:color="auto" w:fill="D9E2F3"/>
-            <w:tcMar>
-              <w:top w:w="50" w:type="dxa"/>
-              <w:left w:w="90" w:type="dxa"/>
-              <w:bottom w:w="50" w:type="dxa"/>
-              <w:right w:w="90" w:type="dxa"/>
-            </w:tcMar>
           </w:tcPr>
           <w:p>
             <w:pPr>
@@ -14703,12 +13453,6 @@
               <w:right w:val="single" w:sz="6" w:space="0" w:color="1F3864"/>
             </w:tcBorders>
             <w:shd w:val="clear" w:color="auto" w:fill="D9E2F3"/>
-            <w:tcMar>
-              <w:top w:w="50" w:type="dxa"/>
-              <w:left w:w="90" w:type="dxa"/>
-              <w:bottom w:w="50" w:type="dxa"/>
-              <w:right w:w="90" w:type="dxa"/>
-            </w:tcMar>
           </w:tcPr>
           <w:p>
             <w:pPr>
@@ -14740,12 +13484,6 @@
               <w:right w:val="single" w:sz="6" w:space="0" w:color="1F3864"/>
             </w:tcBorders>
             <w:shd w:val="clear" w:color="auto" w:fill="D9E2F3"/>
-            <w:tcMar>
-              <w:top w:w="50" w:type="dxa"/>
-              <w:left w:w="90" w:type="dxa"/>
-              <w:bottom w:w="50" w:type="dxa"/>
-              <w:right w:w="90" w:type="dxa"/>
-            </w:tcMar>
           </w:tcPr>
           <w:p>
             <w:pPr>
@@ -14777,12 +13515,6 @@
               <w:right w:val="single" w:sz="6" w:space="0" w:color="1F3864"/>
             </w:tcBorders>
             <w:shd w:val="clear" w:color="auto" w:fill="D9E2F3"/>
-            <w:tcMar>
-              <w:top w:w="50" w:type="dxa"/>
-              <w:left w:w="90" w:type="dxa"/>
-              <w:bottom w:w="50" w:type="dxa"/>
-              <w:right w:w="90" w:type="dxa"/>
-            </w:tcMar>
           </w:tcPr>
           <w:p>
             <w:pPr>
@@ -14814,12 +13546,6 @@
               <w:right w:val="single" w:sz="6" w:space="0" w:color="1F3864"/>
             </w:tcBorders>
             <w:shd w:val="clear" w:color="auto" w:fill="D9E2F3"/>
-            <w:tcMar>
-              <w:top w:w="50" w:type="dxa"/>
-              <w:left w:w="90" w:type="dxa"/>
-              <w:bottom w:w="50" w:type="dxa"/>
-              <w:right w:w="90" w:type="dxa"/>
-            </w:tcMar>
           </w:tcPr>
           <w:p>
             <w:pPr>
@@ -14894,12 +13620,6 @@
               <w:right w:val="single" w:sz="6" w:space="0" w:color="1F3864"/>
             </w:tcBorders>
             <w:shd w:val="clear" w:color="auto" w:fill="D9E2F3"/>
-            <w:tcMar>
-              <w:top w:w="50" w:type="dxa"/>
-              <w:left w:w="90" w:type="dxa"/>
-              <w:bottom w:w="50" w:type="dxa"/>
-              <w:right w:w="90" w:type="dxa"/>
-            </w:tcMar>
           </w:tcPr>
           <w:p>
             <w:pPr>
@@ -14931,12 +13651,6 @@
               <w:right w:val="single" w:sz="6" w:space="0" w:color="1F3864"/>
             </w:tcBorders>
             <w:shd w:val="clear" w:color="auto" w:fill="D9E2F3"/>
-            <w:tcMar>
-              <w:top w:w="50" w:type="dxa"/>
-              <w:left w:w="90" w:type="dxa"/>
-              <w:bottom w:w="50" w:type="dxa"/>
-              <w:right w:w="90" w:type="dxa"/>
-            </w:tcMar>
           </w:tcPr>
           <w:p>
             <w:pPr>
@@ -14968,12 +13682,6 @@
               <w:right w:val="single" w:sz="6" w:space="0" w:color="1F3864"/>
             </w:tcBorders>
             <w:shd w:val="clear" w:color="auto" w:fill="D9E2F3"/>
-            <w:tcMar>
-              <w:top w:w="50" w:type="dxa"/>
-              <w:left w:w="90" w:type="dxa"/>
-              <w:bottom w:w="50" w:type="dxa"/>
-              <w:right w:w="90" w:type="dxa"/>
-            </w:tcMar>
           </w:tcPr>
           <w:p>
             <w:pPr>
@@ -15005,12 +13713,6 @@
               <w:right w:val="single" w:sz="6" w:space="0" w:color="1F3864"/>
             </w:tcBorders>
             <w:shd w:val="clear" w:color="auto" w:fill="D9E2F3"/>
-            <w:tcMar>
-              <w:top w:w="50" w:type="dxa"/>
-              <w:left w:w="90" w:type="dxa"/>
-              <w:bottom w:w="50" w:type="dxa"/>
-              <w:right w:w="90" w:type="dxa"/>
-            </w:tcMar>
           </w:tcPr>
           <w:p>
             <w:pPr>
@@ -15069,12 +13771,6 @@
               <w:right w:val="single" w:sz="6" w:space="0" w:color="1F3864"/>
             </w:tcBorders>
             <w:shd w:val="clear" w:color="auto" w:fill="4472C4"/>
-            <w:tcMar>
-              <w:top w:w="50" w:type="dxa"/>
-              <w:left w:w="90" w:type="dxa"/>
-              <w:bottom w:w="50" w:type="dxa"/>
-              <w:right w:w="90" w:type="dxa"/>
-            </w:tcMar>
             <w:vAlign w:val="center"/>
           </w:tcPr>
           <w:p>
@@ -15113,12 +13809,6 @@
               <w:right w:val="single" w:sz="6" w:space="0" w:color="1F3864"/>
             </w:tcBorders>
             <w:shd w:val="clear" w:color="auto" w:fill="4472C4"/>
-            <w:tcMar>
-              <w:top w:w="50" w:type="dxa"/>
-              <w:left w:w="90" w:type="dxa"/>
-              <w:bottom w:w="50" w:type="dxa"/>
-              <w:right w:w="90" w:type="dxa"/>
-            </w:tcMar>
             <w:vAlign w:val="center"/>
           </w:tcPr>
           <w:p>
@@ -15185,12 +13875,6 @@
               <w:right w:val="single" w:sz="6" w:space="0" w:color="1F3864"/>
             </w:tcBorders>
             <w:shd w:val="clear" w:color="auto" w:fill="4472C4"/>
-            <w:tcMar>
-              <w:top w:w="50" w:type="dxa"/>
-              <w:left w:w="90" w:type="dxa"/>
-              <w:bottom w:w="50" w:type="dxa"/>
-              <w:right w:w="90" w:type="dxa"/>
-            </w:tcMar>
             <w:vAlign w:val="center"/>
           </w:tcPr>
           <w:p>
@@ -15230,12 +13914,6 @@
               <w:right w:val="single" w:sz="6" w:space="0" w:color="1F3864"/>
             </w:tcBorders>
             <w:shd w:val="clear" w:color="auto" w:fill="4472C4"/>
-            <w:tcMar>
-              <w:top w:w="50" w:type="dxa"/>
-              <w:left w:w="90" w:type="dxa"/>
-              <w:bottom w:w="50" w:type="dxa"/>
-              <w:right w:w="90" w:type="dxa"/>
-            </w:tcMar>
             <w:vAlign w:val="center"/>
           </w:tcPr>
           <w:p>
@@ -15275,12 +13953,6 @@
               <w:right w:val="single" w:sz="6" w:space="0" w:color="1F3864"/>
             </w:tcBorders>
             <w:shd w:val="clear" w:color="auto" w:fill="4472C4"/>
-            <w:tcMar>
-              <w:top w:w="50" w:type="dxa"/>
-              <w:left w:w="90" w:type="dxa"/>
-              <w:bottom w:w="50" w:type="dxa"/>
-              <w:right w:w="90" w:type="dxa"/>
-            </w:tcMar>
             <w:vAlign w:val="center"/>
           </w:tcPr>
           <w:p>
@@ -15320,12 +13992,6 @@
               <w:right w:val="single" w:sz="6" w:space="0" w:color="1F3864"/>
             </w:tcBorders>
             <w:shd w:val="clear" w:color="auto" w:fill="4472C4"/>
-            <w:tcMar>
-              <w:top w:w="50" w:type="dxa"/>
-              <w:left w:w="90" w:type="dxa"/>
-              <w:bottom w:w="50" w:type="dxa"/>
-              <w:right w:w="90" w:type="dxa"/>
-            </w:tcMar>
             <w:vAlign w:val="center"/>
           </w:tcPr>
           <w:p>
@@ -15391,12 +14057,6 @@
               <w:right w:val="single" w:sz="6" w:space="0" w:color="1F3864"/>
             </w:tcBorders>
             <w:shd w:val="clear" w:color="auto" w:fill="D9E2F3"/>
-            <w:tcMar>
-              <w:top w:w="50" w:type="dxa"/>
-              <w:left w:w="90" w:type="dxa"/>
-              <w:bottom w:w="50" w:type="dxa"/>
-              <w:right w:w="90" w:type="dxa"/>
-            </w:tcMar>
           </w:tcPr>
           <w:p>
             <w:pPr>
@@ -15428,12 +14088,6 @@
               <w:right w:val="single" w:sz="6" w:space="0" w:color="1F3864"/>
             </w:tcBorders>
             <w:shd w:val="clear" w:color="auto" w:fill="D9E2F3"/>
-            <w:tcMar>
-              <w:top w:w="50" w:type="dxa"/>
-              <w:left w:w="90" w:type="dxa"/>
-              <w:bottom w:w="50" w:type="dxa"/>
-              <w:right w:w="90" w:type="dxa"/>
-            </w:tcMar>
           </w:tcPr>
           <w:p>
             <w:pPr>
@@ -15473,12 +14127,6 @@
               <w:right w:val="single" w:sz="6" w:space="0" w:color="1F3864"/>
             </w:tcBorders>
             <w:shd w:val="clear" w:color="auto" w:fill="D9E2F3"/>
-            <w:tcMar>
-              <w:top w:w="50" w:type="dxa"/>
-              <w:left w:w="90" w:type="dxa"/>
-              <w:bottom w:w="50" w:type="dxa"/>
-              <w:right w:w="90" w:type="dxa"/>
-            </w:tcMar>
           </w:tcPr>
           <w:p>
             <w:pPr>
@@ -15542,12 +14190,6 @@
               <w:right w:val="single" w:sz="6" w:space="0" w:color="1F3864"/>
             </w:tcBorders>
             <w:shd w:val="clear" w:color="auto" w:fill="D9E2F3"/>
-            <w:tcMar>
-              <w:top w:w="50" w:type="dxa"/>
-              <w:left w:w="90" w:type="dxa"/>
-              <w:bottom w:w="50" w:type="dxa"/>
-              <w:right w:w="90" w:type="dxa"/>
-            </w:tcMar>
           </w:tcPr>
           <w:p>
             <w:pPr>
@@ -15632,12 +14274,6 @@
               <w:right w:val="single" w:sz="6" w:space="0" w:color="1F3864"/>
             </w:tcBorders>
             <w:shd w:val="clear" w:color="auto" w:fill="D9E2F3"/>
-            <w:tcMar>
-              <w:top w:w="50" w:type="dxa"/>
-              <w:left w:w="90" w:type="dxa"/>
-              <w:bottom w:w="50" w:type="dxa"/>
-              <w:right w:w="90" w:type="dxa"/>
-            </w:tcMar>
           </w:tcPr>
           <w:p>
             <w:pPr>
@@ -15669,12 +14305,6 @@
               <w:right w:val="single" w:sz="6" w:space="0" w:color="1F3864"/>
             </w:tcBorders>
             <w:shd w:val="clear" w:color="auto" w:fill="D9E2F3"/>
-            <w:tcMar>
-              <w:top w:w="50" w:type="dxa"/>
-              <w:left w:w="90" w:type="dxa"/>
-              <w:bottom w:w="50" w:type="dxa"/>
-              <w:right w:w="90" w:type="dxa"/>
-            </w:tcMar>
           </w:tcPr>
           <w:p>
             <w:pPr>
@@ -15706,12 +14336,6 @@
               <w:right w:val="single" w:sz="6" w:space="0" w:color="1F3864"/>
             </w:tcBorders>
             <w:shd w:val="clear" w:color="auto" w:fill="D9E2F3"/>
-            <w:tcMar>
-              <w:top w:w="50" w:type="dxa"/>
-              <w:left w:w="90" w:type="dxa"/>
-              <w:bottom w:w="50" w:type="dxa"/>
-              <w:right w:w="90" w:type="dxa"/>
-            </w:tcMar>
           </w:tcPr>
           <w:p>
             <w:pPr>
@@ -15743,12 +14367,6 @@
               <w:right w:val="single" w:sz="6" w:space="0" w:color="1F3864"/>
             </w:tcBorders>
             <w:shd w:val="clear" w:color="auto" w:fill="D9E2F3"/>
-            <w:tcMar>
-              <w:top w:w="50" w:type="dxa"/>
-              <w:left w:w="90" w:type="dxa"/>
-              <w:bottom w:w="50" w:type="dxa"/>
-              <w:right w:w="90" w:type="dxa"/>
-            </w:tcMar>
           </w:tcPr>
           <w:p>
             <w:pPr>
@@ -15806,12 +14424,6 @@
               <w:right w:val="single" w:sz="6" w:space="0" w:color="1F3864"/>
             </w:tcBorders>
             <w:shd w:val="clear" w:color="auto" w:fill="D9E2F3"/>
-            <w:tcMar>
-              <w:top w:w="50" w:type="dxa"/>
-              <w:left w:w="90" w:type="dxa"/>
-              <w:bottom w:w="50" w:type="dxa"/>
-              <w:right w:w="90" w:type="dxa"/>
-            </w:tcMar>
           </w:tcPr>
           <w:p>
             <w:pPr>
@@ -15843,12 +14455,6 @@
               <w:right w:val="single" w:sz="6" w:space="0" w:color="1F3864"/>
             </w:tcBorders>
             <w:shd w:val="clear" w:color="auto" w:fill="D9E2F3"/>
-            <w:tcMar>
-              <w:top w:w="50" w:type="dxa"/>
-              <w:left w:w="90" w:type="dxa"/>
-              <w:bottom w:w="50" w:type="dxa"/>
-              <w:right w:w="90" w:type="dxa"/>
-            </w:tcMar>
           </w:tcPr>
           <w:p>
             <w:pPr>
@@ -15880,12 +14486,6 @@
               <w:right w:val="single" w:sz="6" w:space="0" w:color="1F3864"/>
             </w:tcBorders>
             <w:shd w:val="clear" w:color="auto" w:fill="D9E2F3"/>
-            <w:tcMar>
-              <w:top w:w="50" w:type="dxa"/>
-              <w:left w:w="90" w:type="dxa"/>
-              <w:bottom w:w="50" w:type="dxa"/>
-              <w:right w:w="90" w:type="dxa"/>
-            </w:tcMar>
           </w:tcPr>
           <w:p>
             <w:pPr>
@@ -15917,12 +14517,6 @@
               <w:right w:val="single" w:sz="6" w:space="0" w:color="1F3864"/>
             </w:tcBorders>
             <w:shd w:val="clear" w:color="auto" w:fill="D9E2F3"/>
-            <w:tcMar>
-              <w:top w:w="50" w:type="dxa"/>
-              <w:left w:w="90" w:type="dxa"/>
-              <w:bottom w:w="50" w:type="dxa"/>
-              <w:right w:w="90" w:type="dxa"/>
-            </w:tcMar>
           </w:tcPr>
           <w:p>
             <w:pPr>
@@ -15981,12 +14575,6 @@
               <w:right w:val="single" w:sz="6" w:space="0" w:color="1F3864"/>
             </w:tcBorders>
             <w:shd w:val="clear" w:color="auto" w:fill="4472C4"/>
-            <w:tcMar>
-              <w:top w:w="50" w:type="dxa"/>
-              <w:left w:w="90" w:type="dxa"/>
-              <w:bottom w:w="50" w:type="dxa"/>
-              <w:right w:w="90" w:type="dxa"/>
-            </w:tcMar>
             <w:vAlign w:val="center"/>
           </w:tcPr>
           <w:p>
@@ -16025,12 +14613,6 @@
               <w:right w:val="single" w:sz="6" w:space="0" w:color="1F3864"/>
             </w:tcBorders>
             <w:shd w:val="clear" w:color="auto" w:fill="4472C4"/>
-            <w:tcMar>
-              <w:top w:w="50" w:type="dxa"/>
-              <w:left w:w="90" w:type="dxa"/>
-              <w:bottom w:w="50" w:type="dxa"/>
-              <w:right w:w="90" w:type="dxa"/>
-            </w:tcMar>
             <w:vAlign w:val="center"/>
           </w:tcPr>
           <w:p>
@@ -16097,12 +14679,6 @@
               <w:right w:val="single" w:sz="6" w:space="0" w:color="1F3864"/>
             </w:tcBorders>
             <w:shd w:val="clear" w:color="auto" w:fill="4472C4"/>
-            <w:tcMar>
-              <w:top w:w="50" w:type="dxa"/>
-              <w:left w:w="90" w:type="dxa"/>
-              <w:bottom w:w="50" w:type="dxa"/>
-              <w:right w:w="90" w:type="dxa"/>
-            </w:tcMar>
             <w:vAlign w:val="center"/>
           </w:tcPr>
           <w:p>
@@ -16142,12 +14718,6 @@
               <w:right w:val="single" w:sz="6" w:space="0" w:color="1F3864"/>
             </w:tcBorders>
             <w:shd w:val="clear" w:color="auto" w:fill="4472C4"/>
-            <w:tcMar>
-              <w:top w:w="50" w:type="dxa"/>
-              <w:left w:w="90" w:type="dxa"/>
-              <w:bottom w:w="50" w:type="dxa"/>
-              <w:right w:w="90" w:type="dxa"/>
-            </w:tcMar>
             <w:vAlign w:val="center"/>
           </w:tcPr>
           <w:p>
@@ -16187,12 +14757,6 @@
               <w:right w:val="single" w:sz="6" w:space="0" w:color="1F3864"/>
             </w:tcBorders>
             <w:shd w:val="clear" w:color="auto" w:fill="4472C4"/>
-            <w:tcMar>
-              <w:top w:w="50" w:type="dxa"/>
-              <w:left w:w="90" w:type="dxa"/>
-              <w:bottom w:w="50" w:type="dxa"/>
-              <w:right w:w="90" w:type="dxa"/>
-            </w:tcMar>
             <w:vAlign w:val="center"/>
           </w:tcPr>
           <w:p>
@@ -16232,12 +14796,6 @@
               <w:right w:val="single" w:sz="6" w:space="0" w:color="1F3864"/>
             </w:tcBorders>
             <w:shd w:val="clear" w:color="auto" w:fill="4472C4"/>
-            <w:tcMar>
-              <w:top w:w="50" w:type="dxa"/>
-              <w:left w:w="90" w:type="dxa"/>
-              <w:bottom w:w="50" w:type="dxa"/>
-              <w:right w:w="90" w:type="dxa"/>
-            </w:tcMar>
             <w:vAlign w:val="center"/>
           </w:tcPr>
           <w:p>
@@ -16304,12 +14862,6 @@
               <w:right w:val="single" w:sz="6" w:space="0" w:color="1F3864"/>
             </w:tcBorders>
             <w:shd w:val="clear" w:color="auto" w:fill="D9E2F3"/>
-            <w:tcMar>
-              <w:top w:w="50" w:type="dxa"/>
-              <w:left w:w="90" w:type="dxa"/>
-              <w:bottom w:w="50" w:type="dxa"/>
-              <w:right w:w="90" w:type="dxa"/>
-            </w:tcMar>
             <w:vAlign w:val="center"/>
           </w:tcPr>
           <w:p>
@@ -16342,12 +14894,6 @@
               <w:right w:val="single" w:sz="6" w:space="0" w:color="1F3864"/>
             </w:tcBorders>
             <w:shd w:val="clear" w:color="auto" w:fill="D9E2F3"/>
-            <w:tcMar>
-              <w:top w:w="50" w:type="dxa"/>
-              <w:left w:w="90" w:type="dxa"/>
-              <w:bottom w:w="50" w:type="dxa"/>
-              <w:right w:w="90" w:type="dxa"/>
-            </w:tcMar>
             <w:vAlign w:val="center"/>
           </w:tcPr>
           <w:p>
@@ -16380,12 +14926,6 @@
               <w:right w:val="single" w:sz="6" w:space="0" w:color="1F3864"/>
             </w:tcBorders>
             <w:shd w:val="clear" w:color="auto" w:fill="D9E2F3"/>
-            <w:tcMar>
-              <w:top w:w="50" w:type="dxa"/>
-              <w:left w:w="90" w:type="dxa"/>
-              <w:bottom w:w="50" w:type="dxa"/>
-              <w:right w:w="90" w:type="dxa"/>
-            </w:tcMar>
             <w:vAlign w:val="center"/>
           </w:tcPr>
           <w:p>
@@ -16418,12 +14958,6 @@
               <w:right w:val="single" w:sz="6" w:space="0" w:color="1F3864"/>
             </w:tcBorders>
             <w:shd w:val="clear" w:color="auto" w:fill="D9E2F3"/>
-            <w:tcMar>
-              <w:top w:w="50" w:type="dxa"/>
-              <w:left w:w="90" w:type="dxa"/>
-              <w:bottom w:w="50" w:type="dxa"/>
-              <w:right w:w="90" w:type="dxa"/>
-            </w:tcMar>
             <w:vAlign w:val="center"/>
           </w:tcPr>
           <w:p>
@@ -16483,12 +15017,6 @@
               <w:right w:val="single" w:sz="6" w:space="0" w:color="1F3864"/>
             </w:tcBorders>
             <w:shd w:val="clear" w:color="auto" w:fill="D9E2F3"/>
-            <w:tcMar>
-              <w:top w:w="50" w:type="dxa"/>
-              <w:left w:w="90" w:type="dxa"/>
-              <w:bottom w:w="50" w:type="dxa"/>
-              <w:right w:w="90" w:type="dxa"/>
-            </w:tcMar>
             <w:vAlign w:val="center"/>
           </w:tcPr>
           <w:p>
@@ -16521,12 +15049,6 @@
               <w:right w:val="single" w:sz="6" w:space="0" w:color="1F3864"/>
             </w:tcBorders>
             <w:shd w:val="clear" w:color="auto" w:fill="D9E2F3"/>
-            <w:tcMar>
-              <w:top w:w="50" w:type="dxa"/>
-              <w:left w:w="90" w:type="dxa"/>
-              <w:bottom w:w="50" w:type="dxa"/>
-              <w:right w:w="90" w:type="dxa"/>
-            </w:tcMar>
             <w:vAlign w:val="center"/>
           </w:tcPr>
           <w:p>
@@ -16559,12 +15081,6 @@
               <w:right w:val="single" w:sz="6" w:space="0" w:color="1F3864"/>
             </w:tcBorders>
             <w:shd w:val="clear" w:color="auto" w:fill="D9E2F3"/>
-            <w:tcMar>
-              <w:top w:w="50" w:type="dxa"/>
-              <w:left w:w="90" w:type="dxa"/>
-              <w:bottom w:w="50" w:type="dxa"/>
-              <w:right w:w="90" w:type="dxa"/>
-            </w:tcMar>
             <w:vAlign w:val="center"/>
           </w:tcPr>
           <w:p>
@@ -16597,12 +15113,6 @@
               <w:right w:val="single" w:sz="6" w:space="0" w:color="1F3864"/>
             </w:tcBorders>
             <w:shd w:val="clear" w:color="auto" w:fill="D9E2F3"/>
-            <w:tcMar>
-              <w:top w:w="50" w:type="dxa"/>
-              <w:left w:w="90" w:type="dxa"/>
-              <w:bottom w:w="50" w:type="dxa"/>
-              <w:right w:w="90" w:type="dxa"/>
-            </w:tcMar>
             <w:vAlign w:val="center"/>
           </w:tcPr>
           <w:p>
@@ -16662,12 +15172,6 @@
               <w:right w:val="single" w:sz="6" w:space="0" w:color="1F3864"/>
             </w:tcBorders>
             <w:shd w:val="clear" w:color="auto" w:fill="D9E2F3"/>
-            <w:tcMar>
-              <w:top w:w="50" w:type="dxa"/>
-              <w:left w:w="90" w:type="dxa"/>
-              <w:bottom w:w="50" w:type="dxa"/>
-              <w:right w:w="90" w:type="dxa"/>
-            </w:tcMar>
             <w:vAlign w:val="center"/>
           </w:tcPr>
           <w:p>
@@ -16700,12 +15204,6 @@
               <w:right w:val="single" w:sz="6" w:space="0" w:color="1F3864"/>
             </w:tcBorders>
             <w:shd w:val="clear" w:color="auto" w:fill="D9E2F3"/>
-            <w:tcMar>
-              <w:top w:w="50" w:type="dxa"/>
-              <w:left w:w="90" w:type="dxa"/>
-              <w:bottom w:w="50" w:type="dxa"/>
-              <w:right w:w="90" w:type="dxa"/>
-            </w:tcMar>
             <w:vAlign w:val="center"/>
           </w:tcPr>
           <w:p>
@@ -16738,12 +15236,6 @@
               <w:right w:val="single" w:sz="6" w:space="0" w:color="1F3864"/>
             </w:tcBorders>
             <w:shd w:val="clear" w:color="auto" w:fill="D9E2F3"/>
-            <w:tcMar>
-              <w:top w:w="50" w:type="dxa"/>
-              <w:left w:w="90" w:type="dxa"/>
-              <w:bottom w:w="50" w:type="dxa"/>
-              <w:right w:w="90" w:type="dxa"/>
-            </w:tcMar>
             <w:vAlign w:val="center"/>
           </w:tcPr>
           <w:p>
@@ -16776,12 +15268,6 @@
               <w:right w:val="single" w:sz="6" w:space="0" w:color="1F3864"/>
             </w:tcBorders>
             <w:shd w:val="clear" w:color="auto" w:fill="D9E2F3"/>
-            <w:tcMar>
-              <w:top w:w="50" w:type="dxa"/>
-              <w:left w:w="90" w:type="dxa"/>
-              <w:bottom w:w="50" w:type="dxa"/>
-              <w:right w:w="90" w:type="dxa"/>
-            </w:tcMar>
             <w:vAlign w:val="center"/>
           </w:tcPr>
           <w:p>
@@ -16841,12 +15327,6 @@
               <w:right w:val="single" w:sz="6" w:space="0" w:color="1F3864"/>
             </w:tcBorders>
             <w:shd w:val="clear" w:color="auto" w:fill="4472C4"/>
-            <w:tcMar>
-              <w:top w:w="50" w:type="dxa"/>
-              <w:left w:w="90" w:type="dxa"/>
-              <w:bottom w:w="50" w:type="dxa"/>
-              <w:right w:w="90" w:type="dxa"/>
-            </w:tcMar>
             <w:vAlign w:val="center"/>
           </w:tcPr>
           <w:p>
@@ -16885,12 +15365,6 @@
               <w:right w:val="single" w:sz="6" w:space="0" w:color="1F3864"/>
             </w:tcBorders>
             <w:shd w:val="clear" w:color="auto" w:fill="4472C4"/>
-            <w:tcMar>
-              <w:top w:w="50" w:type="dxa"/>
-              <w:left w:w="90" w:type="dxa"/>
-              <w:bottom w:w="50" w:type="dxa"/>
-              <w:right w:w="90" w:type="dxa"/>
-            </w:tcMar>
             <w:vAlign w:val="center"/>
           </w:tcPr>
           <w:p>
@@ -16967,12 +15441,6 @@
               <w:right w:val="single" w:sz="6" w:space="0" w:color="1F3864"/>
             </w:tcBorders>
             <w:shd w:val="clear" w:color="auto" w:fill="4472C4"/>
-            <w:tcMar>
-              <w:top w:w="50" w:type="dxa"/>
-              <w:left w:w="90" w:type="dxa"/>
-              <w:bottom w:w="50" w:type="dxa"/>
-              <w:right w:w="90" w:type="dxa"/>
-            </w:tcMar>
             <w:vAlign w:val="center"/>
           </w:tcPr>
           <w:p>
@@ -17012,12 +15480,6 @@
               <w:right w:val="single" w:sz="6" w:space="0" w:color="1F3864"/>
             </w:tcBorders>
             <w:shd w:val="clear" w:color="auto" w:fill="4472C4"/>
-            <w:tcMar>
-              <w:top w:w="50" w:type="dxa"/>
-              <w:left w:w="90" w:type="dxa"/>
-              <w:bottom w:w="50" w:type="dxa"/>
-              <w:right w:w="90" w:type="dxa"/>
-            </w:tcMar>
             <w:vAlign w:val="center"/>
           </w:tcPr>
           <w:p>
@@ -17057,12 +15519,6 @@
               <w:right w:val="single" w:sz="6" w:space="0" w:color="1F3864"/>
             </w:tcBorders>
             <w:shd w:val="clear" w:color="auto" w:fill="4472C4"/>
-            <w:tcMar>
-              <w:top w:w="50" w:type="dxa"/>
-              <w:left w:w="90" w:type="dxa"/>
-              <w:bottom w:w="50" w:type="dxa"/>
-              <w:right w:w="90" w:type="dxa"/>
-            </w:tcMar>
             <w:vAlign w:val="center"/>
           </w:tcPr>
           <w:p>
@@ -17102,12 +15558,6 @@
               <w:right w:val="single" w:sz="6" w:space="0" w:color="1F3864"/>
             </w:tcBorders>
             <w:shd w:val="clear" w:color="auto" w:fill="4472C4"/>
-            <w:tcMar>
-              <w:top w:w="50" w:type="dxa"/>
-              <w:left w:w="90" w:type="dxa"/>
-              <w:bottom w:w="50" w:type="dxa"/>
-              <w:right w:w="90" w:type="dxa"/>
-            </w:tcMar>
             <w:vAlign w:val="center"/>
           </w:tcPr>
           <w:p>
@@ -17174,12 +15624,6 @@
               <w:right w:val="single" w:sz="6" w:space="0" w:color="1F3864"/>
             </w:tcBorders>
             <w:shd w:val="clear" w:color="auto" w:fill="D9E2F3"/>
-            <w:tcMar>
-              <w:top w:w="50" w:type="dxa"/>
-              <w:left w:w="90" w:type="dxa"/>
-              <w:bottom w:w="50" w:type="dxa"/>
-              <w:right w:w="90" w:type="dxa"/>
-            </w:tcMar>
             <w:vAlign w:val="center"/>
           </w:tcPr>
           <w:p>
@@ -17212,12 +15656,6 @@
               <w:right w:val="single" w:sz="6" w:space="0" w:color="1F3864"/>
             </w:tcBorders>
             <w:shd w:val="clear" w:color="auto" w:fill="D9E2F3"/>
-            <w:tcMar>
-              <w:top w:w="50" w:type="dxa"/>
-              <w:left w:w="90" w:type="dxa"/>
-              <w:bottom w:w="50" w:type="dxa"/>
-              <w:right w:w="90" w:type="dxa"/>
-            </w:tcMar>
           </w:tcPr>
           <w:p>
             <w:pPr>
@@ -17265,12 +15703,6 @@
               <w:right w:val="single" w:sz="6" w:space="0" w:color="1F3864"/>
             </w:tcBorders>
             <w:shd w:val="clear" w:color="auto" w:fill="D9E2F3"/>
-            <w:tcMar>
-              <w:top w:w="50" w:type="dxa"/>
-              <w:left w:w="90" w:type="dxa"/>
-              <w:bottom w:w="50" w:type="dxa"/>
-              <w:right w:w="90" w:type="dxa"/>
-            </w:tcMar>
           </w:tcPr>
           <w:p>
             <w:pPr>
@@ -17318,12 +15750,6 @@
               <w:right w:val="single" w:sz="6" w:space="0" w:color="1F3864"/>
             </w:tcBorders>
             <w:shd w:val="clear" w:color="auto" w:fill="D9E2F3"/>
-            <w:tcMar>
-              <w:top w:w="50" w:type="dxa"/>
-              <w:left w:w="90" w:type="dxa"/>
-              <w:bottom w:w="50" w:type="dxa"/>
-              <w:right w:w="90" w:type="dxa"/>
-            </w:tcMar>
           </w:tcPr>
           <w:p>
             <w:pPr>
@@ -17391,12 +15817,6 @@
               <w:right w:val="single" w:sz="6" w:space="0" w:color="1F3864"/>
             </w:tcBorders>
             <w:shd w:val="clear" w:color="auto" w:fill="D9E2F3"/>
-            <w:tcMar>
-              <w:top w:w="50" w:type="dxa"/>
-              <w:left w:w="90" w:type="dxa"/>
-              <w:bottom w:w="50" w:type="dxa"/>
-              <w:right w:w="90" w:type="dxa"/>
-            </w:tcMar>
             <w:vAlign w:val="center"/>
           </w:tcPr>
           <w:p>
@@ -17429,12 +15849,6 @@
               <w:right w:val="single" w:sz="6" w:space="0" w:color="1F3864"/>
             </w:tcBorders>
             <w:shd w:val="clear" w:color="auto" w:fill="D9E2F3"/>
-            <w:tcMar>
-              <w:top w:w="50" w:type="dxa"/>
-              <w:left w:w="90" w:type="dxa"/>
-              <w:bottom w:w="50" w:type="dxa"/>
-              <w:right w:w="90" w:type="dxa"/>
-            </w:tcMar>
             <w:vAlign w:val="center"/>
           </w:tcPr>
           <w:p>
@@ -17483,12 +15897,6 @@
               <w:right w:val="single" w:sz="6" w:space="0" w:color="1F3864"/>
             </w:tcBorders>
             <w:shd w:val="clear" w:color="auto" w:fill="D9E2F3"/>
-            <w:tcMar>
-              <w:top w:w="50" w:type="dxa"/>
-              <w:left w:w="90" w:type="dxa"/>
-              <w:bottom w:w="50" w:type="dxa"/>
-              <w:right w:w="90" w:type="dxa"/>
-            </w:tcMar>
             <w:vAlign w:val="center"/>
           </w:tcPr>
           <w:p>
@@ -17537,12 +15945,6 @@
               <w:right w:val="single" w:sz="6" w:space="0" w:color="1F3864"/>
             </w:tcBorders>
             <w:shd w:val="clear" w:color="auto" w:fill="D9E2F3"/>
-            <w:tcMar>
-              <w:top w:w="50" w:type="dxa"/>
-              <w:left w:w="90" w:type="dxa"/>
-              <w:bottom w:w="50" w:type="dxa"/>
-              <w:right w:w="90" w:type="dxa"/>
-            </w:tcMar>
             <w:vAlign w:val="center"/>
           </w:tcPr>
           <w:p>
@@ -17634,12 +16036,6 @@
               <w:right w:val="single" w:sz="6" w:space="0" w:color="1F3864"/>
             </w:tcBorders>
             <w:shd w:val="clear" w:color="auto" w:fill="D9E2F3"/>
-            <w:tcMar>
-              <w:top w:w="50" w:type="dxa"/>
-              <w:left w:w="90" w:type="dxa"/>
-              <w:bottom w:w="50" w:type="dxa"/>
-              <w:right w:w="90" w:type="dxa"/>
-            </w:tcMar>
             <w:vAlign w:val="center"/>
           </w:tcPr>
           <w:p>
@@ -17672,12 +16068,6 @@
               <w:right w:val="single" w:sz="6" w:space="0" w:color="1F3864"/>
             </w:tcBorders>
             <w:shd w:val="clear" w:color="auto" w:fill="D9E2F3"/>
-            <w:tcMar>
-              <w:top w:w="50" w:type="dxa"/>
-              <w:left w:w="90" w:type="dxa"/>
-              <w:bottom w:w="50" w:type="dxa"/>
-              <w:right w:w="90" w:type="dxa"/>
-            </w:tcMar>
             <w:vAlign w:val="center"/>
           </w:tcPr>
           <w:p>
@@ -17710,12 +16100,6 @@
               <w:right w:val="single" w:sz="6" w:space="0" w:color="1F3864"/>
             </w:tcBorders>
             <w:shd w:val="clear" w:color="auto" w:fill="D9E2F3"/>
-            <w:tcMar>
-              <w:top w:w="50" w:type="dxa"/>
-              <w:left w:w="90" w:type="dxa"/>
-              <w:bottom w:w="50" w:type="dxa"/>
-              <w:right w:w="90" w:type="dxa"/>
-            </w:tcMar>
             <w:vAlign w:val="center"/>
           </w:tcPr>
           <w:p>
@@ -17748,12 +16132,6 @@
               <w:right w:val="single" w:sz="6" w:space="0" w:color="1F3864"/>
             </w:tcBorders>
             <w:shd w:val="clear" w:color="auto" w:fill="D9E2F3"/>
-            <w:tcMar>
-              <w:top w:w="50" w:type="dxa"/>
-              <w:left w:w="90" w:type="dxa"/>
-              <w:bottom w:w="50" w:type="dxa"/>
-              <w:right w:w="90" w:type="dxa"/>
-            </w:tcMar>
             <w:vAlign w:val="center"/>
           </w:tcPr>
           <w:p>
@@ -17813,12 +16191,6 @@
               <w:right w:val="single" w:sz="6" w:space="0" w:color="1F3864"/>
             </w:tcBorders>
             <w:shd w:val="clear" w:color="auto" w:fill="4472C4"/>
-            <w:tcMar>
-              <w:top w:w="50" w:type="dxa"/>
-              <w:left w:w="90" w:type="dxa"/>
-              <w:bottom w:w="50" w:type="dxa"/>
-              <w:right w:w="90" w:type="dxa"/>
-            </w:tcMar>
             <w:vAlign w:val="center"/>
           </w:tcPr>
           <w:p>
@@ -17885,12 +16257,6 @@
               <w:right w:val="single" w:sz="6" w:space="0" w:color="1F3864"/>
             </w:tcBorders>
             <w:shd w:val="clear" w:color="auto" w:fill="4472C4"/>
-            <w:tcMar>
-              <w:top w:w="50" w:type="dxa"/>
-              <w:left w:w="90" w:type="dxa"/>
-              <w:bottom w:w="50" w:type="dxa"/>
-              <w:right w:w="90" w:type="dxa"/>
-            </w:tcMar>
             <w:vAlign w:val="center"/>
           </w:tcPr>
           <w:p>
@@ -17957,12 +16323,6 @@
               <w:right w:val="single" w:sz="6" w:space="0" w:color="1F3864"/>
             </w:tcBorders>
             <w:shd w:val="clear" w:color="auto" w:fill="4472C4"/>
-            <w:tcMar>
-              <w:top w:w="50" w:type="dxa"/>
-              <w:left w:w="90" w:type="dxa"/>
-              <w:bottom w:w="50" w:type="dxa"/>
-              <w:right w:w="90" w:type="dxa"/>
-            </w:tcMar>
             <w:vAlign w:val="center"/>
           </w:tcPr>
           <w:p>
@@ -18002,12 +16362,6 @@
               <w:right w:val="single" w:sz="6" w:space="0" w:color="1F3864"/>
             </w:tcBorders>
             <w:shd w:val="clear" w:color="auto" w:fill="4472C4"/>
-            <w:tcMar>
-              <w:top w:w="50" w:type="dxa"/>
-              <w:left w:w="90" w:type="dxa"/>
-              <w:bottom w:w="50" w:type="dxa"/>
-              <w:right w:w="90" w:type="dxa"/>
-            </w:tcMar>
             <w:vAlign w:val="center"/>
           </w:tcPr>
           <w:p>
@@ -18047,12 +16401,6 @@
               <w:right w:val="single" w:sz="6" w:space="0" w:color="1F3864"/>
             </w:tcBorders>
             <w:shd w:val="clear" w:color="auto" w:fill="4472C4"/>
-            <w:tcMar>
-              <w:top w:w="50" w:type="dxa"/>
-              <w:left w:w="90" w:type="dxa"/>
-              <w:bottom w:w="50" w:type="dxa"/>
-              <w:right w:w="90" w:type="dxa"/>
-            </w:tcMar>
             <w:vAlign w:val="center"/>
           </w:tcPr>
           <w:p>
@@ -18092,12 +16440,6 @@
               <w:right w:val="single" w:sz="6" w:space="0" w:color="1F3864"/>
             </w:tcBorders>
             <w:shd w:val="clear" w:color="auto" w:fill="4472C4"/>
-            <w:tcMar>
-              <w:top w:w="50" w:type="dxa"/>
-              <w:left w:w="90" w:type="dxa"/>
-              <w:bottom w:w="50" w:type="dxa"/>
-              <w:right w:w="90" w:type="dxa"/>
-            </w:tcMar>
             <w:vAlign w:val="center"/>
           </w:tcPr>
           <w:p>
@@ -18164,12 +16506,6 @@
               <w:right w:val="single" w:sz="6" w:space="0" w:color="1F3864"/>
             </w:tcBorders>
             <w:shd w:val="clear" w:color="auto" w:fill="D9E2F3"/>
-            <w:tcMar>
-              <w:top w:w="50" w:type="dxa"/>
-              <w:left w:w="90" w:type="dxa"/>
-              <w:bottom w:w="50" w:type="dxa"/>
-              <w:right w:w="90" w:type="dxa"/>
-            </w:tcMar>
           </w:tcPr>
           <w:p>
             <w:pPr>
@@ -18201,12 +16537,6 @@
               <w:right w:val="single" w:sz="6" w:space="0" w:color="1F3864"/>
             </w:tcBorders>
             <w:shd w:val="clear" w:color="auto" w:fill="D9E2F3"/>
-            <w:tcMar>
-              <w:top w:w="50" w:type="dxa"/>
-              <w:left w:w="90" w:type="dxa"/>
-              <w:bottom w:w="50" w:type="dxa"/>
-              <w:right w:w="90" w:type="dxa"/>
-            </w:tcMar>
           </w:tcPr>
           <w:p>
             <w:pPr>
@@ -18254,12 +16584,6 @@
               <w:right w:val="single" w:sz="6" w:space="0" w:color="1F3864"/>
             </w:tcBorders>
             <w:shd w:val="clear" w:color="auto" w:fill="D9E2F3"/>
-            <w:tcMar>
-              <w:top w:w="50" w:type="dxa"/>
-              <w:left w:w="90" w:type="dxa"/>
-              <w:bottom w:w="50" w:type="dxa"/>
-              <w:right w:w="90" w:type="dxa"/>
-            </w:tcMar>
           </w:tcPr>
           <w:p>
             <w:pPr>
@@ -18291,12 +16615,6 @@
               <w:right w:val="single" w:sz="6" w:space="0" w:color="1F3864"/>
             </w:tcBorders>
             <w:shd w:val="clear" w:color="auto" w:fill="D9E2F3"/>
-            <w:tcMar>
-              <w:top w:w="50" w:type="dxa"/>
-              <w:left w:w="90" w:type="dxa"/>
-              <w:bottom w:w="50" w:type="dxa"/>
-              <w:right w:w="90" w:type="dxa"/>
-            </w:tcMar>
           </w:tcPr>
           <w:p>
             <w:pPr>
@@ -18363,12 +16681,6 @@
               <w:right w:val="single" w:sz="6" w:space="0" w:color="1F3864"/>
             </w:tcBorders>
             <w:shd w:val="clear" w:color="auto" w:fill="D9E2F3"/>
-            <w:tcMar>
-              <w:top w:w="50" w:type="dxa"/>
-              <w:left w:w="90" w:type="dxa"/>
-              <w:bottom w:w="50" w:type="dxa"/>
-              <w:right w:w="90" w:type="dxa"/>
-            </w:tcMar>
           </w:tcPr>
           <w:p>
             <w:pPr>
@@ -18400,12 +16712,6 @@
               <w:right w:val="single" w:sz="6" w:space="0" w:color="1F3864"/>
             </w:tcBorders>
             <w:shd w:val="clear" w:color="auto" w:fill="D9E2F3"/>
-            <w:tcMar>
-              <w:top w:w="50" w:type="dxa"/>
-              <w:left w:w="90" w:type="dxa"/>
-              <w:bottom w:w="50" w:type="dxa"/>
-              <w:right w:w="90" w:type="dxa"/>
-            </w:tcMar>
           </w:tcPr>
           <w:p>
             <w:pPr>
@@ -18437,12 +16743,6 @@
               <w:right w:val="single" w:sz="6" w:space="0" w:color="1F3864"/>
             </w:tcBorders>
             <w:shd w:val="clear" w:color="auto" w:fill="D9E2F3"/>
-            <w:tcMar>
-              <w:top w:w="50" w:type="dxa"/>
-              <w:left w:w="90" w:type="dxa"/>
-              <w:bottom w:w="50" w:type="dxa"/>
-              <w:right w:w="90" w:type="dxa"/>
-            </w:tcMar>
           </w:tcPr>
           <w:p>
             <w:pPr>
@@ -18482,12 +16782,6 @@
               <w:right w:val="single" w:sz="6" w:space="0" w:color="1F3864"/>
             </w:tcBorders>
             <w:shd w:val="clear" w:color="auto" w:fill="D9E2F3"/>
-            <w:tcMar>
-              <w:top w:w="50" w:type="dxa"/>
-              <w:left w:w="90" w:type="dxa"/>
-              <w:bottom w:w="50" w:type="dxa"/>
-              <w:right w:w="90" w:type="dxa"/>
-            </w:tcMar>
           </w:tcPr>
           <w:p>
             <w:pPr>
@@ -18562,12 +16856,6 @@
               <w:right w:val="single" w:sz="6" w:space="0" w:color="1F3864"/>
             </w:tcBorders>
             <w:shd w:val="clear" w:color="auto" w:fill="D9E2F3"/>
-            <w:tcMar>
-              <w:top w:w="50" w:type="dxa"/>
-              <w:left w:w="90" w:type="dxa"/>
-              <w:bottom w:w="50" w:type="dxa"/>
-              <w:right w:w="90" w:type="dxa"/>
-            </w:tcMar>
           </w:tcPr>
           <w:p>
             <w:pPr>
@@ -18599,12 +16887,6 @@
               <w:right w:val="single" w:sz="6" w:space="0" w:color="1F3864"/>
             </w:tcBorders>
             <w:shd w:val="clear" w:color="auto" w:fill="D9E2F3"/>
-            <w:tcMar>
-              <w:top w:w="50" w:type="dxa"/>
-              <w:left w:w="90" w:type="dxa"/>
-              <w:bottom w:w="50" w:type="dxa"/>
-              <w:right w:w="90" w:type="dxa"/>
-            </w:tcMar>
           </w:tcPr>
           <w:p>
             <w:pPr>
@@ -18636,12 +16918,6 @@
               <w:right w:val="single" w:sz="6" w:space="0" w:color="1F3864"/>
             </w:tcBorders>
             <w:shd w:val="clear" w:color="auto" w:fill="D9E2F3"/>
-            <w:tcMar>
-              <w:top w:w="50" w:type="dxa"/>
-              <w:left w:w="90" w:type="dxa"/>
-              <w:bottom w:w="50" w:type="dxa"/>
-              <w:right w:w="90" w:type="dxa"/>
-            </w:tcMar>
           </w:tcPr>
           <w:p>
             <w:pPr>
@@ -18673,12 +16949,6 @@
               <w:right w:val="single" w:sz="6" w:space="0" w:color="1F3864"/>
             </w:tcBorders>
             <w:shd w:val="clear" w:color="auto" w:fill="D9E2F3"/>
-            <w:tcMar>
-              <w:top w:w="50" w:type="dxa"/>
-              <w:left w:w="90" w:type="dxa"/>
-              <w:bottom w:w="50" w:type="dxa"/>
-              <w:right w:w="90" w:type="dxa"/>
-            </w:tcMar>
           </w:tcPr>
           <w:p>
             <w:pPr>
@@ -18737,12 +17007,6 @@
               <w:right w:val="single" w:sz="6" w:space="0" w:color="1F3864"/>
             </w:tcBorders>
             <w:shd w:val="clear" w:color="auto" w:fill="4472C4"/>
-            <w:tcMar>
-              <w:top w:w="50" w:type="dxa"/>
-              <w:left w:w="90" w:type="dxa"/>
-              <w:bottom w:w="50" w:type="dxa"/>
-              <w:right w:w="90" w:type="dxa"/>
-            </w:tcMar>
             <w:vAlign w:val="center"/>
           </w:tcPr>
           <w:p>
@@ -18781,12 +17045,6 @@
               <w:right w:val="single" w:sz="6" w:space="0" w:color="1F3864"/>
             </w:tcBorders>
             <w:shd w:val="clear" w:color="auto" w:fill="4472C4"/>
-            <w:tcMar>
-              <w:top w:w="50" w:type="dxa"/>
-              <w:left w:w="90" w:type="dxa"/>
-              <w:bottom w:w="50" w:type="dxa"/>
-              <w:right w:w="90" w:type="dxa"/>
-            </w:tcMar>
             <w:vAlign w:val="center"/>
           </w:tcPr>
           <w:p>
@@ -18853,12 +17111,6 @@
               <w:right w:val="single" w:sz="6" w:space="0" w:color="1F3864"/>
             </w:tcBorders>
             <w:shd w:val="clear" w:color="auto" w:fill="4472C4"/>
-            <w:tcMar>
-              <w:top w:w="50" w:type="dxa"/>
-              <w:left w:w="90" w:type="dxa"/>
-              <w:bottom w:w="50" w:type="dxa"/>
-              <w:right w:w="90" w:type="dxa"/>
-            </w:tcMar>
             <w:vAlign w:val="center"/>
           </w:tcPr>
           <w:p>
@@ -18898,12 +17150,6 @@
               <w:right w:val="single" w:sz="6" w:space="0" w:color="1F3864"/>
             </w:tcBorders>
             <w:shd w:val="clear" w:color="auto" w:fill="4472C4"/>
-            <w:tcMar>
-              <w:top w:w="50" w:type="dxa"/>
-              <w:left w:w="90" w:type="dxa"/>
-              <w:bottom w:w="50" w:type="dxa"/>
-              <w:right w:w="90" w:type="dxa"/>
-            </w:tcMar>
             <w:vAlign w:val="center"/>
           </w:tcPr>
           <w:p>
@@ -18943,12 +17189,6 @@
               <w:right w:val="single" w:sz="6" w:space="0" w:color="1F3864"/>
             </w:tcBorders>
             <w:shd w:val="clear" w:color="auto" w:fill="4472C4"/>
-            <w:tcMar>
-              <w:top w:w="50" w:type="dxa"/>
-              <w:left w:w="90" w:type="dxa"/>
-              <w:bottom w:w="50" w:type="dxa"/>
-              <w:right w:w="90" w:type="dxa"/>
-            </w:tcMar>
             <w:vAlign w:val="center"/>
           </w:tcPr>
           <w:p>
@@ -18988,12 +17228,6 @@
               <w:right w:val="single" w:sz="6" w:space="0" w:color="1F3864"/>
             </w:tcBorders>
             <w:shd w:val="clear" w:color="auto" w:fill="4472C4"/>
-            <w:tcMar>
-              <w:top w:w="50" w:type="dxa"/>
-              <w:left w:w="90" w:type="dxa"/>
-              <w:bottom w:w="50" w:type="dxa"/>
-              <w:right w:w="90" w:type="dxa"/>
-            </w:tcMar>
             <w:vAlign w:val="center"/>
           </w:tcPr>
           <w:p>
@@ -19060,12 +17294,6 @@
               <w:right w:val="single" w:sz="6" w:space="0" w:color="1F3864"/>
             </w:tcBorders>
             <w:shd w:val="clear" w:color="auto" w:fill="D9E2F3"/>
-            <w:tcMar>
-              <w:top w:w="50" w:type="dxa"/>
-              <w:left w:w="90" w:type="dxa"/>
-              <w:bottom w:w="50" w:type="dxa"/>
-              <w:right w:w="90" w:type="dxa"/>
-            </w:tcMar>
           </w:tcPr>
           <w:p>
             <w:pPr>
@@ -19097,12 +17325,6 @@
               <w:right w:val="single" w:sz="6" w:space="0" w:color="1F3864"/>
             </w:tcBorders>
             <w:shd w:val="clear" w:color="auto" w:fill="D9E2F3"/>
-            <w:tcMar>
-              <w:top w:w="50" w:type="dxa"/>
-              <w:left w:w="90" w:type="dxa"/>
-              <w:bottom w:w="50" w:type="dxa"/>
-              <w:right w:w="90" w:type="dxa"/>
-            </w:tcMar>
           </w:tcPr>
           <w:p>
             <w:pPr>
@@ -19150,12 +17372,6 @@
               <w:right w:val="single" w:sz="6" w:space="0" w:color="1F3864"/>
             </w:tcBorders>
             <w:shd w:val="clear" w:color="auto" w:fill="D9E2F3"/>
-            <w:tcMar>
-              <w:top w:w="50" w:type="dxa"/>
-              <w:left w:w="90" w:type="dxa"/>
-              <w:bottom w:w="50" w:type="dxa"/>
-              <w:right w:w="90" w:type="dxa"/>
-            </w:tcMar>
           </w:tcPr>
           <w:p>
             <w:pPr>
@@ -19211,12 +17427,6 @@
               <w:right w:val="single" w:sz="6" w:space="0" w:color="1F3864"/>
             </w:tcBorders>
             <w:shd w:val="clear" w:color="auto" w:fill="D9E2F3"/>
-            <w:tcMar>
-              <w:top w:w="50" w:type="dxa"/>
-              <w:left w:w="90" w:type="dxa"/>
-              <w:bottom w:w="50" w:type="dxa"/>
-              <w:right w:w="90" w:type="dxa"/>
-            </w:tcMar>
           </w:tcPr>
           <w:p>
             <w:pPr>
@@ -19308,12 +17518,6 @@
               <w:right w:val="single" w:sz="6" w:space="0" w:color="1F3864"/>
             </w:tcBorders>
             <w:shd w:val="clear" w:color="auto" w:fill="D9E2F3"/>
-            <w:tcMar>
-              <w:top w:w="50" w:type="dxa"/>
-              <w:left w:w="90" w:type="dxa"/>
-              <w:bottom w:w="50" w:type="dxa"/>
-              <w:right w:w="90" w:type="dxa"/>
-            </w:tcMar>
           </w:tcPr>
           <w:p>
             <w:pPr>
@@ -19345,12 +17549,6 @@
               <w:right w:val="single" w:sz="6" w:space="0" w:color="1F3864"/>
             </w:tcBorders>
             <w:shd w:val="clear" w:color="auto" w:fill="D9E2F3"/>
-            <w:tcMar>
-              <w:top w:w="50" w:type="dxa"/>
-              <w:left w:w="90" w:type="dxa"/>
-              <w:bottom w:w="50" w:type="dxa"/>
-              <w:right w:w="90" w:type="dxa"/>
-            </w:tcMar>
           </w:tcPr>
           <w:p>
             <w:pPr>
@@ -19382,12 +17580,6 @@
               <w:right w:val="single" w:sz="6" w:space="0" w:color="1F3864"/>
             </w:tcBorders>
             <w:shd w:val="clear" w:color="auto" w:fill="D9E2F3"/>
-            <w:tcMar>
-              <w:top w:w="50" w:type="dxa"/>
-              <w:left w:w="90" w:type="dxa"/>
-              <w:bottom w:w="50" w:type="dxa"/>
-              <w:right w:w="90" w:type="dxa"/>
-            </w:tcMar>
           </w:tcPr>
           <w:p>
             <w:pPr>
@@ -19419,12 +17611,6 @@
               <w:right w:val="single" w:sz="6" w:space="0" w:color="1F3864"/>
             </w:tcBorders>
             <w:shd w:val="clear" w:color="auto" w:fill="D9E2F3"/>
-            <w:tcMar>
-              <w:top w:w="50" w:type="dxa"/>
-              <w:left w:w="90" w:type="dxa"/>
-              <w:bottom w:w="50" w:type="dxa"/>
-              <w:right w:w="90" w:type="dxa"/>
-            </w:tcMar>
           </w:tcPr>
           <w:p>
             <w:pPr>
@@ -19483,12 +17669,6 @@
               <w:right w:val="single" w:sz="6" w:space="0" w:color="1F3864"/>
             </w:tcBorders>
             <w:shd w:val="clear" w:color="auto" w:fill="D9E2F3"/>
-            <w:tcMar>
-              <w:top w:w="50" w:type="dxa"/>
-              <w:left w:w="90" w:type="dxa"/>
-              <w:bottom w:w="50" w:type="dxa"/>
-              <w:right w:w="90" w:type="dxa"/>
-            </w:tcMar>
           </w:tcPr>
           <w:p>
             <w:pPr>
@@ -19520,12 +17700,6 @@
               <w:right w:val="single" w:sz="6" w:space="0" w:color="1F3864"/>
             </w:tcBorders>
             <w:shd w:val="clear" w:color="auto" w:fill="D9E2F3"/>
-            <w:tcMar>
-              <w:top w:w="50" w:type="dxa"/>
-              <w:left w:w="90" w:type="dxa"/>
-              <w:bottom w:w="50" w:type="dxa"/>
-              <w:right w:w="90" w:type="dxa"/>
-            </w:tcMar>
           </w:tcPr>
           <w:p>
             <w:pPr>
@@ -19557,12 +17731,6 @@
               <w:right w:val="single" w:sz="6" w:space="0" w:color="1F3864"/>
             </w:tcBorders>
             <w:shd w:val="clear" w:color="auto" w:fill="D9E2F3"/>
-            <w:tcMar>
-              <w:top w:w="50" w:type="dxa"/>
-              <w:left w:w="90" w:type="dxa"/>
-              <w:bottom w:w="50" w:type="dxa"/>
-              <w:right w:w="90" w:type="dxa"/>
-            </w:tcMar>
           </w:tcPr>
           <w:p>
             <w:pPr>
@@ -19594,12 +17762,6 @@
               <w:right w:val="single" w:sz="6" w:space="0" w:color="1F3864"/>
             </w:tcBorders>
             <w:shd w:val="clear" w:color="auto" w:fill="D9E2F3"/>
-            <w:tcMar>
-              <w:top w:w="50" w:type="dxa"/>
-              <w:left w:w="90" w:type="dxa"/>
-              <w:bottom w:w="50" w:type="dxa"/>
-              <w:right w:w="90" w:type="dxa"/>
-            </w:tcMar>
           </w:tcPr>
           <w:p>
             <w:pPr>
@@ -19657,12 +17819,6 @@
               <w:right w:val="single" w:sz="6" w:space="0" w:color="1F3864"/>
             </w:tcBorders>
             <w:shd w:val="clear" w:color="auto" w:fill="4472C4"/>
-            <w:tcMar>
-              <w:top w:w="50" w:type="dxa"/>
-              <w:left w:w="90" w:type="dxa"/>
-              <w:bottom w:w="50" w:type="dxa"/>
-              <w:right w:w="90" w:type="dxa"/>
-            </w:tcMar>
             <w:vAlign w:val="center"/>
           </w:tcPr>
           <w:p>
@@ -19701,12 +17857,6 @@
               <w:right w:val="single" w:sz="6" w:space="0" w:color="1F3864"/>
             </w:tcBorders>
             <w:shd w:val="clear" w:color="auto" w:fill="4472C4"/>
-            <w:tcMar>
-              <w:top w:w="50" w:type="dxa"/>
-              <w:left w:w="90" w:type="dxa"/>
-              <w:bottom w:w="50" w:type="dxa"/>
-              <w:right w:w="90" w:type="dxa"/>
-            </w:tcMar>
             <w:vAlign w:val="center"/>
           </w:tcPr>
           <w:p>
@@ -19771,12 +17921,6 @@
               <w:right w:val="single" w:sz="6" w:space="0" w:color="1F3864"/>
             </w:tcBorders>
             <w:shd w:val="clear" w:color="auto" w:fill="D9E2F3"/>
-            <w:tcMar>
-              <w:top w:w="50" w:type="dxa"/>
-              <w:left w:w="90" w:type="dxa"/>
-              <w:bottom w:w="50" w:type="dxa"/>
-              <w:right w:w="90" w:type="dxa"/>
-            </w:tcMar>
             <w:vAlign w:val="center"/>
           </w:tcPr>
           <w:p>
@@ -19805,12 +17949,6 @@
               <w:right w:val="single" w:sz="6" w:space="0" w:color="1F3864"/>
             </w:tcBorders>
             <w:shd w:val="clear" w:color="auto" w:fill="D9E2F3"/>
-            <w:tcMar>
-              <w:top w:w="50" w:type="dxa"/>
-              <w:left w:w="90" w:type="dxa"/>
-              <w:bottom w:w="50" w:type="dxa"/>
-              <w:right w:w="90" w:type="dxa"/>
-            </w:tcMar>
             <w:vAlign w:val="center"/>
           </w:tcPr>
           <w:p>
@@ -19830,6 +17968,55 @@
           </w:p>
         </w:tc>
       </w:tr>
+    </w:tbl>
+    <w:p>
+      <w:pPr>
+        <w:spacing w:before="0" w:after="0" w:line="240" w:lineRule="auto"/>
+        <w:rPr>
+          <w:sz w:val="18"/>
+          <w:szCs w:val="18"/>
+        </w:rPr>
+      </w:pPr>
+    </w:p>
+    <w:tbl>
+      <w:tblPr>
+        <w:tblW w:w="9405" w:type="dxa"/>
+        <w:jc w:val="center"/>
+        <w:tblBorders>
+          <w:top w:val="single" w:sz="6" w:space="0" w:color="1F3864"/>
+          <w:left w:val="single" w:sz="6" w:space="0" w:color="1F3864"/>
+          <w:bottom w:val="single" w:sz="6" w:space="0" w:color="1F3864"/>
+          <w:right w:val="single" w:sz="6" w:space="0" w:color="1F3864"/>
+          <w:insideH w:val="single" w:sz="6" w:space="0" w:color="1F3864"/>
+          <w:insideV w:val="single" w:sz="6" w:space="0" w:color="1F3864"/>
+        </w:tblBorders>
+        <w:tblLayout w:type="fixed"/>
+        <w:tblCellMar>
+          <w:top w:w="40" w:type="dxa"/>
+          <w:left w:w="90" w:type="dxa"/>
+          <w:bottom w:w="40" w:type="dxa"/>
+          <w:right w:w="90" w:type="dxa"/>
+        </w:tblCellMar>
+        <w:tblLook w:val="0000" w:firstRow="0" w:lastRow="0" w:firstColumn="0" w:lastColumn="0" w:noHBand="0" w:noVBand="0"/>
+      </w:tblPr>
+      <w:tblGrid>
+        <w:gridCol w:w="1175"/>
+        <w:gridCol w:w="391"/>
+        <w:gridCol w:w="391"/>
+        <w:gridCol w:w="391"/>
+        <w:gridCol w:w="783"/>
+        <w:gridCol w:w="391"/>
+        <w:gridCol w:w="391"/>
+        <w:gridCol w:w="783"/>
+        <w:gridCol w:w="783"/>
+        <w:gridCol w:w="391"/>
+        <w:gridCol w:w="391"/>
+        <w:gridCol w:w="391"/>
+        <w:gridCol w:w="391"/>
+        <w:gridCol w:w="391"/>
+        <w:gridCol w:w="391"/>
+        <w:gridCol w:w="1567"/>
+      </w:tblGrid>
       <w:tr>
         <w:tc>
           <w:tcPr>
@@ -19842,12 +18029,6 @@
               <w:right w:val="single" w:sz="6" w:space="0" w:color="1F3864"/>
             </w:tcBorders>
             <w:shd w:val="clear" w:color="auto" w:fill="D9E2F3"/>
-            <w:tcMar>
-              <w:top w:w="50" w:type="dxa"/>
-              <w:left w:w="90" w:type="dxa"/>
-              <w:bottom w:w="50" w:type="dxa"/>
-              <w:right w:w="90" w:type="dxa"/>
-            </w:tcMar>
           </w:tcPr>
           <w:p>
             <w:pPr>
@@ -20396,12 +18577,6 @@
               <w:right w:val="single" w:sz="6" w:space="0" w:color="1F3864"/>
             </w:tcBorders>
             <w:shd w:val="clear" w:color="auto" w:fill="D9E2F3"/>
-            <w:tcMar>
-              <w:top w:w="50" w:type="dxa"/>
-              <w:left w:w="90" w:type="dxa"/>
-              <w:bottom w:w="50" w:type="dxa"/>
-              <w:right w:w="90" w:type="dxa"/>
-            </w:tcMar>
           </w:tcPr>
           <w:p>
             <w:pPr>
